--- a/backend/apps/operaciones/templates/Proios_Cotizacion_Servicios_TEMPLATE_ES.docx
+++ b/backend/apps/operaciones/templates/Proios_Cotizacion_Servicios_TEMPLATE_ES.docx
@@ -67,12 +67,21 @@
             <w:pPr>
               <w:spacing w:after="20"/>
             </w:pPr>
-            <w:r>
-              <w:rPr>
-                <w:b/>
-                <w:bCs/>
-              </w:rPr>
-              <w:t>Proios S.A.</w:t>
+            <w:proofErr w:type="spellStart"/>
+            <w:r>
+              <w:rPr>
+                <w:b/>
+                <w:bCs/>
+              </w:rPr>
+              <w:t>Proios</w:t>
+            </w:r>
+            <w:proofErr w:type="spellEnd"/>
+            <w:r>
+              <w:rPr>
+                <w:b/>
+                <w:bCs/>
+              </w:rPr>
+              <w:t xml:space="preserve"> S.A.</w:t>
             </w:r>
           </w:p>
           <w:p>
@@ -92,7 +101,23 @@
                 <w:i/>
                 <w:iCs/>
               </w:rPr>
-              <w:t>Comodoro Pedro Zanni 351, 5.º Piso – 503 LN (C1104AAH)</w:t>
+              <w:t xml:space="preserve">Comodoro Pedro </w:t>
+            </w:r>
+            <w:proofErr w:type="spellStart"/>
+            <w:r>
+              <w:rPr>
+                <w:i/>
+                <w:iCs/>
+              </w:rPr>
+              <w:t>Zanni</w:t>
+            </w:r>
+            <w:proofErr w:type="spellEnd"/>
+            <w:r>
+              <w:rPr>
+                <w:i/>
+                <w:iCs/>
+              </w:rPr>
+              <w:t xml:space="preserve"> 351, 5.º Piso – 503 LN (C1104AAH)</w:t>
             </w:r>
           </w:p>
           <w:p>
@@ -160,7 +185,23 @@
                 <w:i/>
                 <w:iCs/>
               </w:rPr>
-              <w:t>{{atencion}}</w:t>
+              <w:t>{{</w:t>
+            </w:r>
+            <w:proofErr w:type="spellStart"/>
+            <w:r>
+              <w:rPr>
+                <w:i/>
+                <w:iCs/>
+              </w:rPr>
+              <w:t>atencion</w:t>
+            </w:r>
+            <w:proofErr w:type="spellEnd"/>
+            <w:r>
+              <w:rPr>
+                <w:i/>
+                <w:iCs/>
+              </w:rPr>
+              <w:t>}}</w:t>
             </w:r>
           </w:p>
         </w:tc>
@@ -195,6 +236,7 @@
             <w:pPr>
               <w:spacing w:after="20"/>
             </w:pPr>
+            <w:proofErr w:type="spellStart"/>
             <w:r>
               <w:rPr>
                 <w:b/>
@@ -204,6 +246,7 @@
               </w:rPr>
               <w:t>N.°</w:t>
             </w:r>
+            <w:proofErr w:type="spellEnd"/>
             <w:r>
               <w:rPr>
                 <w:sz w:val="18"/>
@@ -217,7 +260,25 @@
                 <w:b/>
                 <w:bCs/>
               </w:rPr>
-              <w:t>{{ref}}</w:t>
+              <w:t>{{</w:t>
+            </w:r>
+            <w:proofErr w:type="spellStart"/>
+            <w:r>
+              <w:rPr>
+                <w:rFonts w:ascii="Consolas" w:eastAsia="Consolas" w:hAnsi="Consolas" w:cs="Consolas"/>
+                <w:b/>
+                <w:bCs/>
+              </w:rPr>
+              <w:t>ref</w:t>
+            </w:r>
+            <w:proofErr w:type="spellEnd"/>
+            <w:r>
+              <w:rPr>
+                <w:rFonts w:ascii="Consolas" w:eastAsia="Consolas" w:hAnsi="Consolas" w:cs="Consolas"/>
+                <w:b/>
+                <w:bCs/>
+              </w:rPr>
+              <w:t>}}</w:t>
             </w:r>
           </w:p>
           <w:p>
@@ -331,7 +392,25 @@
                 <w:b/>
                 <w:bCs/>
               </w:rPr>
-              <w:t>{{ubicacion}}</w:t>
+              <w:t>{{</w:t>
+            </w:r>
+            <w:proofErr w:type="spellStart"/>
+            <w:r>
+              <w:rPr>
+                <w:rFonts w:ascii="Consolas" w:eastAsia="Consolas" w:hAnsi="Consolas" w:cs="Consolas"/>
+                <w:b/>
+                <w:bCs/>
+              </w:rPr>
+              <w:t>ubicacion</w:t>
+            </w:r>
+            <w:proofErr w:type="spellEnd"/>
+            <w:r>
+              <w:rPr>
+                <w:rFonts w:ascii="Consolas" w:eastAsia="Consolas" w:hAnsi="Consolas" w:cs="Consolas"/>
+                <w:b/>
+                <w:bCs/>
+              </w:rPr>
+              <w:t>}}</w:t>
             </w:r>
           </w:p>
           <w:p>
@@ -473,6 +552,7 @@
             <w:pPr>
               <w:jc w:val="center"/>
             </w:pPr>
+            <w:proofErr w:type="spellStart"/>
             <w:r>
               <w:rPr>
                 <w:b/>
@@ -480,7 +560,17 @@
                 <w:sz w:val="17"/>
                 <w:szCs w:val="17"/>
               </w:rPr>
-              <w:t>Cant.</w:t>
+              <w:t>Cant</w:t>
+            </w:r>
+            <w:proofErr w:type="spellEnd"/>
+            <w:r>
+              <w:rPr>
+                <w:b/>
+                <w:bCs/>
+                <w:sz w:val="17"/>
+                <w:szCs w:val="17"/>
+              </w:rPr>
+              <w:t>.</w:t>
             </w:r>
           </w:p>
         </w:tc>
@@ -536,7 +626,27 @@
                 <w:sz w:val="17"/>
                 <w:szCs w:val="17"/>
               </w:rPr>
-              <w:t>Precio unit.</w:t>
+              <w:t xml:space="preserve">Precio </w:t>
+            </w:r>
+            <w:proofErr w:type="spellStart"/>
+            <w:r>
+              <w:rPr>
+                <w:b/>
+                <w:bCs/>
+                <w:sz w:val="17"/>
+                <w:szCs w:val="17"/>
+              </w:rPr>
+              <w:t>unit</w:t>
+            </w:r>
+            <w:proofErr w:type="spellEnd"/>
+            <w:r>
+              <w:rPr>
+                <w:b/>
+                <w:bCs/>
+                <w:sz w:val="17"/>
+                <w:szCs w:val="17"/>
+              </w:rPr>
+              <w:t>.</w:t>
             </w:r>
           </w:p>
         </w:tc>
@@ -716,7 +826,25 @@
                 <w:iCs/>
                 <w:lang w:val="en-GB"/>
               </w:rPr>
-              <w:t>{{item.descripcion}}</w:t>
+              <w:t>{{</w:t>
+            </w:r>
+            <w:proofErr w:type="spellStart"/>
+            <w:r>
+              <w:rPr>
+                <w:i/>
+                <w:iCs/>
+                <w:lang w:val="en-GB"/>
+              </w:rPr>
+              <w:t>item.descripcion</w:t>
+            </w:r>
+            <w:proofErr w:type="spellEnd"/>
+            <w:r>
+              <w:rPr>
+                <w:i/>
+                <w:iCs/>
+                <w:lang w:val="en-GB"/>
+              </w:rPr>
+              <w:t>}}</w:t>
             </w:r>
           </w:p>
         </w:tc>
@@ -736,7 +864,23 @@
                 <w:i/>
                 <w:iCs/>
               </w:rPr>
-              <w:t>{{item.categoria}}</w:t>
+              <w:t>{{</w:t>
+            </w:r>
+            <w:proofErr w:type="spellStart"/>
+            <w:r>
+              <w:rPr>
+                <w:i/>
+                <w:iCs/>
+              </w:rPr>
+              <w:t>item.categoria</w:t>
+            </w:r>
+            <w:proofErr w:type="spellEnd"/>
+            <w:r>
+              <w:rPr>
+                <w:i/>
+                <w:iCs/>
+              </w:rPr>
+              <w:t>}}</w:t>
             </w:r>
           </w:p>
         </w:tc>
@@ -755,7 +899,15 @@
               <w:jc w:val="center"/>
             </w:pPr>
             <w:r>
-              <w:t>{{item.cantidad}}</w:t>
+              <w:t>{{</w:t>
+            </w:r>
+            <w:proofErr w:type="spellStart"/>
+            <w:r>
+              <w:t>item.cantidad</w:t>
+            </w:r>
+            <w:proofErr w:type="spellEnd"/>
+            <w:r>
+              <w:t>}}</w:t>
             </w:r>
           </w:p>
         </w:tc>
@@ -774,7 +926,15 @@
               <w:jc w:val="center"/>
             </w:pPr>
             <w:r>
-              <w:t>{{item.unidad}}</w:t>
+              <w:t>{{</w:t>
+            </w:r>
+            <w:proofErr w:type="spellStart"/>
+            <w:r>
+              <w:t>item.unidad</w:t>
+            </w:r>
+            <w:proofErr w:type="spellEnd"/>
+            <w:r>
+              <w:t>}}</w:t>
             </w:r>
           </w:p>
         </w:tc>
@@ -793,7 +953,15 @@
               <w:jc w:val="right"/>
             </w:pPr>
             <w:r>
-              <w:t>{{item.precio}}</w:t>
+              <w:t>{{</w:t>
+            </w:r>
+            <w:proofErr w:type="spellStart"/>
+            <w:r>
+              <w:t>item.precio</w:t>
+            </w:r>
+            <w:proofErr w:type="spellEnd"/>
+            <w:r>
+              <w:t>}}</w:t>
             </w:r>
           </w:p>
         </w:tc>
@@ -821,7 +989,23 @@
                 <w:i/>
                 <w:iCs/>
               </w:rPr>
-              <w:t>{{item.importe}}</w:t>
+              <w:t>{{</w:t>
+            </w:r>
+            <w:proofErr w:type="spellStart"/>
+            <w:r>
+              <w:rPr>
+                <w:i/>
+                <w:iCs/>
+              </w:rPr>
+              <w:t>item.importe</w:t>
+            </w:r>
+            <w:proofErr w:type="spellEnd"/>
+            <w:r>
+              <w:rPr>
+                <w:i/>
+                <w:iCs/>
+              </w:rPr>
+              <w:t>}}</w:t>
             </w:r>
           </w:p>
         </w:tc>
@@ -930,7 +1114,39 @@
                 <w:i/>
                 <w:iCs/>
               </w:rPr>
-              <w:t>{%tr endfor %}</w:t>
+              <w:t>{%</w:t>
+            </w:r>
+            <w:proofErr w:type="spellStart"/>
+            <w:r>
+              <w:rPr>
+                <w:i/>
+                <w:iCs/>
+              </w:rPr>
+              <w:t>tr</w:t>
+            </w:r>
+            <w:proofErr w:type="spellEnd"/>
+            <w:r>
+              <w:rPr>
+                <w:i/>
+                <w:iCs/>
+              </w:rPr>
+              <w:t xml:space="preserve"> </w:t>
+            </w:r>
+            <w:proofErr w:type="spellStart"/>
+            <w:r>
+              <w:rPr>
+                <w:i/>
+                <w:iCs/>
+              </w:rPr>
+              <w:t>endfor</w:t>
+            </w:r>
+            <w:proofErr w:type="spellEnd"/>
+            <w:r>
+              <w:rPr>
+                <w:i/>
+                <w:iCs/>
+              </w:rPr>
+              <w:t xml:space="preserve"> %}</w:t>
             </w:r>
           </w:p>
           <w:p>
@@ -1084,7 +1300,23 @@
                       <w:i/>
                       <w:iCs/>
                     </w:rPr>
-                    <w:t>{{iva}}</w:t>
+                    <w:t>{{</w:t>
+                  </w:r>
+                  <w:proofErr w:type="spellStart"/>
+                  <w:r>
+                    <w:rPr>
+                      <w:i/>
+                      <w:iCs/>
+                    </w:rPr>
+                    <w:t>iva</w:t>
+                  </w:r>
+                  <w:proofErr w:type="spellEnd"/>
+                  <w:r>
+                    <w:rPr>
+                      <w:i/>
+                      <w:iCs/>
+                    </w:rPr>
+                    <w:t>}}</w:t>
                   </w:r>
                 </w:p>
               </w:tc>
@@ -1318,7 +1550,23 @@
                 <w:i/>
                 <w:iCs/>
               </w:rPr>
-              <w:t>{{forma_de_pago}}</w:t>
+              <w:t>{{</w:t>
+            </w:r>
+            <w:proofErr w:type="spellStart"/>
+            <w:r>
+              <w:rPr>
+                <w:i/>
+                <w:iCs/>
+              </w:rPr>
+              <w:t>forma_de_pago</w:t>
+            </w:r>
+            <w:proofErr w:type="spellEnd"/>
+            <w:r>
+              <w:rPr>
+                <w:i/>
+                <w:iCs/>
+              </w:rPr>
+              <w:t>}}</w:t>
             </w:r>
           </w:p>
         </w:tc>
@@ -1364,7 +1612,23 @@
                 <w:i/>
                 <w:iCs/>
               </w:rPr>
-              <w:t>{{tiempo_entrega}}</w:t>
+              <w:t>{{</w:t>
+            </w:r>
+            <w:proofErr w:type="spellStart"/>
+            <w:r>
+              <w:rPr>
+                <w:i/>
+                <w:iCs/>
+              </w:rPr>
+              <w:t>tiempo_entrega</w:t>
+            </w:r>
+            <w:proofErr w:type="spellEnd"/>
+            <w:r>
+              <w:rPr>
+                <w:i/>
+                <w:iCs/>
+              </w:rPr>
+              <w:t>}}</w:t>
             </w:r>
             <w:r>
               <w:rPr>
@@ -1418,7 +1682,23 @@
                 <w:i/>
                 <w:iCs/>
               </w:rPr>
-              <w:t>{{lugar_entrega}}</w:t>
+              <w:t>{{</w:t>
+            </w:r>
+            <w:proofErr w:type="spellStart"/>
+            <w:r>
+              <w:rPr>
+                <w:i/>
+                <w:iCs/>
+              </w:rPr>
+              <w:t>lugar_entrega</w:t>
+            </w:r>
+            <w:proofErr w:type="spellEnd"/>
+            <w:r>
+              <w:rPr>
+                <w:i/>
+                <w:iCs/>
+              </w:rPr>
+              <w:t>}}</w:t>
             </w:r>
           </w:p>
         </w:tc>
@@ -1464,7 +1744,23 @@
                 <w:i/>
                 <w:iCs/>
               </w:rPr>
-              <w:t>{{garantia}}</w:t>
+              <w:t>{{</w:t>
+            </w:r>
+            <w:proofErr w:type="spellStart"/>
+            <w:r>
+              <w:rPr>
+                <w:i/>
+                <w:iCs/>
+              </w:rPr>
+              <w:t>garantia</w:t>
+            </w:r>
+            <w:proofErr w:type="spellEnd"/>
+            <w:r>
+              <w:rPr>
+                <w:i/>
+                <w:iCs/>
+              </w:rPr>
+              <w:t>}}</w:t>
             </w:r>
           </w:p>
         </w:tc>
@@ -1481,17 +1777,7 @@
             </w:tcMar>
             <w:vAlign w:val="center"/>
           </w:tcPr>
-          <w:p>
-            <w:r>
-              <w:rPr>
-                <w:b/>
-                <w:bCs/>
-                <w:sz w:val="19"/>
-                <w:szCs w:val="19"/>
-              </w:rPr>
-              <w:t>Impuestos</w:t>
-            </w:r>
-          </w:p>
+          <w:p/>
         </w:tc>
         <w:tc>
           <w:tcPr>
@@ -1504,15 +1790,7 @@
             </w:tcMar>
             <w:vAlign w:val="center"/>
           </w:tcPr>
-          <w:p>
-            <w:r>
-              <w:rPr>
-                <w:i/>
-                <w:iCs/>
-              </w:rPr>
-              <w:t>{{impuestos}}</w:t>
-            </w:r>
-          </w:p>
+          <w:p/>
         </w:tc>
       </w:tr>
     </w:tbl>
@@ -1566,7 +1844,23 @@
         </w:numPr>
       </w:pPr>
       <w:r>
-        <w:t>Este monto global cubre únicamente los trabajos designados en esta cotización. Cualquier acero, trabajo o daño adicional detectado tras el crop-out será re-cotizado y facturado por separado.</w:t>
+        <w:t xml:space="preserve">Este monto global cubre únicamente los trabajos designados en esta cotización. Cualquier acero, trabajo o daño adicional detectado tras el </w:t>
+      </w:r>
+      <w:proofErr w:type="spellStart"/>
+      <w:r>
+        <w:t>crop-out</w:t>
+      </w:r>
+      <w:proofErr w:type="spellEnd"/>
+      <w:r>
+        <w:t xml:space="preserve"> será </w:t>
+      </w:r>
+      <w:proofErr w:type="spellStart"/>
+      <w:r>
+        <w:t>re-cotizado</w:t>
+      </w:r>
+      <w:proofErr w:type="spellEnd"/>
+      <w:r>
+        <w:t xml:space="preserve"> y facturado por separado.</w:t>
       </w:r>
     </w:p>
     <w:p>
@@ -1578,10 +1872,7 @@
         </w:numPr>
       </w:pPr>
       <w:r>
-        <w:t>Las reparaciones están sujetas a la apro</w:t>
-      </w:r>
-      <w:r>
-        <w:t>bación y asistencia de la Sociedad de Clasificación.</w:t>
+        <w:t>Las reparaciones están sujetas a la aprobación y asistencia de la Sociedad de Clasificación.</w:t>
       </w:r>
     </w:p>
     <w:p>
@@ -1622,7 +1913,15 @@
     </w:p>
     <w:p>
       <w:r>
-        <w:t>{{cargo}} – Proios S.A.</w:t>
+        <w:t xml:space="preserve">{{cargo}} – </w:t>
+      </w:r>
+      <w:proofErr w:type="spellStart"/>
+      <w:r>
+        <w:t>Proios</w:t>
+      </w:r>
+      <w:proofErr w:type="spellEnd"/>
+      <w:r>
+        <w:t xml:space="preserve"> S.A.</w:t>
       </w:r>
     </w:p>
     <w:p>
@@ -1631,14 +1930,23 @@
           <w:i/>
           <w:iCs/>
         </w:rPr>
-        <w:t>{{fir</w:t>
+        <w:t>{{</w:t>
       </w:r>
+      <w:proofErr w:type="spellStart"/>
       <w:r>
         <w:rPr>
           <w:i/>
           <w:iCs/>
         </w:rPr>
-        <w:t>mante_email}}</w:t>
+        <w:t>firmante_email</w:t>
+      </w:r>
+      <w:proofErr w:type="spellEnd"/>
+      <w:r>
+        <w:rPr>
+          <w:i/>
+          <w:iCs/>
+        </w:rPr>
+        <w:t>}}</w:t>
       </w:r>
     </w:p>
     <w:sectPr>
@@ -1683,12 +1991,37 @@
         <w:tab w:val="right" w:pos="9360"/>
       </w:tabs>
     </w:pPr>
+    <w:proofErr w:type="spellStart"/>
     <w:r>
       <w:rPr>
         <w:sz w:val="14"/>
         <w:szCs w:val="14"/>
       </w:rPr>
-      <w:t>Proios S.A. · Comodoro Pedro Zanni 351, 5.º Piso – 503 LN, Buenos Aires (C1104AAH)  ·  info@proios.com  ·  www.proios.com</w:t>
+      <w:t>Proios</w:t>
+    </w:r>
+    <w:proofErr w:type="spellEnd"/>
+    <w:r>
+      <w:rPr>
+        <w:sz w:val="14"/>
+        <w:szCs w:val="14"/>
+      </w:rPr>
+      <w:t xml:space="preserve"> S.A. · Comodoro Pedro </w:t>
+    </w:r>
+    <w:proofErr w:type="spellStart"/>
+    <w:r>
+      <w:rPr>
+        <w:sz w:val="14"/>
+        <w:szCs w:val="14"/>
+      </w:rPr>
+      <w:t>Zanni</w:t>
+    </w:r>
+    <w:proofErr w:type="spellEnd"/>
+    <w:r>
+      <w:rPr>
+        <w:sz w:val="14"/>
+        <w:szCs w:val="14"/>
+      </w:rPr>
+      <w:t xml:space="preserve"> 351, 5.º Piso – 503 LN, Buenos Aires (C1104AAH)  ·  info@proios.com  ·  www.proios.com</w:t>
     </w:r>
     <w:r>
       <w:rPr>
@@ -2499,6 +2832,7 @@
   <w:style w:type="character" w:default="1" w:styleId="Fuentedeprrafopredeter">
     <w:name w:val="Default Paragraph Font"/>
     <w:uiPriority w:val="1"/>
+    <w:semiHidden/>
     <w:unhideWhenUsed/>
   </w:style>
   <w:style w:type="table" w:default="1" w:styleId="Tablanormal">

--- a/backend/apps/operaciones/templates/Proios_Cotizacion_Servicios_TEMPLATE_ES.docx
+++ b/backend/apps/operaciones/templates/Proios_Cotizacion_Servicios_TEMPLATE_ES.docx
@@ -5,9 +5,13 @@
     <w:p>
       <w:pPr>
         <w:spacing w:before="120"/>
+        <w:rPr>
+          <w:rFonts w:ascii="Tahoma" w:hAnsi="Tahoma" w:cs="Tahoma"/>
+        </w:rPr>
       </w:pPr>
       <w:r>
         <w:rPr>
+          <w:rFonts w:ascii="Tahoma" w:hAnsi="Tahoma" w:cs="Tahoma"/>
           <w:b/>
           <w:bCs/>
           <w:sz w:val="52"/>
@@ -19,6 +23,9 @@
     <w:p>
       <w:pPr>
         <w:spacing w:after="60"/>
+        <w:rPr>
+          <w:rFonts w:ascii="Tahoma" w:hAnsi="Tahoma" w:cs="Tahoma"/>
+        </w:rPr>
       </w:pPr>
     </w:p>
     <w:tbl>
@@ -32,8 +39,8 @@
       </w:tblPr>
       <w:tblGrid>
         <w:gridCol w:w="3120"/>
-        <w:gridCol w:w="3120"/>
-        <w:gridCol w:w="3120"/>
+        <w:gridCol w:w="2976"/>
+        <w:gridCol w:w="3264"/>
       </w:tblGrid>
       <w:tr>
         <w:tc>
@@ -52,13 +59,15 @@
                 <w:bottom w:val="single" w:sz="6" w:space="3" w:color="1394B1"/>
               </w:pBdr>
               <w:spacing w:after="70"/>
-            </w:pPr>
-            <w:r>
-              <w:rPr>
+              <w:rPr>
+                <w:rFonts w:ascii="Tahoma" w:hAnsi="Tahoma" w:cs="Tahoma"/>
+              </w:rPr>
+            </w:pPr>
+            <w:r>
+              <w:rPr>
+                <w:rFonts w:ascii="Tahoma" w:hAnsi="Tahoma" w:cs="Tahoma"/>
                 <w:b/>
                 <w:bCs/>
-                <w:sz w:val="16"/>
-                <w:szCs w:val="16"/>
               </w:rPr>
               <w:t>DE</w:t>
             </w:r>
@@ -66,10 +75,14 @@
           <w:p>
             <w:pPr>
               <w:spacing w:after="20"/>
+              <w:rPr>
+                <w:rFonts w:ascii="Tahoma" w:hAnsi="Tahoma" w:cs="Tahoma"/>
+              </w:rPr>
             </w:pPr>
             <w:proofErr w:type="spellStart"/>
             <w:r>
               <w:rPr>
+                <w:rFonts w:ascii="Tahoma" w:hAnsi="Tahoma" w:cs="Tahoma"/>
                 <w:b/>
                 <w:bCs/>
               </w:rPr>
@@ -78,6 +91,7 @@
             <w:proofErr w:type="spellEnd"/>
             <w:r>
               <w:rPr>
+                <w:rFonts w:ascii="Tahoma" w:hAnsi="Tahoma" w:cs="Tahoma"/>
                 <w:b/>
                 <w:bCs/>
               </w:rPr>
@@ -87,55 +101,65 @@
           <w:p>
             <w:pPr>
               <w:spacing w:after="20"/>
-            </w:pPr>
-            <w:r>
+              <w:rPr>
+                <w:rFonts w:ascii="Tahoma" w:hAnsi="Tahoma" w:cs="Tahoma"/>
+              </w:rPr>
+            </w:pPr>
+            <w:r>
+              <w:rPr>
+                <w:rFonts w:ascii="Tahoma" w:hAnsi="Tahoma" w:cs="Tahoma"/>
+              </w:rPr>
               <w:t>Buenos Aires, Argentina</w:t>
             </w:r>
           </w:p>
           <w:p>
             <w:pPr>
               <w:spacing w:after="20"/>
-            </w:pPr>
-            <w:r>
-              <w:rPr>
+              <w:rPr>
+                <w:rFonts w:ascii="Tahoma" w:hAnsi="Tahoma" w:cs="Tahoma"/>
+              </w:rPr>
+            </w:pPr>
+            <w:r>
+              <w:rPr>
+                <w:rFonts w:ascii="Tahoma" w:hAnsi="Tahoma" w:cs="Tahoma"/>
+              </w:rPr>
+              <w:t xml:space="preserve">Comodoro Pedro </w:t>
+            </w:r>
+            <w:proofErr w:type="spellStart"/>
+            <w:r>
+              <w:rPr>
+                <w:rFonts w:ascii="Tahoma" w:hAnsi="Tahoma" w:cs="Tahoma"/>
+              </w:rPr>
+              <w:t>Zanni</w:t>
+            </w:r>
+            <w:proofErr w:type="spellEnd"/>
+            <w:r>
+              <w:rPr>
+                <w:rFonts w:ascii="Tahoma" w:hAnsi="Tahoma" w:cs="Tahoma"/>
+              </w:rPr>
+              <w:t xml:space="preserve"> 351, 5.º Piso – 503 LN (C1104AAH)</w:t>
+            </w:r>
+          </w:p>
+          <w:p>
+            <w:pPr>
+              <w:spacing w:after="20"/>
+              <w:rPr>
+                <w:rFonts w:ascii="Tahoma" w:hAnsi="Tahoma" w:cs="Tahoma"/>
+              </w:rPr>
+            </w:pPr>
+            <w:r>
+              <w:rPr>
+                <w:rFonts w:ascii="Tahoma" w:hAnsi="Tahoma" w:cs="Tahoma"/>
                 <w:i/>
                 <w:iCs/>
               </w:rPr>
-              <w:t xml:space="preserve">Comodoro Pedro </w:t>
-            </w:r>
-            <w:proofErr w:type="spellStart"/>
-            <w:r>
-              <w:rPr>
-                <w:i/>
-                <w:iCs/>
-              </w:rPr>
-              <w:t>Zanni</w:t>
-            </w:r>
-            <w:proofErr w:type="spellEnd"/>
-            <w:r>
-              <w:rPr>
-                <w:i/>
-                <w:iCs/>
-              </w:rPr>
-              <w:t xml:space="preserve"> 351, 5.º Piso – 503 LN (C1104AAH)</w:t>
-            </w:r>
-          </w:p>
-          <w:p>
-            <w:pPr>
-              <w:spacing w:after="20"/>
-            </w:pPr>
-            <w:r>
-              <w:rPr>
-                <w:i/>
-                <w:iCs/>
-              </w:rPr>
               <w:t>info@proios.com</w:t>
             </w:r>
           </w:p>
         </w:tc>
         <w:tc>
           <w:tcPr>
-            <w:tcW w:w="3120" w:type="dxa"/>
+            <w:tcW w:w="2976" w:type="dxa"/>
             <w:tcMar>
               <w:top w:w="0" w:type="dxa"/>
               <w:left w:w="0" w:type="dxa"/>
@@ -149,13 +173,15 @@
                 <w:bottom w:val="single" w:sz="6" w:space="3" w:color="1394B1"/>
               </w:pBdr>
               <w:spacing w:after="70"/>
-            </w:pPr>
-            <w:r>
-              <w:rPr>
+              <w:rPr>
+                <w:rFonts w:ascii="Tahoma" w:hAnsi="Tahoma" w:cs="Tahoma"/>
+              </w:rPr>
+            </w:pPr>
+            <w:r>
+              <w:rPr>
+                <w:rFonts w:ascii="Tahoma" w:hAnsi="Tahoma" w:cs="Tahoma"/>
                 <w:b/>
                 <w:bCs/>
-                <w:sz w:val="16"/>
-                <w:szCs w:val="16"/>
               </w:rPr>
               <w:t>PARA</w:t>
             </w:r>
@@ -163,12 +189,13 @@
           <w:p>
             <w:pPr>
               <w:spacing w:after="20"/>
-            </w:pPr>
-            <w:r>
-              <w:rPr>
-                <w:rFonts w:ascii="Consolas" w:eastAsia="Consolas" w:hAnsi="Consolas" w:cs="Consolas"/>
-                <w:b/>
-                <w:bCs/>
+              <w:rPr>
+                <w:rFonts w:ascii="Tahoma" w:hAnsi="Tahoma" w:cs="Tahoma"/>
+              </w:rPr>
+            </w:pPr>
+            <w:r>
+              <w:rPr>
+                <w:rFonts w:ascii="Tahoma" w:eastAsia="Consolas" w:hAnsi="Tahoma" w:cs="Tahoma"/>
               </w:rPr>
               <w:t>{{cliente}}</w:t>
             </w:r>
@@ -176,30 +203,27 @@
           <w:p>
             <w:pPr>
               <w:spacing w:after="20"/>
-            </w:pPr>
-            <w:r>
-              <w:t xml:space="preserve">At.: </w:t>
-            </w:r>
-            <w:r>
-              <w:rPr>
-                <w:i/>
-                <w:iCs/>
-              </w:rPr>
-              <w:t>{{</w:t>
+              <w:rPr>
+                <w:rFonts w:ascii="Tahoma" w:hAnsi="Tahoma" w:cs="Tahoma"/>
+              </w:rPr>
+            </w:pPr>
+            <w:r>
+              <w:rPr>
+                <w:rFonts w:ascii="Tahoma" w:hAnsi="Tahoma" w:cs="Tahoma"/>
+              </w:rPr>
+              <w:t>At.: {{</w:t>
             </w:r>
             <w:proofErr w:type="spellStart"/>
             <w:r>
               <w:rPr>
-                <w:i/>
-                <w:iCs/>
+                <w:rFonts w:ascii="Tahoma" w:hAnsi="Tahoma" w:cs="Tahoma"/>
               </w:rPr>
               <w:t>atencion</w:t>
             </w:r>
             <w:proofErr w:type="spellEnd"/>
             <w:r>
               <w:rPr>
-                <w:i/>
-                <w:iCs/>
+                <w:rFonts w:ascii="Tahoma" w:hAnsi="Tahoma" w:cs="Tahoma"/>
               </w:rPr>
               <w:t>}}</w:t>
             </w:r>
@@ -207,7 +231,7 @@
         </w:tc>
         <w:tc>
           <w:tcPr>
-            <w:tcW w:w="3120" w:type="dxa"/>
+            <w:tcW w:w="3264" w:type="dxa"/>
             <w:tcMar>
               <w:top w:w="0" w:type="dxa"/>
               <w:left w:w="0" w:type="dxa"/>
@@ -221,13 +245,15 @@
                 <w:bottom w:val="single" w:sz="6" w:space="3" w:color="1394B1"/>
               </w:pBdr>
               <w:spacing w:after="70"/>
-            </w:pPr>
-            <w:r>
-              <w:rPr>
+              <w:rPr>
+                <w:rFonts w:ascii="Tahoma" w:hAnsi="Tahoma" w:cs="Tahoma"/>
+              </w:rPr>
+            </w:pPr>
+            <w:r>
+              <w:rPr>
+                <w:rFonts w:ascii="Tahoma" w:hAnsi="Tahoma" w:cs="Tahoma"/>
                 <w:b/>
                 <w:bCs/>
-                <w:sz w:val="16"/>
-                <w:szCs w:val="16"/>
               </w:rPr>
               <w:t>COTIZACIÓN</w:t>
             </w:r>
@@ -235,12 +261,15 @@
           <w:p>
             <w:pPr>
               <w:spacing w:after="20"/>
+              <w:rPr>
+                <w:rFonts w:ascii="Tahoma" w:hAnsi="Tahoma" w:cs="Tahoma"/>
+              </w:rPr>
             </w:pPr>
             <w:proofErr w:type="spellStart"/>
-            <w:r>
-              <w:rPr>
-                <w:b/>
-                <w:bCs/>
+            <w:proofErr w:type="gramStart"/>
+            <w:r>
+              <w:rPr>
+                <w:rFonts w:ascii="Tahoma" w:hAnsi="Tahoma" w:cs="Tahoma"/>
                 <w:sz w:val="18"/>
                 <w:szCs w:val="18"/>
               </w:rPr>
@@ -249,6 +278,7 @@
             <w:proofErr w:type="spellEnd"/>
             <w:r>
               <w:rPr>
+                <w:rFonts w:ascii="Tahoma" w:hAnsi="Tahoma" w:cs="Tahoma"/>
                 <w:sz w:val="18"/>
                 <w:szCs w:val="18"/>
               </w:rPr>
@@ -256,27 +286,28 @@
             </w:r>
             <w:r>
               <w:rPr>
-                <w:rFonts w:ascii="Consolas" w:eastAsia="Consolas" w:hAnsi="Consolas" w:cs="Consolas"/>
-                <w:b/>
-                <w:bCs/>
-              </w:rPr>
-              <w:t>{{</w:t>
+                <w:rFonts w:ascii="Tahoma" w:eastAsia="Consolas" w:hAnsi="Tahoma" w:cs="Tahoma"/>
+              </w:rPr>
+              <w:t>{</w:t>
+            </w:r>
+            <w:proofErr w:type="gramEnd"/>
+            <w:r>
+              <w:rPr>
+                <w:rFonts w:ascii="Tahoma" w:eastAsia="Consolas" w:hAnsi="Tahoma" w:cs="Tahoma"/>
+              </w:rPr>
+              <w:t>{</w:t>
             </w:r>
             <w:proofErr w:type="spellStart"/>
             <w:r>
               <w:rPr>
-                <w:rFonts w:ascii="Consolas" w:eastAsia="Consolas" w:hAnsi="Consolas" w:cs="Consolas"/>
-                <w:b/>
-                <w:bCs/>
+                <w:rFonts w:ascii="Tahoma" w:eastAsia="Consolas" w:hAnsi="Tahoma" w:cs="Tahoma"/>
               </w:rPr>
               <w:t>ref</w:t>
             </w:r>
             <w:proofErr w:type="spellEnd"/>
             <w:r>
               <w:rPr>
-                <w:rFonts w:ascii="Consolas" w:eastAsia="Consolas" w:hAnsi="Consolas" w:cs="Consolas"/>
-                <w:b/>
-                <w:bCs/>
+                <w:rFonts w:ascii="Tahoma" w:eastAsia="Consolas" w:hAnsi="Tahoma" w:cs="Tahoma"/>
               </w:rPr>
               <w:t>}}</w:t>
             </w:r>
@@ -284,162 +315,165 @@
           <w:p>
             <w:pPr>
               <w:spacing w:after="20"/>
-            </w:pPr>
-            <w:r>
-              <w:rPr>
-                <w:b/>
-                <w:bCs/>
+              <w:rPr>
+                <w:rFonts w:ascii="Tahoma" w:hAnsi="Tahoma" w:cs="Tahoma"/>
+              </w:rPr>
+            </w:pPr>
+            <w:proofErr w:type="gramStart"/>
+            <w:r>
+              <w:rPr>
+                <w:rFonts w:ascii="Tahoma" w:hAnsi="Tahoma" w:cs="Tahoma"/>
                 <w:sz w:val="18"/>
                 <w:szCs w:val="18"/>
               </w:rPr>
-              <w:t>Fecha</w:t>
-            </w:r>
-            <w:r>
-              <w:rPr>
+              <w:t xml:space="preserve">Fecha  </w:t>
+            </w:r>
+            <w:r>
+              <w:rPr>
+                <w:rFonts w:ascii="Tahoma" w:hAnsi="Tahoma" w:cs="Tahoma"/>
+              </w:rPr>
+              <w:t>{</w:t>
+            </w:r>
+            <w:proofErr w:type="gramEnd"/>
+            <w:r>
+              <w:rPr>
+                <w:rFonts w:ascii="Tahoma" w:hAnsi="Tahoma" w:cs="Tahoma"/>
+              </w:rPr>
+              <w:t>{fecha}}</w:t>
+            </w:r>
+          </w:p>
+          <w:p>
+            <w:pPr>
+              <w:spacing w:after="20"/>
+              <w:rPr>
+                <w:rFonts w:ascii="Tahoma" w:hAnsi="Tahoma" w:cs="Tahoma"/>
+              </w:rPr>
+            </w:pPr>
+            <w:proofErr w:type="gramStart"/>
+            <w:r>
+              <w:rPr>
+                <w:rFonts w:ascii="Tahoma" w:hAnsi="Tahoma" w:cs="Tahoma"/>
                 <w:sz w:val="18"/>
                 <w:szCs w:val="18"/>
               </w:rPr>
-              <w:t xml:space="preserve">  </w:t>
-            </w:r>
-            <w:r>
-              <w:rPr>
-                <w:i/>
-                <w:iCs/>
-              </w:rPr>
-              <w:t>{{fecha}}</w:t>
+              <w:t xml:space="preserve">Validez  </w:t>
+            </w:r>
+            <w:r>
+              <w:rPr>
+                <w:rFonts w:ascii="Tahoma" w:hAnsi="Tahoma" w:cs="Tahoma"/>
+              </w:rPr>
+              <w:t>{</w:t>
+            </w:r>
+            <w:proofErr w:type="gramEnd"/>
+            <w:r>
+              <w:rPr>
+                <w:rFonts w:ascii="Tahoma" w:hAnsi="Tahoma" w:cs="Tahoma"/>
+              </w:rPr>
+              <w:t>{validez}}</w:t>
             </w:r>
           </w:p>
           <w:p>
             <w:pPr>
               <w:spacing w:after="20"/>
-            </w:pPr>
-            <w:r>
-              <w:rPr>
-                <w:b/>
-                <w:bCs/>
+              <w:rPr>
+                <w:rFonts w:ascii="Tahoma" w:hAnsi="Tahoma" w:cs="Tahoma"/>
+              </w:rPr>
+            </w:pPr>
+            <w:proofErr w:type="gramStart"/>
+            <w:r>
+              <w:rPr>
+                <w:rFonts w:ascii="Tahoma" w:hAnsi="Tahoma" w:cs="Tahoma"/>
                 <w:sz w:val="18"/>
                 <w:szCs w:val="18"/>
               </w:rPr>
-              <w:t>Validez</w:t>
-            </w:r>
-            <w:r>
-              <w:rPr>
+              <w:t xml:space="preserve">Buque  </w:t>
+            </w:r>
+            <w:r>
+              <w:rPr>
+                <w:rFonts w:ascii="Tahoma" w:eastAsia="Consolas" w:hAnsi="Tahoma" w:cs="Tahoma"/>
+              </w:rPr>
+              <w:t>{</w:t>
+            </w:r>
+            <w:proofErr w:type="gramEnd"/>
+            <w:r>
+              <w:rPr>
+                <w:rFonts w:ascii="Tahoma" w:eastAsia="Consolas" w:hAnsi="Tahoma" w:cs="Tahoma"/>
+              </w:rPr>
+              <w:t>{buque}}</w:t>
+            </w:r>
+          </w:p>
+          <w:p>
+            <w:pPr>
+              <w:spacing w:after="20"/>
+              <w:rPr>
+                <w:rFonts w:ascii="Tahoma" w:hAnsi="Tahoma" w:cs="Tahoma"/>
+              </w:rPr>
+            </w:pPr>
+            <w:proofErr w:type="gramStart"/>
+            <w:r>
+              <w:rPr>
+                <w:rFonts w:ascii="Tahoma" w:hAnsi="Tahoma" w:cs="Tahoma"/>
                 <w:sz w:val="18"/>
                 <w:szCs w:val="18"/>
               </w:rPr>
-              <w:t xml:space="preserve">  </w:t>
-            </w:r>
-            <w:r>
-              <w:rPr>
-                <w:i/>
-                <w:iCs/>
-              </w:rPr>
-              <w:t>{{validez}}</w:t>
+              <w:t xml:space="preserve">Ubicación  </w:t>
+            </w:r>
+            <w:r>
+              <w:rPr>
+                <w:rFonts w:ascii="Tahoma" w:eastAsia="Consolas" w:hAnsi="Tahoma" w:cs="Tahoma"/>
+              </w:rPr>
+              <w:t>{</w:t>
+            </w:r>
+            <w:proofErr w:type="gramEnd"/>
+            <w:r>
+              <w:rPr>
+                <w:rFonts w:ascii="Tahoma" w:eastAsia="Consolas" w:hAnsi="Tahoma" w:cs="Tahoma"/>
+              </w:rPr>
+              <w:t>{</w:t>
+            </w:r>
+            <w:proofErr w:type="spellStart"/>
+            <w:r>
+              <w:rPr>
+                <w:rFonts w:ascii="Tahoma" w:eastAsia="Consolas" w:hAnsi="Tahoma" w:cs="Tahoma"/>
+              </w:rPr>
+              <w:t>ubicacion</w:t>
+            </w:r>
+            <w:proofErr w:type="spellEnd"/>
+            <w:r>
+              <w:rPr>
+                <w:rFonts w:ascii="Tahoma" w:eastAsia="Consolas" w:hAnsi="Tahoma" w:cs="Tahoma"/>
+              </w:rPr>
+              <w:t>}}</w:t>
             </w:r>
           </w:p>
           <w:p>
             <w:pPr>
               <w:spacing w:after="20"/>
-            </w:pPr>
-            <w:r>
-              <w:rPr>
-                <w:b/>
-                <w:bCs/>
+              <w:rPr>
+                <w:rFonts w:ascii="Tahoma" w:hAnsi="Tahoma" w:cs="Tahoma"/>
+              </w:rPr>
+            </w:pPr>
+            <w:proofErr w:type="gramStart"/>
+            <w:r>
+              <w:rPr>
+                <w:rFonts w:ascii="Tahoma" w:hAnsi="Tahoma" w:cs="Tahoma"/>
                 <w:sz w:val="18"/>
                 <w:szCs w:val="18"/>
               </w:rPr>
-              <w:t>Buque</w:t>
-            </w:r>
-            <w:r>
-              <w:rPr>
-                <w:sz w:val="18"/>
-                <w:szCs w:val="18"/>
-              </w:rPr>
-              <w:t xml:space="preserve">  </w:t>
-            </w:r>
-            <w:r>
-              <w:rPr>
-                <w:rFonts w:ascii="Consolas" w:eastAsia="Consolas" w:hAnsi="Consolas" w:cs="Consolas"/>
-                <w:b/>
-                <w:bCs/>
-              </w:rPr>
-              <w:t>{{buque}}</w:t>
-            </w:r>
-          </w:p>
-          <w:p>
-            <w:pPr>
-              <w:spacing w:after="20"/>
-            </w:pPr>
-            <w:r>
-              <w:rPr>
-                <w:b/>
-                <w:bCs/>
-                <w:sz w:val="18"/>
-                <w:szCs w:val="18"/>
-              </w:rPr>
-              <w:t>Ubicación</w:t>
-            </w:r>
-            <w:r>
-              <w:rPr>
-                <w:sz w:val="18"/>
-                <w:szCs w:val="18"/>
-              </w:rPr>
-              <w:t xml:space="preserve">  </w:t>
-            </w:r>
-            <w:r>
-              <w:rPr>
-                <w:rFonts w:ascii="Consolas" w:eastAsia="Consolas" w:hAnsi="Consolas" w:cs="Consolas"/>
-                <w:b/>
-                <w:bCs/>
-              </w:rPr>
-              <w:t>{{</w:t>
-            </w:r>
-            <w:proofErr w:type="spellStart"/>
-            <w:r>
-              <w:rPr>
-                <w:rFonts w:ascii="Consolas" w:eastAsia="Consolas" w:hAnsi="Consolas" w:cs="Consolas"/>
-                <w:b/>
-                <w:bCs/>
-              </w:rPr>
-              <w:t>ubicacion</w:t>
-            </w:r>
-            <w:proofErr w:type="spellEnd"/>
-            <w:r>
-              <w:rPr>
-                <w:rFonts w:ascii="Consolas" w:eastAsia="Consolas" w:hAnsi="Consolas" w:cs="Consolas"/>
-                <w:b/>
-                <w:bCs/>
-              </w:rPr>
-              <w:t>}}</w:t>
-            </w:r>
-          </w:p>
-          <w:p>
-            <w:pPr>
-              <w:spacing w:after="20"/>
-            </w:pPr>
-            <w:r>
-              <w:rPr>
-                <w:b/>
-                <w:bCs/>
-                <w:sz w:val="18"/>
-                <w:szCs w:val="18"/>
-              </w:rPr>
-              <w:t>ETA</w:t>
-            </w:r>
-            <w:r>
-              <w:rPr>
-                <w:sz w:val="18"/>
-                <w:szCs w:val="18"/>
-              </w:rPr>
-              <w:t xml:space="preserve">  </w:t>
-            </w:r>
-            <w:r>
-              <w:rPr>
-                <w:rFonts w:ascii="Consolas" w:eastAsia="Consolas" w:hAnsi="Consolas" w:cs="Consolas"/>
-                <w:b/>
-                <w:bCs/>
-              </w:rPr>
-              <w:t>{{eta}}</w:t>
+              <w:t xml:space="preserve">ETA  </w:t>
+            </w:r>
+            <w:r>
+              <w:rPr>
+                <w:rFonts w:ascii="Tahoma" w:eastAsia="Consolas" w:hAnsi="Tahoma" w:cs="Tahoma"/>
+              </w:rPr>
+              <w:t>{</w:t>
+            </w:r>
+            <w:proofErr w:type="gramEnd"/>
+            <w:r>
+              <w:rPr>
+                <w:rFonts w:ascii="Tahoma" w:eastAsia="Consolas" w:hAnsi="Tahoma" w:cs="Tahoma"/>
+              </w:rPr>
+              <w:t>{eta}}</w:t>
             </w:r>
           </w:p>
         </w:tc>
@@ -448,17 +482,27 @@
     <w:p>
       <w:pPr>
         <w:spacing w:before="220"/>
+        <w:rPr>
+          <w:rFonts w:ascii="Tahoma" w:hAnsi="Tahoma" w:cs="Tahoma"/>
+        </w:rPr>
       </w:pPr>
       <w:r>
+        <w:rPr>
+          <w:rFonts w:ascii="Tahoma" w:hAnsi="Tahoma" w:cs="Tahoma"/>
+        </w:rPr>
         <w:t>Tenemos el agrado de presentar nuestra cotización por los siguientes trabajos, según el detalle a continuación:</w:t>
       </w:r>
     </w:p>
     <w:p>
       <w:pPr>
         <w:spacing w:before="240" w:after="90"/>
+        <w:rPr>
+          <w:rFonts w:ascii="Tahoma" w:hAnsi="Tahoma" w:cs="Tahoma"/>
+        </w:rPr>
       </w:pPr>
       <w:r>
         <w:rPr>
+          <w:rFonts w:ascii="Tahoma" w:hAnsi="Tahoma" w:cs="Tahoma"/>
           <w:b/>
           <w:bCs/>
           <w:sz w:val="16"/>
@@ -469,7 +513,7 @@
     </w:p>
     <w:tbl>
       <w:tblPr>
-        <w:tblW w:w="9360" w:type="dxa"/>
+        <w:tblW w:w="9345" w:type="dxa"/>
         <w:tblCellMar>
           <w:left w:w="10" w:type="dxa"/>
           <w:right w:w="10" w:type="dxa"/>
@@ -477,17 +521,16 @@
         <w:tblLook w:val="04A0" w:firstRow="1" w:lastRow="0" w:firstColumn="1" w:lastColumn="0" w:noHBand="0" w:noVBand="1"/>
       </w:tblPr>
       <w:tblGrid>
-        <w:gridCol w:w="1834"/>
-        <w:gridCol w:w="1648"/>
-        <w:gridCol w:w="1582"/>
-        <w:gridCol w:w="1429"/>
-        <w:gridCol w:w="1373"/>
-        <w:gridCol w:w="1494"/>
+        <w:gridCol w:w="2612"/>
+        <w:gridCol w:w="1798"/>
+        <w:gridCol w:w="1637"/>
+        <w:gridCol w:w="1574"/>
+        <w:gridCol w:w="1724"/>
       </w:tblGrid>
       <w:tr>
         <w:tc>
           <w:tcPr>
-            <w:tcW w:w="1834" w:type="dxa"/>
+            <w:tcW w:w="2612" w:type="dxa"/>
             <w:tcBorders>
               <w:bottom w:val="single" w:sz="10" w:space="0" w:color="1394B1"/>
             </w:tcBorders>
@@ -499,8 +542,15 @@
             </w:tcMar>
           </w:tcPr>
           <w:p>
-            <w:r>
-              <w:rPr>
+            <w:pPr>
+              <w:rPr>
+                <w:rFonts w:ascii="Tahoma" w:hAnsi="Tahoma" w:cs="Tahoma"/>
+              </w:rPr>
+            </w:pPr>
+            <w:bookmarkStart w:id="0" w:name="_Hlk238735769"/>
+            <w:r>
+              <w:rPr>
+                <w:rFonts w:ascii="Tahoma" w:hAnsi="Tahoma" w:cs="Tahoma"/>
                 <w:b/>
                 <w:bCs/>
                 <w:sz w:val="17"/>
@@ -512,7 +562,7 @@
         </w:tc>
         <w:tc>
           <w:tcPr>
-            <w:tcW w:w="1648" w:type="dxa"/>
+            <w:tcW w:w="1798" w:type="dxa"/>
             <w:tcBorders>
               <w:bottom w:val="single" w:sz="10" w:space="0" w:color="1394B1"/>
             </w:tcBorders>
@@ -524,59 +574,71 @@
             </w:tcMar>
           </w:tcPr>
           <w:p>
-            <w:r>
-              <w:rPr>
+            <w:pPr>
+              <w:jc w:val="center"/>
+              <w:rPr>
+                <w:rFonts w:ascii="Tahoma" w:hAnsi="Tahoma" w:cs="Tahoma"/>
+              </w:rPr>
+            </w:pPr>
+            <w:proofErr w:type="spellStart"/>
+            <w:r>
+              <w:rPr>
+                <w:rFonts w:ascii="Tahoma" w:hAnsi="Tahoma" w:cs="Tahoma"/>
                 <w:b/>
                 <w:bCs/>
                 <w:sz w:val="17"/>
                 <w:szCs w:val="17"/>
               </w:rPr>
-              <w:t>Categoría</w:t>
-            </w:r>
-          </w:p>
-        </w:tc>
-        <w:tc>
-          <w:tcPr>
-            <w:tcW w:w="1582" w:type="dxa"/>
-            <w:tcBorders>
-              <w:bottom w:val="single" w:sz="10" w:space="0" w:color="1394B1"/>
-            </w:tcBorders>
-            <w:tcMar>
-              <w:top w:w="70" w:type="dxa"/>
-              <w:left w:w="0" w:type="dxa"/>
-              <w:bottom w:w="70" w:type="dxa"/>
-              <w:right w:w="140" w:type="dxa"/>
-            </w:tcMar>
-          </w:tcPr>
-          <w:p>
-            <w:pPr>
-              <w:jc w:val="center"/>
-            </w:pPr>
-            <w:proofErr w:type="spellStart"/>
-            <w:r>
-              <w:rPr>
+              <w:t>Cant</w:t>
+            </w:r>
+            <w:proofErr w:type="spellEnd"/>
+            <w:r>
+              <w:rPr>
+                <w:rFonts w:ascii="Tahoma" w:hAnsi="Tahoma" w:cs="Tahoma"/>
                 <w:b/>
                 <w:bCs/>
                 <w:sz w:val="17"/>
                 <w:szCs w:val="17"/>
               </w:rPr>
-              <w:t>Cant</w:t>
-            </w:r>
-            <w:proofErr w:type="spellEnd"/>
-            <w:r>
-              <w:rPr>
+              <w:t>.</w:t>
+            </w:r>
+          </w:p>
+        </w:tc>
+        <w:tc>
+          <w:tcPr>
+            <w:tcW w:w="1637" w:type="dxa"/>
+            <w:tcBorders>
+              <w:bottom w:val="single" w:sz="10" w:space="0" w:color="1394B1"/>
+            </w:tcBorders>
+            <w:tcMar>
+              <w:top w:w="70" w:type="dxa"/>
+              <w:left w:w="0" w:type="dxa"/>
+              <w:bottom w:w="70" w:type="dxa"/>
+              <w:right w:w="140" w:type="dxa"/>
+            </w:tcMar>
+          </w:tcPr>
+          <w:p>
+            <w:pPr>
+              <w:jc w:val="center"/>
+              <w:rPr>
+                <w:rFonts w:ascii="Tahoma" w:hAnsi="Tahoma" w:cs="Tahoma"/>
+              </w:rPr>
+            </w:pPr>
+            <w:r>
+              <w:rPr>
+                <w:rFonts w:ascii="Tahoma" w:hAnsi="Tahoma" w:cs="Tahoma"/>
                 <w:b/>
                 <w:bCs/>
                 <w:sz w:val="17"/>
                 <w:szCs w:val="17"/>
               </w:rPr>
-              <w:t>.</w:t>
-            </w:r>
-          </w:p>
-        </w:tc>
-        <w:tc>
-          <w:tcPr>
-            <w:tcW w:w="1429" w:type="dxa"/>
+              <w:t>Unidad</w:t>
+            </w:r>
+          </w:p>
+        </w:tc>
+        <w:tc>
+          <w:tcPr>
+            <w:tcW w:w="1574" w:type="dxa"/>
             <w:tcBorders>
               <w:bottom w:val="single" w:sz="10" w:space="0" w:color="1394B1"/>
             </w:tcBorders>
@@ -589,73 +651,82 @@
           </w:tcPr>
           <w:p>
             <w:pPr>
-              <w:jc w:val="center"/>
-            </w:pPr>
-            <w:r>
-              <w:rPr>
+              <w:jc w:val="right"/>
+              <w:rPr>
+                <w:rFonts w:ascii="Tahoma" w:hAnsi="Tahoma" w:cs="Tahoma"/>
+              </w:rPr>
+            </w:pPr>
+            <w:r>
+              <w:rPr>
+                <w:rFonts w:ascii="Tahoma" w:hAnsi="Tahoma" w:cs="Tahoma"/>
                 <w:b/>
                 <w:bCs/>
                 <w:sz w:val="17"/>
                 <w:szCs w:val="17"/>
               </w:rPr>
-              <w:t>Unidad</w:t>
-            </w:r>
-          </w:p>
-        </w:tc>
-        <w:tc>
-          <w:tcPr>
-            <w:tcW w:w="1445" w:type="dxa"/>
-            <w:tcBorders>
-              <w:bottom w:val="single" w:sz="10" w:space="0" w:color="1394B1"/>
-            </w:tcBorders>
-            <w:tcMar>
-              <w:top w:w="70" w:type="dxa"/>
-              <w:left w:w="0" w:type="dxa"/>
-              <w:bottom w:w="70" w:type="dxa"/>
-              <w:right w:w="140" w:type="dxa"/>
-            </w:tcMar>
-          </w:tcPr>
-          <w:p>
-            <w:pPr>
-              <w:jc w:val="right"/>
-            </w:pPr>
-            <w:r>
-              <w:rPr>
+              <w:t xml:space="preserve">Precio </w:t>
+            </w:r>
+            <w:proofErr w:type="spellStart"/>
+            <w:r>
+              <w:rPr>
+                <w:rFonts w:ascii="Tahoma" w:hAnsi="Tahoma" w:cs="Tahoma"/>
                 <w:b/>
                 <w:bCs/>
                 <w:sz w:val="17"/>
                 <w:szCs w:val="17"/>
               </w:rPr>
-              <w:t xml:space="preserve">Precio </w:t>
-            </w:r>
-            <w:proofErr w:type="spellStart"/>
-            <w:r>
-              <w:rPr>
+              <w:t>unit</w:t>
+            </w:r>
+            <w:proofErr w:type="spellEnd"/>
+            <w:r>
+              <w:rPr>
+                <w:rFonts w:ascii="Tahoma" w:hAnsi="Tahoma" w:cs="Tahoma"/>
                 <w:b/>
                 <w:bCs/>
                 <w:sz w:val="17"/>
                 <w:szCs w:val="17"/>
               </w:rPr>
-              <w:t>unit</w:t>
-            </w:r>
-            <w:proofErr w:type="spellEnd"/>
-            <w:r>
-              <w:rPr>
+              <w:t>.</w:t>
+            </w:r>
+          </w:p>
+        </w:tc>
+        <w:tc>
+          <w:tcPr>
+            <w:tcW w:w="1724" w:type="dxa"/>
+            <w:tcBorders>
+              <w:bottom w:val="single" w:sz="10" w:space="0" w:color="1394B1"/>
+            </w:tcBorders>
+            <w:tcMar>
+              <w:top w:w="70" w:type="dxa"/>
+              <w:left w:w="0" w:type="dxa"/>
+              <w:bottom w:w="70" w:type="dxa"/>
+              <w:right w:w="140" w:type="dxa"/>
+            </w:tcMar>
+          </w:tcPr>
+          <w:p>
+            <w:pPr>
+              <w:jc w:val="right"/>
+              <w:rPr>
+                <w:rFonts w:ascii="Tahoma" w:hAnsi="Tahoma" w:cs="Tahoma"/>
+              </w:rPr>
+            </w:pPr>
+            <w:r>
+              <w:rPr>
+                <w:rFonts w:ascii="Tahoma" w:hAnsi="Tahoma" w:cs="Tahoma"/>
                 <w:b/>
                 <w:bCs/>
                 <w:sz w:val="17"/>
                 <w:szCs w:val="17"/>
               </w:rPr>
-              <w:t>.</w:t>
-            </w:r>
-          </w:p>
-        </w:tc>
-        <w:tc>
-          <w:tcPr>
-            <w:tcW w:w="1422" w:type="dxa"/>
-            <w:tcBorders>
-              <w:bottom w:val="single" w:sz="10" w:space="0" w:color="1394B1"/>
-            </w:tcBorders>
+              <w:t>Importe</w:t>
+            </w:r>
+          </w:p>
+        </w:tc>
+      </w:tr>
+      <w:tr>
+        <w:tc>
+          <w:tcPr>
+            <w:tcW w:w="2612" w:type="dxa"/>
             <w:tcMar>
               <w:top w:w="70" w:type="dxa"/>
               <w:left w:w="0" w:type="dxa"/>
@@ -665,39 +736,14 @@
           </w:tcPr>
           <w:p>
             <w:pPr>
-              <w:jc w:val="right"/>
-            </w:pPr>
-            <w:r>
-              <w:rPr>
-                <w:b/>
-                <w:bCs/>
-                <w:sz w:val="17"/>
-                <w:szCs w:val="17"/>
-              </w:rPr>
-              <w:t>Importe</w:t>
-            </w:r>
-          </w:p>
-        </w:tc>
-      </w:tr>
-      <w:tr>
-        <w:tc>
-          <w:tcPr>
-            <w:tcW w:w="1834" w:type="dxa"/>
-            <w:tcMar>
-              <w:top w:w="70" w:type="dxa"/>
-              <w:left w:w="0" w:type="dxa"/>
-              <w:bottom w:w="70" w:type="dxa"/>
-              <w:right w:w="140" w:type="dxa"/>
-            </w:tcMar>
-          </w:tcPr>
-          <w:p>
-            <w:pPr>
-              <w:rPr>
+              <w:rPr>
+                <w:rFonts w:ascii="Tahoma" w:hAnsi="Tahoma" w:cs="Tahoma"/>
                 <w:lang w:val="en-GB"/>
               </w:rPr>
             </w:pPr>
             <w:r>
               <w:rPr>
+                <w:rFonts w:ascii="Tahoma" w:hAnsi="Tahoma" w:cs="Tahoma"/>
                 <w:i/>
                 <w:iCs/>
                 <w:lang w:val="en-GB"/>
@@ -708,7 +754,7 @@
         </w:tc>
         <w:tc>
           <w:tcPr>
-            <w:tcW w:w="1648" w:type="dxa"/>
+            <w:tcW w:w="1798" w:type="dxa"/>
             <w:tcMar>
               <w:top w:w="70" w:type="dxa"/>
               <w:left w:w="0" w:type="dxa"/>
@@ -718,7 +764,9 @@
           </w:tcPr>
           <w:p>
             <w:pPr>
-              <w:rPr>
+              <w:jc w:val="center"/>
+              <w:rPr>
+                <w:rFonts w:ascii="Tahoma" w:hAnsi="Tahoma" w:cs="Tahoma"/>
                 <w:lang w:val="en-GB"/>
               </w:rPr>
             </w:pPr>
@@ -726,7 +774,7 @@
         </w:tc>
         <w:tc>
           <w:tcPr>
-            <w:tcW w:w="1582" w:type="dxa"/>
+            <w:tcW w:w="1637" w:type="dxa"/>
             <w:tcMar>
               <w:top w:w="70" w:type="dxa"/>
               <w:left w:w="0" w:type="dxa"/>
@@ -738,6 +786,7 @@
             <w:pPr>
               <w:jc w:val="center"/>
               <w:rPr>
+                <w:rFonts w:ascii="Tahoma" w:hAnsi="Tahoma" w:cs="Tahoma"/>
                 <w:lang w:val="en-GB"/>
               </w:rPr>
             </w:pPr>
@@ -745,7 +794,7 @@
         </w:tc>
         <w:tc>
           <w:tcPr>
-            <w:tcW w:w="1429" w:type="dxa"/>
+            <w:tcW w:w="1574" w:type="dxa"/>
             <w:tcMar>
               <w:top w:w="70" w:type="dxa"/>
               <w:left w:w="0" w:type="dxa"/>
@@ -755,8 +804,9 @@
           </w:tcPr>
           <w:p>
             <w:pPr>
-              <w:jc w:val="center"/>
-              <w:rPr>
+              <w:jc w:val="right"/>
+              <w:rPr>
+                <w:rFonts w:ascii="Tahoma" w:hAnsi="Tahoma" w:cs="Tahoma"/>
                 <w:lang w:val="en-GB"/>
               </w:rPr>
             </w:pPr>
@@ -764,7 +814,7 @@
         </w:tc>
         <w:tc>
           <w:tcPr>
-            <w:tcW w:w="1445" w:type="dxa"/>
+            <w:tcW w:w="1724" w:type="dxa"/>
             <w:tcMar>
               <w:top w:w="70" w:type="dxa"/>
               <w:left w:w="0" w:type="dxa"/>
@@ -776,14 +826,17 @@
             <w:pPr>
               <w:jc w:val="right"/>
               <w:rPr>
+                <w:rFonts w:ascii="Tahoma" w:hAnsi="Tahoma" w:cs="Tahoma"/>
                 <w:lang w:val="en-GB"/>
               </w:rPr>
             </w:pPr>
           </w:p>
         </w:tc>
-        <w:tc>
-          <w:tcPr>
-            <w:tcW w:w="1422" w:type="dxa"/>
+      </w:tr>
+      <w:tr>
+        <w:tc>
+          <w:tcPr>
+            <w:tcW w:w="2612" w:type="dxa"/>
             <w:tcMar>
               <w:top w:w="70" w:type="dxa"/>
               <w:left w:w="0" w:type="dxa"/>
@@ -793,18 +846,208 @@
           </w:tcPr>
           <w:p>
             <w:pPr>
+              <w:rPr>
+                <w:rFonts w:ascii="Tahoma" w:hAnsi="Tahoma" w:cs="Tahoma"/>
+                <w:lang w:val="en-GB"/>
+              </w:rPr>
+            </w:pPr>
+            <w:r>
+              <w:rPr>
+                <w:rFonts w:ascii="Tahoma" w:hAnsi="Tahoma" w:cs="Tahoma"/>
+                <w:lang w:val="en-GB"/>
+              </w:rPr>
+              <w:t>{{</w:t>
+            </w:r>
+            <w:proofErr w:type="spellStart"/>
+            <w:proofErr w:type="gramStart"/>
+            <w:r>
+              <w:rPr>
+                <w:rFonts w:ascii="Tahoma" w:hAnsi="Tahoma" w:cs="Tahoma"/>
+                <w:lang w:val="en-GB"/>
+              </w:rPr>
+              <w:t>item.descripcion</w:t>
+            </w:r>
+            <w:proofErr w:type="spellEnd"/>
+            <w:proofErr w:type="gramEnd"/>
+            <w:r>
+              <w:rPr>
+                <w:rFonts w:ascii="Tahoma" w:hAnsi="Tahoma" w:cs="Tahoma"/>
+                <w:lang w:val="en-GB"/>
+              </w:rPr>
+              <w:t>}}</w:t>
+            </w:r>
+          </w:p>
+        </w:tc>
+        <w:tc>
+          <w:tcPr>
+            <w:tcW w:w="1798" w:type="dxa"/>
+            <w:tcMar>
+              <w:top w:w="70" w:type="dxa"/>
+              <w:left w:w="0" w:type="dxa"/>
+              <w:bottom w:w="70" w:type="dxa"/>
+              <w:right w:w="140" w:type="dxa"/>
+            </w:tcMar>
+          </w:tcPr>
+          <w:p>
+            <w:pPr>
+              <w:jc w:val="center"/>
+              <w:rPr>
+                <w:rFonts w:ascii="Tahoma" w:hAnsi="Tahoma" w:cs="Tahoma"/>
+              </w:rPr>
+            </w:pPr>
+            <w:r>
+              <w:rPr>
+                <w:rFonts w:ascii="Tahoma" w:hAnsi="Tahoma" w:cs="Tahoma"/>
+              </w:rPr>
+              <w:t>{{</w:t>
+            </w:r>
+            <w:proofErr w:type="spellStart"/>
+            <w:proofErr w:type="gramStart"/>
+            <w:r>
+              <w:rPr>
+                <w:rFonts w:ascii="Tahoma" w:hAnsi="Tahoma" w:cs="Tahoma"/>
+              </w:rPr>
+              <w:t>item.cantidad</w:t>
+            </w:r>
+            <w:proofErr w:type="spellEnd"/>
+            <w:proofErr w:type="gramEnd"/>
+            <w:r>
+              <w:rPr>
+                <w:rFonts w:ascii="Tahoma" w:hAnsi="Tahoma" w:cs="Tahoma"/>
+              </w:rPr>
+              <w:t>}}</w:t>
+            </w:r>
+          </w:p>
+        </w:tc>
+        <w:tc>
+          <w:tcPr>
+            <w:tcW w:w="1637" w:type="dxa"/>
+            <w:tcMar>
+              <w:top w:w="70" w:type="dxa"/>
+              <w:left w:w="0" w:type="dxa"/>
+              <w:bottom w:w="70" w:type="dxa"/>
+              <w:right w:w="140" w:type="dxa"/>
+            </w:tcMar>
+          </w:tcPr>
+          <w:p>
+            <w:pPr>
+              <w:jc w:val="center"/>
+              <w:rPr>
+                <w:rFonts w:ascii="Tahoma" w:hAnsi="Tahoma" w:cs="Tahoma"/>
+              </w:rPr>
+            </w:pPr>
+            <w:r>
+              <w:rPr>
+                <w:rFonts w:ascii="Tahoma" w:hAnsi="Tahoma" w:cs="Tahoma"/>
+              </w:rPr>
+              <w:t>{{</w:t>
+            </w:r>
+            <w:proofErr w:type="spellStart"/>
+            <w:proofErr w:type="gramStart"/>
+            <w:r>
+              <w:rPr>
+                <w:rFonts w:ascii="Tahoma" w:hAnsi="Tahoma" w:cs="Tahoma"/>
+              </w:rPr>
+              <w:t>item.unidad</w:t>
+            </w:r>
+            <w:proofErr w:type="spellEnd"/>
+            <w:proofErr w:type="gramEnd"/>
+            <w:r>
+              <w:rPr>
+                <w:rFonts w:ascii="Tahoma" w:hAnsi="Tahoma" w:cs="Tahoma"/>
+              </w:rPr>
+              <w:t>}}</w:t>
+            </w:r>
+          </w:p>
+        </w:tc>
+        <w:tc>
+          <w:tcPr>
+            <w:tcW w:w="1574" w:type="dxa"/>
+            <w:tcMar>
+              <w:top w:w="70" w:type="dxa"/>
+              <w:left w:w="0" w:type="dxa"/>
+              <w:bottom w:w="70" w:type="dxa"/>
+              <w:right w:w="140" w:type="dxa"/>
+            </w:tcMar>
+          </w:tcPr>
+          <w:p>
+            <w:pPr>
               <w:jc w:val="right"/>
               <w:rPr>
-                <w:lang w:val="en-GB"/>
-              </w:rPr>
-            </w:pPr>
+                <w:rFonts w:ascii="Tahoma" w:hAnsi="Tahoma" w:cs="Tahoma"/>
+              </w:rPr>
+            </w:pPr>
+            <w:r>
+              <w:rPr>
+                <w:rFonts w:ascii="Tahoma" w:hAnsi="Tahoma" w:cs="Tahoma"/>
+              </w:rPr>
+              <w:t>{{</w:t>
+            </w:r>
+            <w:proofErr w:type="spellStart"/>
+            <w:proofErr w:type="gramStart"/>
+            <w:r>
+              <w:rPr>
+                <w:rFonts w:ascii="Tahoma" w:hAnsi="Tahoma" w:cs="Tahoma"/>
+              </w:rPr>
+              <w:t>item.precio</w:t>
+            </w:r>
+            <w:proofErr w:type="spellEnd"/>
+            <w:proofErr w:type="gramEnd"/>
+            <w:r>
+              <w:rPr>
+                <w:rFonts w:ascii="Tahoma" w:hAnsi="Tahoma" w:cs="Tahoma"/>
+              </w:rPr>
+              <w:t>}}</w:t>
+            </w:r>
+          </w:p>
+        </w:tc>
+        <w:tc>
+          <w:tcPr>
+            <w:tcW w:w="1724" w:type="dxa"/>
+            <w:tcMar>
+              <w:top w:w="70" w:type="dxa"/>
+              <w:left w:w="0" w:type="dxa"/>
+              <w:bottom w:w="70" w:type="dxa"/>
+              <w:right w:w="140" w:type="dxa"/>
+            </w:tcMar>
+          </w:tcPr>
+          <w:p>
+            <w:pPr>
+              <w:jc w:val="right"/>
+              <w:rPr>
+                <w:rFonts w:ascii="Tahoma" w:hAnsi="Tahoma" w:cs="Tahoma"/>
+                <w:u w:val="single"/>
+              </w:rPr>
+            </w:pPr>
+            <w:r>
+              <w:rPr>
+                <w:rFonts w:ascii="Tahoma" w:hAnsi="Tahoma" w:cs="Tahoma"/>
+              </w:rPr>
+              <w:t>{{</w:t>
+            </w:r>
+            <w:proofErr w:type="spellStart"/>
+            <w:proofErr w:type="gramStart"/>
+            <w:r>
+              <w:rPr>
+                <w:rFonts w:ascii="Tahoma" w:hAnsi="Tahoma" w:cs="Tahoma"/>
+              </w:rPr>
+              <w:t>item.importe</w:t>
+            </w:r>
+            <w:proofErr w:type="spellEnd"/>
+            <w:proofErr w:type="gramEnd"/>
+            <w:r>
+              <w:rPr>
+                <w:rFonts w:ascii="Tahoma" w:hAnsi="Tahoma" w:cs="Tahoma"/>
+              </w:rPr>
+              <w:t>}}</w:t>
+            </w:r>
           </w:p>
         </w:tc>
       </w:tr>
       <w:tr>
         <w:tc>
           <w:tcPr>
-            <w:tcW w:w="1834" w:type="dxa"/>
+            <w:tcW w:w="2612" w:type="dxa"/>
             <w:tcMar>
               <w:top w:w="70" w:type="dxa"/>
               <w:left w:w="0" w:type="dxa"/>
@@ -815,349 +1058,148 @@
           <w:p>
             <w:pPr>
               <w:rPr>
+                <w:rFonts w:ascii="Tahoma" w:hAnsi="Tahoma" w:cs="Tahoma"/>
                 <w:i/>
                 <w:iCs/>
                 <w:lang w:val="en-GB"/>
               </w:rPr>
             </w:pPr>
-            <w:r>
-              <w:rPr>
+          </w:p>
+        </w:tc>
+        <w:tc>
+          <w:tcPr>
+            <w:tcW w:w="1798" w:type="dxa"/>
+            <w:tcMar>
+              <w:top w:w="70" w:type="dxa"/>
+              <w:left w:w="0" w:type="dxa"/>
+              <w:bottom w:w="70" w:type="dxa"/>
+              <w:right w:w="140" w:type="dxa"/>
+            </w:tcMar>
+          </w:tcPr>
+          <w:p>
+            <w:pPr>
+              <w:jc w:val="center"/>
+              <w:rPr>
+                <w:rFonts w:ascii="Tahoma" w:hAnsi="Tahoma" w:cs="Tahoma"/>
+              </w:rPr>
+            </w:pPr>
+          </w:p>
+        </w:tc>
+        <w:tc>
+          <w:tcPr>
+            <w:tcW w:w="1637" w:type="dxa"/>
+            <w:tcMar>
+              <w:top w:w="70" w:type="dxa"/>
+              <w:left w:w="0" w:type="dxa"/>
+              <w:bottom w:w="70" w:type="dxa"/>
+              <w:right w:w="140" w:type="dxa"/>
+            </w:tcMar>
+          </w:tcPr>
+          <w:p>
+            <w:pPr>
+              <w:jc w:val="center"/>
+              <w:rPr>
+                <w:rFonts w:ascii="Tahoma" w:hAnsi="Tahoma" w:cs="Tahoma"/>
+              </w:rPr>
+            </w:pPr>
+          </w:p>
+        </w:tc>
+        <w:tc>
+          <w:tcPr>
+            <w:tcW w:w="1574" w:type="dxa"/>
+            <w:tcMar>
+              <w:top w:w="70" w:type="dxa"/>
+              <w:left w:w="0" w:type="dxa"/>
+              <w:bottom w:w="70" w:type="dxa"/>
+              <w:right w:w="140" w:type="dxa"/>
+            </w:tcMar>
+          </w:tcPr>
+          <w:p>
+            <w:pPr>
+              <w:jc w:val="right"/>
+              <w:rPr>
+                <w:rFonts w:ascii="Tahoma" w:hAnsi="Tahoma" w:cs="Tahoma"/>
+              </w:rPr>
+            </w:pPr>
+          </w:p>
+        </w:tc>
+        <w:tc>
+          <w:tcPr>
+            <w:tcW w:w="1724" w:type="dxa"/>
+            <w:tcMar>
+              <w:top w:w="70" w:type="dxa"/>
+              <w:left w:w="0" w:type="dxa"/>
+              <w:bottom w:w="70" w:type="dxa"/>
+              <w:right w:w="140" w:type="dxa"/>
+            </w:tcMar>
+          </w:tcPr>
+          <w:p>
+            <w:pPr>
+              <w:jc w:val="right"/>
+              <w:rPr>
+                <w:rFonts w:ascii="Tahoma" w:hAnsi="Tahoma" w:cs="Tahoma"/>
                 <w:i/>
                 <w:iCs/>
-                <w:lang w:val="en-GB"/>
-              </w:rPr>
-              <w:t>{{</w:t>
-            </w:r>
-            <w:proofErr w:type="spellStart"/>
-            <w:r>
-              <w:rPr>
+              </w:rPr>
+            </w:pPr>
+            <w:r>
+              <w:rPr>
+                <w:rFonts w:ascii="Tahoma" w:hAnsi="Tahoma" w:cs="Tahoma"/>
                 <w:i/>
                 <w:iCs/>
-                <w:lang w:val="en-GB"/>
-              </w:rPr>
-              <w:t>item.descripcion</w:t>
-            </w:r>
-            <w:proofErr w:type="spellEnd"/>
-            <w:r>
-              <w:rPr>
+              </w:rPr>
+              <w:t>{%</w:t>
+            </w:r>
+            <w:proofErr w:type="spellStart"/>
+            <w:r>
+              <w:rPr>
+                <w:rFonts w:ascii="Tahoma" w:hAnsi="Tahoma" w:cs="Tahoma"/>
                 <w:i/>
                 <w:iCs/>
-                <w:lang w:val="en-GB"/>
-              </w:rPr>
-              <w:t>}}</w:t>
-            </w:r>
-          </w:p>
-        </w:tc>
-        <w:tc>
-          <w:tcPr>
-            <w:tcW w:w="1648" w:type="dxa"/>
-            <w:tcMar>
-              <w:top w:w="70" w:type="dxa"/>
-              <w:left w:w="0" w:type="dxa"/>
-              <w:bottom w:w="70" w:type="dxa"/>
-              <w:right w:w="140" w:type="dxa"/>
-            </w:tcMar>
-          </w:tcPr>
-          <w:p>
-            <w:r>
-              <w:rPr>
+              </w:rPr>
+              <w:t>tr</w:t>
+            </w:r>
+            <w:proofErr w:type="spellEnd"/>
+            <w:r>
+              <w:rPr>
+                <w:rFonts w:ascii="Tahoma" w:hAnsi="Tahoma" w:cs="Tahoma"/>
                 <w:i/>
                 <w:iCs/>
               </w:rPr>
-              <w:t>{{</w:t>
+              <w:t xml:space="preserve"> </w:t>
             </w:r>
             <w:proofErr w:type="spellStart"/>
             <w:r>
               <w:rPr>
+                <w:rFonts w:ascii="Tahoma" w:hAnsi="Tahoma" w:cs="Tahoma"/>
                 <w:i/>
                 <w:iCs/>
               </w:rPr>
-              <w:t>item.categoria</w:t>
+              <w:t>endfor</w:t>
             </w:r>
             <w:proofErr w:type="spellEnd"/>
             <w:r>
               <w:rPr>
+                <w:rFonts w:ascii="Tahoma" w:hAnsi="Tahoma" w:cs="Tahoma"/>
                 <w:i/>
                 <w:iCs/>
               </w:rPr>
-              <w:t>}}</w:t>
-            </w:r>
-          </w:p>
-        </w:tc>
-        <w:tc>
-          <w:tcPr>
-            <w:tcW w:w="1582" w:type="dxa"/>
-            <w:tcMar>
-              <w:top w:w="70" w:type="dxa"/>
-              <w:left w:w="0" w:type="dxa"/>
-              <w:bottom w:w="70" w:type="dxa"/>
-              <w:right w:w="140" w:type="dxa"/>
-            </w:tcMar>
-          </w:tcPr>
-          <w:p>
-            <w:pPr>
-              <w:jc w:val="center"/>
-            </w:pPr>
-            <w:r>
-              <w:t>{{</w:t>
-            </w:r>
-            <w:proofErr w:type="spellStart"/>
-            <w:r>
-              <w:t>item.cantidad</w:t>
-            </w:r>
-            <w:proofErr w:type="spellEnd"/>
-            <w:r>
-              <w:t>}}</w:t>
-            </w:r>
-          </w:p>
-        </w:tc>
-        <w:tc>
-          <w:tcPr>
-            <w:tcW w:w="1429" w:type="dxa"/>
-            <w:tcMar>
-              <w:top w:w="70" w:type="dxa"/>
-              <w:left w:w="0" w:type="dxa"/>
-              <w:bottom w:w="70" w:type="dxa"/>
-              <w:right w:w="140" w:type="dxa"/>
-            </w:tcMar>
-          </w:tcPr>
-          <w:p>
-            <w:pPr>
-              <w:jc w:val="center"/>
-            </w:pPr>
-            <w:r>
-              <w:t>{{</w:t>
-            </w:r>
-            <w:proofErr w:type="spellStart"/>
-            <w:r>
-              <w:t>item.unidad</w:t>
-            </w:r>
-            <w:proofErr w:type="spellEnd"/>
-            <w:r>
-              <w:t>}}</w:t>
-            </w:r>
-          </w:p>
-        </w:tc>
-        <w:tc>
-          <w:tcPr>
-            <w:tcW w:w="1445" w:type="dxa"/>
-            <w:tcMar>
-              <w:top w:w="70" w:type="dxa"/>
-              <w:left w:w="0" w:type="dxa"/>
-              <w:bottom w:w="70" w:type="dxa"/>
-              <w:right w:w="140" w:type="dxa"/>
-            </w:tcMar>
-          </w:tcPr>
+              <w:t xml:space="preserve"> %}</w:t>
+            </w:r>
+          </w:p>
           <w:p>
             <w:pPr>
               <w:jc w:val="right"/>
-            </w:pPr>
-            <w:r>
-              <w:t>{{</w:t>
-            </w:r>
-            <w:proofErr w:type="spellStart"/>
-            <w:r>
-              <w:t>item.precio</w:t>
-            </w:r>
-            <w:proofErr w:type="spellEnd"/>
-            <w:r>
-              <w:t>}}</w:t>
-            </w:r>
-          </w:p>
-        </w:tc>
-        <w:tc>
-          <w:tcPr>
-            <w:tcW w:w="1422" w:type="dxa"/>
-            <w:tcMar>
-              <w:top w:w="70" w:type="dxa"/>
-              <w:left w:w="0" w:type="dxa"/>
-              <w:bottom w:w="70" w:type="dxa"/>
-              <w:right w:w="140" w:type="dxa"/>
-            </w:tcMar>
-          </w:tcPr>
+              <w:rPr>
+                <w:rFonts w:ascii="Tahoma" w:hAnsi="Tahoma" w:cs="Tahoma"/>
+              </w:rPr>
+            </w:pPr>
+          </w:p>
           <w:p>
             <w:pPr>
               <w:jc w:val="right"/>
               <w:rPr>
-                <w:i/>
-                <w:iCs/>
-                <w:u w:val="single"/>
-              </w:rPr>
-            </w:pPr>
-            <w:r>
-              <w:rPr>
-                <w:i/>
-                <w:iCs/>
-              </w:rPr>
-              <w:t>{{</w:t>
-            </w:r>
-            <w:proofErr w:type="spellStart"/>
-            <w:r>
-              <w:rPr>
-                <w:i/>
-                <w:iCs/>
-              </w:rPr>
-              <w:t>item.importe</w:t>
-            </w:r>
-            <w:proofErr w:type="spellEnd"/>
-            <w:r>
-              <w:rPr>
-                <w:i/>
-                <w:iCs/>
-              </w:rPr>
-              <w:t>}}</w:t>
-            </w:r>
-          </w:p>
-        </w:tc>
-      </w:tr>
-      <w:tr>
-        <w:tc>
-          <w:tcPr>
-            <w:tcW w:w="1834" w:type="dxa"/>
-            <w:tcMar>
-              <w:top w:w="70" w:type="dxa"/>
-              <w:left w:w="0" w:type="dxa"/>
-              <w:bottom w:w="70" w:type="dxa"/>
-              <w:right w:w="140" w:type="dxa"/>
-            </w:tcMar>
-          </w:tcPr>
-          <w:p>
-            <w:pPr>
-              <w:rPr>
-                <w:i/>
-                <w:iCs/>
-                <w:lang w:val="en-GB"/>
-              </w:rPr>
-            </w:pPr>
-          </w:p>
-        </w:tc>
-        <w:tc>
-          <w:tcPr>
-            <w:tcW w:w="1648" w:type="dxa"/>
-            <w:tcMar>
-              <w:top w:w="70" w:type="dxa"/>
-              <w:left w:w="0" w:type="dxa"/>
-              <w:bottom w:w="70" w:type="dxa"/>
-              <w:right w:w="140" w:type="dxa"/>
-            </w:tcMar>
-          </w:tcPr>
-          <w:p/>
-        </w:tc>
-        <w:tc>
-          <w:tcPr>
-            <w:tcW w:w="1582" w:type="dxa"/>
-            <w:tcMar>
-              <w:top w:w="70" w:type="dxa"/>
-              <w:left w:w="0" w:type="dxa"/>
-              <w:bottom w:w="70" w:type="dxa"/>
-              <w:right w:w="140" w:type="dxa"/>
-            </w:tcMar>
-          </w:tcPr>
-          <w:p>
-            <w:pPr>
-              <w:jc w:val="center"/>
-            </w:pPr>
-          </w:p>
-        </w:tc>
-        <w:tc>
-          <w:tcPr>
-            <w:tcW w:w="1429" w:type="dxa"/>
-            <w:tcMar>
-              <w:top w:w="70" w:type="dxa"/>
-              <w:left w:w="0" w:type="dxa"/>
-              <w:bottom w:w="70" w:type="dxa"/>
-              <w:right w:w="140" w:type="dxa"/>
-            </w:tcMar>
-          </w:tcPr>
-          <w:p>
-            <w:pPr>
-              <w:jc w:val="center"/>
-            </w:pPr>
-          </w:p>
-        </w:tc>
-        <w:tc>
-          <w:tcPr>
-            <w:tcW w:w="1445" w:type="dxa"/>
-            <w:tcMar>
-              <w:top w:w="70" w:type="dxa"/>
-              <w:left w:w="0" w:type="dxa"/>
-              <w:bottom w:w="70" w:type="dxa"/>
-              <w:right w:w="140" w:type="dxa"/>
-            </w:tcMar>
-          </w:tcPr>
-          <w:p>
-            <w:pPr>
-              <w:jc w:val="right"/>
-            </w:pPr>
-          </w:p>
-        </w:tc>
-        <w:tc>
-          <w:tcPr>
-            <w:tcW w:w="1422" w:type="dxa"/>
-            <w:tcMar>
-              <w:top w:w="70" w:type="dxa"/>
-              <w:left w:w="0" w:type="dxa"/>
-              <w:bottom w:w="70" w:type="dxa"/>
-              <w:right w:w="140" w:type="dxa"/>
-            </w:tcMar>
-          </w:tcPr>
-          <w:p>
-            <w:pPr>
-              <w:jc w:val="right"/>
-              <w:rPr>
-                <w:i/>
-                <w:iCs/>
-              </w:rPr>
-            </w:pPr>
-            <w:r>
-              <w:rPr>
-                <w:i/>
-                <w:iCs/>
-              </w:rPr>
-              <w:t>{%</w:t>
-            </w:r>
-            <w:proofErr w:type="spellStart"/>
-            <w:r>
-              <w:rPr>
-                <w:i/>
-                <w:iCs/>
-              </w:rPr>
-              <w:t>tr</w:t>
-            </w:r>
-            <w:proofErr w:type="spellEnd"/>
-            <w:r>
-              <w:rPr>
-                <w:i/>
-                <w:iCs/>
-              </w:rPr>
-              <w:t xml:space="preserve"> </w:t>
-            </w:r>
-            <w:proofErr w:type="spellStart"/>
-            <w:r>
-              <w:rPr>
-                <w:i/>
-                <w:iCs/>
-              </w:rPr>
-              <w:t>endfor</w:t>
-            </w:r>
-            <w:proofErr w:type="spellEnd"/>
-            <w:r>
-              <w:rPr>
-                <w:i/>
-                <w:iCs/>
-              </w:rPr>
-              <w:t xml:space="preserve"> %}</w:t>
-            </w:r>
-          </w:p>
-          <w:p>
-            <w:pPr>
-              <w:jc w:val="right"/>
-            </w:pPr>
-          </w:p>
-          <w:p>
-            <w:pPr>
-              <w:jc w:val="right"/>
-              <w:rPr>
+                <w:rFonts w:ascii="Tahoma" w:hAnsi="Tahoma" w:cs="Tahoma"/>
                 <w:i/>
                 <w:iCs/>
               </w:rPr>
@@ -1172,6 +1214,9 @@
           <w:bottom w:val="single" w:sz="4" w:space="2" w:color="D9D9D9"/>
         </w:pBdr>
         <w:spacing w:after="120"/>
+        <w:rPr>
+          <w:rFonts w:ascii="Tahoma" w:hAnsi="Tahoma" w:cs="Tahoma"/>
+        </w:rPr>
       </w:pPr>
     </w:p>
     <w:tbl>
@@ -1196,7 +1241,13 @@
           <w:tcPr>
             <w:tcW w:w="6360" w:type="dxa"/>
           </w:tcPr>
-          <w:p/>
+          <w:p>
+            <w:pPr>
+              <w:rPr>
+                <w:rFonts w:ascii="Tahoma" w:hAnsi="Tahoma" w:cs="Tahoma"/>
+              </w:rPr>
+            </w:pPr>
+          </w:p>
         </w:tc>
         <w:tc>
           <w:tcPr>
@@ -1212,8 +1263,8 @@
               <w:tblLook w:val="04A0" w:firstRow="1" w:lastRow="0" w:firstColumn="1" w:lastColumn="0" w:noHBand="0" w:noVBand="1"/>
             </w:tblPr>
             <w:tblGrid>
-              <w:gridCol w:w="1674"/>
-              <w:gridCol w:w="1326"/>
+              <w:gridCol w:w="1424"/>
+              <w:gridCol w:w="1576"/>
             </w:tblGrid>
             <w:tr>
               <w:tc>
@@ -1227,8 +1278,14 @@
                   </w:tcMar>
                 </w:tcPr>
                 <w:p>
+                  <w:pPr>
+                    <w:rPr>
+                      <w:rFonts w:ascii="Tahoma" w:hAnsi="Tahoma" w:cs="Tahoma"/>
+                    </w:rPr>
+                  </w:pPr>
                   <w:r>
                     <w:rPr>
+                      <w:rFonts w:ascii="Tahoma" w:hAnsi="Tahoma" w:cs="Tahoma"/>
                       <w:sz w:val="19"/>
                       <w:szCs w:val="19"/>
                     </w:rPr>
@@ -1249,11 +1306,13 @@
                 <w:p>
                   <w:pPr>
                     <w:jc w:val="right"/>
+                    <w:rPr>
+                      <w:rFonts w:ascii="Tahoma" w:hAnsi="Tahoma" w:cs="Tahoma"/>
+                    </w:rPr>
                   </w:pPr>
                   <w:r>
                     <w:rPr>
-                      <w:i/>
-                      <w:iCs/>
+                      <w:rFonts w:ascii="Tahoma" w:hAnsi="Tahoma" w:cs="Tahoma"/>
                     </w:rPr>
                     <w:t>{{importe}}</w:t>
                   </w:r>
@@ -1272,8 +1331,14 @@
                   </w:tcMar>
                 </w:tcPr>
                 <w:p>
+                  <w:pPr>
+                    <w:rPr>
+                      <w:rFonts w:ascii="Tahoma" w:hAnsi="Tahoma" w:cs="Tahoma"/>
+                    </w:rPr>
+                  </w:pPr>
                   <w:r>
                     <w:rPr>
+                      <w:rFonts w:ascii="Tahoma" w:hAnsi="Tahoma" w:cs="Tahoma"/>
                       <w:sz w:val="19"/>
                       <w:szCs w:val="19"/>
                     </w:rPr>
@@ -1294,27 +1359,27 @@
                 <w:p>
                   <w:pPr>
                     <w:jc w:val="right"/>
+                    <w:rPr>
+                      <w:rFonts w:ascii="Tahoma" w:hAnsi="Tahoma" w:cs="Tahoma"/>
+                    </w:rPr>
                   </w:pPr>
                   <w:r>
                     <w:rPr>
-                      <w:i/>
-                      <w:iCs/>
+                      <w:rFonts w:ascii="Tahoma" w:hAnsi="Tahoma" w:cs="Tahoma"/>
                     </w:rPr>
                     <w:t>{{</w:t>
                   </w:r>
                   <w:proofErr w:type="spellStart"/>
                   <w:r>
                     <w:rPr>
-                      <w:i/>
-                      <w:iCs/>
+                      <w:rFonts w:ascii="Tahoma" w:hAnsi="Tahoma" w:cs="Tahoma"/>
                     </w:rPr>
                     <w:t>iva</w:t>
                   </w:r>
                   <w:proofErr w:type="spellEnd"/>
                   <w:r>
                     <w:rPr>
-                      <w:i/>
-                      <w:iCs/>
+                      <w:rFonts w:ascii="Tahoma" w:hAnsi="Tahoma" w:cs="Tahoma"/>
                     </w:rPr>
                     <w:t>}}</w:t>
                   </w:r>
@@ -1336,8 +1401,14 @@
                   </w:tcMar>
                 </w:tcPr>
                 <w:p>
+                  <w:pPr>
+                    <w:rPr>
+                      <w:rFonts w:ascii="Tahoma" w:hAnsi="Tahoma" w:cs="Tahoma"/>
+                    </w:rPr>
+                  </w:pPr>
                   <w:r>
                     <w:rPr>
+                      <w:rFonts w:ascii="Tahoma" w:hAnsi="Tahoma" w:cs="Tahoma"/>
                       <w:b/>
                       <w:bCs/>
                       <w:sz w:val="22"/>
@@ -1363,9 +1434,13 @@
                 <w:p>
                   <w:pPr>
                     <w:jc w:val="right"/>
+                    <w:rPr>
+                      <w:rFonts w:ascii="Tahoma" w:hAnsi="Tahoma" w:cs="Tahoma"/>
+                    </w:rPr>
                   </w:pPr>
                   <w:r>
                     <w:rPr>
+                      <w:rFonts w:ascii="Tahoma" w:hAnsi="Tahoma" w:cs="Tahoma"/>
                       <w:b/>
                       <w:bCs/>
                       <w:sz w:val="22"/>
@@ -1377,16 +1452,27 @@
               </w:tc>
             </w:tr>
           </w:tbl>
-          <w:p/>
+          <w:p>
+            <w:pPr>
+              <w:rPr>
+                <w:rFonts w:ascii="Tahoma" w:hAnsi="Tahoma" w:cs="Tahoma"/>
+              </w:rPr>
+            </w:pPr>
+          </w:p>
         </w:tc>
       </w:tr>
     </w:tbl>
+    <w:bookmarkEnd w:id="0"/>
     <w:p>
       <w:pPr>
         <w:spacing w:before="240" w:after="90"/>
+        <w:rPr>
+          <w:rFonts w:ascii="Tahoma" w:hAnsi="Tahoma" w:cs="Tahoma"/>
+        </w:rPr>
       </w:pPr>
       <w:r>
         <w:rPr>
+          <w:rFonts w:ascii="Tahoma" w:hAnsi="Tahoma" w:cs="Tahoma"/>
           <w:b/>
           <w:bCs/>
           <w:sz w:val="16"/>
@@ -1396,6 +1482,7 @@
       </w:r>
       <w:r>
         <w:rPr>
+          <w:rFonts w:ascii="Tahoma" w:hAnsi="Tahoma" w:cs="Tahoma"/>
           <w:b/>
           <w:bCs/>
           <w:sz w:val="16"/>
@@ -1430,8 +1517,14 @@
             <w:vAlign w:val="center"/>
           </w:tcPr>
           <w:p>
-            <w:r>
-              <w:rPr>
+            <w:pPr>
+              <w:rPr>
+                <w:rFonts w:ascii="Tahoma" w:hAnsi="Tahoma" w:cs="Tahoma"/>
+              </w:rPr>
+            </w:pPr>
+            <w:r>
+              <w:rPr>
+                <w:rFonts w:ascii="Tahoma" w:hAnsi="Tahoma" w:cs="Tahoma"/>
                 <w:b/>
                 <w:bCs/>
                 <w:sz w:val="19"/>
@@ -1453,10 +1546,14 @@
             <w:vAlign w:val="center"/>
           </w:tcPr>
           <w:p>
-            <w:r>
-              <w:rPr>
-                <w:i/>
-                <w:iCs/>
+            <w:pPr>
+              <w:rPr>
+                <w:rFonts w:ascii="Tahoma" w:hAnsi="Tahoma" w:cs="Tahoma"/>
+              </w:rPr>
+            </w:pPr>
+            <w:r>
+              <w:rPr>
+                <w:rFonts w:ascii="Tahoma" w:hAnsi="Tahoma" w:cs="Tahoma"/>
               </w:rPr>
               <w:t>{{moneda}}</w:t>
             </w:r>
@@ -1476,8 +1573,14 @@
             <w:vAlign w:val="center"/>
           </w:tcPr>
           <w:p>
-            <w:r>
-              <w:rPr>
+            <w:pPr>
+              <w:rPr>
+                <w:rFonts w:ascii="Tahoma" w:hAnsi="Tahoma" w:cs="Tahoma"/>
+              </w:rPr>
+            </w:pPr>
+            <w:r>
+              <w:rPr>
+                <w:rFonts w:ascii="Tahoma" w:hAnsi="Tahoma" w:cs="Tahoma"/>
                 <w:b/>
                 <w:bCs/>
                 <w:sz w:val="19"/>
@@ -1499,10 +1602,14 @@
             <w:vAlign w:val="center"/>
           </w:tcPr>
           <w:p>
-            <w:r>
-              <w:rPr>
-                <w:i/>
-                <w:iCs/>
+            <w:pPr>
+              <w:rPr>
+                <w:rFonts w:ascii="Tahoma" w:hAnsi="Tahoma" w:cs="Tahoma"/>
+              </w:rPr>
+            </w:pPr>
+            <w:r>
+              <w:rPr>
+                <w:rFonts w:ascii="Tahoma" w:hAnsi="Tahoma" w:cs="Tahoma"/>
               </w:rPr>
               <w:t>{{validez}}</w:t>
             </w:r>
@@ -1522,8 +1629,14 @@
             <w:vAlign w:val="center"/>
           </w:tcPr>
           <w:p>
-            <w:r>
-              <w:rPr>
+            <w:pPr>
+              <w:rPr>
+                <w:rFonts w:ascii="Tahoma" w:hAnsi="Tahoma" w:cs="Tahoma"/>
+              </w:rPr>
+            </w:pPr>
+            <w:r>
+              <w:rPr>
+                <w:rFonts w:ascii="Tahoma" w:hAnsi="Tahoma" w:cs="Tahoma"/>
                 <w:b/>
                 <w:bCs/>
                 <w:sz w:val="19"/>
@@ -1545,26 +1658,28 @@
             <w:vAlign w:val="center"/>
           </w:tcPr>
           <w:p>
-            <w:r>
-              <w:rPr>
-                <w:i/>
-                <w:iCs/>
+            <w:pPr>
+              <w:rPr>
+                <w:rFonts w:ascii="Tahoma" w:hAnsi="Tahoma" w:cs="Tahoma"/>
+              </w:rPr>
+            </w:pPr>
+            <w:r>
+              <w:rPr>
+                <w:rFonts w:ascii="Tahoma" w:hAnsi="Tahoma" w:cs="Tahoma"/>
               </w:rPr>
               <w:t>{{</w:t>
             </w:r>
             <w:proofErr w:type="spellStart"/>
             <w:r>
               <w:rPr>
-                <w:i/>
-                <w:iCs/>
+                <w:rFonts w:ascii="Tahoma" w:hAnsi="Tahoma" w:cs="Tahoma"/>
               </w:rPr>
               <w:t>forma_de_pago</w:t>
             </w:r>
             <w:proofErr w:type="spellEnd"/>
             <w:r>
               <w:rPr>
-                <w:i/>
-                <w:iCs/>
+                <w:rFonts w:ascii="Tahoma" w:hAnsi="Tahoma" w:cs="Tahoma"/>
               </w:rPr>
               <w:t>}}</w:t>
             </w:r>
@@ -1584,8 +1699,14 @@
             <w:vAlign w:val="center"/>
           </w:tcPr>
           <w:p>
-            <w:r>
-              <w:rPr>
+            <w:pPr>
+              <w:rPr>
+                <w:rFonts w:ascii="Tahoma" w:hAnsi="Tahoma" w:cs="Tahoma"/>
+              </w:rPr>
+            </w:pPr>
+            <w:r>
+              <w:rPr>
+                <w:rFonts w:ascii="Tahoma" w:hAnsi="Tahoma" w:cs="Tahoma"/>
                 <w:b/>
                 <w:bCs/>
                 <w:sz w:val="19"/>
@@ -1607,33 +1728,34 @@
             <w:vAlign w:val="center"/>
           </w:tcPr>
           <w:p>
-            <w:r>
-              <w:rPr>
-                <w:i/>
-                <w:iCs/>
+            <w:pPr>
+              <w:rPr>
+                <w:rFonts w:ascii="Tahoma" w:hAnsi="Tahoma" w:cs="Tahoma"/>
+              </w:rPr>
+            </w:pPr>
+            <w:r>
+              <w:rPr>
+                <w:rFonts w:ascii="Tahoma" w:hAnsi="Tahoma" w:cs="Tahoma"/>
               </w:rPr>
               <w:t>{{</w:t>
             </w:r>
             <w:proofErr w:type="spellStart"/>
             <w:r>
               <w:rPr>
-                <w:i/>
-                <w:iCs/>
+                <w:rFonts w:ascii="Tahoma" w:hAnsi="Tahoma" w:cs="Tahoma"/>
               </w:rPr>
               <w:t>tiempo_entrega</w:t>
             </w:r>
             <w:proofErr w:type="spellEnd"/>
             <w:r>
               <w:rPr>
-                <w:i/>
-                <w:iCs/>
+                <w:rFonts w:ascii="Tahoma" w:hAnsi="Tahoma" w:cs="Tahoma"/>
               </w:rPr>
               <w:t>}}</w:t>
             </w:r>
             <w:r>
               <w:rPr>
-                <w:i/>
-                <w:iCs/>
+                <w:rFonts w:ascii="Tahoma" w:hAnsi="Tahoma" w:cs="Tahoma"/>
               </w:rPr>
               <w:t xml:space="preserve"> días.</w:t>
             </w:r>
@@ -1653,14 +1775,19 @@
             <w:vAlign w:val="center"/>
           </w:tcPr>
           <w:p>
-            <w:r>
-              <w:rPr>
+            <w:pPr>
+              <w:rPr>
+                <w:rFonts w:ascii="Tahoma" w:hAnsi="Tahoma" w:cs="Tahoma"/>
+              </w:rPr>
+            </w:pPr>
+            <w:r>
+              <w:rPr>
+                <w:rFonts w:ascii="Tahoma" w:hAnsi="Tahoma" w:cs="Tahoma"/>
                 <w:b/>
                 <w:bCs/>
                 <w:sz w:val="19"/>
                 <w:szCs w:val="19"/>
               </w:rPr>
-              <w:lastRenderedPageBreak/>
               <w:t>Lugar de entrega</w:t>
             </w:r>
           </w:p>
@@ -1677,26 +1804,28 @@
             <w:vAlign w:val="center"/>
           </w:tcPr>
           <w:p>
-            <w:r>
-              <w:rPr>
-                <w:i/>
-                <w:iCs/>
+            <w:pPr>
+              <w:rPr>
+                <w:rFonts w:ascii="Tahoma" w:hAnsi="Tahoma" w:cs="Tahoma"/>
+              </w:rPr>
+            </w:pPr>
+            <w:r>
+              <w:rPr>
+                <w:rFonts w:ascii="Tahoma" w:hAnsi="Tahoma" w:cs="Tahoma"/>
               </w:rPr>
               <w:t>{{</w:t>
             </w:r>
             <w:proofErr w:type="spellStart"/>
             <w:r>
               <w:rPr>
-                <w:i/>
-                <w:iCs/>
+                <w:rFonts w:ascii="Tahoma" w:hAnsi="Tahoma" w:cs="Tahoma"/>
               </w:rPr>
               <w:t>lugar_entrega</w:t>
             </w:r>
             <w:proofErr w:type="spellEnd"/>
             <w:r>
               <w:rPr>
-                <w:i/>
-                <w:iCs/>
+                <w:rFonts w:ascii="Tahoma" w:hAnsi="Tahoma" w:cs="Tahoma"/>
               </w:rPr>
               <w:t>}}</w:t>
             </w:r>
@@ -1716,13 +1845,20 @@
             <w:vAlign w:val="center"/>
           </w:tcPr>
           <w:p>
-            <w:r>
-              <w:rPr>
+            <w:pPr>
+              <w:rPr>
+                <w:rFonts w:ascii="Tahoma" w:hAnsi="Tahoma" w:cs="Tahoma"/>
+              </w:rPr>
+            </w:pPr>
+            <w:r>
+              <w:rPr>
+                <w:rFonts w:ascii="Tahoma" w:hAnsi="Tahoma" w:cs="Tahoma"/>
                 <w:b/>
                 <w:bCs/>
                 <w:sz w:val="19"/>
                 <w:szCs w:val="19"/>
               </w:rPr>
+              <w:lastRenderedPageBreak/>
               <w:t>Garantía</w:t>
             </w:r>
           </w:p>
@@ -1739,26 +1875,28 @@
             <w:vAlign w:val="center"/>
           </w:tcPr>
           <w:p>
-            <w:r>
-              <w:rPr>
-                <w:i/>
-                <w:iCs/>
+            <w:pPr>
+              <w:rPr>
+                <w:rFonts w:ascii="Tahoma" w:hAnsi="Tahoma" w:cs="Tahoma"/>
+              </w:rPr>
+            </w:pPr>
+            <w:r>
+              <w:rPr>
+                <w:rFonts w:ascii="Tahoma" w:hAnsi="Tahoma" w:cs="Tahoma"/>
               </w:rPr>
               <w:t>{{</w:t>
             </w:r>
             <w:proofErr w:type="spellStart"/>
             <w:r>
               <w:rPr>
-                <w:i/>
-                <w:iCs/>
+                <w:rFonts w:ascii="Tahoma" w:hAnsi="Tahoma" w:cs="Tahoma"/>
               </w:rPr>
               <w:t>garantia</w:t>
             </w:r>
             <w:proofErr w:type="spellEnd"/>
             <w:r>
               <w:rPr>
-                <w:i/>
-                <w:iCs/>
+                <w:rFonts w:ascii="Tahoma" w:hAnsi="Tahoma" w:cs="Tahoma"/>
               </w:rPr>
               <w:t>}}</w:t>
             </w:r>
@@ -1777,7 +1915,13 @@
             </w:tcMar>
             <w:vAlign w:val="center"/>
           </w:tcPr>
-          <w:p/>
+          <w:p>
+            <w:pPr>
+              <w:rPr>
+                <w:rFonts w:ascii="Tahoma" w:hAnsi="Tahoma" w:cs="Tahoma"/>
+              </w:rPr>
+            </w:pPr>
+          </w:p>
         </w:tc>
         <w:tc>
           <w:tcPr>
@@ -1790,19 +1934,29 @@
             </w:tcMar>
             <w:vAlign w:val="center"/>
           </w:tcPr>
-          <w:p/>
+          <w:p>
+            <w:pPr>
+              <w:rPr>
+                <w:rFonts w:ascii="Tahoma" w:hAnsi="Tahoma" w:cs="Tahoma"/>
+              </w:rPr>
+            </w:pPr>
+          </w:p>
         </w:tc>
       </w:tr>
     </w:tbl>
     <w:p>
       <w:pPr>
         <w:spacing w:before="240" w:after="90"/>
+        <w:rPr>
+          <w:rFonts w:ascii="Tahoma" w:hAnsi="Tahoma" w:cs="Tahoma"/>
+        </w:rPr>
       </w:pPr>
     </w:p>
     <w:p>
       <w:pPr>
         <w:spacing w:before="240" w:after="90"/>
         <w:rPr>
+          <w:rFonts w:ascii="Tahoma" w:hAnsi="Tahoma" w:cs="Tahoma"/>
           <w:b/>
           <w:bCs/>
           <w:sz w:val="16"/>
@@ -1814,6 +1968,7 @@
       <w:pPr>
         <w:spacing w:before="240" w:after="90"/>
         <w:rPr>
+          <w:rFonts w:ascii="Tahoma" w:hAnsi="Tahoma" w:cs="Tahoma"/>
           <w:b/>
           <w:bCs/>
           <w:sz w:val="16"/>
@@ -1824,9 +1979,13 @@
     <w:p>
       <w:pPr>
         <w:spacing w:before="240" w:after="90"/>
+        <w:rPr>
+          <w:rFonts w:ascii="Tahoma" w:hAnsi="Tahoma" w:cs="Tahoma"/>
+        </w:rPr>
       </w:pPr>
       <w:r>
         <w:rPr>
+          <w:rFonts w:ascii="Tahoma" w:hAnsi="Tahoma" w:cs="Tahoma"/>
           <w:b/>
           <w:bCs/>
           <w:sz w:val="16"/>
@@ -1842,24 +2001,42 @@
           <w:ilvl w:val="0"/>
           <w:numId w:val="2"/>
         </w:numPr>
+        <w:rPr>
+          <w:rFonts w:ascii="Tahoma" w:hAnsi="Tahoma" w:cs="Tahoma"/>
+        </w:rPr>
       </w:pPr>
       <w:r>
+        <w:rPr>
+          <w:rFonts w:ascii="Tahoma" w:hAnsi="Tahoma" w:cs="Tahoma"/>
+        </w:rPr>
         <w:t xml:space="preserve">Este monto global cubre únicamente los trabajos designados en esta cotización. Cualquier acero, trabajo o daño adicional detectado tras el </w:t>
       </w:r>
       <w:proofErr w:type="spellStart"/>
       <w:r>
+        <w:rPr>
+          <w:rFonts w:ascii="Tahoma" w:hAnsi="Tahoma" w:cs="Tahoma"/>
+        </w:rPr>
         <w:t>crop-out</w:t>
       </w:r>
       <w:proofErr w:type="spellEnd"/>
       <w:r>
+        <w:rPr>
+          <w:rFonts w:ascii="Tahoma" w:hAnsi="Tahoma" w:cs="Tahoma"/>
+        </w:rPr>
         <w:t xml:space="preserve"> será </w:t>
       </w:r>
       <w:proofErr w:type="spellStart"/>
       <w:r>
+        <w:rPr>
+          <w:rFonts w:ascii="Tahoma" w:hAnsi="Tahoma" w:cs="Tahoma"/>
+        </w:rPr>
         <w:t>re-cotizado</w:t>
       </w:r>
       <w:proofErr w:type="spellEnd"/>
       <w:r>
+        <w:rPr>
+          <w:rFonts w:ascii="Tahoma" w:hAnsi="Tahoma" w:cs="Tahoma"/>
+        </w:rPr>
         <w:t xml:space="preserve"> y facturado por separado.</w:t>
       </w:r>
     </w:p>
@@ -1870,8 +2047,14 @@
           <w:ilvl w:val="0"/>
           <w:numId w:val="2"/>
         </w:numPr>
+        <w:rPr>
+          <w:rFonts w:ascii="Tahoma" w:hAnsi="Tahoma" w:cs="Tahoma"/>
+        </w:rPr>
       </w:pPr>
       <w:r>
+        <w:rPr>
+          <w:rFonts w:ascii="Tahoma" w:hAnsi="Tahoma" w:cs="Tahoma"/>
+        </w:rPr>
         <w:t>Las reparaciones están sujetas a la aprobación y asistencia de la Sociedad de Clasificación.</w:t>
       </w:r>
     </w:p>
@@ -1882,9 +2065,13 @@
           <w:ilvl w:val="0"/>
           <w:numId w:val="2"/>
         </w:numPr>
+        <w:rPr>
+          <w:rFonts w:ascii="Tahoma" w:hAnsi="Tahoma" w:cs="Tahoma"/>
+        </w:rPr>
       </w:pPr>
       <w:r>
         <w:rPr>
+          <w:rFonts w:ascii="Tahoma" w:hAnsi="Tahoma" w:cs="Tahoma"/>
           <w:i/>
           <w:iCs/>
         </w:rPr>
@@ -1894,17 +2081,27 @@
     <w:p>
       <w:pPr>
         <w:spacing w:before="360"/>
+        <w:rPr>
+          <w:rFonts w:ascii="Tahoma" w:hAnsi="Tahoma" w:cs="Tahoma"/>
+        </w:rPr>
       </w:pPr>
       <w:r>
+        <w:rPr>
+          <w:rFonts w:ascii="Tahoma" w:hAnsi="Tahoma" w:cs="Tahoma"/>
+        </w:rPr>
         <w:t>Atentamente,</w:t>
       </w:r>
     </w:p>
     <w:p>
       <w:pPr>
         <w:spacing w:before="300"/>
+        <w:rPr>
+          <w:rFonts w:ascii="Tahoma" w:hAnsi="Tahoma" w:cs="Tahoma"/>
+        </w:rPr>
       </w:pPr>
       <w:r>
         <w:rPr>
+          <w:rFonts w:ascii="Tahoma" w:hAnsi="Tahoma" w:cs="Tahoma"/>
           <w:b/>
           <w:bCs/>
         </w:rPr>
@@ -1912,39 +2109,55 @@
       </w:r>
     </w:p>
     <w:p>
+      <w:pPr>
+        <w:rPr>
+          <w:rFonts w:ascii="Tahoma" w:hAnsi="Tahoma" w:cs="Tahoma"/>
+        </w:rPr>
+      </w:pPr>
       <w:r>
+        <w:rPr>
+          <w:rFonts w:ascii="Tahoma" w:hAnsi="Tahoma" w:cs="Tahoma"/>
+        </w:rPr>
         <w:t xml:space="preserve">{{cargo}} – </w:t>
       </w:r>
       <w:proofErr w:type="spellStart"/>
       <w:r>
+        <w:rPr>
+          <w:rFonts w:ascii="Tahoma" w:hAnsi="Tahoma" w:cs="Tahoma"/>
+        </w:rPr>
         <w:t>Proios</w:t>
       </w:r>
       <w:proofErr w:type="spellEnd"/>
       <w:r>
+        <w:rPr>
+          <w:rFonts w:ascii="Tahoma" w:hAnsi="Tahoma" w:cs="Tahoma"/>
+        </w:rPr>
         <w:t xml:space="preserve"> S.A.</w:t>
       </w:r>
     </w:p>
     <w:p>
+      <w:pPr>
+        <w:rPr>
+          <w:rFonts w:ascii="Tahoma" w:hAnsi="Tahoma" w:cs="Tahoma"/>
+        </w:rPr>
+      </w:pPr>
       <w:r>
         <w:rPr>
-          <w:i/>
-          <w:iCs/>
+          <w:rFonts w:ascii="Tahoma" w:hAnsi="Tahoma" w:cs="Tahoma"/>
         </w:rPr>
         <w:t>{{</w:t>
       </w:r>
       <w:proofErr w:type="spellStart"/>
       <w:r>
         <w:rPr>
-          <w:i/>
-          <w:iCs/>
+          <w:rFonts w:ascii="Tahoma" w:hAnsi="Tahoma" w:cs="Tahoma"/>
         </w:rPr>
         <w:t>firmante_email</w:t>
       </w:r>
       <w:proofErr w:type="spellEnd"/>
       <w:r>
         <w:rPr>
-          <w:i/>
-          <w:iCs/>
+          <w:rFonts w:ascii="Tahoma" w:hAnsi="Tahoma" w:cs="Tahoma"/>
         </w:rPr>
         <w:t>}}</w:t>
       </w:r>
@@ -2021,7 +2234,23 @@
         <w:sz w:val="14"/>
         <w:szCs w:val="14"/>
       </w:rPr>
-      <w:t xml:space="preserve"> 351, 5.º Piso – 503 LN, Buenos Aires (C1104AAH)  ·  info@proios.com  ·  www.proios.com</w:t>
+      <w:t xml:space="preserve"> 351, 5.º Piso – 503 LN, Buenos Aires (C1104</w:t>
+    </w:r>
+    <w:proofErr w:type="gramStart"/>
+    <w:r>
+      <w:rPr>
+        <w:sz w:val="14"/>
+        <w:szCs w:val="14"/>
+      </w:rPr>
+      <w:t>AAH)  ·</w:t>
+    </w:r>
+    <w:proofErr w:type="gramEnd"/>
+    <w:r>
+      <w:rPr>
+        <w:sz w:val="14"/>
+        <w:szCs w:val="14"/>
+      </w:rPr>
+      <w:t xml:space="preserve">  info@proios.com  ·  www.proios.com</w:t>
     </w:r>
     <w:r>
       <w:rPr>

--- a/backend/apps/operaciones/templates/Proios_Cotizacion_Servicios_TEMPLATE_ES.docx
+++ b/backend/apps/operaciones/templates/Proios_Cotizacion_Servicios_TEMPLATE_ES.docx
@@ -270,8 +270,6 @@
             <w:r>
               <w:rPr>
                 <w:rFonts w:ascii="Tahoma" w:hAnsi="Tahoma" w:cs="Tahoma"/>
-                <w:sz w:val="18"/>
-                <w:szCs w:val="18"/>
               </w:rPr>
               <w:t>N.°</w:t>
             </w:r>
@@ -279,8 +277,6 @@
             <w:r>
               <w:rPr>
                 <w:rFonts w:ascii="Tahoma" w:hAnsi="Tahoma" w:cs="Tahoma"/>
-                <w:sz w:val="18"/>
-                <w:szCs w:val="18"/>
               </w:rPr>
               <w:t xml:space="preserve">  </w:t>
             </w:r>
@@ -323,23 +319,65 @@
             <w:r>
               <w:rPr>
                 <w:rFonts w:ascii="Tahoma" w:hAnsi="Tahoma" w:cs="Tahoma"/>
-                <w:sz w:val="18"/>
-                <w:szCs w:val="18"/>
-              </w:rPr>
-              <w:t xml:space="preserve">Fecha  </w:t>
-            </w:r>
-            <w:r>
-              <w:rPr>
-                <w:rFonts w:ascii="Tahoma" w:hAnsi="Tahoma" w:cs="Tahoma"/>
+              </w:rPr>
+              <w:t>Fecha  {</w:t>
+            </w:r>
+            <w:proofErr w:type="gramEnd"/>
+            <w:r>
+              <w:rPr>
+                <w:rFonts w:ascii="Tahoma" w:hAnsi="Tahoma" w:cs="Tahoma"/>
+              </w:rPr>
+              <w:t>{fecha}}</w:t>
+            </w:r>
+          </w:p>
+          <w:p>
+            <w:pPr>
+              <w:spacing w:after="20"/>
+              <w:rPr>
+                <w:rFonts w:ascii="Tahoma" w:hAnsi="Tahoma" w:cs="Tahoma"/>
+              </w:rPr>
+            </w:pPr>
+            <w:proofErr w:type="gramStart"/>
+            <w:r>
+              <w:rPr>
+                <w:rFonts w:ascii="Tahoma" w:hAnsi="Tahoma" w:cs="Tahoma"/>
+              </w:rPr>
+              <w:t>Validez  {</w:t>
+            </w:r>
+            <w:proofErr w:type="gramEnd"/>
+            <w:r>
+              <w:rPr>
+                <w:rFonts w:ascii="Tahoma" w:hAnsi="Tahoma" w:cs="Tahoma"/>
+              </w:rPr>
+              <w:t>{validez}}</w:t>
+            </w:r>
+          </w:p>
+          <w:p>
+            <w:pPr>
+              <w:spacing w:after="20"/>
+              <w:rPr>
+                <w:rFonts w:ascii="Tahoma" w:hAnsi="Tahoma" w:cs="Tahoma"/>
+              </w:rPr>
+            </w:pPr>
+            <w:proofErr w:type="gramStart"/>
+            <w:r>
+              <w:rPr>
+                <w:rFonts w:ascii="Tahoma" w:hAnsi="Tahoma" w:cs="Tahoma"/>
+              </w:rPr>
+              <w:t xml:space="preserve">Buque  </w:t>
+            </w:r>
+            <w:r>
+              <w:rPr>
+                <w:rFonts w:ascii="Tahoma" w:eastAsia="Consolas" w:hAnsi="Tahoma" w:cs="Tahoma"/>
               </w:rPr>
               <w:t>{</w:t>
             </w:r>
             <w:proofErr w:type="gramEnd"/>
             <w:r>
               <w:rPr>
-                <w:rFonts w:ascii="Tahoma" w:hAnsi="Tahoma" w:cs="Tahoma"/>
-              </w:rPr>
-              <w:t>{fecha}}</w:t>
+                <w:rFonts w:ascii="Tahoma" w:eastAsia="Consolas" w:hAnsi="Tahoma" w:cs="Tahoma"/>
+              </w:rPr>
+              <w:t>{buque}}</w:t>
             </w:r>
           </w:p>
           <w:p>
@@ -353,23 +391,35 @@
             <w:r>
               <w:rPr>
                 <w:rFonts w:ascii="Tahoma" w:hAnsi="Tahoma" w:cs="Tahoma"/>
-                <w:sz w:val="18"/>
-                <w:szCs w:val="18"/>
-              </w:rPr>
-              <w:t xml:space="preserve">Validez  </w:t>
-            </w:r>
-            <w:r>
-              <w:rPr>
-                <w:rFonts w:ascii="Tahoma" w:hAnsi="Tahoma" w:cs="Tahoma"/>
+              </w:rPr>
+              <w:t xml:space="preserve">Ubicación  </w:t>
+            </w:r>
+            <w:r>
+              <w:rPr>
+                <w:rFonts w:ascii="Tahoma" w:eastAsia="Consolas" w:hAnsi="Tahoma" w:cs="Tahoma"/>
               </w:rPr>
               <w:t>{</w:t>
             </w:r>
             <w:proofErr w:type="gramEnd"/>
             <w:r>
               <w:rPr>
-                <w:rFonts w:ascii="Tahoma" w:hAnsi="Tahoma" w:cs="Tahoma"/>
-              </w:rPr>
-              <w:t>{validez}}</w:t>
+                <w:rFonts w:ascii="Tahoma" w:eastAsia="Consolas" w:hAnsi="Tahoma" w:cs="Tahoma"/>
+              </w:rPr>
+              <w:t>{</w:t>
+            </w:r>
+            <w:proofErr w:type="spellStart"/>
+            <w:r>
+              <w:rPr>
+                <w:rFonts w:ascii="Tahoma" w:eastAsia="Consolas" w:hAnsi="Tahoma" w:cs="Tahoma"/>
+              </w:rPr>
+              <w:t>ubicacion</w:t>
+            </w:r>
+            <w:proofErr w:type="spellEnd"/>
+            <w:r>
+              <w:rPr>
+                <w:rFonts w:ascii="Tahoma" w:eastAsia="Consolas" w:hAnsi="Tahoma" w:cs="Tahoma"/>
+              </w:rPr>
+              <w:t>}}</w:t>
             </w:r>
           </w:p>
           <w:p>
@@ -383,82 +433,6 @@
             <w:r>
               <w:rPr>
                 <w:rFonts w:ascii="Tahoma" w:hAnsi="Tahoma" w:cs="Tahoma"/>
-                <w:sz w:val="18"/>
-                <w:szCs w:val="18"/>
-              </w:rPr>
-              <w:t xml:space="preserve">Buque  </w:t>
-            </w:r>
-            <w:r>
-              <w:rPr>
-                <w:rFonts w:ascii="Tahoma" w:eastAsia="Consolas" w:hAnsi="Tahoma" w:cs="Tahoma"/>
-              </w:rPr>
-              <w:t>{</w:t>
-            </w:r>
-            <w:proofErr w:type="gramEnd"/>
-            <w:r>
-              <w:rPr>
-                <w:rFonts w:ascii="Tahoma" w:eastAsia="Consolas" w:hAnsi="Tahoma" w:cs="Tahoma"/>
-              </w:rPr>
-              <w:t>{buque}}</w:t>
-            </w:r>
-          </w:p>
-          <w:p>
-            <w:pPr>
-              <w:spacing w:after="20"/>
-              <w:rPr>
-                <w:rFonts w:ascii="Tahoma" w:hAnsi="Tahoma" w:cs="Tahoma"/>
-              </w:rPr>
-            </w:pPr>
-            <w:proofErr w:type="gramStart"/>
-            <w:r>
-              <w:rPr>
-                <w:rFonts w:ascii="Tahoma" w:hAnsi="Tahoma" w:cs="Tahoma"/>
-                <w:sz w:val="18"/>
-                <w:szCs w:val="18"/>
-              </w:rPr>
-              <w:t xml:space="preserve">Ubicación  </w:t>
-            </w:r>
-            <w:r>
-              <w:rPr>
-                <w:rFonts w:ascii="Tahoma" w:eastAsia="Consolas" w:hAnsi="Tahoma" w:cs="Tahoma"/>
-              </w:rPr>
-              <w:t>{</w:t>
-            </w:r>
-            <w:proofErr w:type="gramEnd"/>
-            <w:r>
-              <w:rPr>
-                <w:rFonts w:ascii="Tahoma" w:eastAsia="Consolas" w:hAnsi="Tahoma" w:cs="Tahoma"/>
-              </w:rPr>
-              <w:t>{</w:t>
-            </w:r>
-            <w:proofErr w:type="spellStart"/>
-            <w:r>
-              <w:rPr>
-                <w:rFonts w:ascii="Tahoma" w:eastAsia="Consolas" w:hAnsi="Tahoma" w:cs="Tahoma"/>
-              </w:rPr>
-              <w:t>ubicacion</w:t>
-            </w:r>
-            <w:proofErr w:type="spellEnd"/>
-            <w:r>
-              <w:rPr>
-                <w:rFonts w:ascii="Tahoma" w:eastAsia="Consolas" w:hAnsi="Tahoma" w:cs="Tahoma"/>
-              </w:rPr>
-              <w:t>}}</w:t>
-            </w:r>
-          </w:p>
-          <w:p>
-            <w:pPr>
-              <w:spacing w:after="20"/>
-              <w:rPr>
-                <w:rFonts w:ascii="Tahoma" w:hAnsi="Tahoma" w:cs="Tahoma"/>
-              </w:rPr>
-            </w:pPr>
-            <w:proofErr w:type="gramStart"/>
-            <w:r>
-              <w:rPr>
-                <w:rFonts w:ascii="Tahoma" w:hAnsi="Tahoma" w:cs="Tahoma"/>
-                <w:sz w:val="18"/>
-                <w:szCs w:val="18"/>
               </w:rPr>
               <w:t xml:space="preserve">ETA  </w:t>
             </w:r>
@@ -508,12 +482,23 @@
           <w:sz w:val="16"/>
           <w:szCs w:val="16"/>
         </w:rPr>
-        <w:t>ÍTEMS</w:t>
+        <w:t>Í</w:t>
+      </w:r>
+      <w:r>
+        <w:rPr>
+          <w:rFonts w:ascii="Tahoma" w:hAnsi="Tahoma" w:cs="Tahoma"/>
+          <w:b/>
+          <w:bCs/>
+          <w:sz w:val="16"/>
+          <w:szCs w:val="16"/>
+        </w:rPr>
+        <w:t>TEMS</w:t>
       </w:r>
     </w:p>
     <w:tbl>
       <w:tblPr>
-        <w:tblW w:w="9345" w:type="dxa"/>
+        <w:tblW w:w="9356" w:type="dxa"/>
+        <w:tblLayout w:type="fixed"/>
         <w:tblCellMar>
           <w:left w:w="10" w:type="dxa"/>
           <w:right w:w="10" w:type="dxa"/>
@@ -521,16 +506,16 @@
         <w:tblLook w:val="04A0" w:firstRow="1" w:lastRow="0" w:firstColumn="1" w:lastColumn="0" w:noHBand="0" w:noVBand="1"/>
       </w:tblPr>
       <w:tblGrid>
-        <w:gridCol w:w="2612"/>
-        <w:gridCol w:w="1798"/>
-        <w:gridCol w:w="1637"/>
-        <w:gridCol w:w="1574"/>
-        <w:gridCol w:w="1724"/>
+        <w:gridCol w:w="3544"/>
+        <w:gridCol w:w="992"/>
+        <w:gridCol w:w="1276"/>
+        <w:gridCol w:w="1701"/>
+        <w:gridCol w:w="1843"/>
       </w:tblGrid>
       <w:tr>
         <w:tc>
           <w:tcPr>
-            <w:tcW w:w="2612" w:type="dxa"/>
+            <w:tcW w:w="3544" w:type="dxa"/>
             <w:tcBorders>
               <w:bottom w:val="single" w:sz="10" w:space="0" w:color="1394B1"/>
             </w:tcBorders>
@@ -547,7 +532,7 @@
                 <w:rFonts w:ascii="Tahoma" w:hAnsi="Tahoma" w:cs="Tahoma"/>
               </w:rPr>
             </w:pPr>
-            <w:bookmarkStart w:id="0" w:name="_Hlk238735769"/>
+            <w:proofErr w:type="spellStart"/>
             <w:r>
               <w:rPr>
                 <w:rFonts w:ascii="Tahoma" w:hAnsi="Tahoma" w:cs="Tahoma"/>
@@ -556,31 +541,8 @@
                 <w:sz w:val="17"/>
                 <w:szCs w:val="17"/>
               </w:rPr>
-              <w:t>Descripción</w:t>
-            </w:r>
-          </w:p>
-        </w:tc>
-        <w:tc>
-          <w:tcPr>
-            <w:tcW w:w="1798" w:type="dxa"/>
-            <w:tcBorders>
-              <w:bottom w:val="single" w:sz="10" w:space="0" w:color="1394B1"/>
-            </w:tcBorders>
-            <w:tcMar>
-              <w:top w:w="70" w:type="dxa"/>
-              <w:left w:w="0" w:type="dxa"/>
-              <w:bottom w:w="70" w:type="dxa"/>
-              <w:right w:w="140" w:type="dxa"/>
-            </w:tcMar>
-          </w:tcPr>
-          <w:p>
-            <w:pPr>
-              <w:jc w:val="center"/>
-              <w:rPr>
-                <w:rFonts w:ascii="Tahoma" w:hAnsi="Tahoma" w:cs="Tahoma"/>
-              </w:rPr>
-            </w:pPr>
-            <w:proofErr w:type="spellStart"/>
+              <w:t>Descri</w:t>
+            </w:r>
             <w:r>
               <w:rPr>
                 <w:rFonts w:ascii="Tahoma" w:hAnsi="Tahoma" w:cs="Tahoma"/>
@@ -589,9 +551,31 @@
                 <w:sz w:val="17"/>
                 <w:szCs w:val="17"/>
               </w:rPr>
-              <w:t>Cant</w:t>
+              <w:t>oción</w:t>
             </w:r>
             <w:proofErr w:type="spellEnd"/>
+          </w:p>
+        </w:tc>
+        <w:tc>
+          <w:tcPr>
+            <w:tcW w:w="992" w:type="dxa"/>
+            <w:tcBorders>
+              <w:bottom w:val="single" w:sz="10" w:space="0" w:color="1394B1"/>
+            </w:tcBorders>
+            <w:tcMar>
+              <w:top w:w="70" w:type="dxa"/>
+              <w:left w:w="0" w:type="dxa"/>
+              <w:bottom w:w="70" w:type="dxa"/>
+              <w:right w:w="140" w:type="dxa"/>
+            </w:tcMar>
+          </w:tcPr>
+          <w:p>
+            <w:pPr>
+              <w:jc w:val="center"/>
+              <w:rPr>
+                <w:rFonts w:ascii="Tahoma" w:hAnsi="Tahoma" w:cs="Tahoma"/>
+              </w:rPr>
+            </w:pPr>
             <w:r>
               <w:rPr>
                 <w:rFonts w:ascii="Tahoma" w:hAnsi="Tahoma" w:cs="Tahoma"/>
@@ -600,13 +584,13 @@
                 <w:sz w:val="17"/>
                 <w:szCs w:val="17"/>
               </w:rPr>
-              <w:t>.</w:t>
-            </w:r>
-          </w:p>
-        </w:tc>
-        <w:tc>
-          <w:tcPr>
-            <w:tcW w:w="1637" w:type="dxa"/>
+              <w:t>Cantidad</w:t>
+            </w:r>
+          </w:p>
+        </w:tc>
+        <w:tc>
+          <w:tcPr>
+            <w:tcW w:w="1276" w:type="dxa"/>
             <w:tcBorders>
               <w:bottom w:val="single" w:sz="10" w:space="0" w:color="1394B1"/>
             </w:tcBorders>
@@ -638,7 +622,7 @@
         </w:tc>
         <w:tc>
           <w:tcPr>
-            <w:tcW w:w="1574" w:type="dxa"/>
+            <w:tcW w:w="1701" w:type="dxa"/>
             <w:tcBorders>
               <w:bottom w:val="single" w:sz="10" w:space="0" w:color="1394B1"/>
             </w:tcBorders>
@@ -675,9 +659,31 @@
                 <w:sz w:val="17"/>
                 <w:szCs w:val="17"/>
               </w:rPr>
-              <w:t>unit</w:t>
+              <w:t>Unit</w:t>
             </w:r>
             <w:proofErr w:type="spellEnd"/>
+          </w:p>
+        </w:tc>
+        <w:tc>
+          <w:tcPr>
+            <w:tcW w:w="1843" w:type="dxa"/>
+            <w:tcBorders>
+              <w:bottom w:val="single" w:sz="10" w:space="0" w:color="1394B1"/>
+            </w:tcBorders>
+            <w:tcMar>
+              <w:top w:w="70" w:type="dxa"/>
+              <w:left w:w="0" w:type="dxa"/>
+              <w:bottom w:w="70" w:type="dxa"/>
+              <w:right w:w="140" w:type="dxa"/>
+            </w:tcMar>
+          </w:tcPr>
+          <w:p>
+            <w:pPr>
+              <w:jc w:val="right"/>
+              <w:rPr>
+                <w:rFonts w:ascii="Tahoma" w:hAnsi="Tahoma" w:cs="Tahoma"/>
+              </w:rPr>
+            </w:pPr>
             <w:r>
               <w:rPr>
                 <w:rFonts w:ascii="Tahoma" w:hAnsi="Tahoma" w:cs="Tahoma"/>
@@ -686,39 +692,7 @@
                 <w:sz w:val="17"/>
                 <w:szCs w:val="17"/>
               </w:rPr>
-              <w:t>.</w:t>
-            </w:r>
-          </w:p>
-        </w:tc>
-        <w:tc>
-          <w:tcPr>
-            <w:tcW w:w="1724" w:type="dxa"/>
-            <w:tcBorders>
-              <w:bottom w:val="single" w:sz="10" w:space="0" w:color="1394B1"/>
-            </w:tcBorders>
-            <w:tcMar>
-              <w:top w:w="70" w:type="dxa"/>
-              <w:left w:w="0" w:type="dxa"/>
-              <w:bottom w:w="70" w:type="dxa"/>
-              <w:right w:w="140" w:type="dxa"/>
-            </w:tcMar>
-          </w:tcPr>
-          <w:p>
-            <w:pPr>
-              <w:jc w:val="right"/>
-              <w:rPr>
-                <w:rFonts w:ascii="Tahoma" w:hAnsi="Tahoma" w:cs="Tahoma"/>
-              </w:rPr>
-            </w:pPr>
-            <w:r>
-              <w:rPr>
-                <w:rFonts w:ascii="Tahoma" w:hAnsi="Tahoma" w:cs="Tahoma"/>
-                <w:b/>
-                <w:bCs/>
-                <w:sz w:val="17"/>
-                <w:szCs w:val="17"/>
-              </w:rPr>
-              <w:t>Importe</w:t>
+              <w:t>Total</w:t>
             </w:r>
           </w:p>
         </w:tc>
@@ -726,7 +700,7 @@
       <w:tr>
         <w:tc>
           <w:tcPr>
-            <w:tcW w:w="2612" w:type="dxa"/>
+            <w:tcW w:w="3544" w:type="dxa"/>
             <w:tcMar>
               <w:top w:w="70" w:type="dxa"/>
               <w:left w:w="0" w:type="dxa"/>
@@ -754,7 +728,7 @@
         </w:tc>
         <w:tc>
           <w:tcPr>
-            <w:tcW w:w="1798" w:type="dxa"/>
+            <w:tcW w:w="992" w:type="dxa"/>
             <w:tcMar>
               <w:top w:w="70" w:type="dxa"/>
               <w:left w:w="0" w:type="dxa"/>
@@ -774,7 +748,7 @@
         </w:tc>
         <w:tc>
           <w:tcPr>
-            <w:tcW w:w="1637" w:type="dxa"/>
+            <w:tcW w:w="1276" w:type="dxa"/>
             <w:tcMar>
               <w:top w:w="70" w:type="dxa"/>
               <w:left w:w="0" w:type="dxa"/>
@@ -794,7 +768,7 @@
         </w:tc>
         <w:tc>
           <w:tcPr>
-            <w:tcW w:w="1574" w:type="dxa"/>
+            <w:tcW w:w="1701" w:type="dxa"/>
             <w:tcMar>
               <w:top w:w="70" w:type="dxa"/>
               <w:left w:w="0" w:type="dxa"/>
@@ -814,7 +788,7 @@
         </w:tc>
         <w:tc>
           <w:tcPr>
-            <w:tcW w:w="1724" w:type="dxa"/>
+            <w:tcW w:w="1843" w:type="dxa"/>
             <w:tcMar>
               <w:top w:w="70" w:type="dxa"/>
               <w:left w:w="0" w:type="dxa"/>
@@ -836,7 +810,7 @@
       <w:tr>
         <w:tc>
           <w:tcPr>
-            <w:tcW w:w="2612" w:type="dxa"/>
+            <w:tcW w:w="3544" w:type="dxa"/>
             <w:tcMar>
               <w:top w:w="70" w:type="dxa"/>
               <w:left w:w="0" w:type="dxa"/>
@@ -880,7 +854,7 @@
         </w:tc>
         <w:tc>
           <w:tcPr>
-            <w:tcW w:w="1798" w:type="dxa"/>
+            <w:tcW w:w="992" w:type="dxa"/>
             <w:tcMar>
               <w:top w:w="70" w:type="dxa"/>
               <w:left w:w="0" w:type="dxa"/>
@@ -921,7 +895,7 @@
         </w:tc>
         <w:tc>
           <w:tcPr>
-            <w:tcW w:w="1637" w:type="dxa"/>
+            <w:tcW w:w="1276" w:type="dxa"/>
             <w:tcMar>
               <w:top w:w="70" w:type="dxa"/>
               <w:left w:w="0" w:type="dxa"/>
@@ -962,7 +936,7 @@
         </w:tc>
         <w:tc>
           <w:tcPr>
-            <w:tcW w:w="1574" w:type="dxa"/>
+            <w:tcW w:w="1701" w:type="dxa"/>
             <w:tcMar>
               <w:top w:w="70" w:type="dxa"/>
               <w:left w:w="0" w:type="dxa"/>
@@ -1003,7 +977,7 @@
         </w:tc>
         <w:tc>
           <w:tcPr>
-            <w:tcW w:w="1724" w:type="dxa"/>
+            <w:tcW w:w="1843" w:type="dxa"/>
             <w:tcMar>
               <w:top w:w="70" w:type="dxa"/>
               <w:left w:w="0" w:type="dxa"/>
@@ -1047,28 +1021,40 @@
       <w:tr>
         <w:tc>
           <w:tcPr>
-            <w:tcW w:w="2612" w:type="dxa"/>
-            <w:tcMar>
-              <w:top w:w="70" w:type="dxa"/>
-              <w:left w:w="0" w:type="dxa"/>
-              <w:bottom w:w="70" w:type="dxa"/>
-              <w:right w:w="140" w:type="dxa"/>
-            </w:tcMar>
-          </w:tcPr>
-          <w:p>
-            <w:pPr>
-              <w:rPr>
-                <w:rFonts w:ascii="Tahoma" w:hAnsi="Tahoma" w:cs="Tahoma"/>
+            <w:tcW w:w="3544" w:type="dxa"/>
+            <w:tcMar>
+              <w:top w:w="70" w:type="dxa"/>
+              <w:left w:w="0" w:type="dxa"/>
+              <w:bottom w:w="70" w:type="dxa"/>
+              <w:right w:w="140" w:type="dxa"/>
+            </w:tcMar>
+          </w:tcPr>
+          <w:p>
+            <w:pPr>
+              <w:rPr>
+                <w:rFonts w:ascii="Tahoma" w:hAnsi="Tahoma" w:cs="Tahoma"/>
+                <w:b/>
+                <w:bCs/>
                 <w:i/>
                 <w:iCs/>
                 <w:lang w:val="en-GB"/>
               </w:rPr>
             </w:pPr>
           </w:p>
-        </w:tc>
-        <w:tc>
-          <w:tcPr>
-            <w:tcW w:w="1798" w:type="dxa"/>
+          <w:p>
+            <w:r>
+              <w:rPr>
+                <w:rFonts w:ascii="Tahoma" w:hAnsi="Tahoma" w:cs="Tahoma"/>
+                <w:i/>
+                <w:iCs/>
+              </w:rPr>
+              <w:t xml:space="preserve"> </w:t>
+            </w:r>
+          </w:p>
+        </w:tc>
+        <w:tc>
+          <w:tcPr>
+            <w:tcW w:w="992" w:type="dxa"/>
             <w:tcMar>
               <w:top w:w="70" w:type="dxa"/>
               <w:left w:w="0" w:type="dxa"/>
@@ -1087,7 +1073,7 @@
         </w:tc>
         <w:tc>
           <w:tcPr>
-            <w:tcW w:w="1637" w:type="dxa"/>
+            <w:tcW w:w="1276" w:type="dxa"/>
             <w:tcMar>
               <w:top w:w="70" w:type="dxa"/>
               <w:left w:w="0" w:type="dxa"/>
@@ -1106,7 +1092,7 @@
         </w:tc>
         <w:tc>
           <w:tcPr>
-            <w:tcW w:w="1574" w:type="dxa"/>
+            <w:tcW w:w="1701" w:type="dxa"/>
             <w:tcMar>
               <w:top w:w="70" w:type="dxa"/>
               <w:left w:w="0" w:type="dxa"/>
@@ -1125,7 +1111,7 @@
         </w:tc>
         <w:tc>
           <w:tcPr>
-            <w:tcW w:w="1724" w:type="dxa"/>
+            <w:tcW w:w="1843" w:type="dxa"/>
             <w:tcMar>
               <w:top w:w="70" w:type="dxa"/>
               <w:left w:w="0" w:type="dxa"/>
@@ -1211,7 +1197,7 @@
     <w:p>
       <w:pPr>
         <w:pBdr>
-          <w:bottom w:val="single" w:sz="4" w:space="2" w:color="D9D9D9"/>
+          <w:bottom w:val="single" w:sz="4" w:space="0" w:color="D9D9D9"/>
         </w:pBdr>
         <w:spacing w:after="120"/>
         <w:rPr>
@@ -1221,8 +1207,8 @@
     </w:p>
     <w:tbl>
       <w:tblPr>
-        <w:tblW w:w="9360" w:type="dxa"/>
-        <w:jc w:val="right"/>
+        <w:tblW w:w="9356" w:type="dxa"/>
+        <w:tblLayout w:type="fixed"/>
         <w:tblCellMar>
           <w:left w:w="10" w:type="dxa"/>
           <w:right w:w="10" w:type="dxa"/>
@@ -1230,247 +1216,729 @@
         <w:tblLook w:val="04A0" w:firstRow="1" w:lastRow="0" w:firstColumn="1" w:lastColumn="0" w:noHBand="0" w:noVBand="1"/>
       </w:tblPr>
       <w:tblGrid>
-        <w:gridCol w:w="6340"/>
-        <w:gridCol w:w="3020"/>
+        <w:gridCol w:w="3686"/>
+        <w:gridCol w:w="850"/>
+        <w:gridCol w:w="1276"/>
+        <w:gridCol w:w="1701"/>
+        <w:gridCol w:w="1843"/>
       </w:tblGrid>
       <w:tr>
-        <w:trPr>
-          <w:jc w:val="right"/>
-        </w:trPr>
-        <w:tc>
-          <w:tcPr>
-            <w:tcW w:w="6360" w:type="dxa"/>
-          </w:tcPr>
-          <w:p>
-            <w:pPr>
-              <w:rPr>
-                <w:rFonts w:ascii="Tahoma" w:hAnsi="Tahoma" w:cs="Tahoma"/>
-              </w:rPr>
-            </w:pPr>
-          </w:p>
-        </w:tc>
-        <w:tc>
-          <w:tcPr>
-            <w:tcW w:w="3000" w:type="dxa"/>
-          </w:tcPr>
-          <w:tbl>
-            <w:tblPr>
-              <w:tblW w:w="3000" w:type="dxa"/>
-              <w:tblCellMar>
-                <w:left w:w="10" w:type="dxa"/>
-                <w:right w:w="10" w:type="dxa"/>
-              </w:tblCellMar>
-              <w:tblLook w:val="04A0" w:firstRow="1" w:lastRow="0" w:firstColumn="1" w:lastColumn="0" w:noHBand="0" w:noVBand="1"/>
-            </w:tblPr>
-            <w:tblGrid>
-              <w:gridCol w:w="1424"/>
-              <w:gridCol w:w="1576"/>
-            </w:tblGrid>
-            <w:tr>
-              <w:tc>
-                <w:tcPr>
-                  <w:tcW w:w="1700" w:type="dxa"/>
-                  <w:tcMar>
-                    <w:top w:w="70" w:type="dxa"/>
-                    <w:left w:w="0" w:type="dxa"/>
-                    <w:bottom w:w="70" w:type="dxa"/>
-                    <w:right w:w="140" w:type="dxa"/>
-                  </w:tcMar>
-                </w:tcPr>
-                <w:p>
-                  <w:pPr>
-                    <w:rPr>
-                      <w:rFonts w:ascii="Tahoma" w:hAnsi="Tahoma" w:cs="Tahoma"/>
-                    </w:rPr>
-                  </w:pPr>
-                  <w:r>
-                    <w:rPr>
-                      <w:rFonts w:ascii="Tahoma" w:hAnsi="Tahoma" w:cs="Tahoma"/>
-                      <w:sz w:val="19"/>
-                      <w:szCs w:val="19"/>
-                    </w:rPr>
-                    <w:t>Subtotal</w:t>
-                  </w:r>
-                </w:p>
-              </w:tc>
-              <w:tc>
-                <w:tcPr>
-                  <w:tcW w:w="1300" w:type="dxa"/>
-                  <w:tcMar>
-                    <w:top w:w="70" w:type="dxa"/>
-                    <w:left w:w="0" w:type="dxa"/>
-                    <w:bottom w:w="70" w:type="dxa"/>
-                    <w:right w:w="140" w:type="dxa"/>
-                  </w:tcMar>
-                </w:tcPr>
-                <w:p>
-                  <w:pPr>
-                    <w:jc w:val="right"/>
-                    <w:rPr>
-                      <w:rFonts w:ascii="Tahoma" w:hAnsi="Tahoma" w:cs="Tahoma"/>
-                    </w:rPr>
-                  </w:pPr>
-                  <w:r>
-                    <w:rPr>
-                      <w:rFonts w:ascii="Tahoma" w:hAnsi="Tahoma" w:cs="Tahoma"/>
-                    </w:rPr>
-                    <w:t>{{importe}}</w:t>
-                  </w:r>
-                </w:p>
-              </w:tc>
-            </w:tr>
-            <w:tr>
-              <w:tc>
-                <w:tcPr>
-                  <w:tcW w:w="1700" w:type="dxa"/>
-                  <w:tcMar>
-                    <w:top w:w="70" w:type="dxa"/>
-                    <w:left w:w="0" w:type="dxa"/>
-                    <w:bottom w:w="70" w:type="dxa"/>
-                    <w:right w:w="140" w:type="dxa"/>
-                  </w:tcMar>
-                </w:tcPr>
-                <w:p>
-                  <w:pPr>
-                    <w:rPr>
-                      <w:rFonts w:ascii="Tahoma" w:hAnsi="Tahoma" w:cs="Tahoma"/>
-                    </w:rPr>
-                  </w:pPr>
-                  <w:r>
-                    <w:rPr>
-                      <w:rFonts w:ascii="Tahoma" w:hAnsi="Tahoma" w:cs="Tahoma"/>
-                      <w:sz w:val="19"/>
-                      <w:szCs w:val="19"/>
-                    </w:rPr>
-                    <w:t>IVA</w:t>
-                  </w:r>
-                </w:p>
-              </w:tc>
-              <w:tc>
-                <w:tcPr>
-                  <w:tcW w:w="1300" w:type="dxa"/>
-                  <w:tcMar>
-                    <w:top w:w="70" w:type="dxa"/>
-                    <w:left w:w="0" w:type="dxa"/>
-                    <w:bottom w:w="70" w:type="dxa"/>
-                    <w:right w:w="140" w:type="dxa"/>
-                  </w:tcMar>
-                </w:tcPr>
-                <w:p>
-                  <w:pPr>
-                    <w:jc w:val="right"/>
-                    <w:rPr>
-                      <w:rFonts w:ascii="Tahoma" w:hAnsi="Tahoma" w:cs="Tahoma"/>
-                    </w:rPr>
-                  </w:pPr>
-                  <w:r>
-                    <w:rPr>
-                      <w:rFonts w:ascii="Tahoma" w:hAnsi="Tahoma" w:cs="Tahoma"/>
-                    </w:rPr>
-                    <w:t>{{</w:t>
-                  </w:r>
-                  <w:proofErr w:type="spellStart"/>
-                  <w:r>
-                    <w:rPr>
-                      <w:rFonts w:ascii="Tahoma" w:hAnsi="Tahoma" w:cs="Tahoma"/>
-                    </w:rPr>
-                    <w:t>iva</w:t>
-                  </w:r>
-                  <w:proofErr w:type="spellEnd"/>
-                  <w:r>
-                    <w:rPr>
-                      <w:rFonts w:ascii="Tahoma" w:hAnsi="Tahoma" w:cs="Tahoma"/>
-                    </w:rPr>
-                    <w:t>}}</w:t>
-                  </w:r>
-                </w:p>
-              </w:tc>
-            </w:tr>
-            <w:tr>
-              <w:tc>
-                <w:tcPr>
-                  <w:tcW w:w="1700" w:type="dxa"/>
-                  <w:tcBorders>
-                    <w:top w:val="single" w:sz="12" w:space="0" w:color="1394B1"/>
-                  </w:tcBorders>
-                  <w:tcMar>
-                    <w:top w:w="90" w:type="dxa"/>
-                    <w:left w:w="0" w:type="dxa"/>
-                    <w:bottom w:w="70" w:type="dxa"/>
-                    <w:right w:w="140" w:type="dxa"/>
-                  </w:tcMar>
-                </w:tcPr>
-                <w:p>
-                  <w:pPr>
-                    <w:rPr>
-                      <w:rFonts w:ascii="Tahoma" w:hAnsi="Tahoma" w:cs="Tahoma"/>
-                    </w:rPr>
-                  </w:pPr>
-                  <w:r>
-                    <w:rPr>
-                      <w:rFonts w:ascii="Tahoma" w:hAnsi="Tahoma" w:cs="Tahoma"/>
-                      <w:b/>
-                      <w:bCs/>
-                      <w:sz w:val="22"/>
-                      <w:szCs w:val="22"/>
-                    </w:rPr>
-                    <w:t>TOTAL</w:t>
-                  </w:r>
-                </w:p>
-              </w:tc>
-              <w:tc>
-                <w:tcPr>
-                  <w:tcW w:w="1300" w:type="dxa"/>
-                  <w:tcBorders>
-                    <w:top w:val="single" w:sz="12" w:space="0" w:color="1394B1"/>
-                  </w:tcBorders>
-                  <w:tcMar>
-                    <w:top w:w="90" w:type="dxa"/>
-                    <w:left w:w="0" w:type="dxa"/>
-                    <w:bottom w:w="70" w:type="dxa"/>
-                    <w:right w:w="140" w:type="dxa"/>
-                  </w:tcMar>
-                </w:tcPr>
-                <w:p>
-                  <w:pPr>
-                    <w:jc w:val="right"/>
-                    <w:rPr>
-                      <w:rFonts w:ascii="Tahoma" w:hAnsi="Tahoma" w:cs="Tahoma"/>
-                    </w:rPr>
-                  </w:pPr>
-                  <w:r>
-                    <w:rPr>
-                      <w:rFonts w:ascii="Tahoma" w:hAnsi="Tahoma" w:cs="Tahoma"/>
-                      <w:b/>
-                      <w:bCs/>
-                      <w:sz w:val="22"/>
-                      <w:szCs w:val="22"/>
-                    </w:rPr>
-                    <w:t>{{moneda}} {{total}}</w:t>
-                  </w:r>
-                </w:p>
-              </w:tc>
-            </w:tr>
-          </w:tbl>
-          <w:p>
-            <w:pPr>
-              <w:rPr>
-                <w:rFonts w:ascii="Tahoma" w:hAnsi="Tahoma" w:cs="Tahoma"/>
+        <w:tc>
+          <w:tcPr>
+            <w:tcW w:w="3686" w:type="dxa"/>
+            <w:tcBorders>
+              <w:bottom w:val="single" w:sz="10" w:space="0" w:color="1394B1"/>
+            </w:tcBorders>
+            <w:tcMar>
+              <w:top w:w="70" w:type="dxa"/>
+              <w:left w:w="0" w:type="dxa"/>
+              <w:bottom w:w="70" w:type="dxa"/>
+              <w:right w:w="140" w:type="dxa"/>
+            </w:tcMar>
+          </w:tcPr>
+          <w:p>
+            <w:pPr>
+              <w:rPr>
+                <w:rFonts w:ascii="Tahoma" w:hAnsi="Tahoma" w:cs="Tahoma"/>
+                <w:b/>
+                <w:bCs/>
+                <w:sz w:val="17"/>
+                <w:szCs w:val="17"/>
+              </w:rPr>
+            </w:pPr>
+            <w:r>
+              <w:rPr>
+                <w:rFonts w:ascii="Tahoma" w:hAnsi="Tahoma" w:cs="Tahoma"/>
+                <w:b/>
+                <w:bCs/>
+                <w:sz w:val="16"/>
+                <w:szCs w:val="16"/>
+              </w:rPr>
+              <w:t>EXPENSAS</w:t>
+            </w:r>
+          </w:p>
+        </w:tc>
+        <w:tc>
+          <w:tcPr>
+            <w:tcW w:w="850" w:type="dxa"/>
+            <w:tcBorders>
+              <w:bottom w:val="single" w:sz="10" w:space="0" w:color="1394B1"/>
+            </w:tcBorders>
+            <w:tcMar>
+              <w:top w:w="70" w:type="dxa"/>
+              <w:left w:w="0" w:type="dxa"/>
+              <w:bottom w:w="70" w:type="dxa"/>
+              <w:right w:w="140" w:type="dxa"/>
+            </w:tcMar>
+          </w:tcPr>
+          <w:p>
+            <w:pPr>
+              <w:jc w:val="center"/>
+              <w:rPr>
+                <w:rFonts w:ascii="Tahoma" w:hAnsi="Tahoma" w:cs="Tahoma"/>
+                <w:b/>
+                <w:bCs/>
+                <w:sz w:val="17"/>
+                <w:szCs w:val="17"/>
+              </w:rPr>
+            </w:pPr>
+          </w:p>
+        </w:tc>
+        <w:tc>
+          <w:tcPr>
+            <w:tcW w:w="1276" w:type="dxa"/>
+            <w:tcBorders>
+              <w:bottom w:val="single" w:sz="10" w:space="0" w:color="1394B1"/>
+            </w:tcBorders>
+            <w:tcMar>
+              <w:top w:w="70" w:type="dxa"/>
+              <w:left w:w="0" w:type="dxa"/>
+              <w:bottom w:w="70" w:type="dxa"/>
+              <w:right w:w="140" w:type="dxa"/>
+            </w:tcMar>
+          </w:tcPr>
+          <w:p>
+            <w:pPr>
+              <w:jc w:val="center"/>
+              <w:rPr>
+                <w:rFonts w:ascii="Tahoma" w:hAnsi="Tahoma" w:cs="Tahoma"/>
+                <w:b/>
+                <w:bCs/>
+                <w:sz w:val="17"/>
+                <w:szCs w:val="17"/>
+              </w:rPr>
+            </w:pPr>
+          </w:p>
+        </w:tc>
+        <w:tc>
+          <w:tcPr>
+            <w:tcW w:w="1701" w:type="dxa"/>
+            <w:tcBorders>
+              <w:bottom w:val="single" w:sz="10" w:space="0" w:color="1394B1"/>
+            </w:tcBorders>
+            <w:tcMar>
+              <w:top w:w="70" w:type="dxa"/>
+              <w:left w:w="0" w:type="dxa"/>
+              <w:bottom w:w="70" w:type="dxa"/>
+              <w:right w:w="140" w:type="dxa"/>
+            </w:tcMar>
+          </w:tcPr>
+          <w:p>
+            <w:pPr>
+              <w:jc w:val="right"/>
+              <w:rPr>
+                <w:rFonts w:ascii="Tahoma" w:hAnsi="Tahoma" w:cs="Tahoma"/>
+                <w:b/>
+                <w:bCs/>
+                <w:sz w:val="17"/>
+                <w:szCs w:val="17"/>
+              </w:rPr>
+            </w:pPr>
+          </w:p>
+        </w:tc>
+        <w:tc>
+          <w:tcPr>
+            <w:tcW w:w="1843" w:type="dxa"/>
+            <w:tcBorders>
+              <w:bottom w:val="single" w:sz="10" w:space="0" w:color="1394B1"/>
+            </w:tcBorders>
+            <w:tcMar>
+              <w:top w:w="70" w:type="dxa"/>
+              <w:left w:w="0" w:type="dxa"/>
+              <w:bottom w:w="70" w:type="dxa"/>
+              <w:right w:w="140" w:type="dxa"/>
+            </w:tcMar>
+          </w:tcPr>
+          <w:p>
+            <w:pPr>
+              <w:jc w:val="right"/>
+              <w:rPr>
+                <w:rFonts w:ascii="Tahoma" w:hAnsi="Tahoma" w:cs="Tahoma"/>
+                <w:b/>
+                <w:bCs/>
+                <w:sz w:val="17"/>
+                <w:szCs w:val="17"/>
+              </w:rPr>
+            </w:pPr>
+          </w:p>
+        </w:tc>
+      </w:tr>
+      <w:tr>
+        <w:tc>
+          <w:tcPr>
+            <w:tcW w:w="3686" w:type="dxa"/>
+            <w:tcMar>
+              <w:top w:w="70" w:type="dxa"/>
+              <w:left w:w="0" w:type="dxa"/>
+              <w:bottom w:w="70" w:type="dxa"/>
+              <w:right w:w="140" w:type="dxa"/>
+            </w:tcMar>
+          </w:tcPr>
+          <w:p>
+            <w:pPr>
+              <w:rPr>
+                <w:rFonts w:ascii="Tahoma" w:hAnsi="Tahoma" w:cs="Tahoma"/>
+                <w:lang w:val="en-GB"/>
+              </w:rPr>
+            </w:pPr>
+            <w:r>
+              <w:rPr>
+                <w:rFonts w:ascii="Tahoma" w:hAnsi="Tahoma" w:cs="Tahoma"/>
+                <w:i/>
+                <w:iCs/>
+                <w:lang w:val="en-GB"/>
+              </w:rPr>
+              <w:t xml:space="preserve">{%tr for </w:t>
+            </w:r>
+            <w:r>
+              <w:rPr>
+                <w:rFonts w:ascii="Tahoma" w:hAnsi="Tahoma" w:cs="Tahoma"/>
+                <w:i/>
+                <w:iCs/>
+                <w:lang w:val="en-GB"/>
+              </w:rPr>
+              <w:t>exp</w:t>
+            </w:r>
+            <w:r>
+              <w:rPr>
+                <w:rFonts w:ascii="Tahoma" w:hAnsi="Tahoma" w:cs="Tahoma"/>
+                <w:i/>
+                <w:iCs/>
+                <w:lang w:val="en-GB"/>
+              </w:rPr>
+              <w:t xml:space="preserve"> in </w:t>
+            </w:r>
+            <w:proofErr w:type="spellStart"/>
+            <w:r>
+              <w:rPr>
+                <w:rFonts w:ascii="Tahoma" w:hAnsi="Tahoma" w:cs="Tahoma"/>
+                <w:i/>
+                <w:iCs/>
+                <w:lang w:val="en-GB"/>
+              </w:rPr>
+              <w:t>expensas</w:t>
+            </w:r>
+            <w:proofErr w:type="spellEnd"/>
+            <w:r>
+              <w:rPr>
+                <w:rFonts w:ascii="Tahoma" w:hAnsi="Tahoma" w:cs="Tahoma"/>
+                <w:i/>
+                <w:iCs/>
+                <w:lang w:val="en-GB"/>
+              </w:rPr>
+              <w:t xml:space="preserve"> %} </w:t>
+            </w:r>
+          </w:p>
+        </w:tc>
+        <w:tc>
+          <w:tcPr>
+            <w:tcW w:w="850" w:type="dxa"/>
+            <w:tcMar>
+              <w:top w:w="70" w:type="dxa"/>
+              <w:left w:w="0" w:type="dxa"/>
+              <w:bottom w:w="70" w:type="dxa"/>
+              <w:right w:w="140" w:type="dxa"/>
+            </w:tcMar>
+          </w:tcPr>
+          <w:p>
+            <w:pPr>
+              <w:jc w:val="center"/>
+              <w:rPr>
+                <w:rFonts w:ascii="Tahoma" w:hAnsi="Tahoma" w:cs="Tahoma"/>
+                <w:lang w:val="en-GB"/>
+              </w:rPr>
+            </w:pPr>
+          </w:p>
+        </w:tc>
+        <w:tc>
+          <w:tcPr>
+            <w:tcW w:w="1276" w:type="dxa"/>
+            <w:tcMar>
+              <w:top w:w="70" w:type="dxa"/>
+              <w:left w:w="0" w:type="dxa"/>
+              <w:bottom w:w="70" w:type="dxa"/>
+              <w:right w:w="140" w:type="dxa"/>
+            </w:tcMar>
+          </w:tcPr>
+          <w:p>
+            <w:pPr>
+              <w:jc w:val="center"/>
+              <w:rPr>
+                <w:rFonts w:ascii="Tahoma" w:hAnsi="Tahoma" w:cs="Tahoma"/>
+                <w:lang w:val="en-GB"/>
+              </w:rPr>
+            </w:pPr>
+          </w:p>
+        </w:tc>
+        <w:tc>
+          <w:tcPr>
+            <w:tcW w:w="1701" w:type="dxa"/>
+            <w:tcMar>
+              <w:top w:w="70" w:type="dxa"/>
+              <w:left w:w="0" w:type="dxa"/>
+              <w:bottom w:w="70" w:type="dxa"/>
+              <w:right w:w="140" w:type="dxa"/>
+            </w:tcMar>
+          </w:tcPr>
+          <w:p>
+            <w:pPr>
+              <w:jc w:val="right"/>
+              <w:rPr>
+                <w:rFonts w:ascii="Tahoma" w:hAnsi="Tahoma" w:cs="Tahoma"/>
+                <w:lang w:val="en-GB"/>
+              </w:rPr>
+            </w:pPr>
+          </w:p>
+        </w:tc>
+        <w:tc>
+          <w:tcPr>
+            <w:tcW w:w="1843" w:type="dxa"/>
+            <w:tcMar>
+              <w:top w:w="70" w:type="dxa"/>
+              <w:left w:w="0" w:type="dxa"/>
+              <w:bottom w:w="70" w:type="dxa"/>
+              <w:right w:w="140" w:type="dxa"/>
+            </w:tcMar>
+          </w:tcPr>
+          <w:p>
+            <w:pPr>
+              <w:jc w:val="right"/>
+              <w:rPr>
+                <w:rFonts w:ascii="Tahoma" w:hAnsi="Tahoma" w:cs="Tahoma"/>
+                <w:lang w:val="en-GB"/>
+              </w:rPr>
+            </w:pPr>
+          </w:p>
+        </w:tc>
+      </w:tr>
+      <w:tr>
+        <w:tc>
+          <w:tcPr>
+            <w:tcW w:w="3686" w:type="dxa"/>
+            <w:tcMar>
+              <w:top w:w="70" w:type="dxa"/>
+              <w:left w:w="0" w:type="dxa"/>
+              <w:bottom w:w="70" w:type="dxa"/>
+              <w:right w:w="140" w:type="dxa"/>
+            </w:tcMar>
+          </w:tcPr>
+          <w:p>
+            <w:pPr>
+              <w:rPr>
+                <w:rFonts w:ascii="Tahoma" w:hAnsi="Tahoma" w:cs="Tahoma"/>
+                <w:lang w:val="en-GB"/>
+              </w:rPr>
+            </w:pPr>
+            <w:r>
+              <w:rPr>
+                <w:rFonts w:ascii="Tahoma" w:hAnsi="Tahoma" w:cs="Tahoma"/>
+                <w:lang w:val="en-GB"/>
+              </w:rPr>
+              <w:t>{{</w:t>
+            </w:r>
+            <w:proofErr w:type="spellStart"/>
+            <w:proofErr w:type="gramStart"/>
+            <w:r>
+              <w:rPr>
+                <w:rFonts w:ascii="Tahoma" w:hAnsi="Tahoma" w:cs="Tahoma"/>
+                <w:lang w:val="en-GB"/>
+              </w:rPr>
+              <w:t>exp</w:t>
+            </w:r>
+            <w:r>
+              <w:rPr>
+                <w:rFonts w:ascii="Tahoma" w:hAnsi="Tahoma" w:cs="Tahoma"/>
+                <w:lang w:val="en-GB"/>
+              </w:rPr>
+              <w:t>.descripcion</w:t>
+            </w:r>
+            <w:proofErr w:type="spellEnd"/>
+            <w:proofErr w:type="gramEnd"/>
+            <w:r>
+              <w:rPr>
+                <w:rFonts w:ascii="Tahoma" w:hAnsi="Tahoma" w:cs="Tahoma"/>
+                <w:lang w:val="en-GB"/>
+              </w:rPr>
+              <w:t>}}</w:t>
+            </w:r>
+          </w:p>
+        </w:tc>
+        <w:tc>
+          <w:tcPr>
+            <w:tcW w:w="850" w:type="dxa"/>
+            <w:tcMar>
+              <w:top w:w="70" w:type="dxa"/>
+              <w:left w:w="0" w:type="dxa"/>
+              <w:bottom w:w="70" w:type="dxa"/>
+              <w:right w:w="140" w:type="dxa"/>
+            </w:tcMar>
+          </w:tcPr>
+          <w:p>
+            <w:pPr>
+              <w:jc w:val="center"/>
+              <w:rPr>
+                <w:rFonts w:ascii="Tahoma" w:hAnsi="Tahoma" w:cs="Tahoma"/>
+                <w:u w:val="single"/>
+              </w:rPr>
+            </w:pPr>
+            <w:r>
+              <w:rPr>
+                <w:rFonts w:ascii="Tahoma" w:hAnsi="Tahoma" w:cs="Tahoma"/>
+              </w:rPr>
+              <w:t>{{</w:t>
+            </w:r>
+            <w:proofErr w:type="spellStart"/>
+            <w:proofErr w:type="gramStart"/>
+            <w:r>
+              <w:rPr>
+                <w:rFonts w:ascii="Tahoma" w:hAnsi="Tahoma" w:cs="Tahoma"/>
+              </w:rPr>
+              <w:t>exp</w:t>
+            </w:r>
+            <w:r>
+              <w:rPr>
+                <w:rFonts w:ascii="Tahoma" w:hAnsi="Tahoma" w:cs="Tahoma"/>
+              </w:rPr>
+              <w:t>.</w:t>
+            </w:r>
+            <w:r>
+              <w:rPr>
+                <w:rFonts w:ascii="Tahoma" w:hAnsi="Tahoma" w:cs="Tahoma"/>
+              </w:rPr>
+              <w:t>cantidad</w:t>
+            </w:r>
+            <w:proofErr w:type="spellEnd"/>
+            <w:proofErr w:type="gramEnd"/>
+            <w:r>
+              <w:rPr>
+                <w:rFonts w:ascii="Tahoma" w:hAnsi="Tahoma" w:cs="Tahoma"/>
+              </w:rPr>
+              <w:t>}}</w:t>
+            </w:r>
+          </w:p>
+        </w:tc>
+        <w:tc>
+          <w:tcPr>
+            <w:tcW w:w="1276" w:type="dxa"/>
+            <w:tcMar>
+              <w:top w:w="70" w:type="dxa"/>
+              <w:left w:w="0" w:type="dxa"/>
+              <w:bottom w:w="70" w:type="dxa"/>
+              <w:right w:w="140" w:type="dxa"/>
+            </w:tcMar>
+          </w:tcPr>
+          <w:p>
+            <w:pPr>
+              <w:jc w:val="center"/>
+              <w:rPr>
+                <w:rFonts w:ascii="Tahoma" w:hAnsi="Tahoma" w:cs="Tahoma"/>
+              </w:rPr>
+            </w:pPr>
+            <w:r>
+              <w:rPr>
+                <w:rFonts w:ascii="Tahoma" w:hAnsi="Tahoma" w:cs="Tahoma"/>
+              </w:rPr>
+              <w:t>{{</w:t>
+            </w:r>
+            <w:proofErr w:type="spellStart"/>
+            <w:proofErr w:type="gramStart"/>
+            <w:r>
+              <w:rPr>
+                <w:rFonts w:ascii="Tahoma" w:hAnsi="Tahoma" w:cs="Tahoma"/>
+              </w:rPr>
+              <w:t>exp</w:t>
+            </w:r>
+            <w:r>
+              <w:rPr>
+                <w:rFonts w:ascii="Tahoma" w:hAnsi="Tahoma" w:cs="Tahoma"/>
+              </w:rPr>
+              <w:t>.unidad</w:t>
+            </w:r>
+            <w:proofErr w:type="spellEnd"/>
+            <w:proofErr w:type="gramEnd"/>
+            <w:r>
+              <w:rPr>
+                <w:rFonts w:ascii="Tahoma" w:hAnsi="Tahoma" w:cs="Tahoma"/>
+              </w:rPr>
+              <w:t>}}</w:t>
+            </w:r>
+          </w:p>
+        </w:tc>
+        <w:tc>
+          <w:tcPr>
+            <w:tcW w:w="1701" w:type="dxa"/>
+            <w:tcMar>
+              <w:top w:w="70" w:type="dxa"/>
+              <w:left w:w="0" w:type="dxa"/>
+              <w:bottom w:w="70" w:type="dxa"/>
+              <w:right w:w="140" w:type="dxa"/>
+            </w:tcMar>
+          </w:tcPr>
+          <w:p>
+            <w:pPr>
+              <w:jc w:val="right"/>
+              <w:rPr>
+                <w:rFonts w:ascii="Tahoma" w:hAnsi="Tahoma" w:cs="Tahoma"/>
+              </w:rPr>
+            </w:pPr>
+            <w:r>
+              <w:rPr>
+                <w:rFonts w:ascii="Tahoma" w:hAnsi="Tahoma" w:cs="Tahoma"/>
+              </w:rPr>
+              <w:t>{{</w:t>
+            </w:r>
+            <w:proofErr w:type="spellStart"/>
+            <w:proofErr w:type="gramStart"/>
+            <w:r>
+              <w:rPr>
+                <w:rFonts w:ascii="Tahoma" w:hAnsi="Tahoma" w:cs="Tahoma"/>
+              </w:rPr>
+              <w:t>exp</w:t>
+            </w:r>
+            <w:r>
+              <w:rPr>
+                <w:rFonts w:ascii="Tahoma" w:hAnsi="Tahoma" w:cs="Tahoma"/>
+              </w:rPr>
+              <w:t>.precio</w:t>
+            </w:r>
+            <w:proofErr w:type="spellEnd"/>
+            <w:proofErr w:type="gramEnd"/>
+            <w:r>
+              <w:rPr>
+                <w:rFonts w:ascii="Tahoma" w:hAnsi="Tahoma" w:cs="Tahoma"/>
+              </w:rPr>
+              <w:t>}}</w:t>
+            </w:r>
+          </w:p>
+        </w:tc>
+        <w:tc>
+          <w:tcPr>
+            <w:tcW w:w="1843" w:type="dxa"/>
+            <w:tcMar>
+              <w:top w:w="70" w:type="dxa"/>
+              <w:left w:w="0" w:type="dxa"/>
+              <w:bottom w:w="70" w:type="dxa"/>
+              <w:right w:w="140" w:type="dxa"/>
+            </w:tcMar>
+          </w:tcPr>
+          <w:p>
+            <w:pPr>
+              <w:jc w:val="right"/>
+              <w:rPr>
+                <w:rFonts w:ascii="Tahoma" w:hAnsi="Tahoma" w:cs="Tahoma"/>
+                <w:u w:val="single"/>
+              </w:rPr>
+            </w:pPr>
+            <w:r>
+              <w:rPr>
+                <w:rFonts w:ascii="Tahoma" w:hAnsi="Tahoma" w:cs="Tahoma"/>
+              </w:rPr>
+              <w:t>{{</w:t>
+            </w:r>
+            <w:proofErr w:type="spellStart"/>
+            <w:proofErr w:type="gramStart"/>
+            <w:r>
+              <w:rPr>
+                <w:rFonts w:ascii="Tahoma" w:hAnsi="Tahoma" w:cs="Tahoma"/>
+              </w:rPr>
+              <w:t>exp</w:t>
+            </w:r>
+            <w:r>
+              <w:rPr>
+                <w:rFonts w:ascii="Tahoma" w:hAnsi="Tahoma" w:cs="Tahoma"/>
+              </w:rPr>
+              <w:t>.importe</w:t>
+            </w:r>
+            <w:proofErr w:type="spellEnd"/>
+            <w:proofErr w:type="gramEnd"/>
+            <w:r>
+              <w:rPr>
+                <w:rFonts w:ascii="Tahoma" w:hAnsi="Tahoma" w:cs="Tahoma"/>
+              </w:rPr>
+              <w:t>}}</w:t>
+            </w:r>
+          </w:p>
+        </w:tc>
+      </w:tr>
+      <w:tr>
+        <w:tc>
+          <w:tcPr>
+            <w:tcW w:w="3686" w:type="dxa"/>
+            <w:tcMar>
+              <w:top w:w="70" w:type="dxa"/>
+              <w:left w:w="0" w:type="dxa"/>
+              <w:bottom w:w="70" w:type="dxa"/>
+              <w:right w:w="140" w:type="dxa"/>
+            </w:tcMar>
+          </w:tcPr>
+          <w:p>
+            <w:pPr>
+              <w:rPr>
+                <w:rFonts w:ascii="Tahoma" w:hAnsi="Tahoma" w:cs="Tahoma"/>
+                <w:b/>
+                <w:bCs/>
+                <w:i/>
+                <w:iCs/>
+                <w:lang w:val="en-GB"/>
+              </w:rPr>
+            </w:pPr>
+          </w:p>
+          <w:p>
+            <w:r>
+              <w:rPr>
+                <w:rFonts w:ascii="Tahoma" w:hAnsi="Tahoma" w:cs="Tahoma"/>
+                <w:i/>
+                <w:iCs/>
+              </w:rPr>
+              <w:t xml:space="preserve"> </w:t>
+            </w:r>
+          </w:p>
+        </w:tc>
+        <w:tc>
+          <w:tcPr>
+            <w:tcW w:w="850" w:type="dxa"/>
+            <w:tcMar>
+              <w:top w:w="70" w:type="dxa"/>
+              <w:left w:w="0" w:type="dxa"/>
+              <w:bottom w:w="70" w:type="dxa"/>
+              <w:right w:w="140" w:type="dxa"/>
+            </w:tcMar>
+          </w:tcPr>
+          <w:p>
+            <w:pPr>
+              <w:jc w:val="center"/>
+              <w:rPr>
+                <w:rFonts w:ascii="Tahoma" w:hAnsi="Tahoma" w:cs="Tahoma"/>
+              </w:rPr>
+            </w:pPr>
+          </w:p>
+        </w:tc>
+        <w:tc>
+          <w:tcPr>
+            <w:tcW w:w="1276" w:type="dxa"/>
+            <w:tcMar>
+              <w:top w:w="70" w:type="dxa"/>
+              <w:left w:w="0" w:type="dxa"/>
+              <w:bottom w:w="70" w:type="dxa"/>
+              <w:right w:w="140" w:type="dxa"/>
+            </w:tcMar>
+          </w:tcPr>
+          <w:p>
+            <w:pPr>
+              <w:jc w:val="center"/>
+              <w:rPr>
+                <w:rFonts w:ascii="Tahoma" w:hAnsi="Tahoma" w:cs="Tahoma"/>
+              </w:rPr>
+            </w:pPr>
+          </w:p>
+        </w:tc>
+        <w:tc>
+          <w:tcPr>
+            <w:tcW w:w="1701" w:type="dxa"/>
+            <w:tcMar>
+              <w:top w:w="70" w:type="dxa"/>
+              <w:left w:w="0" w:type="dxa"/>
+              <w:bottom w:w="70" w:type="dxa"/>
+              <w:right w:w="140" w:type="dxa"/>
+            </w:tcMar>
+          </w:tcPr>
+          <w:p>
+            <w:pPr>
+              <w:jc w:val="right"/>
+              <w:rPr>
+                <w:rFonts w:ascii="Tahoma" w:hAnsi="Tahoma" w:cs="Tahoma"/>
+              </w:rPr>
+            </w:pPr>
+          </w:p>
+        </w:tc>
+        <w:tc>
+          <w:tcPr>
+            <w:tcW w:w="1843" w:type="dxa"/>
+            <w:tcMar>
+              <w:top w:w="70" w:type="dxa"/>
+              <w:left w:w="0" w:type="dxa"/>
+              <w:bottom w:w="70" w:type="dxa"/>
+              <w:right w:w="140" w:type="dxa"/>
+            </w:tcMar>
+          </w:tcPr>
+          <w:p>
+            <w:pPr>
+              <w:jc w:val="right"/>
+              <w:rPr>
+                <w:rFonts w:ascii="Tahoma" w:hAnsi="Tahoma" w:cs="Tahoma"/>
+                <w:i/>
+                <w:iCs/>
+              </w:rPr>
+            </w:pPr>
+            <w:r>
+              <w:rPr>
+                <w:rFonts w:ascii="Tahoma" w:hAnsi="Tahoma" w:cs="Tahoma"/>
+                <w:i/>
+                <w:iCs/>
+              </w:rPr>
+              <w:t>{%</w:t>
+            </w:r>
+            <w:proofErr w:type="spellStart"/>
+            <w:r>
+              <w:rPr>
+                <w:rFonts w:ascii="Tahoma" w:hAnsi="Tahoma" w:cs="Tahoma"/>
+                <w:i/>
+                <w:iCs/>
+              </w:rPr>
+              <w:t>tr</w:t>
+            </w:r>
+            <w:proofErr w:type="spellEnd"/>
+            <w:r>
+              <w:rPr>
+                <w:rFonts w:ascii="Tahoma" w:hAnsi="Tahoma" w:cs="Tahoma"/>
+                <w:i/>
+                <w:iCs/>
+              </w:rPr>
+              <w:t xml:space="preserve"> </w:t>
+            </w:r>
+            <w:proofErr w:type="spellStart"/>
+            <w:r>
+              <w:rPr>
+                <w:rFonts w:ascii="Tahoma" w:hAnsi="Tahoma" w:cs="Tahoma"/>
+                <w:i/>
+                <w:iCs/>
+              </w:rPr>
+              <w:t>endfor</w:t>
+            </w:r>
+            <w:proofErr w:type="spellEnd"/>
+            <w:r>
+              <w:rPr>
+                <w:rFonts w:ascii="Tahoma" w:hAnsi="Tahoma" w:cs="Tahoma"/>
+                <w:i/>
+                <w:iCs/>
+              </w:rPr>
+              <w:t xml:space="preserve"> %}</w:t>
+            </w:r>
+          </w:p>
+          <w:p>
+            <w:pPr>
+              <w:jc w:val="right"/>
+              <w:rPr>
+                <w:rFonts w:ascii="Tahoma" w:hAnsi="Tahoma" w:cs="Tahoma"/>
+              </w:rPr>
+            </w:pPr>
+          </w:p>
+          <w:p>
+            <w:pPr>
+              <w:jc w:val="right"/>
+              <w:rPr>
+                <w:rFonts w:ascii="Tahoma" w:hAnsi="Tahoma" w:cs="Tahoma"/>
+                <w:i/>
+                <w:iCs/>
               </w:rPr>
             </w:pPr>
           </w:p>
         </w:tc>
       </w:tr>
     </w:tbl>
-    <w:bookmarkEnd w:id="0"/>
     <w:p>
       <w:pPr>
         <w:spacing w:before="240" w:after="90"/>
-        <w:rPr>
-          <w:rFonts w:ascii="Tahoma" w:hAnsi="Tahoma" w:cs="Tahoma"/>
-        </w:rPr>
-      </w:pPr>
-      <w:r>
         <w:rPr>
           <w:rFonts w:ascii="Tahoma" w:hAnsi="Tahoma" w:cs="Tahoma"/>
           <w:b/>
@@ -1478,22 +1946,13 @@
           <w:sz w:val="16"/>
           <w:szCs w:val="16"/>
         </w:rPr>
-        <w:t>CONDICIONES</w:t>
-      </w:r>
-      <w:r>
-        <w:rPr>
-          <w:rFonts w:ascii="Tahoma" w:hAnsi="Tahoma" w:cs="Tahoma"/>
-          <w:b/>
-          <w:bCs/>
-          <w:sz w:val="16"/>
-          <w:szCs w:val="16"/>
-        </w:rPr>
-        <w:t xml:space="preserve"> COMERCIALES</w:t>
-      </w:r>
+      </w:pPr>
     </w:p>
     <w:tbl>
       <w:tblPr>
-        <w:tblW w:w="9360" w:type="dxa"/>
+        <w:tblpPr w:leftFromText="141" w:rightFromText="141" w:vertAnchor="text" w:horzAnchor="margin" w:tblpXSpec="right" w:tblpY="-91"/>
+        <w:tblOverlap w:val="never"/>
+        <w:tblW w:w="3000" w:type="dxa"/>
         <w:tblCellMar>
           <w:left w:w="10" w:type="dxa"/>
           <w:right w:w="10" w:type="dxa"/>
@@ -1501,23 +1960,168 @@
         <w:tblLook w:val="04A0" w:firstRow="1" w:lastRow="0" w:firstColumn="1" w:lastColumn="0" w:noHBand="0" w:noVBand="1"/>
       </w:tblPr>
       <w:tblGrid>
-        <w:gridCol w:w="2800"/>
-        <w:gridCol w:w="6560"/>
+        <w:gridCol w:w="1424"/>
+        <w:gridCol w:w="1576"/>
       </w:tblGrid>
       <w:tr>
-        <w:tc>
-          <w:tcPr>
-            <w:tcW w:w="2800" w:type="dxa"/>
-            <w:tcMar>
-              <w:top w:w="40" w:type="dxa"/>
-              <w:left w:w="0" w:type="dxa"/>
-              <w:bottom w:w="40" w:type="dxa"/>
-              <w:right w:w="140" w:type="dxa"/>
-            </w:tcMar>
-            <w:vAlign w:val="center"/>
-          </w:tcPr>
-          <w:p>
-            <w:pPr>
+        <w:trPr>
+          <w:cantSplit/>
+        </w:trPr>
+        <w:tc>
+          <w:tcPr>
+            <w:tcW w:w="1424" w:type="dxa"/>
+            <w:tcMar>
+              <w:top w:w="70" w:type="dxa"/>
+              <w:left w:w="0" w:type="dxa"/>
+              <w:bottom w:w="70" w:type="dxa"/>
+              <w:right w:w="140" w:type="dxa"/>
+            </w:tcMar>
+          </w:tcPr>
+          <w:p>
+            <w:pPr>
+              <w:keepNext/>
+              <w:keepLines/>
+              <w:jc w:val="right"/>
+              <w:rPr>
+                <w:rFonts w:ascii="Tahoma" w:hAnsi="Tahoma" w:cs="Tahoma"/>
+              </w:rPr>
+            </w:pPr>
+            <w:r>
+              <w:rPr>
+                <w:rFonts w:ascii="Tahoma" w:hAnsi="Tahoma" w:cs="Tahoma"/>
+                <w:sz w:val="19"/>
+                <w:szCs w:val="19"/>
+              </w:rPr>
+              <w:lastRenderedPageBreak/>
+              <w:t>Subtotal</w:t>
+            </w:r>
+          </w:p>
+        </w:tc>
+        <w:tc>
+          <w:tcPr>
+            <w:tcW w:w="1576" w:type="dxa"/>
+            <w:tcMar>
+              <w:top w:w="70" w:type="dxa"/>
+              <w:left w:w="0" w:type="dxa"/>
+              <w:bottom w:w="70" w:type="dxa"/>
+              <w:right w:w="140" w:type="dxa"/>
+            </w:tcMar>
+          </w:tcPr>
+          <w:p>
+            <w:pPr>
+              <w:keepNext/>
+              <w:keepLines/>
+              <w:jc w:val="right"/>
+              <w:rPr>
+                <w:rFonts w:ascii="Tahoma" w:hAnsi="Tahoma" w:cs="Tahoma"/>
+              </w:rPr>
+            </w:pPr>
+            <w:r>
+              <w:rPr>
+                <w:rFonts w:ascii="Tahoma" w:hAnsi="Tahoma" w:cs="Tahoma"/>
+              </w:rPr>
+              <w:t>{{importe}}</w:t>
+            </w:r>
+          </w:p>
+        </w:tc>
+      </w:tr>
+      <w:tr>
+        <w:trPr>
+          <w:cantSplit/>
+        </w:trPr>
+        <w:tc>
+          <w:tcPr>
+            <w:tcW w:w="1424" w:type="dxa"/>
+            <w:tcMar>
+              <w:top w:w="70" w:type="dxa"/>
+              <w:left w:w="0" w:type="dxa"/>
+              <w:bottom w:w="70" w:type="dxa"/>
+              <w:right w:w="140" w:type="dxa"/>
+            </w:tcMar>
+          </w:tcPr>
+          <w:p>
+            <w:pPr>
+              <w:keepNext/>
+              <w:keepLines/>
+              <w:jc w:val="right"/>
+              <w:rPr>
+                <w:rFonts w:ascii="Tahoma" w:hAnsi="Tahoma" w:cs="Tahoma"/>
+              </w:rPr>
+            </w:pPr>
+            <w:r>
+              <w:rPr>
+                <w:rFonts w:ascii="Tahoma" w:hAnsi="Tahoma" w:cs="Tahoma"/>
+                <w:sz w:val="19"/>
+                <w:szCs w:val="19"/>
+              </w:rPr>
+              <w:t>IVA</w:t>
+            </w:r>
+          </w:p>
+        </w:tc>
+        <w:tc>
+          <w:tcPr>
+            <w:tcW w:w="1576" w:type="dxa"/>
+            <w:tcMar>
+              <w:top w:w="70" w:type="dxa"/>
+              <w:left w:w="0" w:type="dxa"/>
+              <w:bottom w:w="70" w:type="dxa"/>
+              <w:right w:w="140" w:type="dxa"/>
+            </w:tcMar>
+          </w:tcPr>
+          <w:p>
+            <w:pPr>
+              <w:keepNext/>
+              <w:keepLines/>
+              <w:jc w:val="right"/>
+              <w:rPr>
+                <w:rFonts w:ascii="Tahoma" w:hAnsi="Tahoma" w:cs="Tahoma"/>
+              </w:rPr>
+            </w:pPr>
+            <w:r>
+              <w:rPr>
+                <w:rFonts w:ascii="Tahoma" w:hAnsi="Tahoma" w:cs="Tahoma"/>
+              </w:rPr>
+              <w:t>{{</w:t>
+            </w:r>
+            <w:proofErr w:type="spellStart"/>
+            <w:r>
+              <w:rPr>
+                <w:rFonts w:ascii="Tahoma" w:hAnsi="Tahoma" w:cs="Tahoma"/>
+              </w:rPr>
+              <w:t>iva</w:t>
+            </w:r>
+            <w:proofErr w:type="spellEnd"/>
+            <w:r>
+              <w:rPr>
+                <w:rFonts w:ascii="Tahoma" w:hAnsi="Tahoma" w:cs="Tahoma"/>
+              </w:rPr>
+              <w:t>}}</w:t>
+            </w:r>
+          </w:p>
+        </w:tc>
+      </w:tr>
+      <w:tr>
+        <w:trPr>
+          <w:cantSplit/>
+        </w:trPr>
+        <w:tc>
+          <w:tcPr>
+            <w:tcW w:w="1424" w:type="dxa"/>
+            <w:tcBorders>
+              <w:top w:val="single" w:sz="12" w:space="0" w:color="1394B1"/>
+            </w:tcBorders>
+            <w:tcMar>
+              <w:top w:w="90" w:type="dxa"/>
+              <w:left w:w="0" w:type="dxa"/>
+              <w:bottom w:w="70" w:type="dxa"/>
+              <w:right w:w="140" w:type="dxa"/>
+            </w:tcMar>
+          </w:tcPr>
+          <w:p>
+            <w:pPr>
+              <w:keepNext/>
+              <w:keepLines/>
+              <w:jc w:val="right"/>
               <w:rPr>
                 <w:rFonts w:ascii="Tahoma" w:hAnsi="Tahoma" w:cs="Tahoma"/>
               </w:rPr>
@@ -1527,53 +2131,31 @@
                 <w:rFonts w:ascii="Tahoma" w:hAnsi="Tahoma" w:cs="Tahoma"/>
                 <w:b/>
                 <w:bCs/>
-                <w:sz w:val="19"/>
-                <w:szCs w:val="19"/>
-              </w:rPr>
-              <w:t>Moneda</w:t>
-            </w:r>
-          </w:p>
-        </w:tc>
-        <w:tc>
-          <w:tcPr>
-            <w:tcW w:w="6560" w:type="dxa"/>
-            <w:tcMar>
-              <w:top w:w="40" w:type="dxa"/>
-              <w:left w:w="0" w:type="dxa"/>
-              <w:bottom w:w="40" w:type="dxa"/>
-              <w:right w:w="140" w:type="dxa"/>
-            </w:tcMar>
-            <w:vAlign w:val="center"/>
-          </w:tcPr>
-          <w:p>
-            <w:pPr>
-              <w:rPr>
-                <w:rFonts w:ascii="Tahoma" w:hAnsi="Tahoma" w:cs="Tahoma"/>
-              </w:rPr>
-            </w:pPr>
-            <w:r>
-              <w:rPr>
-                <w:rFonts w:ascii="Tahoma" w:hAnsi="Tahoma" w:cs="Tahoma"/>
-              </w:rPr>
-              <w:t>{{moneda}}</w:t>
-            </w:r>
-          </w:p>
-        </w:tc>
-      </w:tr>
-      <w:tr>
-        <w:tc>
-          <w:tcPr>
-            <w:tcW w:w="2800" w:type="dxa"/>
-            <w:tcMar>
-              <w:top w:w="40" w:type="dxa"/>
-              <w:left w:w="0" w:type="dxa"/>
-              <w:bottom w:w="40" w:type="dxa"/>
-              <w:right w:w="140" w:type="dxa"/>
-            </w:tcMar>
-            <w:vAlign w:val="center"/>
-          </w:tcPr>
-          <w:p>
-            <w:pPr>
+                <w:sz w:val="22"/>
+                <w:szCs w:val="22"/>
+              </w:rPr>
+              <w:t>TOTAL</w:t>
+            </w:r>
+          </w:p>
+        </w:tc>
+        <w:tc>
+          <w:tcPr>
+            <w:tcW w:w="1576" w:type="dxa"/>
+            <w:tcBorders>
+              <w:top w:val="single" w:sz="12" w:space="0" w:color="1394B1"/>
+            </w:tcBorders>
+            <w:tcMar>
+              <w:top w:w="90" w:type="dxa"/>
+              <w:left w:w="0" w:type="dxa"/>
+              <w:bottom w:w="70" w:type="dxa"/>
+              <w:right w:w="140" w:type="dxa"/>
+            </w:tcMar>
+          </w:tcPr>
+          <w:p>
+            <w:pPr>
+              <w:keepNext/>
+              <w:keepLines/>
+              <w:jc w:val="right"/>
               <w:rPr>
                 <w:rFonts w:ascii="Tahoma" w:hAnsi="Tahoma" w:cs="Tahoma"/>
               </w:rPr>
@@ -1583,375 +2165,37 @@
                 <w:rFonts w:ascii="Tahoma" w:hAnsi="Tahoma" w:cs="Tahoma"/>
                 <w:b/>
                 <w:bCs/>
-                <w:sz w:val="19"/>
-                <w:szCs w:val="19"/>
-              </w:rPr>
-              <w:t>Validez de la oferta</w:t>
-            </w:r>
-          </w:p>
-        </w:tc>
-        <w:tc>
-          <w:tcPr>
-            <w:tcW w:w="6560" w:type="dxa"/>
-            <w:tcMar>
-              <w:top w:w="40" w:type="dxa"/>
-              <w:left w:w="0" w:type="dxa"/>
-              <w:bottom w:w="40" w:type="dxa"/>
-              <w:right w:w="140" w:type="dxa"/>
-            </w:tcMar>
-            <w:vAlign w:val="center"/>
-          </w:tcPr>
-          <w:p>
-            <w:pPr>
-              <w:rPr>
-                <w:rFonts w:ascii="Tahoma" w:hAnsi="Tahoma" w:cs="Tahoma"/>
-              </w:rPr>
-            </w:pPr>
-            <w:r>
-              <w:rPr>
-                <w:rFonts w:ascii="Tahoma" w:hAnsi="Tahoma" w:cs="Tahoma"/>
-              </w:rPr>
-              <w:t>{{validez}}</w:t>
-            </w:r>
-          </w:p>
-        </w:tc>
-      </w:tr>
-      <w:tr>
-        <w:tc>
-          <w:tcPr>
-            <w:tcW w:w="2800" w:type="dxa"/>
-            <w:tcMar>
-              <w:top w:w="40" w:type="dxa"/>
-              <w:left w:w="0" w:type="dxa"/>
-              <w:bottom w:w="40" w:type="dxa"/>
-              <w:right w:w="140" w:type="dxa"/>
-            </w:tcMar>
-            <w:vAlign w:val="center"/>
-          </w:tcPr>
-          <w:p>
-            <w:pPr>
-              <w:rPr>
-                <w:rFonts w:ascii="Tahoma" w:hAnsi="Tahoma" w:cs="Tahoma"/>
-              </w:rPr>
-            </w:pPr>
+                <w:sz w:val="22"/>
+                <w:szCs w:val="22"/>
+              </w:rPr>
+              <w:t xml:space="preserve">        {{moneda</w:t>
+            </w:r>
+            <w:proofErr w:type="gramStart"/>
             <w:r>
               <w:rPr>
                 <w:rFonts w:ascii="Tahoma" w:hAnsi="Tahoma" w:cs="Tahoma"/>
                 <w:b/>
                 <w:bCs/>
-                <w:sz w:val="19"/>
-                <w:szCs w:val="19"/>
-              </w:rPr>
-              <w:t>Forma de pago</w:t>
-            </w:r>
-          </w:p>
-        </w:tc>
-        <w:tc>
-          <w:tcPr>
-            <w:tcW w:w="6560" w:type="dxa"/>
-            <w:tcMar>
-              <w:top w:w="40" w:type="dxa"/>
-              <w:left w:w="0" w:type="dxa"/>
-              <w:bottom w:w="40" w:type="dxa"/>
-              <w:right w:w="140" w:type="dxa"/>
-            </w:tcMar>
-            <w:vAlign w:val="center"/>
-          </w:tcPr>
-          <w:p>
-            <w:pPr>
-              <w:rPr>
-                <w:rFonts w:ascii="Tahoma" w:hAnsi="Tahoma" w:cs="Tahoma"/>
-              </w:rPr>
-            </w:pPr>
-            <w:r>
-              <w:rPr>
-                <w:rFonts w:ascii="Tahoma" w:hAnsi="Tahoma" w:cs="Tahoma"/>
-              </w:rPr>
-              <w:t>{{</w:t>
-            </w:r>
-            <w:proofErr w:type="spellStart"/>
-            <w:r>
-              <w:rPr>
-                <w:rFonts w:ascii="Tahoma" w:hAnsi="Tahoma" w:cs="Tahoma"/>
-              </w:rPr>
-              <w:t>forma_de_pago</w:t>
-            </w:r>
-            <w:proofErr w:type="spellEnd"/>
-            <w:r>
-              <w:rPr>
-                <w:rFonts w:ascii="Tahoma" w:hAnsi="Tahoma" w:cs="Tahoma"/>
-              </w:rPr>
-              <w:t>}}</w:t>
-            </w:r>
-          </w:p>
-        </w:tc>
-      </w:tr>
-      <w:tr>
-        <w:tc>
-          <w:tcPr>
-            <w:tcW w:w="2800" w:type="dxa"/>
-            <w:tcMar>
-              <w:top w:w="40" w:type="dxa"/>
-              <w:left w:w="0" w:type="dxa"/>
-              <w:bottom w:w="40" w:type="dxa"/>
-              <w:right w:w="140" w:type="dxa"/>
-            </w:tcMar>
-            <w:vAlign w:val="center"/>
-          </w:tcPr>
-          <w:p>
-            <w:pPr>
-              <w:rPr>
-                <w:rFonts w:ascii="Tahoma" w:hAnsi="Tahoma" w:cs="Tahoma"/>
-              </w:rPr>
-            </w:pPr>
+                <w:sz w:val="22"/>
+                <w:szCs w:val="22"/>
+              </w:rPr>
+              <w:t xml:space="preserve">}}   </w:t>
+            </w:r>
+            <w:proofErr w:type="gramEnd"/>
             <w:r>
               <w:rPr>
                 <w:rFonts w:ascii="Tahoma" w:hAnsi="Tahoma" w:cs="Tahoma"/>
                 <w:b/>
                 <w:bCs/>
-                <w:sz w:val="19"/>
-                <w:szCs w:val="19"/>
-              </w:rPr>
-              <w:t>Plazo de entrega</w:t>
-            </w:r>
-          </w:p>
-        </w:tc>
-        <w:tc>
-          <w:tcPr>
-            <w:tcW w:w="6560" w:type="dxa"/>
-            <w:tcMar>
-              <w:top w:w="40" w:type="dxa"/>
-              <w:left w:w="0" w:type="dxa"/>
-              <w:bottom w:w="40" w:type="dxa"/>
-              <w:right w:w="140" w:type="dxa"/>
-            </w:tcMar>
-            <w:vAlign w:val="center"/>
-          </w:tcPr>
-          <w:p>
-            <w:pPr>
-              <w:rPr>
-                <w:rFonts w:ascii="Tahoma" w:hAnsi="Tahoma" w:cs="Tahoma"/>
-              </w:rPr>
-            </w:pPr>
-            <w:r>
-              <w:rPr>
-                <w:rFonts w:ascii="Tahoma" w:hAnsi="Tahoma" w:cs="Tahoma"/>
-              </w:rPr>
-              <w:t>{{</w:t>
-            </w:r>
-            <w:proofErr w:type="spellStart"/>
-            <w:r>
-              <w:rPr>
-                <w:rFonts w:ascii="Tahoma" w:hAnsi="Tahoma" w:cs="Tahoma"/>
-              </w:rPr>
-              <w:t>tiempo_entrega</w:t>
-            </w:r>
-            <w:proofErr w:type="spellEnd"/>
-            <w:r>
-              <w:rPr>
-                <w:rFonts w:ascii="Tahoma" w:hAnsi="Tahoma" w:cs="Tahoma"/>
-              </w:rPr>
-              <w:t>}}</w:t>
-            </w:r>
-            <w:r>
-              <w:rPr>
-                <w:rFonts w:ascii="Tahoma" w:hAnsi="Tahoma" w:cs="Tahoma"/>
-              </w:rPr>
-              <w:t xml:space="preserve"> días.</w:t>
-            </w:r>
-          </w:p>
-        </w:tc>
-      </w:tr>
-      <w:tr>
-        <w:tc>
-          <w:tcPr>
-            <w:tcW w:w="2800" w:type="dxa"/>
-            <w:tcMar>
-              <w:top w:w="40" w:type="dxa"/>
-              <w:left w:w="0" w:type="dxa"/>
-              <w:bottom w:w="40" w:type="dxa"/>
-              <w:right w:w="140" w:type="dxa"/>
-            </w:tcMar>
-            <w:vAlign w:val="center"/>
-          </w:tcPr>
-          <w:p>
-            <w:pPr>
-              <w:rPr>
-                <w:rFonts w:ascii="Tahoma" w:hAnsi="Tahoma" w:cs="Tahoma"/>
-              </w:rPr>
-            </w:pPr>
-            <w:r>
-              <w:rPr>
-                <w:rFonts w:ascii="Tahoma" w:hAnsi="Tahoma" w:cs="Tahoma"/>
-                <w:b/>
-                <w:bCs/>
-                <w:sz w:val="19"/>
-                <w:szCs w:val="19"/>
-              </w:rPr>
-              <w:t>Lugar de entrega</w:t>
-            </w:r>
-          </w:p>
-        </w:tc>
-        <w:tc>
-          <w:tcPr>
-            <w:tcW w:w="6560" w:type="dxa"/>
-            <w:tcMar>
-              <w:top w:w="40" w:type="dxa"/>
-              <w:left w:w="0" w:type="dxa"/>
-              <w:bottom w:w="40" w:type="dxa"/>
-              <w:right w:w="140" w:type="dxa"/>
-            </w:tcMar>
-            <w:vAlign w:val="center"/>
-          </w:tcPr>
-          <w:p>
-            <w:pPr>
-              <w:rPr>
-                <w:rFonts w:ascii="Tahoma" w:hAnsi="Tahoma" w:cs="Tahoma"/>
-              </w:rPr>
-            </w:pPr>
-            <w:r>
-              <w:rPr>
-                <w:rFonts w:ascii="Tahoma" w:hAnsi="Tahoma" w:cs="Tahoma"/>
-              </w:rPr>
-              <w:t>{{</w:t>
-            </w:r>
-            <w:proofErr w:type="spellStart"/>
-            <w:r>
-              <w:rPr>
-                <w:rFonts w:ascii="Tahoma" w:hAnsi="Tahoma" w:cs="Tahoma"/>
-              </w:rPr>
-              <w:t>lugar_entrega</w:t>
-            </w:r>
-            <w:proofErr w:type="spellEnd"/>
-            <w:r>
-              <w:rPr>
-                <w:rFonts w:ascii="Tahoma" w:hAnsi="Tahoma" w:cs="Tahoma"/>
-              </w:rPr>
-              <w:t>}}</w:t>
-            </w:r>
-          </w:p>
-        </w:tc>
-      </w:tr>
-      <w:tr>
-        <w:tc>
-          <w:tcPr>
-            <w:tcW w:w="2800" w:type="dxa"/>
-            <w:tcMar>
-              <w:top w:w="40" w:type="dxa"/>
-              <w:left w:w="0" w:type="dxa"/>
-              <w:bottom w:w="40" w:type="dxa"/>
-              <w:right w:w="140" w:type="dxa"/>
-            </w:tcMar>
-            <w:vAlign w:val="center"/>
-          </w:tcPr>
-          <w:p>
-            <w:pPr>
-              <w:rPr>
-                <w:rFonts w:ascii="Tahoma" w:hAnsi="Tahoma" w:cs="Tahoma"/>
-              </w:rPr>
-            </w:pPr>
-            <w:r>
-              <w:rPr>
-                <w:rFonts w:ascii="Tahoma" w:hAnsi="Tahoma" w:cs="Tahoma"/>
-                <w:b/>
-                <w:bCs/>
-                <w:sz w:val="19"/>
-                <w:szCs w:val="19"/>
-              </w:rPr>
-              <w:lastRenderedPageBreak/>
-              <w:t>Garantía</w:t>
-            </w:r>
-          </w:p>
-        </w:tc>
-        <w:tc>
-          <w:tcPr>
-            <w:tcW w:w="6560" w:type="dxa"/>
-            <w:tcMar>
-              <w:top w:w="40" w:type="dxa"/>
-              <w:left w:w="0" w:type="dxa"/>
-              <w:bottom w:w="40" w:type="dxa"/>
-              <w:right w:w="140" w:type="dxa"/>
-            </w:tcMar>
-            <w:vAlign w:val="center"/>
-          </w:tcPr>
-          <w:p>
-            <w:pPr>
-              <w:rPr>
-                <w:rFonts w:ascii="Tahoma" w:hAnsi="Tahoma" w:cs="Tahoma"/>
-              </w:rPr>
-            </w:pPr>
-            <w:r>
-              <w:rPr>
-                <w:rFonts w:ascii="Tahoma" w:hAnsi="Tahoma" w:cs="Tahoma"/>
-              </w:rPr>
-              <w:t>{{</w:t>
-            </w:r>
-            <w:proofErr w:type="spellStart"/>
-            <w:r>
-              <w:rPr>
-                <w:rFonts w:ascii="Tahoma" w:hAnsi="Tahoma" w:cs="Tahoma"/>
-              </w:rPr>
-              <w:t>garantia</w:t>
-            </w:r>
-            <w:proofErr w:type="spellEnd"/>
-            <w:r>
-              <w:rPr>
-                <w:rFonts w:ascii="Tahoma" w:hAnsi="Tahoma" w:cs="Tahoma"/>
-              </w:rPr>
-              <w:t>}}</w:t>
-            </w:r>
-          </w:p>
-        </w:tc>
-      </w:tr>
-      <w:tr>
-        <w:tc>
-          <w:tcPr>
-            <w:tcW w:w="2800" w:type="dxa"/>
-            <w:tcMar>
-              <w:top w:w="40" w:type="dxa"/>
-              <w:left w:w="0" w:type="dxa"/>
-              <w:bottom w:w="40" w:type="dxa"/>
-              <w:right w:w="140" w:type="dxa"/>
-            </w:tcMar>
-            <w:vAlign w:val="center"/>
-          </w:tcPr>
-          <w:p>
-            <w:pPr>
-              <w:rPr>
-                <w:rFonts w:ascii="Tahoma" w:hAnsi="Tahoma" w:cs="Tahoma"/>
-              </w:rPr>
-            </w:pPr>
-          </w:p>
-        </w:tc>
-        <w:tc>
-          <w:tcPr>
-            <w:tcW w:w="6560" w:type="dxa"/>
-            <w:tcMar>
-              <w:top w:w="40" w:type="dxa"/>
-              <w:left w:w="0" w:type="dxa"/>
-              <w:bottom w:w="40" w:type="dxa"/>
-              <w:right w:w="140" w:type="dxa"/>
-            </w:tcMar>
-            <w:vAlign w:val="center"/>
-          </w:tcPr>
-          <w:p>
-            <w:pPr>
-              <w:rPr>
-                <w:rFonts w:ascii="Tahoma" w:hAnsi="Tahoma" w:cs="Tahoma"/>
-              </w:rPr>
-            </w:pPr>
+                <w:sz w:val="22"/>
+                <w:szCs w:val="22"/>
+              </w:rPr>
+              <w:t xml:space="preserve">                                                                                                                  {{total}}</w:t>
+            </w:r>
           </w:p>
         </w:tc>
       </w:tr>
     </w:tbl>
-    <w:p>
-      <w:pPr>
-        <w:spacing w:before="240" w:after="90"/>
-        <w:rPr>
-          <w:rFonts w:ascii="Tahoma" w:hAnsi="Tahoma" w:cs="Tahoma"/>
-        </w:rPr>
-      </w:pPr>
-    </w:p>
     <w:p>
       <w:pPr>
         <w:spacing w:before="240" w:after="90"/>
@@ -1976,11 +2220,432 @@
         </w:rPr>
       </w:pPr>
     </w:p>
+    <w:tbl>
+      <w:tblPr>
+        <w:tblW w:w="9360" w:type="dxa"/>
+        <w:tblCellMar>
+          <w:left w:w="10" w:type="dxa"/>
+          <w:right w:w="10" w:type="dxa"/>
+        </w:tblCellMar>
+        <w:tblLook w:val="04A0" w:firstRow="1" w:lastRow="0" w:firstColumn="1" w:lastColumn="0" w:noHBand="0" w:noVBand="1"/>
+      </w:tblPr>
+      <w:tblGrid>
+        <w:gridCol w:w="9214"/>
+        <w:gridCol w:w="146"/>
+      </w:tblGrid>
+      <w:tr>
+        <w:tc>
+          <w:tcPr>
+            <w:tcW w:w="2800" w:type="dxa"/>
+            <w:tcMar>
+              <w:top w:w="40" w:type="dxa"/>
+              <w:left w:w="0" w:type="dxa"/>
+              <w:bottom w:w="40" w:type="dxa"/>
+              <w:right w:w="140" w:type="dxa"/>
+            </w:tcMar>
+            <w:vAlign w:val="center"/>
+          </w:tcPr>
+          <w:p>
+            <w:pPr>
+              <w:spacing w:before="240" w:after="90"/>
+              <w:rPr>
+                <w:rFonts w:ascii="Tahoma" w:hAnsi="Tahoma" w:cs="Tahoma"/>
+                <w:b/>
+                <w:bCs/>
+                <w:sz w:val="19"/>
+                <w:szCs w:val="19"/>
+              </w:rPr>
+            </w:pPr>
+          </w:p>
+          <w:p>
+            <w:pPr>
+              <w:spacing w:before="240" w:after="90"/>
+              <w:rPr>
+                <w:rFonts w:ascii="Tahoma" w:hAnsi="Tahoma" w:cs="Tahoma"/>
+                <w:b/>
+                <w:bCs/>
+                <w:sz w:val="19"/>
+                <w:szCs w:val="19"/>
+              </w:rPr>
+            </w:pPr>
+          </w:p>
+          <w:p>
+            <w:pPr>
+              <w:spacing w:before="240" w:after="90"/>
+              <w:rPr>
+                <w:rFonts w:ascii="Tahoma" w:hAnsi="Tahoma" w:cs="Tahoma"/>
+                <w:b/>
+                <w:bCs/>
+                <w:sz w:val="19"/>
+                <w:szCs w:val="19"/>
+              </w:rPr>
+            </w:pPr>
+          </w:p>
+          <w:p>
+            <w:pPr>
+              <w:spacing w:before="240" w:after="90"/>
+              <w:rPr>
+                <w:rFonts w:ascii="Tahoma" w:hAnsi="Tahoma" w:cs="Tahoma"/>
+                <w:b/>
+                <w:bCs/>
+                <w:sz w:val="19"/>
+                <w:szCs w:val="19"/>
+              </w:rPr>
+            </w:pPr>
+          </w:p>
+          <w:p>
+            <w:pPr>
+              <w:spacing w:before="240" w:after="90"/>
+              <w:rPr>
+                <w:rFonts w:ascii="Tahoma" w:hAnsi="Tahoma" w:cs="Tahoma"/>
+                <w:b/>
+                <w:bCs/>
+                <w:sz w:val="19"/>
+                <w:szCs w:val="19"/>
+              </w:rPr>
+            </w:pPr>
+          </w:p>
+          <w:p>
+            <w:pPr>
+              <w:spacing w:before="240" w:after="90"/>
+              <w:rPr>
+                <w:rFonts w:ascii="Tahoma" w:hAnsi="Tahoma" w:cs="Tahoma"/>
+                <w:sz w:val="19"/>
+                <w:szCs w:val="19"/>
+              </w:rPr>
+            </w:pPr>
+            <w:r>
+              <w:rPr>
+                <w:rFonts w:ascii="Tahoma" w:hAnsi="Tahoma" w:cs="Tahoma"/>
+                <w:b/>
+                <w:bCs/>
+                <w:sz w:val="19"/>
+                <w:szCs w:val="19"/>
+              </w:rPr>
+              <w:t>CONDICIONES COMERCIALES</w:t>
+            </w:r>
+          </w:p>
+          <w:tbl>
+            <w:tblPr>
+              <w:tblStyle w:val="Tablaconcuadrcula"/>
+              <w:tblW w:w="9360" w:type="dxa"/>
+              <w:tblBorders>
+                <w:top w:val="none" w:sz="0" w:space="0" w:color="auto"/>
+                <w:left w:val="none" w:sz="0" w:space="0" w:color="auto"/>
+                <w:bottom w:val="none" w:sz="0" w:space="0" w:color="auto"/>
+                <w:right w:val="none" w:sz="0" w:space="0" w:color="auto"/>
+                <w:insideH w:val="none" w:sz="0" w:space="0" w:color="auto"/>
+                <w:insideV w:val="none" w:sz="0" w:space="0" w:color="auto"/>
+              </w:tblBorders>
+              <w:tblLook w:val="04A0" w:firstRow="1" w:lastRow="0" w:firstColumn="1" w:lastColumn="0" w:noHBand="0" w:noVBand="1"/>
+            </w:tblPr>
+            <w:tblGrid>
+              <w:gridCol w:w="2800"/>
+              <w:gridCol w:w="6560"/>
+            </w:tblGrid>
+            <w:tr>
+              <w:tc>
+                <w:tcPr>
+                  <w:tcW w:w="2800" w:type="dxa"/>
+                </w:tcPr>
+                <w:p>
+                  <w:pPr>
+                    <w:rPr>
+                      <w:rFonts w:ascii="Tahoma" w:hAnsi="Tahoma" w:cs="Tahoma"/>
+                    </w:rPr>
+                  </w:pPr>
+                  <w:r>
+                    <w:rPr>
+                      <w:rFonts w:ascii="Tahoma" w:hAnsi="Tahoma" w:cs="Tahoma"/>
+                      <w:b/>
+                      <w:bCs/>
+                      <w:sz w:val="19"/>
+                      <w:szCs w:val="19"/>
+                    </w:rPr>
+                    <w:t>Validez de la oferta</w:t>
+                  </w:r>
+                </w:p>
+              </w:tc>
+              <w:tc>
+                <w:tcPr>
+                  <w:tcW w:w="6560" w:type="dxa"/>
+                </w:tcPr>
+                <w:p>
+                  <w:pPr>
+                    <w:rPr>
+                      <w:rFonts w:ascii="Tahoma" w:hAnsi="Tahoma" w:cs="Tahoma"/>
+                    </w:rPr>
+                  </w:pPr>
+                  <w:r>
+                    <w:rPr>
+                      <w:rFonts w:ascii="Tahoma" w:hAnsi="Tahoma" w:cs="Tahoma"/>
+                    </w:rPr>
+                    <w:t>{{validez}}</w:t>
+                  </w:r>
+                </w:p>
+              </w:tc>
+            </w:tr>
+            <w:tr>
+              <w:tc>
+                <w:tcPr>
+                  <w:tcW w:w="2800" w:type="dxa"/>
+                </w:tcPr>
+                <w:p>
+                  <w:pPr>
+                    <w:rPr>
+                      <w:rFonts w:ascii="Tahoma" w:hAnsi="Tahoma" w:cs="Tahoma"/>
+                    </w:rPr>
+                  </w:pPr>
+                  <w:r>
+                    <w:rPr>
+                      <w:rFonts w:ascii="Tahoma" w:hAnsi="Tahoma" w:cs="Tahoma"/>
+                      <w:b/>
+                      <w:bCs/>
+                      <w:sz w:val="19"/>
+                      <w:szCs w:val="19"/>
+                    </w:rPr>
+                    <w:t>Forma de pago</w:t>
+                  </w:r>
+                </w:p>
+              </w:tc>
+              <w:tc>
+                <w:tcPr>
+                  <w:tcW w:w="6560" w:type="dxa"/>
+                </w:tcPr>
+                <w:p>
+                  <w:pPr>
+                    <w:rPr>
+                      <w:rFonts w:ascii="Tahoma" w:hAnsi="Tahoma" w:cs="Tahoma"/>
+                    </w:rPr>
+                  </w:pPr>
+                  <w:r>
+                    <w:rPr>
+                      <w:rFonts w:ascii="Tahoma" w:hAnsi="Tahoma" w:cs="Tahoma"/>
+                    </w:rPr>
+                    <w:t>{{</w:t>
+                  </w:r>
+                  <w:proofErr w:type="spellStart"/>
+                  <w:r>
+                    <w:rPr>
+                      <w:rFonts w:ascii="Tahoma" w:hAnsi="Tahoma" w:cs="Tahoma"/>
+                    </w:rPr>
+                    <w:t>forma_de_pago</w:t>
+                  </w:r>
+                  <w:proofErr w:type="spellEnd"/>
+                  <w:r>
+                    <w:rPr>
+                      <w:rFonts w:ascii="Tahoma" w:hAnsi="Tahoma" w:cs="Tahoma"/>
+                    </w:rPr>
+                    <w:t>}}</w:t>
+                  </w:r>
+                </w:p>
+              </w:tc>
+            </w:tr>
+            <w:tr>
+              <w:tc>
+                <w:tcPr>
+                  <w:tcW w:w="2800" w:type="dxa"/>
+                </w:tcPr>
+                <w:p>
+                  <w:pPr>
+                    <w:rPr>
+                      <w:rFonts w:ascii="Tahoma" w:hAnsi="Tahoma" w:cs="Tahoma"/>
+                    </w:rPr>
+                  </w:pPr>
+                  <w:r>
+                    <w:rPr>
+                      <w:rFonts w:ascii="Tahoma" w:hAnsi="Tahoma" w:cs="Tahoma"/>
+                      <w:b/>
+                      <w:bCs/>
+                      <w:sz w:val="19"/>
+                      <w:szCs w:val="19"/>
+                    </w:rPr>
+                    <w:t>Plazo de entrega</w:t>
+                  </w:r>
+                </w:p>
+              </w:tc>
+              <w:tc>
+                <w:tcPr>
+                  <w:tcW w:w="6560" w:type="dxa"/>
+                </w:tcPr>
+                <w:p>
+                  <w:pPr>
+                    <w:rPr>
+                      <w:rFonts w:ascii="Tahoma" w:hAnsi="Tahoma" w:cs="Tahoma"/>
+                    </w:rPr>
+                  </w:pPr>
+                  <w:r>
+                    <w:rPr>
+                      <w:rFonts w:ascii="Tahoma" w:hAnsi="Tahoma" w:cs="Tahoma"/>
+                    </w:rPr>
+                    <w:t>{{</w:t>
+                  </w:r>
+                  <w:proofErr w:type="spellStart"/>
+                  <w:r>
+                    <w:rPr>
+                      <w:rFonts w:ascii="Tahoma" w:hAnsi="Tahoma" w:cs="Tahoma"/>
+                    </w:rPr>
+                    <w:t>tiempo_entrega</w:t>
+                  </w:r>
+                  <w:proofErr w:type="spellEnd"/>
+                  <w:r>
+                    <w:rPr>
+                      <w:rFonts w:ascii="Tahoma" w:hAnsi="Tahoma" w:cs="Tahoma"/>
+                    </w:rPr>
+                    <w:t>}} días.</w:t>
+                  </w:r>
+                </w:p>
+              </w:tc>
+            </w:tr>
+            <w:tr>
+              <w:tc>
+                <w:tcPr>
+                  <w:tcW w:w="2800" w:type="dxa"/>
+                </w:tcPr>
+                <w:p>
+                  <w:pPr>
+                    <w:rPr>
+                      <w:rFonts w:ascii="Tahoma" w:hAnsi="Tahoma" w:cs="Tahoma"/>
+                    </w:rPr>
+                  </w:pPr>
+                  <w:r>
+                    <w:rPr>
+                      <w:rFonts w:ascii="Tahoma" w:hAnsi="Tahoma" w:cs="Tahoma"/>
+                      <w:b/>
+                      <w:bCs/>
+                      <w:sz w:val="19"/>
+                      <w:szCs w:val="19"/>
+                    </w:rPr>
+                    <w:t>Lugar de entrega</w:t>
+                  </w:r>
+                </w:p>
+              </w:tc>
+              <w:tc>
+                <w:tcPr>
+                  <w:tcW w:w="6560" w:type="dxa"/>
+                </w:tcPr>
+                <w:p>
+                  <w:pPr>
+                    <w:rPr>
+                      <w:rFonts w:ascii="Tahoma" w:hAnsi="Tahoma" w:cs="Tahoma"/>
+                    </w:rPr>
+                  </w:pPr>
+                  <w:r>
+                    <w:rPr>
+                      <w:rFonts w:ascii="Tahoma" w:hAnsi="Tahoma" w:cs="Tahoma"/>
+                    </w:rPr>
+                    <w:t>{{</w:t>
+                  </w:r>
+                  <w:proofErr w:type="spellStart"/>
+                  <w:r>
+                    <w:rPr>
+                      <w:rFonts w:ascii="Tahoma" w:hAnsi="Tahoma" w:cs="Tahoma"/>
+                    </w:rPr>
+                    <w:t>lugar_entrega</w:t>
+                  </w:r>
+                  <w:proofErr w:type="spellEnd"/>
+                  <w:r>
+                    <w:rPr>
+                      <w:rFonts w:ascii="Tahoma" w:hAnsi="Tahoma" w:cs="Tahoma"/>
+                    </w:rPr>
+                    <w:t>}}</w:t>
+                  </w:r>
+                </w:p>
+              </w:tc>
+            </w:tr>
+            <w:tr>
+              <w:trPr>
+                <w:trHeight w:val="272"/>
+              </w:trPr>
+              <w:tc>
+                <w:tcPr>
+                  <w:tcW w:w="2800" w:type="dxa"/>
+                </w:tcPr>
+                <w:p>
+                  <w:pPr>
+                    <w:rPr>
+                      <w:rFonts w:ascii="Tahoma" w:hAnsi="Tahoma" w:cs="Tahoma"/>
+                      <w:b/>
+                      <w:bCs/>
+                      <w:sz w:val="19"/>
+                      <w:szCs w:val="19"/>
+                    </w:rPr>
+                  </w:pPr>
+                  <w:r>
+                    <w:rPr>
+                      <w:rFonts w:ascii="Tahoma" w:hAnsi="Tahoma" w:cs="Tahoma"/>
+                      <w:b/>
+                      <w:bCs/>
+                      <w:sz w:val="19"/>
+                      <w:szCs w:val="19"/>
+                    </w:rPr>
+                    <w:t>Otros gastos</w:t>
+                  </w:r>
+                </w:p>
+              </w:tc>
+              <w:tc>
+                <w:tcPr>
+                  <w:tcW w:w="6560" w:type="dxa"/>
+                </w:tcPr>
+                <w:p>
+                  <w:pPr>
+                    <w:rPr>
+                      <w:rFonts w:ascii="Tahoma" w:hAnsi="Tahoma" w:cs="Tahoma"/>
+                    </w:rPr>
+                  </w:pPr>
+                  <w:r>
+                    <w:rPr>
+                      <w:rFonts w:ascii="Tahoma" w:hAnsi="Tahoma" w:cs="Tahoma"/>
+                    </w:rPr>
+                    <w:t>{{exp2}}</w:t>
+                  </w:r>
+                </w:p>
+                <w:p>
+                  <w:pPr>
+                    <w:rPr>
+                      <w:rFonts w:ascii="Tahoma" w:hAnsi="Tahoma" w:cs="Tahoma"/>
+                    </w:rPr>
+                  </w:pPr>
+                </w:p>
+              </w:tc>
+            </w:tr>
+          </w:tbl>
+          <w:p>
+            <w:pPr>
+              <w:rPr>
+                <w:rFonts w:ascii="Tahoma" w:hAnsi="Tahoma" w:cs="Tahoma"/>
+              </w:rPr>
+            </w:pPr>
+          </w:p>
+        </w:tc>
+        <w:tc>
+          <w:tcPr>
+            <w:tcW w:w="6560" w:type="dxa"/>
+            <w:tcMar>
+              <w:top w:w="40" w:type="dxa"/>
+              <w:left w:w="0" w:type="dxa"/>
+              <w:bottom w:w="40" w:type="dxa"/>
+              <w:right w:w="140" w:type="dxa"/>
+            </w:tcMar>
+            <w:vAlign w:val="center"/>
+          </w:tcPr>
+          <w:p>
+            <w:pPr>
+              <w:rPr>
+                <w:rFonts w:ascii="Tahoma" w:hAnsi="Tahoma" w:cs="Tahoma"/>
+              </w:rPr>
+            </w:pPr>
+          </w:p>
+        </w:tc>
+      </w:tr>
+    </w:tbl>
     <w:p>
       <w:pPr>
         <w:spacing w:before="240" w:after="90"/>
         <w:rPr>
           <w:rFonts w:ascii="Tahoma" w:hAnsi="Tahoma" w:cs="Tahoma"/>
+          <w:sz w:val="19"/>
+          <w:szCs w:val="19"/>
         </w:rPr>
       </w:pPr>
       <w:r>
@@ -1988,8 +2653,8 @@
           <w:rFonts w:ascii="Tahoma" w:hAnsi="Tahoma" w:cs="Tahoma"/>
           <w:b/>
           <w:bCs/>
-          <w:sz w:val="16"/>
-          <w:szCs w:val="16"/>
+          <w:sz w:val="19"/>
+          <w:szCs w:val="19"/>
         </w:rPr>
         <w:t>NOTAS</w:t>
       </w:r>
@@ -3219,6 +3884,22 @@
     <w:uiPriority w:val="99"/>
     <w:rsid w:val="00304229"/>
   </w:style>
+  <w:style w:type="table" w:styleId="Tablaconcuadrcula">
+    <w:name w:val="Table Grid"/>
+    <w:basedOn w:val="Tablanormal"/>
+    <w:uiPriority w:val="39"/>
+    <w:rsid w:val="00163EDD"/>
+    <w:tblPr>
+      <w:tblBorders>
+        <w:top w:val="single" w:sz="4" w:space="0" w:color="auto"/>
+        <w:left w:val="single" w:sz="4" w:space="0" w:color="auto"/>
+        <w:bottom w:val="single" w:sz="4" w:space="0" w:color="auto"/>
+        <w:right w:val="single" w:sz="4" w:space="0" w:color="auto"/>
+        <w:insideH w:val="single" w:sz="4" w:space="0" w:color="auto"/>
+        <w:insideV w:val="single" w:sz="4" w:space="0" w:color="auto"/>
+      </w:tblBorders>
+    </w:tblPr>
+  </w:style>
 </w:styles>
 </file>
 

--- a/backend/apps/operaciones/templates/Proios_Cotizacion_Servicios_TEMPLATE_ES.docx
+++ b/backend/apps/operaciones/templates/Proios_Cotizacion_Servicios_TEMPLATE_ES.docx
@@ -79,23 +79,11 @@
                 <w:rFonts w:ascii="Tahoma" w:hAnsi="Tahoma" w:cs="Tahoma"/>
               </w:rPr>
             </w:pPr>
-            <w:proofErr w:type="spellStart"/>
-            <w:r>
-              <w:rPr>
-                <w:rFonts w:ascii="Tahoma" w:hAnsi="Tahoma" w:cs="Tahoma"/>
-                <w:b/>
-                <w:bCs/>
-              </w:rPr>
-              <w:t>Proios</w:t>
-            </w:r>
-            <w:proofErr w:type="spellEnd"/>
-            <w:r>
-              <w:rPr>
-                <w:rFonts w:ascii="Tahoma" w:hAnsi="Tahoma" w:cs="Tahoma"/>
-                <w:b/>
-                <w:bCs/>
-              </w:rPr>
-              <w:t xml:space="preserve"> S.A.</w:t>
+            <w:r>
+              <w:rPr>
+                <w:rFonts w:ascii="Tahoma" w:hAnsi="Tahoma" w:cs="Tahoma"/>
+              </w:rPr>
+              <w:t>Proios S.A.</w:t>
             </w:r>
           </w:p>
           <w:p>
@@ -123,21 +111,7 @@
               <w:rPr>
                 <w:rFonts w:ascii="Tahoma" w:hAnsi="Tahoma" w:cs="Tahoma"/>
               </w:rPr>
-              <w:t xml:space="preserve">Comodoro Pedro </w:t>
-            </w:r>
-            <w:proofErr w:type="spellStart"/>
-            <w:r>
-              <w:rPr>
-                <w:rFonts w:ascii="Tahoma" w:hAnsi="Tahoma" w:cs="Tahoma"/>
-              </w:rPr>
-              <w:t>Zanni</w:t>
-            </w:r>
-            <w:proofErr w:type="spellEnd"/>
-            <w:r>
-              <w:rPr>
-                <w:rFonts w:ascii="Tahoma" w:hAnsi="Tahoma" w:cs="Tahoma"/>
-              </w:rPr>
-              <w:t xml:space="preserve"> 351, 5.º Piso – 503 LN (C1104AAH)</w:t>
+              <w:t>Comodoro Pedro Zanni 351, 5.º Piso – 503 LN (C1104AAH)</w:t>
             </w:r>
           </w:p>
           <w:p>
@@ -211,21 +185,7 @@
               <w:rPr>
                 <w:rFonts w:ascii="Tahoma" w:hAnsi="Tahoma" w:cs="Tahoma"/>
               </w:rPr>
-              <w:t>At.: {{</w:t>
-            </w:r>
-            <w:proofErr w:type="spellStart"/>
-            <w:r>
-              <w:rPr>
-                <w:rFonts w:ascii="Tahoma" w:hAnsi="Tahoma" w:cs="Tahoma"/>
-              </w:rPr>
-              <w:t>atencion</w:t>
-            </w:r>
-            <w:proofErr w:type="spellEnd"/>
-            <w:r>
-              <w:rPr>
-                <w:rFonts w:ascii="Tahoma" w:hAnsi="Tahoma" w:cs="Tahoma"/>
-              </w:rPr>
-              <w:t>}}</w:t>
+              <w:t>At.: {{atencion}}</w:t>
             </w:r>
           </w:p>
         </w:tc>
@@ -265,189 +225,105 @@
                 <w:rFonts w:ascii="Tahoma" w:hAnsi="Tahoma" w:cs="Tahoma"/>
               </w:rPr>
             </w:pPr>
-            <w:proofErr w:type="spellStart"/>
-            <w:proofErr w:type="gramStart"/>
-            <w:r>
-              <w:rPr>
-                <w:rFonts w:ascii="Tahoma" w:hAnsi="Tahoma" w:cs="Tahoma"/>
-              </w:rPr>
-              <w:t>N.°</w:t>
-            </w:r>
-            <w:proofErr w:type="spellEnd"/>
-            <w:r>
-              <w:rPr>
-                <w:rFonts w:ascii="Tahoma" w:hAnsi="Tahoma" w:cs="Tahoma"/>
-              </w:rPr>
-              <w:t xml:space="preserve">  </w:t>
+            <w:r>
+              <w:rPr>
+                <w:rFonts w:ascii="Tahoma" w:hAnsi="Tahoma" w:cs="Tahoma"/>
+              </w:rPr>
+              <w:t xml:space="preserve">N.°  </w:t>
             </w:r>
             <w:r>
               <w:rPr>
                 <w:rFonts w:ascii="Tahoma" w:eastAsia="Consolas" w:hAnsi="Tahoma" w:cs="Tahoma"/>
               </w:rPr>
-              <w:t>{</w:t>
-            </w:r>
-            <w:proofErr w:type="gramEnd"/>
+              <w:t>{{ref}}</w:t>
+            </w:r>
+          </w:p>
+          <w:p>
+            <w:pPr>
+              <w:spacing w:after="20"/>
+              <w:rPr>
+                <w:rFonts w:ascii="Tahoma" w:hAnsi="Tahoma" w:cs="Tahoma"/>
+              </w:rPr>
+            </w:pPr>
+            <w:r>
+              <w:rPr>
+                <w:rFonts w:ascii="Tahoma" w:hAnsi="Tahoma" w:cs="Tahoma"/>
+              </w:rPr>
+              <w:t>Fecha  {{fecha}}</w:t>
+            </w:r>
+          </w:p>
+          <w:p>
+            <w:pPr>
+              <w:spacing w:after="20"/>
+              <w:rPr>
+                <w:rFonts w:ascii="Tahoma" w:hAnsi="Tahoma" w:cs="Tahoma"/>
+              </w:rPr>
+            </w:pPr>
+            <w:r>
+              <w:rPr>
+                <w:rFonts w:ascii="Tahoma" w:hAnsi="Tahoma" w:cs="Tahoma"/>
+              </w:rPr>
+              <w:t>Validez  {{validez}}</w:t>
+            </w:r>
+          </w:p>
+          <w:p>
+            <w:pPr>
+              <w:spacing w:after="20"/>
+              <w:rPr>
+                <w:rFonts w:ascii="Tahoma" w:hAnsi="Tahoma" w:cs="Tahoma"/>
+              </w:rPr>
+            </w:pPr>
+            <w:r>
+              <w:rPr>
+                <w:rFonts w:ascii="Tahoma" w:hAnsi="Tahoma" w:cs="Tahoma"/>
+              </w:rPr>
+              <w:t xml:space="preserve">Buque  </w:t>
+            </w:r>
             <w:r>
               <w:rPr>
                 <w:rFonts w:ascii="Tahoma" w:eastAsia="Consolas" w:hAnsi="Tahoma" w:cs="Tahoma"/>
               </w:rPr>
-              <w:t>{</w:t>
-            </w:r>
-            <w:proofErr w:type="spellStart"/>
+              <w:t>{{buque}}</w:t>
+            </w:r>
+          </w:p>
+          <w:p>
+            <w:pPr>
+              <w:spacing w:after="20"/>
+              <w:rPr>
+                <w:rFonts w:ascii="Tahoma" w:hAnsi="Tahoma" w:cs="Tahoma"/>
+              </w:rPr>
+            </w:pPr>
+            <w:r>
+              <w:rPr>
+                <w:rFonts w:ascii="Tahoma" w:hAnsi="Tahoma" w:cs="Tahoma"/>
+              </w:rPr>
+              <w:t xml:space="preserve">Ubicación  </w:t>
+            </w:r>
             <w:r>
               <w:rPr>
                 <w:rFonts w:ascii="Tahoma" w:eastAsia="Consolas" w:hAnsi="Tahoma" w:cs="Tahoma"/>
               </w:rPr>
-              <w:t>ref</w:t>
-            </w:r>
-            <w:proofErr w:type="spellEnd"/>
+              <w:t>{{ubicacion}}</w:t>
+            </w:r>
+          </w:p>
+          <w:p>
+            <w:pPr>
+              <w:spacing w:after="20"/>
+              <w:rPr>
+                <w:rFonts w:ascii="Tahoma" w:hAnsi="Tahoma" w:cs="Tahoma"/>
+              </w:rPr>
+            </w:pPr>
+            <w:r>
+              <w:rPr>
+                <w:rFonts w:ascii="Tahoma" w:hAnsi="Tahoma" w:cs="Tahoma"/>
+              </w:rPr>
+              <w:t xml:space="preserve">ETA  </w:t>
+            </w:r>
             <w:r>
               <w:rPr>
                 <w:rFonts w:ascii="Tahoma" w:eastAsia="Consolas" w:hAnsi="Tahoma" w:cs="Tahoma"/>
               </w:rPr>
-              <w:t>}}</w:t>
-            </w:r>
-          </w:p>
-          <w:p>
-            <w:pPr>
-              <w:spacing w:after="20"/>
-              <w:rPr>
-                <w:rFonts w:ascii="Tahoma" w:hAnsi="Tahoma" w:cs="Tahoma"/>
-              </w:rPr>
-            </w:pPr>
-            <w:proofErr w:type="gramStart"/>
-            <w:r>
-              <w:rPr>
-                <w:rFonts w:ascii="Tahoma" w:hAnsi="Tahoma" w:cs="Tahoma"/>
-              </w:rPr>
-              <w:t>Fecha  {</w:t>
-            </w:r>
-            <w:proofErr w:type="gramEnd"/>
-            <w:r>
-              <w:rPr>
-                <w:rFonts w:ascii="Tahoma" w:hAnsi="Tahoma" w:cs="Tahoma"/>
-              </w:rPr>
-              <w:t>{fecha}}</w:t>
-            </w:r>
-          </w:p>
-          <w:p>
-            <w:pPr>
-              <w:spacing w:after="20"/>
-              <w:rPr>
-                <w:rFonts w:ascii="Tahoma" w:hAnsi="Tahoma" w:cs="Tahoma"/>
-              </w:rPr>
-            </w:pPr>
-            <w:proofErr w:type="gramStart"/>
-            <w:r>
-              <w:rPr>
-                <w:rFonts w:ascii="Tahoma" w:hAnsi="Tahoma" w:cs="Tahoma"/>
-              </w:rPr>
-              <w:t>Validez  {</w:t>
-            </w:r>
-            <w:proofErr w:type="gramEnd"/>
-            <w:r>
-              <w:rPr>
-                <w:rFonts w:ascii="Tahoma" w:hAnsi="Tahoma" w:cs="Tahoma"/>
-              </w:rPr>
-              <w:t>{validez}}</w:t>
-            </w:r>
-          </w:p>
-          <w:p>
-            <w:pPr>
-              <w:spacing w:after="20"/>
-              <w:rPr>
-                <w:rFonts w:ascii="Tahoma" w:hAnsi="Tahoma" w:cs="Tahoma"/>
-              </w:rPr>
-            </w:pPr>
-            <w:proofErr w:type="gramStart"/>
-            <w:r>
-              <w:rPr>
-                <w:rFonts w:ascii="Tahoma" w:hAnsi="Tahoma" w:cs="Tahoma"/>
-              </w:rPr>
-              <w:t xml:space="preserve">Buque  </w:t>
-            </w:r>
-            <w:r>
-              <w:rPr>
-                <w:rFonts w:ascii="Tahoma" w:eastAsia="Consolas" w:hAnsi="Tahoma" w:cs="Tahoma"/>
-              </w:rPr>
-              <w:t>{</w:t>
-            </w:r>
-            <w:proofErr w:type="gramEnd"/>
-            <w:r>
-              <w:rPr>
-                <w:rFonts w:ascii="Tahoma" w:eastAsia="Consolas" w:hAnsi="Tahoma" w:cs="Tahoma"/>
-              </w:rPr>
-              <w:t>{buque}}</w:t>
-            </w:r>
-          </w:p>
-          <w:p>
-            <w:pPr>
-              <w:spacing w:after="20"/>
-              <w:rPr>
-                <w:rFonts w:ascii="Tahoma" w:hAnsi="Tahoma" w:cs="Tahoma"/>
-              </w:rPr>
-            </w:pPr>
-            <w:proofErr w:type="gramStart"/>
-            <w:r>
-              <w:rPr>
-                <w:rFonts w:ascii="Tahoma" w:hAnsi="Tahoma" w:cs="Tahoma"/>
-              </w:rPr>
-              <w:t xml:space="preserve">Ubicación  </w:t>
-            </w:r>
-            <w:r>
-              <w:rPr>
-                <w:rFonts w:ascii="Tahoma" w:eastAsia="Consolas" w:hAnsi="Tahoma" w:cs="Tahoma"/>
-              </w:rPr>
-              <w:t>{</w:t>
-            </w:r>
-            <w:proofErr w:type="gramEnd"/>
-            <w:r>
-              <w:rPr>
-                <w:rFonts w:ascii="Tahoma" w:eastAsia="Consolas" w:hAnsi="Tahoma" w:cs="Tahoma"/>
-              </w:rPr>
-              <w:t>{</w:t>
-            </w:r>
-            <w:proofErr w:type="spellStart"/>
-            <w:r>
-              <w:rPr>
-                <w:rFonts w:ascii="Tahoma" w:eastAsia="Consolas" w:hAnsi="Tahoma" w:cs="Tahoma"/>
-              </w:rPr>
-              <w:t>ubicacion</w:t>
-            </w:r>
-            <w:proofErr w:type="spellEnd"/>
-            <w:r>
-              <w:rPr>
-                <w:rFonts w:ascii="Tahoma" w:eastAsia="Consolas" w:hAnsi="Tahoma" w:cs="Tahoma"/>
-              </w:rPr>
-              <w:t>}}</w:t>
-            </w:r>
-          </w:p>
-          <w:p>
-            <w:pPr>
-              <w:spacing w:after="20"/>
-              <w:rPr>
-                <w:rFonts w:ascii="Tahoma" w:hAnsi="Tahoma" w:cs="Tahoma"/>
-              </w:rPr>
-            </w:pPr>
-            <w:proofErr w:type="gramStart"/>
-            <w:r>
-              <w:rPr>
-                <w:rFonts w:ascii="Tahoma" w:hAnsi="Tahoma" w:cs="Tahoma"/>
-              </w:rPr>
-              <w:t xml:space="preserve">ETA  </w:t>
-            </w:r>
-            <w:r>
-              <w:rPr>
-                <w:rFonts w:ascii="Tahoma" w:eastAsia="Consolas" w:hAnsi="Tahoma" w:cs="Tahoma"/>
-              </w:rPr>
-              <w:t>{</w:t>
-            </w:r>
-            <w:proofErr w:type="gramEnd"/>
-            <w:r>
-              <w:rPr>
-                <w:rFonts w:ascii="Tahoma" w:eastAsia="Consolas" w:hAnsi="Tahoma" w:cs="Tahoma"/>
-              </w:rPr>
-              <w:t>{eta}}</w:t>
+              <w:t>{{eta}}</w:t>
             </w:r>
           </w:p>
         </w:tc>
@@ -532,7 +408,6 @@
                 <w:rFonts w:ascii="Tahoma" w:hAnsi="Tahoma" w:cs="Tahoma"/>
               </w:rPr>
             </w:pPr>
-            <w:proofErr w:type="spellStart"/>
             <w:r>
               <w:rPr>
                 <w:rFonts w:ascii="Tahoma" w:hAnsi="Tahoma" w:cs="Tahoma"/>
@@ -553,7 +428,6 @@
               </w:rPr>
               <w:t>oción</w:t>
             </w:r>
-            <w:proofErr w:type="spellEnd"/>
           </w:p>
         </w:tc>
         <w:tc>
@@ -648,9 +522,30 @@
                 <w:sz w:val="17"/>
                 <w:szCs w:val="17"/>
               </w:rPr>
-              <w:t xml:space="preserve">Precio </w:t>
-            </w:r>
-            <w:proofErr w:type="spellStart"/>
+              <w:t>Precio Unit</w:t>
+            </w:r>
+          </w:p>
+        </w:tc>
+        <w:tc>
+          <w:tcPr>
+            <w:tcW w:w="1843" w:type="dxa"/>
+            <w:tcBorders>
+              <w:bottom w:val="single" w:sz="10" w:space="0" w:color="1394B1"/>
+            </w:tcBorders>
+            <w:tcMar>
+              <w:top w:w="70" w:type="dxa"/>
+              <w:left w:w="0" w:type="dxa"/>
+              <w:bottom w:w="70" w:type="dxa"/>
+              <w:right w:w="140" w:type="dxa"/>
+            </w:tcMar>
+          </w:tcPr>
+          <w:p>
+            <w:pPr>
+              <w:jc w:val="right"/>
+              <w:rPr>
+                <w:rFonts w:ascii="Tahoma" w:hAnsi="Tahoma" w:cs="Tahoma"/>
+              </w:rPr>
+            </w:pPr>
             <w:r>
               <w:rPr>
                 <w:rFonts w:ascii="Tahoma" w:hAnsi="Tahoma" w:cs="Tahoma"/>
@@ -659,39 +554,6 @@
                 <w:sz w:val="17"/>
                 <w:szCs w:val="17"/>
               </w:rPr>
-              <w:t>Unit</w:t>
-            </w:r>
-            <w:proofErr w:type="spellEnd"/>
-          </w:p>
-        </w:tc>
-        <w:tc>
-          <w:tcPr>
-            <w:tcW w:w="1843" w:type="dxa"/>
-            <w:tcBorders>
-              <w:bottom w:val="single" w:sz="10" w:space="0" w:color="1394B1"/>
-            </w:tcBorders>
-            <w:tcMar>
-              <w:top w:w="70" w:type="dxa"/>
-              <w:left w:w="0" w:type="dxa"/>
-              <w:bottom w:w="70" w:type="dxa"/>
-              <w:right w:w="140" w:type="dxa"/>
-            </w:tcMar>
-          </w:tcPr>
-          <w:p>
-            <w:pPr>
-              <w:jc w:val="right"/>
-              <w:rPr>
-                <w:rFonts w:ascii="Tahoma" w:hAnsi="Tahoma" w:cs="Tahoma"/>
-              </w:rPr>
-            </w:pPr>
-            <w:r>
-              <w:rPr>
-                <w:rFonts w:ascii="Tahoma" w:hAnsi="Tahoma" w:cs="Tahoma"/>
-                <w:b/>
-                <w:bCs/>
-                <w:sz w:val="17"/>
-                <w:szCs w:val="17"/>
-              </w:rPr>
               <w:t>Total</w:t>
             </w:r>
           </w:p>
@@ -830,25 +692,7 @@
                 <w:rFonts w:ascii="Tahoma" w:hAnsi="Tahoma" w:cs="Tahoma"/>
                 <w:lang w:val="en-GB"/>
               </w:rPr>
-              <w:t>{{</w:t>
-            </w:r>
-            <w:proofErr w:type="spellStart"/>
-            <w:proofErr w:type="gramStart"/>
-            <w:r>
-              <w:rPr>
-                <w:rFonts w:ascii="Tahoma" w:hAnsi="Tahoma" w:cs="Tahoma"/>
-                <w:lang w:val="en-GB"/>
-              </w:rPr>
-              <w:t>item.descripcion</w:t>
-            </w:r>
-            <w:proofErr w:type="spellEnd"/>
-            <w:proofErr w:type="gramEnd"/>
-            <w:r>
-              <w:rPr>
-                <w:rFonts w:ascii="Tahoma" w:hAnsi="Tahoma" w:cs="Tahoma"/>
-                <w:lang w:val="en-GB"/>
-              </w:rPr>
-              <w:t>}}</w:t>
+              <w:t>{{item.descripcion}}</w:t>
             </w:r>
           </w:p>
         </w:tc>
@@ -873,23 +717,7 @@
               <w:rPr>
                 <w:rFonts w:ascii="Tahoma" w:hAnsi="Tahoma" w:cs="Tahoma"/>
               </w:rPr>
-              <w:t>{{</w:t>
-            </w:r>
-            <w:proofErr w:type="spellStart"/>
-            <w:proofErr w:type="gramStart"/>
-            <w:r>
-              <w:rPr>
-                <w:rFonts w:ascii="Tahoma" w:hAnsi="Tahoma" w:cs="Tahoma"/>
-              </w:rPr>
-              <w:t>item.cantidad</w:t>
-            </w:r>
-            <w:proofErr w:type="spellEnd"/>
-            <w:proofErr w:type="gramEnd"/>
-            <w:r>
-              <w:rPr>
-                <w:rFonts w:ascii="Tahoma" w:hAnsi="Tahoma" w:cs="Tahoma"/>
-              </w:rPr>
-              <w:t>}}</w:t>
+              <w:t>{{item.cantidad}}</w:t>
             </w:r>
           </w:p>
         </w:tc>
@@ -914,23 +742,7 @@
               <w:rPr>
                 <w:rFonts w:ascii="Tahoma" w:hAnsi="Tahoma" w:cs="Tahoma"/>
               </w:rPr>
-              <w:t>{{</w:t>
-            </w:r>
-            <w:proofErr w:type="spellStart"/>
-            <w:proofErr w:type="gramStart"/>
-            <w:r>
-              <w:rPr>
-                <w:rFonts w:ascii="Tahoma" w:hAnsi="Tahoma" w:cs="Tahoma"/>
-              </w:rPr>
-              <w:t>item.unidad</w:t>
-            </w:r>
-            <w:proofErr w:type="spellEnd"/>
-            <w:proofErr w:type="gramEnd"/>
-            <w:r>
-              <w:rPr>
-                <w:rFonts w:ascii="Tahoma" w:hAnsi="Tahoma" w:cs="Tahoma"/>
-              </w:rPr>
-              <w:t>}}</w:t>
+              <w:t>{{item.unidad}}</w:t>
             </w:r>
           </w:p>
         </w:tc>
@@ -955,23 +767,7 @@
               <w:rPr>
                 <w:rFonts w:ascii="Tahoma" w:hAnsi="Tahoma" w:cs="Tahoma"/>
               </w:rPr>
-              <w:t>{{</w:t>
-            </w:r>
-            <w:proofErr w:type="spellStart"/>
-            <w:proofErr w:type="gramStart"/>
-            <w:r>
-              <w:rPr>
-                <w:rFonts w:ascii="Tahoma" w:hAnsi="Tahoma" w:cs="Tahoma"/>
-              </w:rPr>
-              <w:t>item.precio</w:t>
-            </w:r>
-            <w:proofErr w:type="spellEnd"/>
-            <w:proofErr w:type="gramEnd"/>
-            <w:r>
-              <w:rPr>
-                <w:rFonts w:ascii="Tahoma" w:hAnsi="Tahoma" w:cs="Tahoma"/>
-              </w:rPr>
-              <w:t>}}</w:t>
+              <w:t>{{item.precio}}</w:t>
             </w:r>
           </w:p>
         </w:tc>
@@ -997,23 +793,7 @@
               <w:rPr>
                 <w:rFonts w:ascii="Tahoma" w:hAnsi="Tahoma" w:cs="Tahoma"/>
               </w:rPr>
-              <w:t>{{</w:t>
-            </w:r>
-            <w:proofErr w:type="spellStart"/>
-            <w:proofErr w:type="gramStart"/>
-            <w:r>
-              <w:rPr>
-                <w:rFonts w:ascii="Tahoma" w:hAnsi="Tahoma" w:cs="Tahoma"/>
-              </w:rPr>
-              <w:t>item.importe</w:t>
-            </w:r>
-            <w:proofErr w:type="spellEnd"/>
-            <w:proofErr w:type="gramEnd"/>
-            <w:r>
-              <w:rPr>
-                <w:rFonts w:ascii="Tahoma" w:hAnsi="Tahoma" w:cs="Tahoma"/>
-              </w:rPr>
-              <w:t>}}</w:t>
+              <w:t>{{item.importe}}</w:t>
             </w:r>
           </w:p>
         </w:tc>
@@ -1134,43 +914,7 @@
                 <w:i/>
                 <w:iCs/>
               </w:rPr>
-              <w:t>{%</w:t>
-            </w:r>
-            <w:proofErr w:type="spellStart"/>
-            <w:r>
-              <w:rPr>
-                <w:rFonts w:ascii="Tahoma" w:hAnsi="Tahoma" w:cs="Tahoma"/>
-                <w:i/>
-                <w:iCs/>
-              </w:rPr>
-              <w:t>tr</w:t>
-            </w:r>
-            <w:proofErr w:type="spellEnd"/>
-            <w:r>
-              <w:rPr>
-                <w:rFonts w:ascii="Tahoma" w:hAnsi="Tahoma" w:cs="Tahoma"/>
-                <w:i/>
-                <w:iCs/>
-              </w:rPr>
-              <w:t xml:space="preserve"> </w:t>
-            </w:r>
-            <w:proofErr w:type="spellStart"/>
-            <w:r>
-              <w:rPr>
-                <w:rFonts w:ascii="Tahoma" w:hAnsi="Tahoma" w:cs="Tahoma"/>
-                <w:i/>
-                <w:iCs/>
-              </w:rPr>
-              <w:t>endfor</w:t>
-            </w:r>
-            <w:proofErr w:type="spellEnd"/>
-            <w:r>
-              <w:rPr>
-                <w:rFonts w:ascii="Tahoma" w:hAnsi="Tahoma" w:cs="Tahoma"/>
-                <w:i/>
-                <w:iCs/>
-              </w:rPr>
-              <w:t xml:space="preserve"> %}</w:t>
+              <w:t>{%tr endfor %}</w:t>
             </w:r>
           </w:p>
           <w:p>
@@ -1408,7 +1152,6 @@
               </w:rPr>
               <w:t xml:space="preserve"> in </w:t>
             </w:r>
-            <w:proofErr w:type="spellStart"/>
             <w:r>
               <w:rPr>
                 <w:rFonts w:ascii="Tahoma" w:hAnsi="Tahoma" w:cs="Tahoma"/>
@@ -1418,7 +1161,6 @@
               </w:rPr>
               <w:t>expensas</w:t>
             </w:r>
-            <w:proofErr w:type="spellEnd"/>
             <w:r>
               <w:rPr>
                 <w:rFonts w:ascii="Tahoma" w:hAnsi="Tahoma" w:cs="Tahoma"/>
@@ -1536,8 +1278,6 @@
               </w:rPr>
               <w:t>{{</w:t>
             </w:r>
-            <w:proofErr w:type="spellStart"/>
-            <w:proofErr w:type="gramStart"/>
             <w:r>
               <w:rPr>
                 <w:rFonts w:ascii="Tahoma" w:hAnsi="Tahoma" w:cs="Tahoma"/>
@@ -1550,14 +1290,55 @@
                 <w:rFonts w:ascii="Tahoma" w:hAnsi="Tahoma" w:cs="Tahoma"/>
                 <w:lang w:val="en-GB"/>
               </w:rPr>
-              <w:t>.descripcion</w:t>
-            </w:r>
-            <w:proofErr w:type="spellEnd"/>
-            <w:proofErr w:type="gramEnd"/>
-            <w:r>
-              <w:rPr>
-                <w:rFonts w:ascii="Tahoma" w:hAnsi="Tahoma" w:cs="Tahoma"/>
-                <w:lang w:val="en-GB"/>
+              <w:t>.descripcion}}</w:t>
+            </w:r>
+          </w:p>
+        </w:tc>
+        <w:tc>
+          <w:tcPr>
+            <w:tcW w:w="850" w:type="dxa"/>
+            <w:tcMar>
+              <w:top w:w="70" w:type="dxa"/>
+              <w:left w:w="0" w:type="dxa"/>
+              <w:bottom w:w="70" w:type="dxa"/>
+              <w:right w:w="140" w:type="dxa"/>
+            </w:tcMar>
+          </w:tcPr>
+          <w:p>
+            <w:pPr>
+              <w:jc w:val="center"/>
+              <w:rPr>
+                <w:rFonts w:ascii="Tahoma" w:hAnsi="Tahoma" w:cs="Tahoma"/>
+                <w:u w:val="single"/>
+              </w:rPr>
+            </w:pPr>
+            <w:r>
+              <w:rPr>
+                <w:rFonts w:ascii="Tahoma" w:hAnsi="Tahoma" w:cs="Tahoma"/>
+              </w:rPr>
+              <w:t>{{</w:t>
+            </w:r>
+            <w:r>
+              <w:rPr>
+                <w:rFonts w:ascii="Tahoma" w:hAnsi="Tahoma" w:cs="Tahoma"/>
+              </w:rPr>
+              <w:t>exp</w:t>
+            </w:r>
+            <w:r>
+              <w:rPr>
+                <w:rFonts w:ascii="Tahoma" w:hAnsi="Tahoma" w:cs="Tahoma"/>
+              </w:rPr>
+              <w:t>.</w:t>
+            </w:r>
+            <w:r>
+              <w:rPr>
+                <w:rFonts w:ascii="Tahoma" w:hAnsi="Tahoma" w:cs="Tahoma"/>
+              </w:rPr>
+              <w:t>cantidad</w:t>
+            </w:r>
+            <w:r>
+              <w:rPr>
+                <w:rFonts w:ascii="Tahoma" w:hAnsi="Tahoma" w:cs="Tahoma"/>
               </w:rPr>
               <w:t>}}</w:t>
             </w:r>
@@ -1565,7 +1346,7 @@
         </w:tc>
         <w:tc>
           <w:tcPr>
-            <w:tcW w:w="850" w:type="dxa"/>
+            <w:tcW w:w="1276" w:type="dxa"/>
             <w:tcMar>
               <w:top w:w="70" w:type="dxa"/>
               <w:left w:w="0" w:type="dxa"/>
@@ -1578,6 +1359,80 @@
               <w:jc w:val="center"/>
               <w:rPr>
                 <w:rFonts w:ascii="Tahoma" w:hAnsi="Tahoma" w:cs="Tahoma"/>
+              </w:rPr>
+            </w:pPr>
+            <w:r>
+              <w:rPr>
+                <w:rFonts w:ascii="Tahoma" w:hAnsi="Tahoma" w:cs="Tahoma"/>
+              </w:rPr>
+              <w:t>{{</w:t>
+            </w:r>
+            <w:r>
+              <w:rPr>
+                <w:rFonts w:ascii="Tahoma" w:hAnsi="Tahoma" w:cs="Tahoma"/>
+              </w:rPr>
+              <w:t>exp</w:t>
+            </w:r>
+            <w:r>
+              <w:rPr>
+                <w:rFonts w:ascii="Tahoma" w:hAnsi="Tahoma" w:cs="Tahoma"/>
+              </w:rPr>
+              <w:t>.unidad}}</w:t>
+            </w:r>
+          </w:p>
+        </w:tc>
+        <w:tc>
+          <w:tcPr>
+            <w:tcW w:w="1701" w:type="dxa"/>
+            <w:tcMar>
+              <w:top w:w="70" w:type="dxa"/>
+              <w:left w:w="0" w:type="dxa"/>
+              <w:bottom w:w="70" w:type="dxa"/>
+              <w:right w:w="140" w:type="dxa"/>
+            </w:tcMar>
+          </w:tcPr>
+          <w:p>
+            <w:pPr>
+              <w:jc w:val="right"/>
+              <w:rPr>
+                <w:rFonts w:ascii="Tahoma" w:hAnsi="Tahoma" w:cs="Tahoma"/>
+              </w:rPr>
+            </w:pPr>
+            <w:r>
+              <w:rPr>
+                <w:rFonts w:ascii="Tahoma" w:hAnsi="Tahoma" w:cs="Tahoma"/>
+              </w:rPr>
+              <w:t>{{</w:t>
+            </w:r>
+            <w:r>
+              <w:rPr>
+                <w:rFonts w:ascii="Tahoma" w:hAnsi="Tahoma" w:cs="Tahoma"/>
+              </w:rPr>
+              <w:t>exp</w:t>
+            </w:r>
+            <w:r>
+              <w:rPr>
+                <w:rFonts w:ascii="Tahoma" w:hAnsi="Tahoma" w:cs="Tahoma"/>
+              </w:rPr>
+              <w:t>.precio}}</w:t>
+            </w:r>
+          </w:p>
+        </w:tc>
+        <w:tc>
+          <w:tcPr>
+            <w:tcW w:w="1843" w:type="dxa"/>
+            <w:tcMar>
+              <w:top w:w="70" w:type="dxa"/>
+              <w:left w:w="0" w:type="dxa"/>
+              <w:bottom w:w="70" w:type="dxa"/>
+              <w:right w:w="140" w:type="dxa"/>
+            </w:tcMar>
+          </w:tcPr>
+          <w:p>
+            <w:pPr>
+              <w:jc w:val="right"/>
+              <w:rPr>
+                <w:rFonts w:ascii="Tahoma" w:hAnsi="Tahoma" w:cs="Tahoma"/>
                 <w:u w:val="single"/>
               </w:rPr>
             </w:pPr>
@@ -1587,8 +1442,6 @@
               </w:rPr>
               <w:t>{{</w:t>
             </w:r>
-            <w:proofErr w:type="spellStart"/>
-            <w:proofErr w:type="gramStart"/>
             <w:r>
               <w:rPr>
                 <w:rFonts w:ascii="Tahoma" w:hAnsi="Tahoma" w:cs="Tahoma"/>
@@ -1599,163 +1452,7 @@
               <w:rPr>
                 <w:rFonts w:ascii="Tahoma" w:hAnsi="Tahoma" w:cs="Tahoma"/>
               </w:rPr>
-              <w:t>.</w:t>
-            </w:r>
-            <w:r>
-              <w:rPr>
-                <w:rFonts w:ascii="Tahoma" w:hAnsi="Tahoma" w:cs="Tahoma"/>
-              </w:rPr>
-              <w:t>cantidad</w:t>
-            </w:r>
-            <w:proofErr w:type="spellEnd"/>
-            <w:proofErr w:type="gramEnd"/>
-            <w:r>
-              <w:rPr>
-                <w:rFonts w:ascii="Tahoma" w:hAnsi="Tahoma" w:cs="Tahoma"/>
-              </w:rPr>
-              <w:t>}}</w:t>
-            </w:r>
-          </w:p>
-        </w:tc>
-        <w:tc>
-          <w:tcPr>
-            <w:tcW w:w="1276" w:type="dxa"/>
-            <w:tcMar>
-              <w:top w:w="70" w:type="dxa"/>
-              <w:left w:w="0" w:type="dxa"/>
-              <w:bottom w:w="70" w:type="dxa"/>
-              <w:right w:w="140" w:type="dxa"/>
-            </w:tcMar>
-          </w:tcPr>
-          <w:p>
-            <w:pPr>
-              <w:jc w:val="center"/>
-              <w:rPr>
-                <w:rFonts w:ascii="Tahoma" w:hAnsi="Tahoma" w:cs="Tahoma"/>
-              </w:rPr>
-            </w:pPr>
-            <w:r>
-              <w:rPr>
-                <w:rFonts w:ascii="Tahoma" w:hAnsi="Tahoma" w:cs="Tahoma"/>
-              </w:rPr>
-              <w:t>{{</w:t>
-            </w:r>
-            <w:proofErr w:type="spellStart"/>
-            <w:proofErr w:type="gramStart"/>
-            <w:r>
-              <w:rPr>
-                <w:rFonts w:ascii="Tahoma" w:hAnsi="Tahoma" w:cs="Tahoma"/>
-              </w:rPr>
-              <w:t>exp</w:t>
-            </w:r>
-            <w:r>
-              <w:rPr>
-                <w:rFonts w:ascii="Tahoma" w:hAnsi="Tahoma" w:cs="Tahoma"/>
-              </w:rPr>
-              <w:t>.unidad</w:t>
-            </w:r>
-            <w:proofErr w:type="spellEnd"/>
-            <w:proofErr w:type="gramEnd"/>
-            <w:r>
-              <w:rPr>
-                <w:rFonts w:ascii="Tahoma" w:hAnsi="Tahoma" w:cs="Tahoma"/>
-              </w:rPr>
-              <w:t>}}</w:t>
-            </w:r>
-          </w:p>
-        </w:tc>
-        <w:tc>
-          <w:tcPr>
-            <w:tcW w:w="1701" w:type="dxa"/>
-            <w:tcMar>
-              <w:top w:w="70" w:type="dxa"/>
-              <w:left w:w="0" w:type="dxa"/>
-              <w:bottom w:w="70" w:type="dxa"/>
-              <w:right w:w="140" w:type="dxa"/>
-            </w:tcMar>
-          </w:tcPr>
-          <w:p>
-            <w:pPr>
-              <w:jc w:val="right"/>
-              <w:rPr>
-                <w:rFonts w:ascii="Tahoma" w:hAnsi="Tahoma" w:cs="Tahoma"/>
-              </w:rPr>
-            </w:pPr>
-            <w:r>
-              <w:rPr>
-                <w:rFonts w:ascii="Tahoma" w:hAnsi="Tahoma" w:cs="Tahoma"/>
-              </w:rPr>
-              <w:t>{{</w:t>
-            </w:r>
-            <w:proofErr w:type="spellStart"/>
-            <w:proofErr w:type="gramStart"/>
-            <w:r>
-              <w:rPr>
-                <w:rFonts w:ascii="Tahoma" w:hAnsi="Tahoma" w:cs="Tahoma"/>
-              </w:rPr>
-              <w:t>exp</w:t>
-            </w:r>
-            <w:r>
-              <w:rPr>
-                <w:rFonts w:ascii="Tahoma" w:hAnsi="Tahoma" w:cs="Tahoma"/>
-              </w:rPr>
-              <w:t>.precio</w:t>
-            </w:r>
-            <w:proofErr w:type="spellEnd"/>
-            <w:proofErr w:type="gramEnd"/>
-            <w:r>
-              <w:rPr>
-                <w:rFonts w:ascii="Tahoma" w:hAnsi="Tahoma" w:cs="Tahoma"/>
-              </w:rPr>
-              <w:t>}}</w:t>
-            </w:r>
-          </w:p>
-        </w:tc>
-        <w:tc>
-          <w:tcPr>
-            <w:tcW w:w="1843" w:type="dxa"/>
-            <w:tcMar>
-              <w:top w:w="70" w:type="dxa"/>
-              <w:left w:w="0" w:type="dxa"/>
-              <w:bottom w:w="70" w:type="dxa"/>
-              <w:right w:w="140" w:type="dxa"/>
-            </w:tcMar>
-          </w:tcPr>
-          <w:p>
-            <w:pPr>
-              <w:jc w:val="right"/>
-              <w:rPr>
-                <w:rFonts w:ascii="Tahoma" w:hAnsi="Tahoma" w:cs="Tahoma"/>
-                <w:u w:val="single"/>
-              </w:rPr>
-            </w:pPr>
-            <w:r>
-              <w:rPr>
-                <w:rFonts w:ascii="Tahoma" w:hAnsi="Tahoma" w:cs="Tahoma"/>
-              </w:rPr>
-              <w:t>{{</w:t>
-            </w:r>
-            <w:proofErr w:type="spellStart"/>
-            <w:proofErr w:type="gramStart"/>
-            <w:r>
-              <w:rPr>
-                <w:rFonts w:ascii="Tahoma" w:hAnsi="Tahoma" w:cs="Tahoma"/>
-              </w:rPr>
-              <w:t>exp</w:t>
-            </w:r>
-            <w:r>
-              <w:rPr>
-                <w:rFonts w:ascii="Tahoma" w:hAnsi="Tahoma" w:cs="Tahoma"/>
-              </w:rPr>
-              <w:t>.importe</w:t>
-            </w:r>
-            <w:proofErr w:type="spellEnd"/>
-            <w:proofErr w:type="gramEnd"/>
-            <w:r>
-              <w:rPr>
-                <w:rFonts w:ascii="Tahoma" w:hAnsi="Tahoma" w:cs="Tahoma"/>
-              </w:rPr>
-              <w:t>}}</w:t>
+              <w:t>.importe}}</w:t>
             </w:r>
           </w:p>
         </w:tc>
@@ -1876,43 +1573,7 @@
                 <w:i/>
                 <w:iCs/>
               </w:rPr>
-              <w:t>{%</w:t>
-            </w:r>
-            <w:proofErr w:type="spellStart"/>
-            <w:r>
-              <w:rPr>
-                <w:rFonts w:ascii="Tahoma" w:hAnsi="Tahoma" w:cs="Tahoma"/>
-                <w:i/>
-                <w:iCs/>
-              </w:rPr>
-              <w:t>tr</w:t>
-            </w:r>
-            <w:proofErr w:type="spellEnd"/>
-            <w:r>
-              <w:rPr>
-                <w:rFonts w:ascii="Tahoma" w:hAnsi="Tahoma" w:cs="Tahoma"/>
-                <w:i/>
-                <w:iCs/>
-              </w:rPr>
-              <w:t xml:space="preserve"> </w:t>
-            </w:r>
-            <w:proofErr w:type="spellStart"/>
-            <w:r>
-              <w:rPr>
-                <w:rFonts w:ascii="Tahoma" w:hAnsi="Tahoma" w:cs="Tahoma"/>
-                <w:i/>
-                <w:iCs/>
-              </w:rPr>
-              <w:t>endfor</w:t>
-            </w:r>
-            <w:proofErr w:type="spellEnd"/>
-            <w:r>
-              <w:rPr>
-                <w:rFonts w:ascii="Tahoma" w:hAnsi="Tahoma" w:cs="Tahoma"/>
-                <w:i/>
-                <w:iCs/>
-              </w:rPr>
-              <w:t xml:space="preserve"> %}</w:t>
+              <w:t>{%tr endfor %}</w:t>
             </w:r>
           </w:p>
           <w:p>
@@ -1993,7 +1654,7 @@
                 <w:szCs w:val="19"/>
               </w:rPr>
               <w:lastRenderedPageBreak/>
-              <w:t>Subtotal</w:t>
+              <w:t>IVA</w:t>
             </w:r>
           </w:p>
         </w:tc>
@@ -2020,7 +1681,7 @@
               <w:rPr>
                 <w:rFonts w:ascii="Tahoma" w:hAnsi="Tahoma" w:cs="Tahoma"/>
               </w:rPr>
-              <w:t>{{importe}}</w:t>
+              <w:t>{{iva}}</w:t>
             </w:r>
           </w:p>
         </w:tc>
@@ -2032,6 +1693,9 @@
         <w:tc>
           <w:tcPr>
             <w:tcW w:w="1424" w:type="dxa"/>
+            <w:tcBorders>
+              <w:top w:val="single" w:sz="12" w:space="0" w:color="1394B1"/>
+            </w:tcBorders>
             <w:tcMar>
               <w:top w:w="70" w:type="dxa"/>
               <w:left w:w="0" w:type="dxa"/>
@@ -2051,16 +1715,21 @@
             <w:r>
               <w:rPr>
                 <w:rFonts w:ascii="Tahoma" w:hAnsi="Tahoma" w:cs="Tahoma"/>
-                <w:sz w:val="19"/>
-                <w:szCs w:val="19"/>
-              </w:rPr>
-              <w:t>IVA</w:t>
+                <w:b/>
+                <w:bCs/>
+                <w:sz w:val="22"/>
+                <w:szCs w:val="22"/>
+              </w:rPr>
+              <w:t>TOTAL</w:t>
             </w:r>
           </w:p>
         </w:tc>
         <w:tc>
           <w:tcPr>
             <w:tcW w:w="1576" w:type="dxa"/>
+            <w:tcBorders>
+              <w:top w:val="single" w:sz="12" w:space="0" w:color="1394B1"/>
+            </w:tcBorders>
             <w:tcMar>
               <w:top w:w="70" w:type="dxa"/>
               <w:left w:w="0" w:type="dxa"/>
@@ -2080,22 +1749,12 @@
             <w:r>
               <w:rPr>
                 <w:rFonts w:ascii="Tahoma" w:hAnsi="Tahoma" w:cs="Tahoma"/>
-              </w:rPr>
-              <w:t>{{</w:t>
-            </w:r>
-            <w:proofErr w:type="spellStart"/>
-            <w:r>
-              <w:rPr>
-                <w:rFonts w:ascii="Tahoma" w:hAnsi="Tahoma" w:cs="Tahoma"/>
-              </w:rPr>
-              <w:t>iva</w:t>
-            </w:r>
-            <w:proofErr w:type="spellEnd"/>
-            <w:r>
-              <w:rPr>
-                <w:rFonts w:ascii="Tahoma" w:hAnsi="Tahoma" w:cs="Tahoma"/>
-              </w:rPr>
-              <w:t>}}</w:t>
+                <w:b/>
+                <w:bCs/>
+                <w:sz w:val="22"/>
+                <w:szCs w:val="22"/>
+              </w:rPr>
+              <w:t xml:space="preserve">        {{moneda}}                                                                                                                     {{total}}</w:t>
             </w:r>
           </w:p>
         </w:tc>
@@ -2126,16 +1785,6 @@
                 <w:rFonts w:ascii="Tahoma" w:hAnsi="Tahoma" w:cs="Tahoma"/>
               </w:rPr>
             </w:pPr>
-            <w:r>
-              <w:rPr>
-                <w:rFonts w:ascii="Tahoma" w:hAnsi="Tahoma" w:cs="Tahoma"/>
-                <w:b/>
-                <w:bCs/>
-                <w:sz w:val="22"/>
-                <w:szCs w:val="22"/>
-              </w:rPr>
-              <w:t>TOTAL</w:t>
-            </w:r>
           </w:p>
         </w:tc>
         <w:tc>
@@ -2160,38 +1809,6 @@
                 <w:rFonts w:ascii="Tahoma" w:hAnsi="Tahoma" w:cs="Tahoma"/>
               </w:rPr>
             </w:pPr>
-            <w:r>
-              <w:rPr>
-                <w:rFonts w:ascii="Tahoma" w:hAnsi="Tahoma" w:cs="Tahoma"/>
-                <w:b/>
-                <w:bCs/>
-                <w:sz w:val="22"/>
-                <w:szCs w:val="22"/>
-              </w:rPr>
-              <w:t xml:space="preserve">        {{moneda</w:t>
-            </w:r>
-            <w:proofErr w:type="gramStart"/>
-            <w:r>
-              <w:rPr>
-                <w:rFonts w:ascii="Tahoma" w:hAnsi="Tahoma" w:cs="Tahoma"/>
-                <w:b/>
-                <w:bCs/>
-                <w:sz w:val="22"/>
-                <w:szCs w:val="22"/>
-              </w:rPr>
-              <w:t xml:space="preserve">}}   </w:t>
-            </w:r>
-            <w:proofErr w:type="gramEnd"/>
-            <w:r>
-              <w:rPr>
-                <w:rFonts w:ascii="Tahoma" w:hAnsi="Tahoma" w:cs="Tahoma"/>
-                <w:b/>
-                <w:bCs/>
-                <w:sz w:val="22"/>
-                <w:szCs w:val="22"/>
-              </w:rPr>
-              <w:t xml:space="preserve">                                                                                                                  {{total}}</w:t>
-            </w:r>
           </w:p>
         </w:tc>
       </w:tr>
@@ -2422,21 +2039,7 @@
                     <w:rPr>
                       <w:rFonts w:ascii="Tahoma" w:hAnsi="Tahoma" w:cs="Tahoma"/>
                     </w:rPr>
-                    <w:t>{{</w:t>
-                  </w:r>
-                  <w:proofErr w:type="spellStart"/>
-                  <w:r>
-                    <w:rPr>
-                      <w:rFonts w:ascii="Tahoma" w:hAnsi="Tahoma" w:cs="Tahoma"/>
-                    </w:rPr>
-                    <w:t>forma_de_pago</w:t>
-                  </w:r>
-                  <w:proofErr w:type="spellEnd"/>
-                  <w:r>
-                    <w:rPr>
-                      <w:rFonts w:ascii="Tahoma" w:hAnsi="Tahoma" w:cs="Tahoma"/>
-                    </w:rPr>
-                    <w:t>}}</w:t>
+                    <w:t>{{forma_de_pago}}</w:t>
                   </w:r>
                 </w:p>
               </w:tc>
@@ -2478,21 +2081,7 @@
                     <w:rPr>
                       <w:rFonts w:ascii="Tahoma" w:hAnsi="Tahoma" w:cs="Tahoma"/>
                     </w:rPr>
-                    <w:t>{{</w:t>
-                  </w:r>
-                  <w:proofErr w:type="spellStart"/>
-                  <w:r>
-                    <w:rPr>
-                      <w:rFonts w:ascii="Tahoma" w:hAnsi="Tahoma" w:cs="Tahoma"/>
-                    </w:rPr>
-                    <w:t>tiempo_entrega</w:t>
-                  </w:r>
-                  <w:proofErr w:type="spellEnd"/>
-                  <w:r>
-                    <w:rPr>
-                      <w:rFonts w:ascii="Tahoma" w:hAnsi="Tahoma" w:cs="Tahoma"/>
-                    </w:rPr>
-                    <w:t>}} días.</w:t>
+                    <w:t>{{tiempo_entrega}} días.</w:t>
                   </w:r>
                 </w:p>
               </w:tc>
@@ -2534,21 +2123,7 @@
                     <w:rPr>
                       <w:rFonts w:ascii="Tahoma" w:hAnsi="Tahoma" w:cs="Tahoma"/>
                     </w:rPr>
-                    <w:t>{{</w:t>
-                  </w:r>
-                  <w:proofErr w:type="spellStart"/>
-                  <w:r>
-                    <w:rPr>
-                      <w:rFonts w:ascii="Tahoma" w:hAnsi="Tahoma" w:cs="Tahoma"/>
-                    </w:rPr>
-                    <w:t>lugar_entrega</w:t>
-                  </w:r>
-                  <w:proofErr w:type="spellEnd"/>
-                  <w:r>
-                    <w:rPr>
-                      <w:rFonts w:ascii="Tahoma" w:hAnsi="Tahoma" w:cs="Tahoma"/>
-                    </w:rPr>
-                    <w:t>}}</w:t>
+                    <w:t>{{lugar_entrega}}</w:t>
                   </w:r>
                 </w:p>
               </w:tc>
@@ -2674,35 +2249,7 @@
         <w:rPr>
           <w:rFonts w:ascii="Tahoma" w:hAnsi="Tahoma" w:cs="Tahoma"/>
         </w:rPr>
-        <w:t xml:space="preserve">Este monto global cubre únicamente los trabajos designados en esta cotización. Cualquier acero, trabajo o daño adicional detectado tras el </w:t>
-      </w:r>
-      <w:proofErr w:type="spellStart"/>
-      <w:r>
-        <w:rPr>
-          <w:rFonts w:ascii="Tahoma" w:hAnsi="Tahoma" w:cs="Tahoma"/>
-        </w:rPr>
-        <w:t>crop-out</w:t>
-      </w:r>
-      <w:proofErr w:type="spellEnd"/>
-      <w:r>
-        <w:rPr>
-          <w:rFonts w:ascii="Tahoma" w:hAnsi="Tahoma" w:cs="Tahoma"/>
-        </w:rPr>
-        <w:t xml:space="preserve"> será </w:t>
-      </w:r>
-      <w:proofErr w:type="spellStart"/>
-      <w:r>
-        <w:rPr>
-          <w:rFonts w:ascii="Tahoma" w:hAnsi="Tahoma" w:cs="Tahoma"/>
-        </w:rPr>
-        <w:t>re-cotizado</w:t>
-      </w:r>
-      <w:proofErr w:type="spellEnd"/>
-      <w:r>
-        <w:rPr>
-          <w:rFonts w:ascii="Tahoma" w:hAnsi="Tahoma" w:cs="Tahoma"/>
-        </w:rPr>
-        <w:t xml:space="preserve"> y facturado por separado.</w:t>
+        <w:t>Este monto global cubre únicamente los trabajos designados en esta cotización. Cualquier acero, trabajo o daño adicional detectado tras el crop-out será re-cotizado y facturado por separado.</w:t>
       </w:r>
     </w:p>
     <w:p>
@@ -2783,21 +2330,7 @@
         <w:rPr>
           <w:rFonts w:ascii="Tahoma" w:hAnsi="Tahoma" w:cs="Tahoma"/>
         </w:rPr>
-        <w:t xml:space="preserve">{{cargo}} – </w:t>
-      </w:r>
-      <w:proofErr w:type="spellStart"/>
-      <w:r>
-        <w:rPr>
-          <w:rFonts w:ascii="Tahoma" w:hAnsi="Tahoma" w:cs="Tahoma"/>
-        </w:rPr>
-        <w:t>Proios</w:t>
-      </w:r>
-      <w:proofErr w:type="spellEnd"/>
-      <w:r>
-        <w:rPr>
-          <w:rFonts w:ascii="Tahoma" w:hAnsi="Tahoma" w:cs="Tahoma"/>
-        </w:rPr>
-        <w:t xml:space="preserve"> S.A.</w:t>
+        <w:t>{{cargo}} – Proios S.A.</w:t>
       </w:r>
     </w:p>
     <w:p>
@@ -2810,21 +2343,7 @@
         <w:rPr>
           <w:rFonts w:ascii="Tahoma" w:hAnsi="Tahoma" w:cs="Tahoma"/>
         </w:rPr>
-        <w:t>{{</w:t>
-      </w:r>
-      <w:proofErr w:type="spellStart"/>
-      <w:r>
-        <w:rPr>
-          <w:rFonts w:ascii="Tahoma" w:hAnsi="Tahoma" w:cs="Tahoma"/>
-        </w:rPr>
-        <w:t>firmante_email</w:t>
-      </w:r>
-      <w:proofErr w:type="spellEnd"/>
-      <w:r>
-        <w:rPr>
-          <w:rFonts w:ascii="Tahoma" w:hAnsi="Tahoma" w:cs="Tahoma"/>
-        </w:rPr>
-        <w:t>}}</w:t>
+        <w:t>{{firmante_email}}</w:t>
       </w:r>
     </w:p>
     <w:sectPr>
@@ -2869,53 +2388,12 @@
         <w:tab w:val="right" w:pos="9360"/>
       </w:tabs>
     </w:pPr>
-    <w:proofErr w:type="spellStart"/>
     <w:r>
       <w:rPr>
         <w:sz w:val="14"/>
         <w:szCs w:val="14"/>
       </w:rPr>
-      <w:t>Proios</w:t>
-    </w:r>
-    <w:proofErr w:type="spellEnd"/>
-    <w:r>
-      <w:rPr>
-        <w:sz w:val="14"/>
-        <w:szCs w:val="14"/>
-      </w:rPr>
-      <w:t xml:space="preserve"> S.A. · Comodoro Pedro </w:t>
-    </w:r>
-    <w:proofErr w:type="spellStart"/>
-    <w:r>
-      <w:rPr>
-        <w:sz w:val="14"/>
-        <w:szCs w:val="14"/>
-      </w:rPr>
-      <w:t>Zanni</w:t>
-    </w:r>
-    <w:proofErr w:type="spellEnd"/>
-    <w:r>
-      <w:rPr>
-        <w:sz w:val="14"/>
-        <w:szCs w:val="14"/>
-      </w:rPr>
-      <w:t xml:space="preserve"> 351, 5.º Piso – 503 LN, Buenos Aires (C1104</w:t>
-    </w:r>
-    <w:proofErr w:type="gramStart"/>
-    <w:r>
-      <w:rPr>
-        <w:sz w:val="14"/>
-        <w:szCs w:val="14"/>
-      </w:rPr>
-      <w:t>AAH)  ·</w:t>
-    </w:r>
-    <w:proofErr w:type="gramEnd"/>
-    <w:r>
-      <w:rPr>
-        <w:sz w:val="14"/>
-        <w:szCs w:val="14"/>
-      </w:rPr>
-      <w:t xml:space="preserve">  info@proios.com  ·  www.proios.com</w:t>
+      <w:t>Proios S.A. · Comodoro Pedro Zanni 351, 5.º Piso – 503 LN, Buenos Aires (C1104AAH)  ·  info@proios.com  ·  www.proios.com</w:t>
     </w:r>
     <w:r>
       <w:rPr>

--- a/backend/apps/operaciones/templates/Proios_Cotizacion_Servicios_TEMPLATE_ES.docx
+++ b/backend/apps/operaciones/templates/Proios_Cotizacion_Servicios_TEMPLATE_ES.docx
@@ -1,6 +1,6 @@
 
 <file path=word/document.xml><?xml version="1.0" encoding="utf-8"?>
-<w:document xmlns:wpc="http://schemas.microsoft.com/office/word/2010/wordprocessingCanvas" xmlns:cx="http://schemas.microsoft.com/office/drawing/2014/chartex" xmlns:cx1="http://schemas.microsoft.com/office/drawing/2015/9/8/chartex" xmlns:cx2="http://schemas.microsoft.com/office/drawing/2015/10/21/chartex" xmlns:cx3="http://schemas.microsoft.com/office/drawing/2016/5/9/chartex" xmlns:cx4="http://schemas.microsoft.com/office/drawing/2016/5/10/chartex" xmlns:cx5="http://schemas.microsoft.com/office/drawing/2016/5/11/chartex" xmlns:cx6="http://schemas.microsoft.com/office/drawing/2016/5/12/chartex" xmlns:cx7="http://schemas.microsoft.com/office/drawing/2016/5/13/chartex" xmlns:cx8="http://schemas.microsoft.com/office/drawing/2016/5/14/chartex" xmlns:mc="http://schemas.openxmlformats.org/markup-compatibility/2006" xmlns:aink="http://schemas.microsoft.com/office/drawing/2016/ink" xmlns:am3d="http://schemas.microsoft.com/office/drawing/2017/model3d" xmlns:o="urn:schemas-microsoft-com:office:office" xmlns:r="http://schemas.openxmlformats.org/officeDocument/2006/relationships" xmlns:m="http://schemas.openxmlformats.org/officeDocument/2006/math" xmlns:v="urn:schemas-microsoft-com:vml" xmlns:wp14="http://schemas.microsoft.com/office/word/2010/wordprocessingDrawing" xmlns:wp="http://schemas.openxmlformats.org/drawingml/2006/wordprocessingDrawing" xmlns:w10="urn:schemas-microsoft-com:office:word" xmlns:w="http://schemas.openxmlformats.org/wordprocessingml/2006/main" xmlns:w14="http://schemas.microsoft.com/office/word/2010/wordml" xmlns:w15="http://schemas.microsoft.com/office/word/2012/wordml" xmlns:w16cex="http://schemas.microsoft.com/office/word/2018/wordml/cex" xmlns:w16cid="http://schemas.microsoft.com/office/word/2016/wordml/cid" xmlns:w16="http://schemas.microsoft.com/office/word/2018/wordml" xmlns:w16sdtdh="http://schemas.microsoft.com/office/word/2020/wordml/sdtdatahash" xmlns:w16se="http://schemas.microsoft.com/office/word/2015/wordml/symex" xmlns:wpg="http://schemas.microsoft.com/office/word/2010/wordprocessingGroup" xmlns:wpi="http://schemas.microsoft.com/office/word/2010/wordprocessingInk" xmlns:wne="http://schemas.microsoft.com/office/word/2006/wordml" xmlns:wps="http://schemas.microsoft.com/office/word/2010/wordprocessingShape" mc:Ignorable="w14 w15 w16se w16cid w16 w16cex w16sdtdh wp14">
+<w:document xmlns:wpc="http://schemas.microsoft.com/office/word/2010/wordprocessingCanvas" xmlns:cx="http://schemas.microsoft.com/office/drawing/2014/chartex" xmlns:cx1="http://schemas.microsoft.com/office/drawing/2015/9/8/chartex" xmlns:cx2="http://schemas.microsoft.com/office/drawing/2015/10/21/chartex" xmlns:cx3="http://schemas.microsoft.com/office/drawing/2016/5/9/chartex" xmlns:cx4="http://schemas.microsoft.com/office/drawing/2016/5/10/chartex" xmlns:cx5="http://schemas.microsoft.com/office/drawing/2016/5/11/chartex" xmlns:cx6="http://schemas.microsoft.com/office/drawing/2016/5/12/chartex" xmlns:cx7="http://schemas.microsoft.com/office/drawing/2016/5/13/chartex" xmlns:cx8="http://schemas.microsoft.com/office/drawing/2016/5/14/chartex" xmlns:mc="http://schemas.openxmlformats.org/markup-compatibility/2006" xmlns:aink="http://schemas.microsoft.com/office/drawing/2016/ink" xmlns:am3d="http://schemas.microsoft.com/office/drawing/2017/model3d" xmlns:o="urn:schemas-microsoft-com:office:office" xmlns:oel="http://schemas.microsoft.com/office/2019/extlst" xmlns:r="http://schemas.openxmlformats.org/officeDocument/2006/relationships" xmlns:m="http://schemas.openxmlformats.org/officeDocument/2006/math" xmlns:v="urn:schemas-microsoft-com:vml" xmlns:wp14="http://schemas.microsoft.com/office/word/2010/wordprocessingDrawing" xmlns:wp="http://schemas.openxmlformats.org/drawingml/2006/wordprocessingDrawing" xmlns:w10="urn:schemas-microsoft-com:office:word" xmlns:w="http://schemas.openxmlformats.org/wordprocessingml/2006/main" xmlns:w14="http://schemas.microsoft.com/office/word/2010/wordml" xmlns:w15="http://schemas.microsoft.com/office/word/2012/wordml" xmlns:w16cex="http://schemas.microsoft.com/office/word/2018/wordml/cex" xmlns:w16cid="http://schemas.microsoft.com/office/word/2016/wordml/cid" xmlns:w16="http://schemas.microsoft.com/office/word/2018/wordml" xmlns:w16du="http://schemas.microsoft.com/office/word/2023/wordml/word16du" xmlns:w16sdtdh="http://schemas.microsoft.com/office/word/2020/wordml/sdtdatahash" xmlns:w16sdtfl="http://schemas.microsoft.com/office/word/2024/wordml/sdtformatlock" xmlns:w16se="http://schemas.microsoft.com/office/word/2015/wordml/symex" xmlns:wpg="http://schemas.microsoft.com/office/word/2010/wordprocessingGroup" xmlns:wpi="http://schemas.microsoft.com/office/word/2010/wordprocessingInk" xmlns:wne="http://schemas.microsoft.com/office/word/2006/wordml" xmlns:wps="http://schemas.microsoft.com/office/word/2010/wordprocessingShape" mc:Ignorable="w14 w15 w16se w16cid w16 w16cex w16sdtdh w16sdtfl w16du wp14">
   <w:body>
     <w:p>
       <w:pPr>
@@ -105,11 +105,13 @@
               <w:spacing w:after="20"/>
               <w:rPr>
                 <w:rFonts w:ascii="Tahoma" w:hAnsi="Tahoma" w:cs="Tahoma"/>
-              </w:rPr>
-            </w:pPr>
-            <w:r>
-              <w:rPr>
-                <w:rFonts w:ascii="Tahoma" w:hAnsi="Tahoma" w:cs="Tahoma"/>
+                <w:lang w:val="it-IT"/>
+              </w:rPr>
+            </w:pPr>
+            <w:r>
+              <w:rPr>
+                <w:rFonts w:ascii="Tahoma" w:hAnsi="Tahoma" w:cs="Tahoma"/>
+                <w:lang w:val="it-IT"/>
               </w:rPr>
               <w:t>Comodoro Pedro Zanni 351, 5.º Piso – 503 LN (C1104AAH)</w:t>
             </w:r>
@@ -185,7 +187,21 @@
               <w:rPr>
                 <w:rFonts w:ascii="Tahoma" w:hAnsi="Tahoma" w:cs="Tahoma"/>
               </w:rPr>
-              <w:t>At.: {{atencion}}</w:t>
+              <w:t>At.: {{</w:t>
+            </w:r>
+            <w:proofErr w:type="spellStart"/>
+            <w:r>
+              <w:rPr>
+                <w:rFonts w:ascii="Tahoma" w:hAnsi="Tahoma" w:cs="Tahoma"/>
+              </w:rPr>
+              <w:t>atencion</w:t>
+            </w:r>
+            <w:proofErr w:type="spellEnd"/>
+            <w:r>
+              <w:rPr>
+                <w:rFonts w:ascii="Tahoma" w:hAnsi="Tahoma" w:cs="Tahoma"/>
+              </w:rPr>
+              <w:t>}}</w:t>
             </w:r>
           </w:p>
         </w:tc>
@@ -225,17 +241,47 @@
                 <w:rFonts w:ascii="Tahoma" w:hAnsi="Tahoma" w:cs="Tahoma"/>
               </w:rPr>
             </w:pPr>
-            <w:r>
-              <w:rPr>
-                <w:rFonts w:ascii="Tahoma" w:hAnsi="Tahoma" w:cs="Tahoma"/>
-              </w:rPr>
-              <w:t xml:space="preserve">N.°  </w:t>
+            <w:proofErr w:type="spellStart"/>
+            <w:proofErr w:type="gramStart"/>
+            <w:r>
+              <w:rPr>
+                <w:rFonts w:ascii="Tahoma" w:hAnsi="Tahoma" w:cs="Tahoma"/>
+              </w:rPr>
+              <w:t>N.°</w:t>
+            </w:r>
+            <w:proofErr w:type="spellEnd"/>
+            <w:r>
+              <w:rPr>
+                <w:rFonts w:ascii="Tahoma" w:hAnsi="Tahoma" w:cs="Tahoma"/>
+              </w:rPr>
+              <w:t xml:space="preserve">  </w:t>
             </w:r>
             <w:r>
               <w:rPr>
                 <w:rFonts w:ascii="Tahoma" w:eastAsia="Consolas" w:hAnsi="Tahoma" w:cs="Tahoma"/>
               </w:rPr>
-              <w:t>{{ref}}</w:t>
+              <w:t>{</w:t>
+            </w:r>
+            <w:proofErr w:type="gramEnd"/>
+            <w:r>
+              <w:rPr>
+                <w:rFonts w:ascii="Tahoma" w:eastAsia="Consolas" w:hAnsi="Tahoma" w:cs="Tahoma"/>
+              </w:rPr>
+              <w:t>{</w:t>
+            </w:r>
+            <w:proofErr w:type="spellStart"/>
+            <w:r>
+              <w:rPr>
+                <w:rFonts w:ascii="Tahoma" w:eastAsia="Consolas" w:hAnsi="Tahoma" w:cs="Tahoma"/>
+              </w:rPr>
+              <w:t>ref</w:t>
+            </w:r>
+            <w:proofErr w:type="spellEnd"/>
+            <w:r>
+              <w:rPr>
+                <w:rFonts w:ascii="Tahoma" w:eastAsia="Consolas" w:hAnsi="Tahoma" w:cs="Tahoma"/>
+              </w:rPr>
+              <w:t>}}</w:t>
             </w:r>
           </w:p>
           <w:p>
@@ -245,11 +291,19 @@
                 <w:rFonts w:ascii="Tahoma" w:hAnsi="Tahoma" w:cs="Tahoma"/>
               </w:rPr>
             </w:pPr>
-            <w:r>
-              <w:rPr>
-                <w:rFonts w:ascii="Tahoma" w:hAnsi="Tahoma" w:cs="Tahoma"/>
-              </w:rPr>
-              <w:t>Fecha  {{fecha}}</w:t>
+            <w:proofErr w:type="gramStart"/>
+            <w:r>
+              <w:rPr>
+                <w:rFonts w:ascii="Tahoma" w:hAnsi="Tahoma" w:cs="Tahoma"/>
+              </w:rPr>
+              <w:t>Fecha  {</w:t>
+            </w:r>
+            <w:proofErr w:type="gramEnd"/>
+            <w:r>
+              <w:rPr>
+                <w:rFonts w:ascii="Tahoma" w:hAnsi="Tahoma" w:cs="Tahoma"/>
+              </w:rPr>
+              <w:t>{fecha}}</w:t>
             </w:r>
           </w:p>
           <w:p>
@@ -259,11 +313,19 @@
                 <w:rFonts w:ascii="Tahoma" w:hAnsi="Tahoma" w:cs="Tahoma"/>
               </w:rPr>
             </w:pPr>
-            <w:r>
-              <w:rPr>
-                <w:rFonts w:ascii="Tahoma" w:hAnsi="Tahoma" w:cs="Tahoma"/>
-              </w:rPr>
-              <w:t>Validez  {{validez}}</w:t>
+            <w:proofErr w:type="gramStart"/>
+            <w:r>
+              <w:rPr>
+                <w:rFonts w:ascii="Tahoma" w:hAnsi="Tahoma" w:cs="Tahoma"/>
+              </w:rPr>
+              <w:t>Validez  {</w:t>
+            </w:r>
+            <w:proofErr w:type="gramEnd"/>
+            <w:r>
+              <w:rPr>
+                <w:rFonts w:ascii="Tahoma" w:hAnsi="Tahoma" w:cs="Tahoma"/>
+              </w:rPr>
+              <w:t>{validez}}</w:t>
             </w:r>
           </w:p>
           <w:p>
@@ -273,6 +335,7 @@
                 <w:rFonts w:ascii="Tahoma" w:hAnsi="Tahoma" w:cs="Tahoma"/>
               </w:rPr>
             </w:pPr>
+            <w:proofErr w:type="gramStart"/>
             <w:r>
               <w:rPr>
                 <w:rFonts w:ascii="Tahoma" w:hAnsi="Tahoma" w:cs="Tahoma"/>
@@ -283,7 +346,14 @@
               <w:rPr>
                 <w:rFonts w:ascii="Tahoma" w:eastAsia="Consolas" w:hAnsi="Tahoma" w:cs="Tahoma"/>
               </w:rPr>
-              <w:t>{{buque}}</w:t>
+              <w:t>{</w:t>
+            </w:r>
+            <w:proofErr w:type="gramEnd"/>
+            <w:r>
+              <w:rPr>
+                <w:rFonts w:ascii="Tahoma" w:eastAsia="Consolas" w:hAnsi="Tahoma" w:cs="Tahoma"/>
+              </w:rPr>
+              <w:t>{buque}}</w:t>
             </w:r>
           </w:p>
           <w:p>
@@ -293,6 +363,7 @@
                 <w:rFonts w:ascii="Tahoma" w:hAnsi="Tahoma" w:cs="Tahoma"/>
               </w:rPr>
             </w:pPr>
+            <w:proofErr w:type="gramStart"/>
             <w:r>
               <w:rPr>
                 <w:rFonts w:ascii="Tahoma" w:hAnsi="Tahoma" w:cs="Tahoma"/>
@@ -303,7 +374,28 @@
               <w:rPr>
                 <w:rFonts w:ascii="Tahoma" w:eastAsia="Consolas" w:hAnsi="Tahoma" w:cs="Tahoma"/>
               </w:rPr>
-              <w:t>{{ubicacion}}</w:t>
+              <w:t>{</w:t>
+            </w:r>
+            <w:proofErr w:type="gramEnd"/>
+            <w:r>
+              <w:rPr>
+                <w:rFonts w:ascii="Tahoma" w:eastAsia="Consolas" w:hAnsi="Tahoma" w:cs="Tahoma"/>
+              </w:rPr>
+              <w:t>{</w:t>
+            </w:r>
+            <w:proofErr w:type="spellStart"/>
+            <w:r>
+              <w:rPr>
+                <w:rFonts w:ascii="Tahoma" w:eastAsia="Consolas" w:hAnsi="Tahoma" w:cs="Tahoma"/>
+              </w:rPr>
+              <w:t>ubicacion</w:t>
+            </w:r>
+            <w:proofErr w:type="spellEnd"/>
+            <w:r>
+              <w:rPr>
+                <w:rFonts w:ascii="Tahoma" w:eastAsia="Consolas" w:hAnsi="Tahoma" w:cs="Tahoma"/>
+              </w:rPr>
+              <w:t>}}</w:t>
             </w:r>
           </w:p>
           <w:p>
@@ -313,6 +405,7 @@
                 <w:rFonts w:ascii="Tahoma" w:hAnsi="Tahoma" w:cs="Tahoma"/>
               </w:rPr>
             </w:pPr>
+            <w:proofErr w:type="gramStart"/>
             <w:r>
               <w:rPr>
                 <w:rFonts w:ascii="Tahoma" w:hAnsi="Tahoma" w:cs="Tahoma"/>
@@ -323,7 +416,14 @@
               <w:rPr>
                 <w:rFonts w:ascii="Tahoma" w:eastAsia="Consolas" w:hAnsi="Tahoma" w:cs="Tahoma"/>
               </w:rPr>
-              <w:t>{{eta}}</w:t>
+              <w:t>{</w:t>
+            </w:r>
+            <w:proofErr w:type="gramEnd"/>
+            <w:r>
+              <w:rPr>
+                <w:rFonts w:ascii="Tahoma" w:eastAsia="Consolas" w:hAnsi="Tahoma" w:cs="Tahoma"/>
+              </w:rPr>
+              <w:t>{eta}}</w:t>
             </w:r>
           </w:p>
         </w:tc>
@@ -358,22 +458,12 @@
           <w:sz w:val="16"/>
           <w:szCs w:val="16"/>
         </w:rPr>
-        <w:t>Í</w:t>
-      </w:r>
-      <w:r>
-        <w:rPr>
-          <w:rFonts w:ascii="Tahoma" w:hAnsi="Tahoma" w:cs="Tahoma"/>
-          <w:b/>
-          <w:bCs/>
-          <w:sz w:val="16"/>
-          <w:szCs w:val="16"/>
-        </w:rPr>
-        <w:t>TEMS</w:t>
+        <w:t>ÍTEMS</w:t>
       </w:r>
     </w:p>
     <w:tbl>
       <w:tblPr>
-        <w:tblW w:w="9356" w:type="dxa"/>
+        <w:tblW w:w="9360" w:type="dxa"/>
         <w:tblLayout w:type="fixed"/>
         <w:tblCellMar>
           <w:left w:w="10" w:type="dxa"/>
@@ -382,18 +472,21 @@
         <w:tblLook w:val="04A0" w:firstRow="1" w:lastRow="0" w:firstColumn="1" w:lastColumn="0" w:noHBand="0" w:noVBand="1"/>
       </w:tblPr>
       <w:tblGrid>
-        <w:gridCol w:w="3544"/>
+        <w:gridCol w:w="3545"/>
         <w:gridCol w:w="992"/>
-        <w:gridCol w:w="1276"/>
-        <w:gridCol w:w="1701"/>
-        <w:gridCol w:w="1843"/>
+        <w:gridCol w:w="1277"/>
+        <w:gridCol w:w="1702"/>
+        <w:gridCol w:w="1844"/>
       </w:tblGrid>
       <w:tr>
         <w:tc>
           <w:tcPr>
             <w:tcW w:w="3544" w:type="dxa"/>
             <w:tcBorders>
-              <w:bottom w:val="single" w:sz="10" w:space="0" w:color="1394B1"/>
+              <w:top w:val="nil"/>
+              <w:left w:val="nil"/>
+              <w:bottom w:val="single" w:sz="12" w:space="0" w:color="1394B1"/>
+              <w:right w:val="nil"/>
             </w:tcBorders>
             <w:tcMar>
               <w:top w:w="70" w:type="dxa"/>
@@ -401,13 +494,15 @@
               <w:bottom w:w="70" w:type="dxa"/>
               <w:right w:w="140" w:type="dxa"/>
             </w:tcMar>
-          </w:tcPr>
-          <w:p>
-            <w:pPr>
-              <w:rPr>
-                <w:rFonts w:ascii="Tahoma" w:hAnsi="Tahoma" w:cs="Tahoma"/>
-              </w:rPr>
-            </w:pPr>
+            <w:hideMark/>
+          </w:tcPr>
+          <w:p>
+            <w:pPr>
+              <w:rPr>
+                <w:rFonts w:ascii="Tahoma" w:hAnsi="Tahoma" w:cs="Tahoma"/>
+              </w:rPr>
+            </w:pPr>
+            <w:proofErr w:type="spellStart"/>
             <w:r>
               <w:rPr>
                 <w:rFonts w:ascii="Tahoma" w:hAnsi="Tahoma" w:cs="Tahoma"/>
@@ -416,8 +511,35 @@
                 <w:sz w:val="17"/>
                 <w:szCs w:val="17"/>
               </w:rPr>
-              <w:t>Descri</w:t>
-            </w:r>
+              <w:t>Descrioción</w:t>
+            </w:r>
+            <w:proofErr w:type="spellEnd"/>
+          </w:p>
+        </w:tc>
+        <w:tc>
+          <w:tcPr>
+            <w:tcW w:w="992" w:type="dxa"/>
+            <w:tcBorders>
+              <w:top w:val="nil"/>
+              <w:left w:val="nil"/>
+              <w:bottom w:val="single" w:sz="12" w:space="0" w:color="1394B1"/>
+              <w:right w:val="nil"/>
+            </w:tcBorders>
+            <w:tcMar>
+              <w:top w:w="70" w:type="dxa"/>
+              <w:left w:w="0" w:type="dxa"/>
+              <w:bottom w:w="70" w:type="dxa"/>
+              <w:right w:w="140" w:type="dxa"/>
+            </w:tcMar>
+            <w:hideMark/>
+          </w:tcPr>
+          <w:p>
+            <w:pPr>
+              <w:jc w:val="center"/>
+              <w:rPr>
+                <w:rFonts w:ascii="Tahoma" w:hAnsi="Tahoma" w:cs="Tahoma"/>
+              </w:rPr>
+            </w:pPr>
             <w:r>
               <w:rPr>
                 <w:rFonts w:ascii="Tahoma" w:hAnsi="Tahoma" w:cs="Tahoma"/>
@@ -426,15 +548,18 @@
                 <w:sz w:val="17"/>
                 <w:szCs w:val="17"/>
               </w:rPr>
-              <w:t>oción</w:t>
-            </w:r>
-          </w:p>
-        </w:tc>
-        <w:tc>
-          <w:tcPr>
-            <w:tcW w:w="992" w:type="dxa"/>
+              <w:t>Cantidad</w:t>
+            </w:r>
+          </w:p>
+        </w:tc>
+        <w:tc>
+          <w:tcPr>
+            <w:tcW w:w="1276" w:type="dxa"/>
             <w:tcBorders>
-              <w:bottom w:val="single" w:sz="10" w:space="0" w:color="1394B1"/>
+              <w:top w:val="nil"/>
+              <w:left w:val="nil"/>
+              <w:bottom w:val="single" w:sz="12" w:space="0" w:color="1394B1"/>
+              <w:right w:val="nil"/>
             </w:tcBorders>
             <w:tcMar>
               <w:top w:w="70" w:type="dxa"/>
@@ -442,6 +567,7 @@
               <w:bottom w:w="70" w:type="dxa"/>
               <w:right w:w="140" w:type="dxa"/>
             </w:tcMar>
+            <w:hideMark/>
           </w:tcPr>
           <w:p>
             <w:pPr>
@@ -458,15 +584,18 @@
                 <w:sz w:val="17"/>
                 <w:szCs w:val="17"/>
               </w:rPr>
-              <w:t>Cantidad</w:t>
-            </w:r>
-          </w:p>
-        </w:tc>
-        <w:tc>
-          <w:tcPr>
-            <w:tcW w:w="1276" w:type="dxa"/>
+              <w:t>Unidad</w:t>
+            </w:r>
+          </w:p>
+        </w:tc>
+        <w:tc>
+          <w:tcPr>
+            <w:tcW w:w="1701" w:type="dxa"/>
             <w:tcBorders>
-              <w:bottom w:val="single" w:sz="10" w:space="0" w:color="1394B1"/>
+              <w:top w:val="nil"/>
+              <w:left w:val="nil"/>
+              <w:bottom w:val="single" w:sz="12" w:space="0" w:color="1394B1"/>
+              <w:right w:val="nil"/>
             </w:tcBorders>
             <w:tcMar>
               <w:top w:w="70" w:type="dxa"/>
@@ -474,10 +603,11 @@
               <w:bottom w:w="70" w:type="dxa"/>
               <w:right w:w="140" w:type="dxa"/>
             </w:tcMar>
-          </w:tcPr>
-          <w:p>
-            <w:pPr>
-              <w:jc w:val="center"/>
+            <w:hideMark/>
+          </w:tcPr>
+          <w:p>
+            <w:pPr>
+              <w:jc w:val="right"/>
               <w:rPr>
                 <w:rFonts w:ascii="Tahoma" w:hAnsi="Tahoma" w:cs="Tahoma"/>
               </w:rPr>
@@ -490,30 +620,9 @@
                 <w:sz w:val="17"/>
                 <w:szCs w:val="17"/>
               </w:rPr>
-              <w:t>Unidad</w:t>
-            </w:r>
-          </w:p>
-        </w:tc>
-        <w:tc>
-          <w:tcPr>
-            <w:tcW w:w="1701" w:type="dxa"/>
-            <w:tcBorders>
-              <w:bottom w:val="single" w:sz="10" w:space="0" w:color="1394B1"/>
-            </w:tcBorders>
-            <w:tcMar>
-              <w:top w:w="70" w:type="dxa"/>
-              <w:left w:w="0" w:type="dxa"/>
-              <w:bottom w:w="70" w:type="dxa"/>
-              <w:right w:w="140" w:type="dxa"/>
-            </w:tcMar>
-          </w:tcPr>
-          <w:p>
-            <w:pPr>
-              <w:jc w:val="right"/>
-              <w:rPr>
-                <w:rFonts w:ascii="Tahoma" w:hAnsi="Tahoma" w:cs="Tahoma"/>
-              </w:rPr>
-            </w:pPr>
+              <w:t xml:space="preserve">Precio </w:t>
+            </w:r>
+            <w:proofErr w:type="spellStart"/>
             <w:r>
               <w:rPr>
                 <w:rFonts w:ascii="Tahoma" w:hAnsi="Tahoma" w:cs="Tahoma"/>
@@ -522,15 +631,19 @@
                 <w:sz w:val="17"/>
                 <w:szCs w:val="17"/>
               </w:rPr>
-              <w:t>Precio Unit</w:t>
-            </w:r>
+              <w:t>Unit</w:t>
+            </w:r>
+            <w:proofErr w:type="spellEnd"/>
           </w:p>
         </w:tc>
         <w:tc>
           <w:tcPr>
             <w:tcW w:w="1843" w:type="dxa"/>
             <w:tcBorders>
-              <w:bottom w:val="single" w:sz="10" w:space="0" w:color="1394B1"/>
+              <w:top w:val="nil"/>
+              <w:left w:val="nil"/>
+              <w:bottom w:val="single" w:sz="12" w:space="0" w:color="1394B1"/>
+              <w:right w:val="nil"/>
             </w:tcBorders>
             <w:tcMar>
               <w:top w:w="70" w:type="dxa"/>
@@ -538,6 +651,7 @@
               <w:bottom w:w="70" w:type="dxa"/>
               <w:right w:w="140" w:type="dxa"/>
             </w:tcMar>
+            <w:hideMark/>
           </w:tcPr>
           <w:p>
             <w:pPr>
@@ -569,6 +683,7 @@
               <w:bottom w:w="70" w:type="dxa"/>
               <w:right w:w="140" w:type="dxa"/>
             </w:tcMar>
+            <w:hideMark/>
           </w:tcPr>
           <w:p>
             <w:pPr>
@@ -679,6 +794,7 @@
               <w:bottom w:w="70" w:type="dxa"/>
               <w:right w:w="140" w:type="dxa"/>
             </w:tcMar>
+            <w:hideMark/>
           </w:tcPr>
           <w:p>
             <w:pPr>
@@ -692,7 +808,25 @@
                 <w:rFonts w:ascii="Tahoma" w:hAnsi="Tahoma" w:cs="Tahoma"/>
                 <w:lang w:val="en-GB"/>
               </w:rPr>
-              <w:t>{{item.descripcion}}</w:t>
+              <w:t>{{</w:t>
+            </w:r>
+            <w:proofErr w:type="spellStart"/>
+            <w:proofErr w:type="gramStart"/>
+            <w:r>
+              <w:rPr>
+                <w:rFonts w:ascii="Tahoma" w:hAnsi="Tahoma" w:cs="Tahoma"/>
+                <w:lang w:val="en-GB"/>
+              </w:rPr>
+              <w:t>item.descripcion</w:t>
+            </w:r>
+            <w:proofErr w:type="spellEnd"/>
+            <w:proofErr w:type="gramEnd"/>
+            <w:r>
+              <w:rPr>
+                <w:rFonts w:ascii="Tahoma" w:hAnsi="Tahoma" w:cs="Tahoma"/>
+                <w:lang w:val="en-GB"/>
+              </w:rPr>
+              <w:t>}}</w:t>
             </w:r>
           </w:p>
         </w:tc>
@@ -705,6 +839,7 @@
               <w:bottom w:w="70" w:type="dxa"/>
               <w:right w:w="140" w:type="dxa"/>
             </w:tcMar>
+            <w:hideMark/>
           </w:tcPr>
           <w:p>
             <w:pPr>
@@ -717,7 +852,23 @@
               <w:rPr>
                 <w:rFonts w:ascii="Tahoma" w:hAnsi="Tahoma" w:cs="Tahoma"/>
               </w:rPr>
-              <w:t>{{item.cantidad}}</w:t>
+              <w:t>{{</w:t>
+            </w:r>
+            <w:proofErr w:type="spellStart"/>
+            <w:proofErr w:type="gramStart"/>
+            <w:r>
+              <w:rPr>
+                <w:rFonts w:ascii="Tahoma" w:hAnsi="Tahoma" w:cs="Tahoma"/>
+              </w:rPr>
+              <w:t>item.cantidad</w:t>
+            </w:r>
+            <w:proofErr w:type="spellEnd"/>
+            <w:proofErr w:type="gramEnd"/>
+            <w:r>
+              <w:rPr>
+                <w:rFonts w:ascii="Tahoma" w:hAnsi="Tahoma" w:cs="Tahoma"/>
+              </w:rPr>
+              <w:t>}}</w:t>
             </w:r>
           </w:p>
         </w:tc>
@@ -730,6 +881,7 @@
               <w:bottom w:w="70" w:type="dxa"/>
               <w:right w:w="140" w:type="dxa"/>
             </w:tcMar>
+            <w:hideMark/>
           </w:tcPr>
           <w:p>
             <w:pPr>
@@ -742,7 +894,23 @@
               <w:rPr>
                 <w:rFonts w:ascii="Tahoma" w:hAnsi="Tahoma" w:cs="Tahoma"/>
               </w:rPr>
-              <w:t>{{item.unidad}}</w:t>
+              <w:t>{{</w:t>
+            </w:r>
+            <w:proofErr w:type="spellStart"/>
+            <w:proofErr w:type="gramStart"/>
+            <w:r>
+              <w:rPr>
+                <w:rFonts w:ascii="Tahoma" w:hAnsi="Tahoma" w:cs="Tahoma"/>
+              </w:rPr>
+              <w:t>item.unidad</w:t>
+            </w:r>
+            <w:proofErr w:type="spellEnd"/>
+            <w:proofErr w:type="gramEnd"/>
+            <w:r>
+              <w:rPr>
+                <w:rFonts w:ascii="Tahoma" w:hAnsi="Tahoma" w:cs="Tahoma"/>
+              </w:rPr>
+              <w:t>}}</w:t>
             </w:r>
           </w:p>
         </w:tc>
@@ -755,6 +923,7 @@
               <w:bottom w:w="70" w:type="dxa"/>
               <w:right w:w="140" w:type="dxa"/>
             </w:tcMar>
+            <w:hideMark/>
           </w:tcPr>
           <w:p>
             <w:pPr>
@@ -767,7 +936,23 @@
               <w:rPr>
                 <w:rFonts w:ascii="Tahoma" w:hAnsi="Tahoma" w:cs="Tahoma"/>
               </w:rPr>
-              <w:t>{{item.precio}}</w:t>
+              <w:t>{{</w:t>
+            </w:r>
+            <w:proofErr w:type="spellStart"/>
+            <w:proofErr w:type="gramStart"/>
+            <w:r>
+              <w:rPr>
+                <w:rFonts w:ascii="Tahoma" w:hAnsi="Tahoma" w:cs="Tahoma"/>
+              </w:rPr>
+              <w:t>item.precio</w:t>
+            </w:r>
+            <w:proofErr w:type="spellEnd"/>
+            <w:proofErr w:type="gramEnd"/>
+            <w:r>
+              <w:rPr>
+                <w:rFonts w:ascii="Tahoma" w:hAnsi="Tahoma" w:cs="Tahoma"/>
+              </w:rPr>
+              <w:t>}}</w:t>
             </w:r>
           </w:p>
         </w:tc>
@@ -780,6 +965,7 @@
               <w:bottom w:w="70" w:type="dxa"/>
               <w:right w:w="140" w:type="dxa"/>
             </w:tcMar>
+            <w:hideMark/>
           </w:tcPr>
           <w:p>
             <w:pPr>
@@ -793,7 +979,23 @@
               <w:rPr>
                 <w:rFonts w:ascii="Tahoma" w:hAnsi="Tahoma" w:cs="Tahoma"/>
               </w:rPr>
-              <w:t>{{item.importe}}</w:t>
+              <w:t>{{</w:t>
+            </w:r>
+            <w:proofErr w:type="spellStart"/>
+            <w:proofErr w:type="gramStart"/>
+            <w:r>
+              <w:rPr>
+                <w:rFonts w:ascii="Tahoma" w:hAnsi="Tahoma" w:cs="Tahoma"/>
+              </w:rPr>
+              <w:t>item.importe</w:t>
+            </w:r>
+            <w:proofErr w:type="spellEnd"/>
+            <w:proofErr w:type="gramEnd"/>
+            <w:r>
+              <w:rPr>
+                <w:rFonts w:ascii="Tahoma" w:hAnsi="Tahoma" w:cs="Tahoma"/>
+              </w:rPr>
+              <w:t>}}</w:t>
             </w:r>
           </w:p>
         </w:tc>
@@ -827,6 +1029,7 @@
                 <w:rFonts w:ascii="Tahoma" w:hAnsi="Tahoma" w:cs="Tahoma"/>
                 <w:i/>
                 <w:iCs/>
+                <w:lang w:val="en-GB"/>
               </w:rPr>
               <w:t xml:space="preserve"> </w:t>
             </w:r>
@@ -914,7 +1117,43 @@
                 <w:i/>
                 <w:iCs/>
               </w:rPr>
-              <w:t>{%tr endfor %}</w:t>
+              <w:t>{%</w:t>
+            </w:r>
+            <w:proofErr w:type="spellStart"/>
+            <w:r>
+              <w:rPr>
+                <w:rFonts w:ascii="Tahoma" w:hAnsi="Tahoma" w:cs="Tahoma"/>
+                <w:i/>
+                <w:iCs/>
+              </w:rPr>
+              <w:t>tr</w:t>
+            </w:r>
+            <w:proofErr w:type="spellEnd"/>
+            <w:r>
+              <w:rPr>
+                <w:rFonts w:ascii="Tahoma" w:hAnsi="Tahoma" w:cs="Tahoma"/>
+                <w:i/>
+                <w:iCs/>
+              </w:rPr>
+              <w:t xml:space="preserve"> </w:t>
+            </w:r>
+            <w:proofErr w:type="spellStart"/>
+            <w:r>
+              <w:rPr>
+                <w:rFonts w:ascii="Tahoma" w:hAnsi="Tahoma" w:cs="Tahoma"/>
+                <w:i/>
+                <w:iCs/>
+              </w:rPr>
+              <w:t>endfor</w:t>
+            </w:r>
+            <w:proofErr w:type="spellEnd"/>
+            <w:r>
+              <w:rPr>
+                <w:rFonts w:ascii="Tahoma" w:hAnsi="Tahoma" w:cs="Tahoma"/>
+                <w:i/>
+                <w:iCs/>
+              </w:rPr>
+              <w:t xml:space="preserve"> %}</w:t>
             </w:r>
           </w:p>
           <w:p>
@@ -951,7 +1190,7 @@
     </w:p>
     <w:tbl>
       <w:tblPr>
-        <w:tblW w:w="9356" w:type="dxa"/>
+        <w:tblW w:w="9360" w:type="dxa"/>
         <w:tblLayout w:type="fixed"/>
         <w:tblCellMar>
           <w:left w:w="10" w:type="dxa"/>
@@ -960,18 +1199,21 @@
         <w:tblLook w:val="04A0" w:firstRow="1" w:lastRow="0" w:firstColumn="1" w:lastColumn="0" w:noHBand="0" w:noVBand="1"/>
       </w:tblPr>
       <w:tblGrid>
-        <w:gridCol w:w="3686"/>
+        <w:gridCol w:w="3687"/>
         <w:gridCol w:w="850"/>
-        <w:gridCol w:w="1276"/>
-        <w:gridCol w:w="1701"/>
-        <w:gridCol w:w="1843"/>
+        <w:gridCol w:w="1277"/>
+        <w:gridCol w:w="1702"/>
+        <w:gridCol w:w="1844"/>
       </w:tblGrid>
       <w:tr>
         <w:tc>
           <w:tcPr>
             <w:tcW w:w="3686" w:type="dxa"/>
             <w:tcBorders>
-              <w:bottom w:val="single" w:sz="10" w:space="0" w:color="1394B1"/>
+              <w:top w:val="nil"/>
+              <w:left w:val="nil"/>
+              <w:bottom w:val="single" w:sz="12" w:space="0" w:color="1394B1"/>
+              <w:right w:val="nil"/>
             </w:tcBorders>
             <w:tcMar>
               <w:top w:w="70" w:type="dxa"/>
@@ -979,6 +1221,7 @@
               <w:bottom w:w="70" w:type="dxa"/>
               <w:right w:w="140" w:type="dxa"/>
             </w:tcMar>
+            <w:hideMark/>
           </w:tcPr>
           <w:p>
             <w:pPr>
@@ -1006,7 +1249,10 @@
           <w:tcPr>
             <w:tcW w:w="850" w:type="dxa"/>
             <w:tcBorders>
-              <w:bottom w:val="single" w:sz="10" w:space="0" w:color="1394B1"/>
+              <w:top w:val="nil"/>
+              <w:left w:val="nil"/>
+              <w:bottom w:val="single" w:sz="12" w:space="0" w:color="1394B1"/>
+              <w:right w:val="nil"/>
             </w:tcBorders>
             <w:tcMar>
               <w:top w:w="70" w:type="dxa"/>
@@ -1032,7 +1278,10 @@
           <w:tcPr>
             <w:tcW w:w="1276" w:type="dxa"/>
             <w:tcBorders>
-              <w:bottom w:val="single" w:sz="10" w:space="0" w:color="1394B1"/>
+              <w:top w:val="nil"/>
+              <w:left w:val="nil"/>
+              <w:bottom w:val="single" w:sz="12" w:space="0" w:color="1394B1"/>
+              <w:right w:val="nil"/>
             </w:tcBorders>
             <w:tcMar>
               <w:top w:w="70" w:type="dxa"/>
@@ -1058,7 +1307,10 @@
           <w:tcPr>
             <w:tcW w:w="1701" w:type="dxa"/>
             <w:tcBorders>
-              <w:bottom w:val="single" w:sz="10" w:space="0" w:color="1394B1"/>
+              <w:top w:val="nil"/>
+              <w:left w:val="nil"/>
+              <w:bottom w:val="single" w:sz="12" w:space="0" w:color="1394B1"/>
+              <w:right w:val="nil"/>
             </w:tcBorders>
             <w:tcMar>
               <w:top w:w="70" w:type="dxa"/>
@@ -1084,7 +1336,10 @@
           <w:tcPr>
             <w:tcW w:w="1843" w:type="dxa"/>
             <w:tcBorders>
-              <w:bottom w:val="single" w:sz="10" w:space="0" w:color="1394B1"/>
+              <w:top w:val="nil"/>
+              <w:left w:val="nil"/>
+              <w:bottom w:val="single" w:sz="12" w:space="0" w:color="1394B1"/>
+              <w:right w:val="nil"/>
             </w:tcBorders>
             <w:tcMar>
               <w:top w:w="70" w:type="dxa"/>
@@ -1117,6 +1372,7 @@
               <w:bottom w:w="70" w:type="dxa"/>
               <w:right w:w="140" w:type="dxa"/>
             </w:tcMar>
+            <w:hideMark/>
           </w:tcPr>
           <w:p>
             <w:pPr>
@@ -1132,8 +1388,9 @@
                 <w:iCs/>
                 <w:lang w:val="en-GB"/>
               </w:rPr>
-              <w:t xml:space="preserve">{%tr for </w:t>
-            </w:r>
+              <w:t xml:space="preserve">{%tr for exp in </w:t>
+            </w:r>
+            <w:proofErr w:type="spellStart"/>
             <w:r>
               <w:rPr>
                 <w:rFonts w:ascii="Tahoma" w:hAnsi="Tahoma" w:cs="Tahoma"/>
@@ -1141,8 +1398,9 @@
                 <w:iCs/>
                 <w:lang w:val="en-GB"/>
               </w:rPr>
-              <w:t>exp</w:t>
-            </w:r>
+              <w:t>expensas</w:t>
+            </w:r>
+            <w:proofErr w:type="spellEnd"/>
             <w:r>
               <w:rPr>
                 <w:rFonts w:ascii="Tahoma" w:hAnsi="Tahoma" w:cs="Tahoma"/>
@@ -1150,24 +1408,6 @@
                 <w:iCs/>
                 <w:lang w:val="en-GB"/>
               </w:rPr>
-              <w:t xml:space="preserve"> in </w:t>
-            </w:r>
-            <w:r>
-              <w:rPr>
-                <w:rFonts w:ascii="Tahoma" w:hAnsi="Tahoma" w:cs="Tahoma"/>
-                <w:i/>
-                <w:iCs/>
-                <w:lang w:val="en-GB"/>
-              </w:rPr>
-              <w:t>expensas</w:t>
-            </w:r>
-            <w:r>
-              <w:rPr>
-                <w:rFonts w:ascii="Tahoma" w:hAnsi="Tahoma" w:cs="Tahoma"/>
-                <w:i/>
-                <w:iCs/>
-                <w:lang w:val="en-GB"/>
-              </w:rPr>
               <w:t xml:space="preserve"> %} </w:t>
             </w:r>
           </w:p>
@@ -1263,6 +1503,7 @@
               <w:bottom w:w="70" w:type="dxa"/>
               <w:right w:w="140" w:type="dxa"/>
             </w:tcMar>
+            <w:hideMark/>
           </w:tcPr>
           <w:p>
             <w:pPr>
@@ -1278,19 +1519,23 @@
               </w:rPr>
               <w:t>{{</w:t>
             </w:r>
+            <w:proofErr w:type="spellStart"/>
+            <w:proofErr w:type="gramStart"/>
             <w:r>
               <w:rPr>
                 <w:rFonts w:ascii="Tahoma" w:hAnsi="Tahoma" w:cs="Tahoma"/>
                 <w:lang w:val="en-GB"/>
               </w:rPr>
-              <w:t>exp</w:t>
-            </w:r>
+              <w:t>exp.descripcion</w:t>
+            </w:r>
+            <w:proofErr w:type="spellEnd"/>
+            <w:proofErr w:type="gramEnd"/>
             <w:r>
               <w:rPr>
                 <w:rFonts w:ascii="Tahoma" w:hAnsi="Tahoma" w:cs="Tahoma"/>
                 <w:lang w:val="en-GB"/>
               </w:rPr>
-              <w:t>.descripcion}}</w:t>
+              <w:t>}}</w:t>
             </w:r>
           </w:p>
         </w:tc>
@@ -1303,6 +1548,7 @@
               <w:bottom w:w="70" w:type="dxa"/>
               <w:right w:w="140" w:type="dxa"/>
             </w:tcMar>
+            <w:hideMark/>
           </w:tcPr>
           <w:p>
             <w:pPr>
@@ -1318,24 +1564,16 @@
               </w:rPr>
               <w:t>{{</w:t>
             </w:r>
-            <w:r>
-              <w:rPr>
-                <w:rFonts w:ascii="Tahoma" w:hAnsi="Tahoma" w:cs="Tahoma"/>
-              </w:rPr>
-              <w:t>exp</w:t>
-            </w:r>
-            <w:r>
-              <w:rPr>
-                <w:rFonts w:ascii="Tahoma" w:hAnsi="Tahoma" w:cs="Tahoma"/>
-              </w:rPr>
-              <w:t>.</w:t>
-            </w:r>
-            <w:r>
-              <w:rPr>
-                <w:rFonts w:ascii="Tahoma" w:hAnsi="Tahoma" w:cs="Tahoma"/>
-              </w:rPr>
-              <w:t>cantidad</w:t>
-            </w:r>
+            <w:proofErr w:type="spellStart"/>
+            <w:proofErr w:type="gramStart"/>
+            <w:r>
+              <w:rPr>
+                <w:rFonts w:ascii="Tahoma" w:hAnsi="Tahoma" w:cs="Tahoma"/>
+              </w:rPr>
+              <w:t>exp.cantidad</w:t>
+            </w:r>
+            <w:proofErr w:type="spellEnd"/>
+            <w:proofErr w:type="gramEnd"/>
             <w:r>
               <w:rPr>
                 <w:rFonts w:ascii="Tahoma" w:hAnsi="Tahoma" w:cs="Tahoma"/>
@@ -1353,6 +1591,7 @@
               <w:bottom w:w="70" w:type="dxa"/>
               <w:right w:w="140" w:type="dxa"/>
             </w:tcMar>
+            <w:hideMark/>
           </w:tcPr>
           <w:p>
             <w:pPr>
@@ -1367,17 +1606,21 @@
               </w:rPr>
               <w:t>{{</w:t>
             </w:r>
-            <w:r>
-              <w:rPr>
-                <w:rFonts w:ascii="Tahoma" w:hAnsi="Tahoma" w:cs="Tahoma"/>
-              </w:rPr>
-              <w:t>exp</w:t>
-            </w:r>
-            <w:r>
-              <w:rPr>
-                <w:rFonts w:ascii="Tahoma" w:hAnsi="Tahoma" w:cs="Tahoma"/>
-              </w:rPr>
-              <w:t>.unidad}}</w:t>
+            <w:proofErr w:type="spellStart"/>
+            <w:proofErr w:type="gramStart"/>
+            <w:r>
+              <w:rPr>
+                <w:rFonts w:ascii="Tahoma" w:hAnsi="Tahoma" w:cs="Tahoma"/>
+              </w:rPr>
+              <w:t>exp.unidad</w:t>
+            </w:r>
+            <w:proofErr w:type="spellEnd"/>
+            <w:proofErr w:type="gramEnd"/>
+            <w:r>
+              <w:rPr>
+                <w:rFonts w:ascii="Tahoma" w:hAnsi="Tahoma" w:cs="Tahoma"/>
+              </w:rPr>
+              <w:t>}}</w:t>
             </w:r>
           </w:p>
         </w:tc>
@@ -1390,6 +1633,7 @@
               <w:bottom w:w="70" w:type="dxa"/>
               <w:right w:w="140" w:type="dxa"/>
             </w:tcMar>
+            <w:hideMark/>
           </w:tcPr>
           <w:p>
             <w:pPr>
@@ -1404,17 +1648,21 @@
               </w:rPr>
               <w:t>{{</w:t>
             </w:r>
-            <w:r>
-              <w:rPr>
-                <w:rFonts w:ascii="Tahoma" w:hAnsi="Tahoma" w:cs="Tahoma"/>
-              </w:rPr>
-              <w:t>exp</w:t>
-            </w:r>
-            <w:r>
-              <w:rPr>
-                <w:rFonts w:ascii="Tahoma" w:hAnsi="Tahoma" w:cs="Tahoma"/>
-              </w:rPr>
-              <w:t>.precio}}</w:t>
+            <w:proofErr w:type="spellStart"/>
+            <w:proofErr w:type="gramStart"/>
+            <w:r>
+              <w:rPr>
+                <w:rFonts w:ascii="Tahoma" w:hAnsi="Tahoma" w:cs="Tahoma"/>
+              </w:rPr>
+              <w:t>exp.precio</w:t>
+            </w:r>
+            <w:proofErr w:type="spellEnd"/>
+            <w:proofErr w:type="gramEnd"/>
+            <w:r>
+              <w:rPr>
+                <w:rFonts w:ascii="Tahoma" w:hAnsi="Tahoma" w:cs="Tahoma"/>
+              </w:rPr>
+              <w:t>}}</w:t>
             </w:r>
           </w:p>
         </w:tc>
@@ -1427,6 +1675,7 @@
               <w:bottom w:w="70" w:type="dxa"/>
               <w:right w:w="140" w:type="dxa"/>
             </w:tcMar>
+            <w:hideMark/>
           </w:tcPr>
           <w:p>
             <w:pPr>
@@ -1442,17 +1691,21 @@
               </w:rPr>
               <w:t>{{</w:t>
             </w:r>
-            <w:r>
-              <w:rPr>
-                <w:rFonts w:ascii="Tahoma" w:hAnsi="Tahoma" w:cs="Tahoma"/>
-              </w:rPr>
-              <w:t>exp</w:t>
-            </w:r>
-            <w:r>
-              <w:rPr>
-                <w:rFonts w:ascii="Tahoma" w:hAnsi="Tahoma" w:cs="Tahoma"/>
-              </w:rPr>
-              <w:t>.importe}}</w:t>
+            <w:proofErr w:type="spellStart"/>
+            <w:proofErr w:type="gramStart"/>
+            <w:r>
+              <w:rPr>
+                <w:rFonts w:ascii="Tahoma" w:hAnsi="Tahoma" w:cs="Tahoma"/>
+              </w:rPr>
+              <w:t>exp.importe</w:t>
+            </w:r>
+            <w:proofErr w:type="spellEnd"/>
+            <w:proofErr w:type="gramEnd"/>
+            <w:r>
+              <w:rPr>
+                <w:rFonts w:ascii="Tahoma" w:hAnsi="Tahoma" w:cs="Tahoma"/>
+              </w:rPr>
+              <w:t>}}</w:t>
             </w:r>
           </w:p>
         </w:tc>
@@ -1486,6 +1739,7 @@
                 <w:rFonts w:ascii="Tahoma" w:hAnsi="Tahoma" w:cs="Tahoma"/>
                 <w:i/>
                 <w:iCs/>
+                <w:lang w:val="en-GB"/>
               </w:rPr>
               <w:t xml:space="preserve"> </w:t>
             </w:r>
@@ -1573,7 +1827,43 @@
                 <w:i/>
                 <w:iCs/>
               </w:rPr>
-              <w:t>{%tr endfor %}</w:t>
+              <w:t>{%</w:t>
+            </w:r>
+            <w:proofErr w:type="spellStart"/>
+            <w:r>
+              <w:rPr>
+                <w:rFonts w:ascii="Tahoma" w:hAnsi="Tahoma" w:cs="Tahoma"/>
+                <w:i/>
+                <w:iCs/>
+              </w:rPr>
+              <w:t>tr</w:t>
+            </w:r>
+            <w:proofErr w:type="spellEnd"/>
+            <w:r>
+              <w:rPr>
+                <w:rFonts w:ascii="Tahoma" w:hAnsi="Tahoma" w:cs="Tahoma"/>
+                <w:i/>
+                <w:iCs/>
+              </w:rPr>
+              <w:t xml:space="preserve"> </w:t>
+            </w:r>
+            <w:proofErr w:type="spellStart"/>
+            <w:r>
+              <w:rPr>
+                <w:rFonts w:ascii="Tahoma" w:hAnsi="Tahoma" w:cs="Tahoma"/>
+                <w:i/>
+                <w:iCs/>
+              </w:rPr>
+              <w:t>endfor</w:t>
+            </w:r>
+            <w:proofErr w:type="spellEnd"/>
+            <w:r>
+              <w:rPr>
+                <w:rFonts w:ascii="Tahoma" w:hAnsi="Tahoma" w:cs="Tahoma"/>
+                <w:i/>
+                <w:iCs/>
+              </w:rPr>
+              <w:t xml:space="preserve"> %}</w:t>
             </w:r>
           </w:p>
           <w:p>
@@ -1637,6 +1927,7 @@
               <w:bottom w:w="70" w:type="dxa"/>
               <w:right w:w="140" w:type="dxa"/>
             </w:tcMar>
+            <w:hideMark/>
           </w:tcPr>
           <w:p>
             <w:pPr>
@@ -1667,6 +1958,7 @@
               <w:bottom w:w="70" w:type="dxa"/>
               <w:right w:w="140" w:type="dxa"/>
             </w:tcMar>
+            <w:hideMark/>
           </w:tcPr>
           <w:p>
             <w:pPr>
@@ -1681,7 +1973,21 @@
               <w:rPr>
                 <w:rFonts w:ascii="Tahoma" w:hAnsi="Tahoma" w:cs="Tahoma"/>
               </w:rPr>
-              <w:t>{{iva}}</w:t>
+              <w:t>{{</w:t>
+            </w:r>
+            <w:proofErr w:type="spellStart"/>
+            <w:r>
+              <w:rPr>
+                <w:rFonts w:ascii="Tahoma" w:hAnsi="Tahoma" w:cs="Tahoma"/>
+              </w:rPr>
+              <w:t>iva</w:t>
+            </w:r>
+            <w:proofErr w:type="spellEnd"/>
+            <w:r>
+              <w:rPr>
+                <w:rFonts w:ascii="Tahoma" w:hAnsi="Tahoma" w:cs="Tahoma"/>
+              </w:rPr>
+              <w:t>}}</w:t>
             </w:r>
           </w:p>
         </w:tc>
@@ -1695,6 +2001,9 @@
             <w:tcW w:w="1424" w:type="dxa"/>
             <w:tcBorders>
               <w:top w:val="single" w:sz="12" w:space="0" w:color="1394B1"/>
+              <w:left w:val="nil"/>
+              <w:bottom w:val="nil"/>
+              <w:right w:val="nil"/>
             </w:tcBorders>
             <w:tcMar>
               <w:top w:w="70" w:type="dxa"/>
@@ -1702,6 +2011,7 @@
               <w:bottom w:w="70" w:type="dxa"/>
               <w:right w:w="140" w:type="dxa"/>
             </w:tcMar>
+            <w:hideMark/>
           </w:tcPr>
           <w:p>
             <w:pPr>
@@ -1729,6 +2039,9 @@
             <w:tcW w:w="1576" w:type="dxa"/>
             <w:tcBorders>
               <w:top w:val="single" w:sz="12" w:space="0" w:color="1394B1"/>
+              <w:left w:val="nil"/>
+              <w:bottom w:val="nil"/>
+              <w:right w:val="nil"/>
             </w:tcBorders>
             <w:tcMar>
               <w:top w:w="70" w:type="dxa"/>
@@ -1736,6 +2049,7 @@
               <w:bottom w:w="70" w:type="dxa"/>
               <w:right w:w="140" w:type="dxa"/>
             </w:tcMar>
+            <w:hideMark/>
           </w:tcPr>
           <w:p>
             <w:pPr>
@@ -1754,7 +2068,51 @@
                 <w:sz w:val="22"/>
                 <w:szCs w:val="22"/>
               </w:rPr>
-              <w:t xml:space="preserve">        {{moneda}}                                                                                                                     {{total}}</w:t>
+              <w:t xml:space="preserve">        {{moneda</w:t>
+            </w:r>
+            <w:proofErr w:type="gramStart"/>
+            <w:r>
+              <w:rPr>
+                <w:rFonts w:ascii="Tahoma" w:hAnsi="Tahoma" w:cs="Tahoma"/>
+                <w:b/>
+                <w:bCs/>
+                <w:sz w:val="22"/>
+                <w:szCs w:val="22"/>
+              </w:rPr>
+              <w:t xml:space="preserve">}}   </w:t>
+            </w:r>
+            <w:proofErr w:type="gramEnd"/>
+            <w:r>
+              <w:rPr>
+                <w:rFonts w:ascii="Tahoma" w:hAnsi="Tahoma" w:cs="Tahoma"/>
+                <w:b/>
+                <w:bCs/>
+                <w:sz w:val="22"/>
+                <w:szCs w:val="22"/>
+              </w:rPr>
+              <w:t xml:space="preserve">                                                                                                               </w:t>
+            </w:r>
+            <w:proofErr w:type="gramStart"/>
+            <w:r>
+              <w:rPr>
+                <w:rFonts w:ascii="Tahoma" w:hAnsi="Tahoma" w:cs="Tahoma"/>
+                <w:b/>
+                <w:bCs/>
+                <w:sz w:val="22"/>
+                <w:szCs w:val="22"/>
+              </w:rPr>
+              <w:t xml:space="preserve">   {</w:t>
+            </w:r>
+            <w:proofErr w:type="gramEnd"/>
+            <w:r>
+              <w:rPr>
+                <w:rFonts w:ascii="Tahoma" w:hAnsi="Tahoma" w:cs="Tahoma"/>
+                <w:b/>
+                <w:bCs/>
+                <w:sz w:val="22"/>
+                <w:szCs w:val="22"/>
+              </w:rPr>
+              <w:t>{total}}</w:t>
             </w:r>
           </w:p>
         </w:tc>
@@ -1768,6 +2126,9 @@
             <w:tcW w:w="1424" w:type="dxa"/>
             <w:tcBorders>
               <w:top w:val="single" w:sz="12" w:space="0" w:color="1394B1"/>
+              <w:left w:val="nil"/>
+              <w:bottom w:val="nil"/>
+              <w:right w:val="nil"/>
             </w:tcBorders>
             <w:tcMar>
               <w:top w:w="90" w:type="dxa"/>
@@ -1792,6 +2153,9 @@
             <w:tcW w:w="1576" w:type="dxa"/>
             <w:tcBorders>
               <w:top w:val="single" w:sz="12" w:space="0" w:color="1394B1"/>
+              <w:left w:val="nil"/>
+              <w:bottom w:val="nil"/>
+              <w:right w:val="nil"/>
             </w:tcBorders>
             <w:tcMar>
               <w:top w:w="90" w:type="dxa"/>
@@ -1837,34 +2201,201 @@
         </w:rPr>
       </w:pPr>
     </w:p>
+    <w:p>
+      <w:pPr>
+        <w:spacing w:before="240" w:after="90"/>
+        <w:rPr>
+          <w:rFonts w:ascii="Tahoma" w:hAnsi="Tahoma" w:cs="Tahoma"/>
+          <w:b/>
+          <w:bCs/>
+          <w:sz w:val="16"/>
+          <w:szCs w:val="16"/>
+        </w:rPr>
+      </w:pPr>
+    </w:p>
+    <w:p>
+      <w:pPr>
+        <w:spacing w:before="240" w:after="90"/>
+        <w:rPr>
+          <w:rFonts w:ascii="Tahoma" w:hAnsi="Tahoma" w:cs="Tahoma"/>
+          <w:b/>
+          <w:bCs/>
+          <w:sz w:val="16"/>
+          <w:szCs w:val="16"/>
+        </w:rPr>
+      </w:pPr>
+    </w:p>
+    <w:p>
+      <w:pPr>
+        <w:spacing w:before="240" w:after="90"/>
+        <w:rPr>
+          <w:rFonts w:ascii="Tahoma" w:hAnsi="Tahoma" w:cs="Tahoma"/>
+          <w:b/>
+          <w:bCs/>
+          <w:sz w:val="16"/>
+          <w:szCs w:val="16"/>
+        </w:rPr>
+      </w:pPr>
+    </w:p>
+    <w:p>
+      <w:pPr>
+        <w:spacing w:before="240" w:after="90"/>
+        <w:rPr>
+          <w:rFonts w:ascii="Tahoma" w:hAnsi="Tahoma" w:cs="Tahoma"/>
+          <w:b/>
+          <w:bCs/>
+          <w:sz w:val="16"/>
+          <w:szCs w:val="16"/>
+        </w:rPr>
+      </w:pPr>
+    </w:p>
+    <w:p>
+      <w:pPr>
+        <w:spacing w:before="240" w:after="90"/>
+        <w:rPr>
+          <w:rFonts w:ascii="Tahoma" w:hAnsi="Tahoma" w:cs="Tahoma"/>
+          <w:b/>
+          <w:bCs/>
+          <w:sz w:val="16"/>
+          <w:szCs w:val="16"/>
+        </w:rPr>
+      </w:pPr>
+    </w:p>
+    <w:p>
+      <w:pPr>
+        <w:pageBreakBefore/>
+        <w:spacing w:before="240" w:after="90"/>
+        <w:rPr>
+          <w:rFonts w:ascii="Tahoma" w:hAnsi="Tahoma" w:cs="Tahoma"/>
+          <w:b/>
+          <w:bCs/>
+          <w:sz w:val="16"/>
+          <w:szCs w:val="16"/>
+        </w:rPr>
+      </w:pPr>
+      <w:r>
+        <w:rPr>
+          <w:rFonts w:ascii="Tahoma" w:hAnsi="Tahoma" w:cs="Tahoma"/>
+          <w:b/>
+          <w:bCs/>
+          <w:sz w:val="16"/>
+          <w:szCs w:val="16"/>
+        </w:rPr>
+        <w:lastRenderedPageBreak/>
+        <w:br/>
+      </w:r>
+      <w:r>
+        <w:rPr>
+          <w:rFonts w:ascii="Tahoma" w:hAnsi="Tahoma" w:cs="Tahoma"/>
+          <w:b/>
+          <w:bCs/>
+          <w:sz w:val="16"/>
+          <w:szCs w:val="16"/>
+        </w:rPr>
+        <w:br/>
+      </w:r>
+      <w:r>
+        <w:rPr>
+          <w:rFonts w:ascii="Tahoma" w:hAnsi="Tahoma" w:cs="Tahoma"/>
+          <w:b/>
+          <w:bCs/>
+          <w:sz w:val="16"/>
+          <w:szCs w:val="16"/>
+        </w:rPr>
+        <w:br/>
+      </w:r>
+      <w:r>
+        <w:rPr>
+          <w:rFonts w:ascii="Tahoma" w:hAnsi="Tahoma" w:cs="Tahoma"/>
+          <w:b/>
+          <w:bCs/>
+          <w:sz w:val="16"/>
+          <w:szCs w:val="16"/>
+        </w:rPr>
+        <w:br/>
+      </w:r>
+      <w:r>
+        <w:rPr>
+          <w:rFonts w:ascii="Tahoma" w:hAnsi="Tahoma" w:cs="Tahoma"/>
+          <w:b/>
+          <w:bCs/>
+          <w:sz w:val="16"/>
+          <w:szCs w:val="16"/>
+        </w:rPr>
+        <w:br/>
+      </w:r>
+      <w:r>
+        <w:rPr>
+          <w:rFonts w:ascii="Tahoma" w:hAnsi="Tahoma" w:cs="Tahoma"/>
+          <w:b/>
+          <w:bCs/>
+          <w:sz w:val="16"/>
+          <w:szCs w:val="16"/>
+        </w:rPr>
+        <w:br/>
+      </w:r>
+      <w:r>
+        <w:rPr>
+          <w:rFonts w:ascii="Tahoma" w:hAnsi="Tahoma" w:cs="Tahoma"/>
+          <w:b/>
+          <w:bCs/>
+          <w:sz w:val="16"/>
+          <w:szCs w:val="16"/>
+        </w:rPr>
+        <w:br/>
+      </w:r>
+    </w:p>
+    <w:p>
+      <w:pPr>
+        <w:spacing w:before="240" w:after="90"/>
+        <w:rPr>
+          <w:rFonts w:ascii="Tahoma" w:hAnsi="Tahoma" w:cs="Tahoma"/>
+          <w:sz w:val="19"/>
+          <w:szCs w:val="19"/>
+        </w:rPr>
+      </w:pPr>
+      <w:r>
+        <w:rPr>
+          <w:rFonts w:ascii="Tahoma" w:hAnsi="Tahoma" w:cs="Tahoma"/>
+          <w:b/>
+          <w:bCs/>
+          <w:sz w:val="19"/>
+          <w:szCs w:val="19"/>
+        </w:rPr>
+        <w:t>CONDICIONES COMERCIALES</w:t>
+      </w:r>
+    </w:p>
     <w:tbl>
       <w:tblPr>
+        <w:tblStyle w:val="Tablaconcuadrcula"/>
         <w:tblW w:w="9360" w:type="dxa"/>
-        <w:tblCellMar>
-          <w:left w:w="10" w:type="dxa"/>
-          <w:right w:w="10" w:type="dxa"/>
-        </w:tblCellMar>
+        <w:tblBorders>
+          <w:top w:val="none" w:sz="0" w:space="0" w:color="auto"/>
+          <w:left w:val="none" w:sz="0" w:space="0" w:color="auto"/>
+          <w:bottom w:val="none" w:sz="0" w:space="0" w:color="auto"/>
+          <w:right w:val="none" w:sz="0" w:space="0" w:color="auto"/>
+          <w:insideH w:val="none" w:sz="0" w:space="0" w:color="auto"/>
+          <w:insideV w:val="none" w:sz="0" w:space="0" w:color="auto"/>
+        </w:tblBorders>
         <w:tblLook w:val="04A0" w:firstRow="1" w:lastRow="0" w:firstColumn="1" w:lastColumn="0" w:noHBand="0" w:noVBand="1"/>
       </w:tblPr>
       <w:tblGrid>
-        <w:gridCol w:w="9214"/>
-        <w:gridCol w:w="146"/>
+        <w:gridCol w:w="2800"/>
+        <w:gridCol w:w="6560"/>
       </w:tblGrid>
       <w:tr>
         <w:tc>
           <w:tcPr>
             <w:tcW w:w="2800" w:type="dxa"/>
-            <w:tcMar>
-              <w:top w:w="40" w:type="dxa"/>
-              <w:left w:w="0" w:type="dxa"/>
-              <w:bottom w:w="40" w:type="dxa"/>
-              <w:right w:w="140" w:type="dxa"/>
-            </w:tcMar>
-            <w:vAlign w:val="center"/>
-          </w:tcPr>
-          <w:p>
-            <w:pPr>
-              <w:spacing w:before="240" w:after="90"/>
+            <w:hideMark/>
+          </w:tcPr>
+          <w:p>
+            <w:pPr>
+              <w:rPr>
+                <w:rFonts w:ascii="Tahoma" w:hAnsi="Tahoma" w:cs="Tahoma"/>
+              </w:rPr>
+            </w:pPr>
+            <w:r>
               <w:rPr>
                 <w:rFonts w:ascii="Tahoma" w:hAnsi="Tahoma" w:cs="Tahoma"/>
                 <w:b/>
@@ -1872,11 +2403,43 @@
                 <w:sz w:val="19"/>
                 <w:szCs w:val="19"/>
               </w:rPr>
-            </w:pPr>
-          </w:p>
-          <w:p>
-            <w:pPr>
-              <w:spacing w:before="240" w:after="90"/>
+              <w:t>Validez de la oferta</w:t>
+            </w:r>
+          </w:p>
+        </w:tc>
+        <w:tc>
+          <w:tcPr>
+            <w:tcW w:w="6560" w:type="dxa"/>
+            <w:hideMark/>
+          </w:tcPr>
+          <w:p>
+            <w:pPr>
+              <w:rPr>
+                <w:rFonts w:ascii="Tahoma" w:hAnsi="Tahoma" w:cs="Tahoma"/>
+              </w:rPr>
+            </w:pPr>
+            <w:r>
+              <w:rPr>
+                <w:rFonts w:ascii="Tahoma" w:hAnsi="Tahoma" w:cs="Tahoma"/>
+              </w:rPr>
+              <w:t>{{validez}}</w:t>
+            </w:r>
+          </w:p>
+        </w:tc>
+      </w:tr>
+      <w:tr>
+        <w:tc>
+          <w:tcPr>
+            <w:tcW w:w="2800" w:type="dxa"/>
+            <w:hideMark/>
+          </w:tcPr>
+          <w:p>
+            <w:pPr>
+              <w:rPr>
+                <w:rFonts w:ascii="Tahoma" w:hAnsi="Tahoma" w:cs="Tahoma"/>
+              </w:rPr>
+            </w:pPr>
+            <w:r>
               <w:rPr>
                 <w:rFonts w:ascii="Tahoma" w:hAnsi="Tahoma" w:cs="Tahoma"/>
                 <w:b/>
@@ -1884,11 +2447,57 @@
                 <w:sz w:val="19"/>
                 <w:szCs w:val="19"/>
               </w:rPr>
-            </w:pPr>
-          </w:p>
-          <w:p>
-            <w:pPr>
-              <w:spacing w:before="240" w:after="90"/>
+              <w:t>Forma de pago</w:t>
+            </w:r>
+          </w:p>
+        </w:tc>
+        <w:tc>
+          <w:tcPr>
+            <w:tcW w:w="6560" w:type="dxa"/>
+            <w:hideMark/>
+          </w:tcPr>
+          <w:p>
+            <w:pPr>
+              <w:rPr>
+                <w:rFonts w:ascii="Tahoma" w:hAnsi="Tahoma" w:cs="Tahoma"/>
+              </w:rPr>
+            </w:pPr>
+            <w:r>
+              <w:rPr>
+                <w:rFonts w:ascii="Tahoma" w:hAnsi="Tahoma" w:cs="Tahoma"/>
+              </w:rPr>
+              <w:t>{{</w:t>
+            </w:r>
+            <w:proofErr w:type="spellStart"/>
+            <w:r>
+              <w:rPr>
+                <w:rFonts w:ascii="Tahoma" w:hAnsi="Tahoma" w:cs="Tahoma"/>
+              </w:rPr>
+              <w:t>forma_de_pago</w:t>
+            </w:r>
+            <w:proofErr w:type="spellEnd"/>
+            <w:r>
+              <w:rPr>
+                <w:rFonts w:ascii="Tahoma" w:hAnsi="Tahoma" w:cs="Tahoma"/>
+              </w:rPr>
+              <w:t>}}</w:t>
+            </w:r>
+          </w:p>
+        </w:tc>
+      </w:tr>
+      <w:tr>
+        <w:tc>
+          <w:tcPr>
+            <w:tcW w:w="2800" w:type="dxa"/>
+            <w:hideMark/>
+          </w:tcPr>
+          <w:p>
+            <w:pPr>
+              <w:rPr>
+                <w:rFonts w:ascii="Tahoma" w:hAnsi="Tahoma" w:cs="Tahoma"/>
+              </w:rPr>
+            </w:pPr>
+            <w:r>
               <w:rPr>
                 <w:rFonts w:ascii="Tahoma" w:hAnsi="Tahoma" w:cs="Tahoma"/>
                 <w:b/>
@@ -1896,11 +2505,57 @@
                 <w:sz w:val="19"/>
                 <w:szCs w:val="19"/>
               </w:rPr>
-            </w:pPr>
-          </w:p>
-          <w:p>
-            <w:pPr>
-              <w:spacing w:before="240" w:after="90"/>
+              <w:t>Plazo de entrega</w:t>
+            </w:r>
+          </w:p>
+        </w:tc>
+        <w:tc>
+          <w:tcPr>
+            <w:tcW w:w="6560" w:type="dxa"/>
+            <w:hideMark/>
+          </w:tcPr>
+          <w:p>
+            <w:pPr>
+              <w:rPr>
+                <w:rFonts w:ascii="Tahoma" w:hAnsi="Tahoma" w:cs="Tahoma"/>
+              </w:rPr>
+            </w:pPr>
+            <w:r>
+              <w:rPr>
+                <w:rFonts w:ascii="Tahoma" w:hAnsi="Tahoma" w:cs="Tahoma"/>
+              </w:rPr>
+              <w:t>{{</w:t>
+            </w:r>
+            <w:proofErr w:type="spellStart"/>
+            <w:r>
+              <w:rPr>
+                <w:rFonts w:ascii="Tahoma" w:hAnsi="Tahoma" w:cs="Tahoma"/>
+              </w:rPr>
+              <w:t>tiempo_entrega</w:t>
+            </w:r>
+            <w:proofErr w:type="spellEnd"/>
+            <w:r>
+              <w:rPr>
+                <w:rFonts w:ascii="Tahoma" w:hAnsi="Tahoma" w:cs="Tahoma"/>
+              </w:rPr>
+              <w:t>}} días.</w:t>
+            </w:r>
+          </w:p>
+        </w:tc>
+      </w:tr>
+      <w:tr>
+        <w:tc>
+          <w:tcPr>
+            <w:tcW w:w="2800" w:type="dxa"/>
+            <w:hideMark/>
+          </w:tcPr>
+          <w:p>
+            <w:pPr>
+              <w:rPr>
+                <w:rFonts w:ascii="Tahoma" w:hAnsi="Tahoma" w:cs="Tahoma"/>
+              </w:rPr>
+            </w:pPr>
+            <w:r>
               <w:rPr>
                 <w:rFonts w:ascii="Tahoma" w:hAnsi="Tahoma" w:cs="Tahoma"/>
                 <w:b/>
@@ -1908,11 +2563,47 @@
                 <w:sz w:val="19"/>
                 <w:szCs w:val="19"/>
               </w:rPr>
-            </w:pPr>
-          </w:p>
-          <w:p>
-            <w:pPr>
-              <w:spacing w:before="240" w:after="90"/>
+              <w:t>Otras expensas</w:t>
+            </w:r>
+          </w:p>
+        </w:tc>
+        <w:tc>
+          <w:tcPr>
+            <w:tcW w:w="6560" w:type="dxa"/>
+            <w:hideMark/>
+          </w:tcPr>
+          <w:p>
+            <w:pPr>
+              <w:rPr>
+                <w:rFonts w:ascii="Tahoma" w:hAnsi="Tahoma" w:cs="Tahoma"/>
+              </w:rPr>
+            </w:pPr>
+            <w:r>
+              <w:rPr>
+                <w:rFonts w:ascii="Tahoma" w:hAnsi="Tahoma" w:cs="Tahoma"/>
+              </w:rPr>
+              <w:t>Otras expensas vía agencia</w:t>
+            </w:r>
+          </w:p>
+          <w:p>
+            <w:pPr>
+              <w:rPr>
+                <w:rFonts w:ascii="Tahoma" w:hAnsi="Tahoma" w:cs="Tahoma"/>
+              </w:rPr>
+            </w:pPr>
+          </w:p>
+        </w:tc>
+      </w:tr>
+      <w:tr>
+        <w:trPr>
+          <w:trHeight w:val="272"/>
+        </w:trPr>
+        <w:tc>
+          <w:tcPr>
+            <w:tcW w:w="2800" w:type="dxa"/>
+          </w:tcPr>
+          <w:p>
+            <w:pPr>
               <w:rPr>
                 <w:rFonts w:ascii="Tahoma" w:hAnsi="Tahoma" w:cs="Tahoma"/>
                 <w:b/>
@@ -1922,292 +2613,16 @@
               </w:rPr>
             </w:pPr>
           </w:p>
-          <w:p>
-            <w:pPr>
-              <w:spacing w:before="240" w:after="90"/>
-              <w:rPr>
-                <w:rFonts w:ascii="Tahoma" w:hAnsi="Tahoma" w:cs="Tahoma"/>
-                <w:sz w:val="19"/>
-                <w:szCs w:val="19"/>
-              </w:rPr>
-            </w:pPr>
-            <w:r>
-              <w:rPr>
-                <w:rFonts w:ascii="Tahoma" w:hAnsi="Tahoma" w:cs="Tahoma"/>
-                <w:b/>
-                <w:bCs/>
-                <w:sz w:val="19"/>
-                <w:szCs w:val="19"/>
-              </w:rPr>
-              <w:t>CONDICIONES COMERCIALES</w:t>
-            </w:r>
-          </w:p>
-          <w:tbl>
-            <w:tblPr>
-              <w:tblStyle w:val="Tablaconcuadrcula"/>
-              <w:tblW w:w="9360" w:type="dxa"/>
-              <w:tblBorders>
-                <w:top w:val="none" w:sz="0" w:space="0" w:color="auto"/>
-                <w:left w:val="none" w:sz="0" w:space="0" w:color="auto"/>
-                <w:bottom w:val="none" w:sz="0" w:space="0" w:color="auto"/>
-                <w:right w:val="none" w:sz="0" w:space="0" w:color="auto"/>
-                <w:insideH w:val="none" w:sz="0" w:space="0" w:color="auto"/>
-                <w:insideV w:val="none" w:sz="0" w:space="0" w:color="auto"/>
-              </w:tblBorders>
-              <w:tblLook w:val="04A0" w:firstRow="1" w:lastRow="0" w:firstColumn="1" w:lastColumn="0" w:noHBand="0" w:noVBand="1"/>
-            </w:tblPr>
-            <w:tblGrid>
-              <w:gridCol w:w="2800"/>
-              <w:gridCol w:w="6560"/>
-            </w:tblGrid>
-            <w:tr>
-              <w:tc>
-                <w:tcPr>
-                  <w:tcW w:w="2800" w:type="dxa"/>
-                </w:tcPr>
-                <w:p>
-                  <w:pPr>
-                    <w:rPr>
-                      <w:rFonts w:ascii="Tahoma" w:hAnsi="Tahoma" w:cs="Tahoma"/>
-                    </w:rPr>
-                  </w:pPr>
-                  <w:r>
-                    <w:rPr>
-                      <w:rFonts w:ascii="Tahoma" w:hAnsi="Tahoma" w:cs="Tahoma"/>
-                      <w:b/>
-                      <w:bCs/>
-                      <w:sz w:val="19"/>
-                      <w:szCs w:val="19"/>
-                    </w:rPr>
-                    <w:t>Validez de la oferta</w:t>
-                  </w:r>
-                </w:p>
-              </w:tc>
-              <w:tc>
-                <w:tcPr>
-                  <w:tcW w:w="6560" w:type="dxa"/>
-                </w:tcPr>
-                <w:p>
-                  <w:pPr>
-                    <w:rPr>
-                      <w:rFonts w:ascii="Tahoma" w:hAnsi="Tahoma" w:cs="Tahoma"/>
-                    </w:rPr>
-                  </w:pPr>
-                  <w:r>
-                    <w:rPr>
-                      <w:rFonts w:ascii="Tahoma" w:hAnsi="Tahoma" w:cs="Tahoma"/>
-                    </w:rPr>
-                    <w:t>{{validez}}</w:t>
-                  </w:r>
-                </w:p>
-              </w:tc>
-            </w:tr>
-            <w:tr>
-              <w:tc>
-                <w:tcPr>
-                  <w:tcW w:w="2800" w:type="dxa"/>
-                </w:tcPr>
-                <w:p>
-                  <w:pPr>
-                    <w:rPr>
-                      <w:rFonts w:ascii="Tahoma" w:hAnsi="Tahoma" w:cs="Tahoma"/>
-                    </w:rPr>
-                  </w:pPr>
-                  <w:r>
-                    <w:rPr>
-                      <w:rFonts w:ascii="Tahoma" w:hAnsi="Tahoma" w:cs="Tahoma"/>
-                      <w:b/>
-                      <w:bCs/>
-                      <w:sz w:val="19"/>
-                      <w:szCs w:val="19"/>
-                    </w:rPr>
-                    <w:t>Forma de pago</w:t>
-                  </w:r>
-                </w:p>
-              </w:tc>
-              <w:tc>
-                <w:tcPr>
-                  <w:tcW w:w="6560" w:type="dxa"/>
-                </w:tcPr>
-                <w:p>
-                  <w:pPr>
-                    <w:rPr>
-                      <w:rFonts w:ascii="Tahoma" w:hAnsi="Tahoma" w:cs="Tahoma"/>
-                    </w:rPr>
-                  </w:pPr>
-                  <w:r>
-                    <w:rPr>
-                      <w:rFonts w:ascii="Tahoma" w:hAnsi="Tahoma" w:cs="Tahoma"/>
-                    </w:rPr>
-                    <w:t>{{forma_de_pago}}</w:t>
-                  </w:r>
-                </w:p>
-              </w:tc>
-            </w:tr>
-            <w:tr>
-              <w:tc>
-                <w:tcPr>
-                  <w:tcW w:w="2800" w:type="dxa"/>
-                </w:tcPr>
-                <w:p>
-                  <w:pPr>
-                    <w:rPr>
-                      <w:rFonts w:ascii="Tahoma" w:hAnsi="Tahoma" w:cs="Tahoma"/>
-                    </w:rPr>
-                  </w:pPr>
-                  <w:r>
-                    <w:rPr>
-                      <w:rFonts w:ascii="Tahoma" w:hAnsi="Tahoma" w:cs="Tahoma"/>
-                      <w:b/>
-                      <w:bCs/>
-                      <w:sz w:val="19"/>
-                      <w:szCs w:val="19"/>
-                    </w:rPr>
-                    <w:t>Plazo de entrega</w:t>
-                  </w:r>
-                </w:p>
-              </w:tc>
-              <w:tc>
-                <w:tcPr>
-                  <w:tcW w:w="6560" w:type="dxa"/>
-                </w:tcPr>
-                <w:p>
-                  <w:pPr>
-                    <w:rPr>
-                      <w:rFonts w:ascii="Tahoma" w:hAnsi="Tahoma" w:cs="Tahoma"/>
-                    </w:rPr>
-                  </w:pPr>
-                  <w:r>
-                    <w:rPr>
-                      <w:rFonts w:ascii="Tahoma" w:hAnsi="Tahoma" w:cs="Tahoma"/>
-                    </w:rPr>
-                    <w:t>{{tiempo_entrega}} días.</w:t>
-                  </w:r>
-                </w:p>
-              </w:tc>
-            </w:tr>
-            <w:tr>
-              <w:tc>
-                <w:tcPr>
-                  <w:tcW w:w="2800" w:type="dxa"/>
-                </w:tcPr>
-                <w:p>
-                  <w:pPr>
-                    <w:rPr>
-                      <w:rFonts w:ascii="Tahoma" w:hAnsi="Tahoma" w:cs="Tahoma"/>
-                    </w:rPr>
-                  </w:pPr>
-                  <w:r>
-                    <w:rPr>
-                      <w:rFonts w:ascii="Tahoma" w:hAnsi="Tahoma" w:cs="Tahoma"/>
-                      <w:b/>
-                      <w:bCs/>
-                      <w:sz w:val="19"/>
-                      <w:szCs w:val="19"/>
-                    </w:rPr>
-                    <w:t>Lugar de entrega</w:t>
-                  </w:r>
-                </w:p>
-              </w:tc>
-              <w:tc>
-                <w:tcPr>
-                  <w:tcW w:w="6560" w:type="dxa"/>
-                </w:tcPr>
-                <w:p>
-                  <w:pPr>
-                    <w:rPr>
-                      <w:rFonts w:ascii="Tahoma" w:hAnsi="Tahoma" w:cs="Tahoma"/>
-                    </w:rPr>
-                  </w:pPr>
-                  <w:r>
-                    <w:rPr>
-                      <w:rFonts w:ascii="Tahoma" w:hAnsi="Tahoma" w:cs="Tahoma"/>
-                    </w:rPr>
-                    <w:t>{{lugar_entrega}}</w:t>
-                  </w:r>
-                </w:p>
-              </w:tc>
-            </w:tr>
-            <w:tr>
-              <w:trPr>
-                <w:trHeight w:val="272"/>
-              </w:trPr>
-              <w:tc>
-                <w:tcPr>
-                  <w:tcW w:w="2800" w:type="dxa"/>
-                </w:tcPr>
-                <w:p>
-                  <w:pPr>
-                    <w:rPr>
-                      <w:rFonts w:ascii="Tahoma" w:hAnsi="Tahoma" w:cs="Tahoma"/>
-                      <w:b/>
-                      <w:bCs/>
-                      <w:sz w:val="19"/>
-                      <w:szCs w:val="19"/>
-                    </w:rPr>
-                  </w:pPr>
-                  <w:r>
-                    <w:rPr>
-                      <w:rFonts w:ascii="Tahoma" w:hAnsi="Tahoma" w:cs="Tahoma"/>
-                      <w:b/>
-                      <w:bCs/>
-                      <w:sz w:val="19"/>
-                      <w:szCs w:val="19"/>
-                    </w:rPr>
-                    <w:t>Otros gastos</w:t>
-                  </w:r>
-                </w:p>
-              </w:tc>
-              <w:tc>
-                <w:tcPr>
-                  <w:tcW w:w="6560" w:type="dxa"/>
-                </w:tcPr>
-                <w:p>
-                  <w:pPr>
-                    <w:rPr>
-                      <w:rFonts w:ascii="Tahoma" w:hAnsi="Tahoma" w:cs="Tahoma"/>
-                    </w:rPr>
-                  </w:pPr>
-                  <w:r>
-                    <w:rPr>
-                      <w:rFonts w:ascii="Tahoma" w:hAnsi="Tahoma" w:cs="Tahoma"/>
-                    </w:rPr>
-                    <w:t>{{exp2}}</w:t>
-                  </w:r>
-                </w:p>
-                <w:p>
-                  <w:pPr>
-                    <w:rPr>
-                      <w:rFonts w:ascii="Tahoma" w:hAnsi="Tahoma" w:cs="Tahoma"/>
-                    </w:rPr>
-                  </w:pPr>
-                </w:p>
-              </w:tc>
-            </w:tr>
-          </w:tbl>
-          <w:p>
-            <w:pPr>
-              <w:rPr>
-                <w:rFonts w:ascii="Tahoma" w:hAnsi="Tahoma" w:cs="Tahoma"/>
-              </w:rPr>
-            </w:pPr>
-          </w:p>
         </w:tc>
         <w:tc>
           <w:tcPr>
             <w:tcW w:w="6560" w:type="dxa"/>
-            <w:tcMar>
-              <w:top w:w="40" w:type="dxa"/>
-              <w:left w:w="0" w:type="dxa"/>
-              <w:bottom w:w="40" w:type="dxa"/>
-              <w:right w:w="140" w:type="dxa"/>
-            </w:tcMar>
-            <w:vAlign w:val="center"/>
-          </w:tcPr>
-          <w:p>
-            <w:pPr>
-              <w:rPr>
-                <w:rFonts w:ascii="Tahoma" w:hAnsi="Tahoma" w:cs="Tahoma"/>
+          </w:tcPr>
+          <w:p>
+            <w:pPr>
+              <w:rPr>
+                <w:rFonts w:ascii="Tahoma" w:hAnsi="Tahoma" w:cs="Tahoma"/>
+                <w:u w:val="single"/>
               </w:rPr>
             </w:pPr>
           </w:p>
@@ -2216,14 +2631,7 @@
     </w:tbl>
     <w:p>
       <w:pPr>
-        <w:spacing w:before="240" w:after="90"/>
-        <w:rPr>
-          <w:rFonts w:ascii="Tahoma" w:hAnsi="Tahoma" w:cs="Tahoma"/>
-          <w:sz w:val="19"/>
-          <w:szCs w:val="19"/>
-        </w:rPr>
-      </w:pPr>
-      <w:r>
+        <w:spacing w:before="360"/>
         <w:rPr>
           <w:rFonts w:ascii="Tahoma" w:hAnsi="Tahoma" w:cs="Tahoma"/>
           <w:b/>
@@ -2231,63 +2639,122 @@
           <w:sz w:val="19"/>
           <w:szCs w:val="19"/>
         </w:rPr>
-        <w:t>NOTAS</w:t>
+      </w:pPr>
+      <w:r>
+        <w:rPr>
+          <w:rFonts w:ascii="Tahoma" w:hAnsi="Tahoma" w:cs="Tahoma"/>
+          <w:b/>
+          <w:bCs/>
+          <w:sz w:val="19"/>
+          <w:szCs w:val="19"/>
+        </w:rPr>
+        <w:t xml:space="preserve">{%p </w:t>
+      </w:r>
+      <w:proofErr w:type="spellStart"/>
+      <w:r>
+        <w:rPr>
+          <w:rFonts w:ascii="Tahoma" w:hAnsi="Tahoma" w:cs="Tahoma"/>
+          <w:b/>
+          <w:bCs/>
+          <w:sz w:val="19"/>
+          <w:szCs w:val="19"/>
+        </w:rPr>
+        <w:t>if</w:t>
+      </w:r>
+      <w:proofErr w:type="spellEnd"/>
+      <w:r>
+        <w:rPr>
+          <w:rFonts w:ascii="Tahoma" w:hAnsi="Tahoma" w:cs="Tahoma"/>
+          <w:b/>
+          <w:bCs/>
+          <w:sz w:val="19"/>
+          <w:szCs w:val="19"/>
+        </w:rPr>
+        <w:t xml:space="preserve"> notas %}</w:t>
       </w:r>
     </w:p>
     <w:p>
       <w:pPr>
-        <w:pStyle w:val="Prrafodelista"/>
-        <w:numPr>
-          <w:ilvl w:val="0"/>
-          <w:numId w:val="2"/>
-        </w:numPr>
-        <w:rPr>
-          <w:rFonts w:ascii="Tahoma" w:hAnsi="Tahoma" w:cs="Tahoma"/>
+        <w:spacing w:before="360"/>
+        <w:rPr>
+          <w:rFonts w:ascii="Tahoma" w:hAnsi="Tahoma" w:cs="Tahoma"/>
+          <w:b/>
+          <w:bCs/>
+          <w:sz w:val="19"/>
+          <w:szCs w:val="19"/>
         </w:rPr>
       </w:pPr>
       <w:r>
         <w:rPr>
           <w:rFonts w:ascii="Tahoma" w:hAnsi="Tahoma" w:cs="Tahoma"/>
-        </w:rPr>
-        <w:t>Este monto global cubre únicamente los trabajos designados en esta cotización. Cualquier acero, trabajo o daño adicional detectado tras el crop-out será re-cotizado y facturado por separado.</w:t>
+          <w:b/>
+          <w:bCs/>
+          <w:sz w:val="19"/>
+          <w:szCs w:val="19"/>
+        </w:rPr>
+        <w:t>NOTAS:</w:t>
       </w:r>
     </w:p>
     <w:p>
       <w:pPr>
-        <w:pStyle w:val="Prrafodelista"/>
-        <w:numPr>
-          <w:ilvl w:val="0"/>
-          <w:numId w:val="2"/>
-        </w:numPr>
-        <w:rPr>
-          <w:rFonts w:ascii="Tahoma" w:hAnsi="Tahoma" w:cs="Tahoma"/>
+        <w:spacing w:before="360"/>
+        <w:rPr>
+          <w:rFonts w:ascii="Tahoma" w:hAnsi="Tahoma" w:cs="Tahoma"/>
+          <w:sz w:val="19"/>
+          <w:szCs w:val="19"/>
         </w:rPr>
       </w:pPr>
       <w:r>
         <w:rPr>
           <w:rFonts w:ascii="Tahoma" w:hAnsi="Tahoma" w:cs="Tahoma"/>
-        </w:rPr>
-        <w:t>Las reparaciones están sujetas a la aprobación y asistencia de la Sociedad de Clasificación.</w:t>
+          <w:sz w:val="19"/>
+          <w:szCs w:val="19"/>
+        </w:rPr>
+        <w:t>{{notas}}</w:t>
       </w:r>
     </w:p>
     <w:p>
       <w:pPr>
-        <w:pStyle w:val="Prrafodelista"/>
-        <w:numPr>
-          <w:ilvl w:val="0"/>
-          <w:numId w:val="2"/>
-        </w:numPr>
-        <w:rPr>
-          <w:rFonts w:ascii="Tahoma" w:hAnsi="Tahoma" w:cs="Tahoma"/>
+        <w:spacing w:before="360"/>
+        <w:rPr>
+          <w:rFonts w:ascii="Tahoma" w:hAnsi="Tahoma" w:cs="Tahoma"/>
+          <w:b/>
+          <w:bCs/>
+          <w:sz w:val="19"/>
+          <w:szCs w:val="19"/>
         </w:rPr>
       </w:pPr>
       <w:r>
         <w:rPr>
           <w:rFonts w:ascii="Tahoma" w:hAnsi="Tahoma" w:cs="Tahoma"/>
-          <w:i/>
-          <w:iCs/>
-        </w:rPr>
-        <w:t>Andamios, movilización/desmovilización, pintura, END, dique y gastos portuarios NO están incluidos en este monto global y se cobrarán por separado.</w:t>
+          <w:b/>
+          <w:bCs/>
+          <w:sz w:val="19"/>
+          <w:szCs w:val="19"/>
+        </w:rPr>
+        <w:t xml:space="preserve">{%p </w:t>
+      </w:r>
+      <w:proofErr w:type="spellStart"/>
+      <w:r>
+        <w:rPr>
+          <w:rFonts w:ascii="Tahoma" w:hAnsi="Tahoma" w:cs="Tahoma"/>
+          <w:b/>
+          <w:bCs/>
+          <w:sz w:val="19"/>
+          <w:szCs w:val="19"/>
+        </w:rPr>
+        <w:t>endif</w:t>
+      </w:r>
+      <w:proofErr w:type="spellEnd"/>
+      <w:r>
+        <w:rPr>
+          <w:rFonts w:ascii="Tahoma" w:hAnsi="Tahoma" w:cs="Tahoma"/>
+          <w:b/>
+          <w:bCs/>
+          <w:sz w:val="19"/>
+          <w:szCs w:val="19"/>
+        </w:rPr>
+        <w:t xml:space="preserve"> %}</w:t>
       </w:r>
     </w:p>
     <w:p>
@@ -2343,8 +2810,31 @@
         <w:rPr>
           <w:rFonts w:ascii="Tahoma" w:hAnsi="Tahoma" w:cs="Tahoma"/>
         </w:rPr>
-        <w:t>{{firmante_email}}</w:t>
+        <w:t>{{</w:t>
       </w:r>
+      <w:proofErr w:type="spellStart"/>
+      <w:r>
+        <w:rPr>
+          <w:rFonts w:ascii="Tahoma" w:hAnsi="Tahoma" w:cs="Tahoma"/>
+        </w:rPr>
+        <w:t>firmante_email</w:t>
+      </w:r>
+      <w:proofErr w:type="spellEnd"/>
+      <w:r>
+        <w:rPr>
+          <w:rFonts w:ascii="Tahoma" w:hAnsi="Tahoma" w:cs="Tahoma"/>
+        </w:rPr>
+        <w:t>}}</w:t>
+      </w:r>
+    </w:p>
+    <w:p/>
+    <w:p>
+      <w:pPr>
+        <w:spacing w:before="240" w:after="90"/>
+        <w:rPr>
+          <w:rFonts w:ascii="Tahoma" w:hAnsi="Tahoma" w:cs="Tahoma"/>
+        </w:rPr>
+      </w:pPr>
     </w:p>
     <w:sectPr>
       <w:headerReference w:type="default" r:id="rId7"/>
@@ -2359,7 +2849,7 @@
 </file>
 
 <file path=word/endnotes.xml><?xml version="1.0" encoding="utf-8"?>
-<w:endnotes xmlns:wpc="http://schemas.microsoft.com/office/word/2010/wordprocessingCanvas" xmlns:cx="http://schemas.microsoft.com/office/drawing/2014/chartex" xmlns:cx1="http://schemas.microsoft.com/office/drawing/2015/9/8/chartex" xmlns:cx2="http://schemas.microsoft.com/office/drawing/2015/10/21/chartex" xmlns:cx3="http://schemas.microsoft.com/office/drawing/2016/5/9/chartex" xmlns:cx4="http://schemas.microsoft.com/office/drawing/2016/5/10/chartex" xmlns:cx5="http://schemas.microsoft.com/office/drawing/2016/5/11/chartex" xmlns:cx6="http://schemas.microsoft.com/office/drawing/2016/5/12/chartex" xmlns:cx7="http://schemas.microsoft.com/office/drawing/2016/5/13/chartex" xmlns:cx8="http://schemas.microsoft.com/office/drawing/2016/5/14/chartex" xmlns:mc="http://schemas.openxmlformats.org/markup-compatibility/2006" xmlns:aink="http://schemas.microsoft.com/office/drawing/2016/ink" xmlns:am3d="http://schemas.microsoft.com/office/drawing/2017/model3d" xmlns:o="urn:schemas-microsoft-com:office:office" xmlns:r="http://schemas.openxmlformats.org/officeDocument/2006/relationships" xmlns:m="http://schemas.openxmlformats.org/officeDocument/2006/math" xmlns:v="urn:schemas-microsoft-com:vml" xmlns:wp14="http://schemas.microsoft.com/office/word/2010/wordprocessingDrawing" xmlns:wp="http://schemas.openxmlformats.org/drawingml/2006/wordprocessingDrawing" xmlns:w10="urn:schemas-microsoft-com:office:word" xmlns:w="http://schemas.openxmlformats.org/wordprocessingml/2006/main" xmlns:w14="http://schemas.microsoft.com/office/word/2010/wordml" xmlns:w15="http://schemas.microsoft.com/office/word/2012/wordml" xmlns:w16cex="http://schemas.microsoft.com/office/word/2018/wordml/cex" xmlns:w16cid="http://schemas.microsoft.com/office/word/2016/wordml/cid" xmlns:w16="http://schemas.microsoft.com/office/word/2018/wordml" xmlns:w16sdtdh="http://schemas.microsoft.com/office/word/2020/wordml/sdtdatahash" xmlns:w16se="http://schemas.microsoft.com/office/word/2015/wordml/symex" xmlns:wpg="http://schemas.microsoft.com/office/word/2010/wordprocessingGroup" xmlns:wpi="http://schemas.microsoft.com/office/word/2010/wordprocessingInk" xmlns:wne="http://schemas.microsoft.com/office/word/2006/wordml" xmlns:wps="http://schemas.microsoft.com/office/word/2010/wordprocessingShape" mc:Ignorable="w14 w15 w16se w16cid w16 w16cex w16sdtdh wp14">
+<w:endnotes xmlns:wpc="http://schemas.microsoft.com/office/word/2010/wordprocessingCanvas" xmlns:cx="http://schemas.microsoft.com/office/drawing/2014/chartex" xmlns:cx1="http://schemas.microsoft.com/office/drawing/2015/9/8/chartex" xmlns:cx2="http://schemas.microsoft.com/office/drawing/2015/10/21/chartex" xmlns:cx3="http://schemas.microsoft.com/office/drawing/2016/5/9/chartex" xmlns:cx4="http://schemas.microsoft.com/office/drawing/2016/5/10/chartex" xmlns:cx5="http://schemas.microsoft.com/office/drawing/2016/5/11/chartex" xmlns:cx6="http://schemas.microsoft.com/office/drawing/2016/5/12/chartex" xmlns:cx7="http://schemas.microsoft.com/office/drawing/2016/5/13/chartex" xmlns:cx8="http://schemas.microsoft.com/office/drawing/2016/5/14/chartex" xmlns:mc="http://schemas.openxmlformats.org/markup-compatibility/2006" xmlns:aink="http://schemas.microsoft.com/office/drawing/2016/ink" xmlns:am3d="http://schemas.microsoft.com/office/drawing/2017/model3d" xmlns:o="urn:schemas-microsoft-com:office:office" xmlns:oel="http://schemas.microsoft.com/office/2019/extlst" xmlns:r="http://schemas.openxmlformats.org/officeDocument/2006/relationships" xmlns:m="http://schemas.openxmlformats.org/officeDocument/2006/math" xmlns:v="urn:schemas-microsoft-com:vml" xmlns:wp14="http://schemas.microsoft.com/office/word/2010/wordprocessingDrawing" xmlns:wp="http://schemas.openxmlformats.org/drawingml/2006/wordprocessingDrawing" xmlns:w10="urn:schemas-microsoft-com:office:word" xmlns:w="http://schemas.openxmlformats.org/wordprocessingml/2006/main" xmlns:w14="http://schemas.microsoft.com/office/word/2010/wordml" xmlns:w15="http://schemas.microsoft.com/office/word/2012/wordml" xmlns:w16cex="http://schemas.microsoft.com/office/word/2018/wordml/cex" xmlns:w16cid="http://schemas.microsoft.com/office/word/2016/wordml/cid" xmlns:w16="http://schemas.microsoft.com/office/word/2018/wordml" xmlns:w16du="http://schemas.microsoft.com/office/word/2023/wordml/word16du" xmlns:w16sdtdh="http://schemas.microsoft.com/office/word/2020/wordml/sdtdatahash" xmlns:w16sdtfl="http://schemas.microsoft.com/office/word/2024/wordml/sdtformatlock" xmlns:w16se="http://schemas.microsoft.com/office/word/2015/wordml/symex" xmlns:wpg="http://schemas.microsoft.com/office/word/2010/wordprocessingGroup" xmlns:wpi="http://schemas.microsoft.com/office/word/2010/wordprocessingInk" xmlns:wne="http://schemas.microsoft.com/office/word/2006/wordml" xmlns:wps="http://schemas.microsoft.com/office/word/2010/wordprocessingShape" mc:Ignorable="w14 w15 w16se w16cid w16 w16cex w16sdtdh w16sdtfl w16du wp14">
   <w:endnote w:type="separator" w:id="-1">
     <w:p>
       <w:r>
@@ -2378,7 +2868,7 @@
 </file>
 
 <file path=word/footer1.xml><?xml version="1.0" encoding="utf-8"?>
-<w:ftr xmlns:wpc="http://schemas.microsoft.com/office/word/2010/wordprocessingCanvas" xmlns:cx="http://schemas.microsoft.com/office/drawing/2014/chartex" xmlns:cx1="http://schemas.microsoft.com/office/drawing/2015/9/8/chartex" xmlns:cx2="http://schemas.microsoft.com/office/drawing/2015/10/21/chartex" xmlns:cx3="http://schemas.microsoft.com/office/drawing/2016/5/9/chartex" xmlns:cx4="http://schemas.microsoft.com/office/drawing/2016/5/10/chartex" xmlns:cx5="http://schemas.microsoft.com/office/drawing/2016/5/11/chartex" xmlns:cx6="http://schemas.microsoft.com/office/drawing/2016/5/12/chartex" xmlns:cx7="http://schemas.microsoft.com/office/drawing/2016/5/13/chartex" xmlns:cx8="http://schemas.microsoft.com/office/drawing/2016/5/14/chartex" xmlns:mc="http://schemas.openxmlformats.org/markup-compatibility/2006" xmlns:aink="http://schemas.microsoft.com/office/drawing/2016/ink" xmlns:am3d="http://schemas.microsoft.com/office/drawing/2017/model3d" xmlns:o="urn:schemas-microsoft-com:office:office" xmlns:r="http://schemas.openxmlformats.org/officeDocument/2006/relationships" xmlns:m="http://schemas.openxmlformats.org/officeDocument/2006/math" xmlns:v="urn:schemas-microsoft-com:vml" xmlns:wp14="http://schemas.microsoft.com/office/word/2010/wordprocessingDrawing" xmlns:wp="http://schemas.openxmlformats.org/drawingml/2006/wordprocessingDrawing" xmlns:w10="urn:schemas-microsoft-com:office:word" xmlns:w="http://schemas.openxmlformats.org/wordprocessingml/2006/main" xmlns:w14="http://schemas.microsoft.com/office/word/2010/wordml" xmlns:w15="http://schemas.microsoft.com/office/word/2012/wordml" xmlns:w16cex="http://schemas.microsoft.com/office/word/2018/wordml/cex" xmlns:w16cid="http://schemas.microsoft.com/office/word/2016/wordml/cid" xmlns:w16="http://schemas.microsoft.com/office/word/2018/wordml" xmlns:w16sdtdh="http://schemas.microsoft.com/office/word/2020/wordml/sdtdatahash" xmlns:w16se="http://schemas.microsoft.com/office/word/2015/wordml/symex" xmlns:wpg="http://schemas.microsoft.com/office/word/2010/wordprocessingGroup" xmlns:wpi="http://schemas.microsoft.com/office/word/2010/wordprocessingInk" xmlns:wne="http://schemas.microsoft.com/office/word/2006/wordml" xmlns:wps="http://schemas.microsoft.com/office/word/2010/wordprocessingShape" mc:Ignorable="w14 w15 w16se w16cid w16 w16cex w16sdtdh wp14">
+<w:ftr xmlns:wpc="http://schemas.microsoft.com/office/word/2010/wordprocessingCanvas" xmlns:cx="http://schemas.microsoft.com/office/drawing/2014/chartex" xmlns:cx1="http://schemas.microsoft.com/office/drawing/2015/9/8/chartex" xmlns:cx2="http://schemas.microsoft.com/office/drawing/2015/10/21/chartex" xmlns:cx3="http://schemas.microsoft.com/office/drawing/2016/5/9/chartex" xmlns:cx4="http://schemas.microsoft.com/office/drawing/2016/5/10/chartex" xmlns:cx5="http://schemas.microsoft.com/office/drawing/2016/5/11/chartex" xmlns:cx6="http://schemas.microsoft.com/office/drawing/2016/5/12/chartex" xmlns:cx7="http://schemas.microsoft.com/office/drawing/2016/5/13/chartex" xmlns:cx8="http://schemas.microsoft.com/office/drawing/2016/5/14/chartex" xmlns:mc="http://schemas.openxmlformats.org/markup-compatibility/2006" xmlns:aink="http://schemas.microsoft.com/office/drawing/2016/ink" xmlns:am3d="http://schemas.microsoft.com/office/drawing/2017/model3d" xmlns:o="urn:schemas-microsoft-com:office:office" xmlns:oel="http://schemas.microsoft.com/office/2019/extlst" xmlns:r="http://schemas.openxmlformats.org/officeDocument/2006/relationships" xmlns:m="http://schemas.openxmlformats.org/officeDocument/2006/math" xmlns:v="urn:schemas-microsoft-com:vml" xmlns:wp14="http://schemas.microsoft.com/office/word/2010/wordprocessingDrawing" xmlns:wp="http://schemas.openxmlformats.org/drawingml/2006/wordprocessingDrawing" xmlns:w10="urn:schemas-microsoft-com:office:word" xmlns:w="http://schemas.openxmlformats.org/wordprocessingml/2006/main" xmlns:w14="http://schemas.microsoft.com/office/word/2010/wordml" xmlns:w15="http://schemas.microsoft.com/office/word/2012/wordml" xmlns:w16cex="http://schemas.microsoft.com/office/word/2018/wordml/cex" xmlns:w16cid="http://schemas.microsoft.com/office/word/2016/wordml/cid" xmlns:w16="http://schemas.microsoft.com/office/word/2018/wordml" xmlns:w16du="http://schemas.microsoft.com/office/word/2023/wordml/word16du" xmlns:w16sdtdh="http://schemas.microsoft.com/office/word/2020/wordml/sdtdatahash" xmlns:w16sdtfl="http://schemas.microsoft.com/office/word/2024/wordml/sdtformatlock" xmlns:w16se="http://schemas.microsoft.com/office/word/2015/wordml/symex" xmlns:wpg="http://schemas.microsoft.com/office/word/2010/wordprocessingGroup" xmlns:wpi="http://schemas.microsoft.com/office/word/2010/wordprocessingInk" xmlns:wne="http://schemas.microsoft.com/office/word/2006/wordml" xmlns:wps="http://schemas.microsoft.com/office/word/2010/wordprocessingShape" mc:Ignorable="w14 w15 w16se w16cid w16 w16cex w16sdtdh w16sdtfl w16du wp14">
   <w:p>
     <w:pPr>
       <w:pBdr>
@@ -2393,7 +2883,39 @@
         <w:sz w:val="14"/>
         <w:szCs w:val="14"/>
       </w:rPr>
-      <w:t>Proios S.A. · Comodoro Pedro Zanni 351, 5.º Piso – 503 LN, Buenos Aires (C1104AAH)  ·  info@proios.com  ·  www.proios.com</w:t>
+      <w:t>Proios S.A. · Comodoro Pedro Zanni 351, 5.º Piso – 503 LN, Buenos Aires (C1104</w:t>
+    </w:r>
+    <w:proofErr w:type="gramStart"/>
+    <w:r>
+      <w:rPr>
+        <w:sz w:val="14"/>
+        <w:szCs w:val="14"/>
+      </w:rPr>
+      <w:t>AAH)  ·</w:t>
+    </w:r>
+    <w:proofErr w:type="gramEnd"/>
+    <w:r>
+      <w:rPr>
+        <w:sz w:val="14"/>
+        <w:szCs w:val="14"/>
+      </w:rPr>
+      <w:t xml:space="preserve">  </w:t>
+    </w:r>
+    <w:proofErr w:type="gramStart"/>
+    <w:r>
+      <w:rPr>
+        <w:sz w:val="14"/>
+        <w:szCs w:val="14"/>
+      </w:rPr>
+      <w:t>info@proios.com  ·</w:t>
+    </w:r>
+    <w:proofErr w:type="gramEnd"/>
+    <w:r>
+      <w:rPr>
+        <w:sz w:val="14"/>
+        <w:szCs w:val="14"/>
+      </w:rPr>
+      <w:t xml:space="preserve">  www.proios.com</w:t>
     </w:r>
     <w:r>
       <w:rPr>
@@ -2444,7 +2966,7 @@
 </file>
 
 <file path=word/footnotes.xml><?xml version="1.0" encoding="utf-8"?>
-<w:footnotes xmlns:wpc="http://schemas.microsoft.com/office/word/2010/wordprocessingCanvas" xmlns:cx="http://schemas.microsoft.com/office/drawing/2014/chartex" xmlns:cx1="http://schemas.microsoft.com/office/drawing/2015/9/8/chartex" xmlns:cx2="http://schemas.microsoft.com/office/drawing/2015/10/21/chartex" xmlns:cx3="http://schemas.microsoft.com/office/drawing/2016/5/9/chartex" xmlns:cx4="http://schemas.microsoft.com/office/drawing/2016/5/10/chartex" xmlns:cx5="http://schemas.microsoft.com/office/drawing/2016/5/11/chartex" xmlns:cx6="http://schemas.microsoft.com/office/drawing/2016/5/12/chartex" xmlns:cx7="http://schemas.microsoft.com/office/drawing/2016/5/13/chartex" xmlns:cx8="http://schemas.microsoft.com/office/drawing/2016/5/14/chartex" xmlns:mc="http://schemas.openxmlformats.org/markup-compatibility/2006" xmlns:aink="http://schemas.microsoft.com/office/drawing/2016/ink" xmlns:am3d="http://schemas.microsoft.com/office/drawing/2017/model3d" xmlns:o="urn:schemas-microsoft-com:office:office" xmlns:r="http://schemas.openxmlformats.org/officeDocument/2006/relationships" xmlns:m="http://schemas.openxmlformats.org/officeDocument/2006/math" xmlns:v="urn:schemas-microsoft-com:vml" xmlns:wp14="http://schemas.microsoft.com/office/word/2010/wordprocessingDrawing" xmlns:wp="http://schemas.openxmlformats.org/drawingml/2006/wordprocessingDrawing" xmlns:w10="urn:schemas-microsoft-com:office:word" xmlns:w="http://schemas.openxmlformats.org/wordprocessingml/2006/main" xmlns:w14="http://schemas.microsoft.com/office/word/2010/wordml" xmlns:w15="http://schemas.microsoft.com/office/word/2012/wordml" xmlns:w16cex="http://schemas.microsoft.com/office/word/2018/wordml/cex" xmlns:w16cid="http://schemas.microsoft.com/office/word/2016/wordml/cid" xmlns:w16="http://schemas.microsoft.com/office/word/2018/wordml" xmlns:w16sdtdh="http://schemas.microsoft.com/office/word/2020/wordml/sdtdatahash" xmlns:w16se="http://schemas.microsoft.com/office/word/2015/wordml/symex" xmlns:wpg="http://schemas.microsoft.com/office/word/2010/wordprocessingGroup" xmlns:wpi="http://schemas.microsoft.com/office/word/2010/wordprocessingInk" xmlns:wne="http://schemas.microsoft.com/office/word/2006/wordml" xmlns:wps="http://schemas.microsoft.com/office/word/2010/wordprocessingShape" mc:Ignorable="w14 w15 w16se w16cid w16 w16cex w16sdtdh wp14">
+<w:footnotes xmlns:wpc="http://schemas.microsoft.com/office/word/2010/wordprocessingCanvas" xmlns:cx="http://schemas.microsoft.com/office/drawing/2014/chartex" xmlns:cx1="http://schemas.microsoft.com/office/drawing/2015/9/8/chartex" xmlns:cx2="http://schemas.microsoft.com/office/drawing/2015/10/21/chartex" xmlns:cx3="http://schemas.microsoft.com/office/drawing/2016/5/9/chartex" xmlns:cx4="http://schemas.microsoft.com/office/drawing/2016/5/10/chartex" xmlns:cx5="http://schemas.microsoft.com/office/drawing/2016/5/11/chartex" xmlns:cx6="http://schemas.microsoft.com/office/drawing/2016/5/12/chartex" xmlns:cx7="http://schemas.microsoft.com/office/drawing/2016/5/13/chartex" xmlns:cx8="http://schemas.microsoft.com/office/drawing/2016/5/14/chartex" xmlns:mc="http://schemas.openxmlformats.org/markup-compatibility/2006" xmlns:aink="http://schemas.microsoft.com/office/drawing/2016/ink" xmlns:am3d="http://schemas.microsoft.com/office/drawing/2017/model3d" xmlns:o="urn:schemas-microsoft-com:office:office" xmlns:oel="http://schemas.microsoft.com/office/2019/extlst" xmlns:r="http://schemas.openxmlformats.org/officeDocument/2006/relationships" xmlns:m="http://schemas.openxmlformats.org/officeDocument/2006/math" xmlns:v="urn:schemas-microsoft-com:vml" xmlns:wp14="http://schemas.microsoft.com/office/word/2010/wordprocessingDrawing" xmlns:wp="http://schemas.openxmlformats.org/drawingml/2006/wordprocessingDrawing" xmlns:w10="urn:schemas-microsoft-com:office:word" xmlns:w="http://schemas.openxmlformats.org/wordprocessingml/2006/main" xmlns:w14="http://schemas.microsoft.com/office/word/2010/wordml" xmlns:w15="http://schemas.microsoft.com/office/word/2012/wordml" xmlns:w16cex="http://schemas.microsoft.com/office/word/2018/wordml/cex" xmlns:w16cid="http://schemas.microsoft.com/office/word/2016/wordml/cid" xmlns:w16="http://schemas.microsoft.com/office/word/2018/wordml" xmlns:w16du="http://schemas.microsoft.com/office/word/2023/wordml/word16du" xmlns:w16sdtdh="http://schemas.microsoft.com/office/word/2020/wordml/sdtdatahash" xmlns:w16sdtfl="http://schemas.microsoft.com/office/word/2024/wordml/sdtformatlock" xmlns:w16se="http://schemas.microsoft.com/office/word/2015/wordml/symex" xmlns:wpg="http://schemas.microsoft.com/office/word/2010/wordprocessingGroup" xmlns:wpi="http://schemas.microsoft.com/office/word/2010/wordprocessingInk" xmlns:wne="http://schemas.microsoft.com/office/word/2006/wordml" xmlns:wps="http://schemas.microsoft.com/office/word/2010/wordprocessingShape" mc:Ignorable="w14 w15 w16se w16cid w16 w16cex w16sdtdh w16sdtfl w16du wp14">
   <w:footnote w:type="separator" w:id="-1">
     <w:p>
       <w:r>
@@ -2463,7 +2985,7 @@
 </file>
 
 <file path=word/header1.xml><?xml version="1.0" encoding="utf-8"?>
-<w:hdr xmlns:wpc="http://schemas.microsoft.com/office/word/2010/wordprocessingCanvas" xmlns:cx="http://schemas.microsoft.com/office/drawing/2014/chartex" xmlns:cx1="http://schemas.microsoft.com/office/drawing/2015/9/8/chartex" xmlns:cx2="http://schemas.microsoft.com/office/drawing/2015/10/21/chartex" xmlns:cx3="http://schemas.microsoft.com/office/drawing/2016/5/9/chartex" xmlns:cx4="http://schemas.microsoft.com/office/drawing/2016/5/10/chartex" xmlns:cx5="http://schemas.microsoft.com/office/drawing/2016/5/11/chartex" xmlns:cx6="http://schemas.microsoft.com/office/drawing/2016/5/12/chartex" xmlns:cx7="http://schemas.microsoft.com/office/drawing/2016/5/13/chartex" xmlns:cx8="http://schemas.microsoft.com/office/drawing/2016/5/14/chartex" xmlns:mc="http://schemas.openxmlformats.org/markup-compatibility/2006" xmlns:aink="http://schemas.microsoft.com/office/drawing/2016/ink" xmlns:am3d="http://schemas.microsoft.com/office/drawing/2017/model3d" xmlns:o="urn:schemas-microsoft-com:office:office" xmlns:r="http://schemas.openxmlformats.org/officeDocument/2006/relationships" xmlns:m="http://schemas.openxmlformats.org/officeDocument/2006/math" xmlns:v="urn:schemas-microsoft-com:vml" xmlns:wp14="http://schemas.microsoft.com/office/word/2010/wordprocessingDrawing" xmlns:wp="http://schemas.openxmlformats.org/drawingml/2006/wordprocessingDrawing" xmlns:w10="urn:schemas-microsoft-com:office:word" xmlns:w="http://schemas.openxmlformats.org/wordprocessingml/2006/main" xmlns:w14="http://schemas.microsoft.com/office/word/2010/wordml" xmlns:w15="http://schemas.microsoft.com/office/word/2012/wordml" xmlns:w16cex="http://schemas.microsoft.com/office/word/2018/wordml/cex" xmlns:w16cid="http://schemas.microsoft.com/office/word/2016/wordml/cid" xmlns:w16="http://schemas.microsoft.com/office/word/2018/wordml" xmlns:w16sdtdh="http://schemas.microsoft.com/office/word/2020/wordml/sdtdatahash" xmlns:w16se="http://schemas.microsoft.com/office/word/2015/wordml/symex" xmlns:wpg="http://schemas.microsoft.com/office/word/2010/wordprocessingGroup" xmlns:wpi="http://schemas.microsoft.com/office/word/2010/wordprocessingInk" xmlns:wne="http://schemas.microsoft.com/office/word/2006/wordml" xmlns:wps="http://schemas.microsoft.com/office/word/2010/wordprocessingShape" mc:Ignorable="w14 w15 w16se w16cid w16 w16cex w16sdtdh wp14">
+<w:hdr xmlns:wpc="http://schemas.microsoft.com/office/word/2010/wordprocessingCanvas" xmlns:cx="http://schemas.microsoft.com/office/drawing/2014/chartex" xmlns:cx1="http://schemas.microsoft.com/office/drawing/2015/9/8/chartex" xmlns:cx2="http://schemas.microsoft.com/office/drawing/2015/10/21/chartex" xmlns:cx3="http://schemas.microsoft.com/office/drawing/2016/5/9/chartex" xmlns:cx4="http://schemas.microsoft.com/office/drawing/2016/5/10/chartex" xmlns:cx5="http://schemas.microsoft.com/office/drawing/2016/5/11/chartex" xmlns:cx6="http://schemas.microsoft.com/office/drawing/2016/5/12/chartex" xmlns:cx7="http://schemas.microsoft.com/office/drawing/2016/5/13/chartex" xmlns:cx8="http://schemas.microsoft.com/office/drawing/2016/5/14/chartex" xmlns:mc="http://schemas.openxmlformats.org/markup-compatibility/2006" xmlns:aink="http://schemas.microsoft.com/office/drawing/2016/ink" xmlns:am3d="http://schemas.microsoft.com/office/drawing/2017/model3d" xmlns:o="urn:schemas-microsoft-com:office:office" xmlns:oel="http://schemas.microsoft.com/office/2019/extlst" xmlns:r="http://schemas.openxmlformats.org/officeDocument/2006/relationships" xmlns:m="http://schemas.openxmlformats.org/officeDocument/2006/math" xmlns:v="urn:schemas-microsoft-com:vml" xmlns:wp14="http://schemas.microsoft.com/office/word/2010/wordprocessingDrawing" xmlns:wp="http://schemas.openxmlformats.org/drawingml/2006/wordprocessingDrawing" xmlns:w10="urn:schemas-microsoft-com:office:word" xmlns:w="http://schemas.openxmlformats.org/wordprocessingml/2006/main" xmlns:w14="http://schemas.microsoft.com/office/word/2010/wordml" xmlns:w15="http://schemas.microsoft.com/office/word/2012/wordml" xmlns:w16cex="http://schemas.microsoft.com/office/word/2018/wordml/cex" xmlns:w16cid="http://schemas.microsoft.com/office/word/2016/wordml/cid" xmlns:w16="http://schemas.microsoft.com/office/word/2018/wordml" xmlns:w16du="http://schemas.microsoft.com/office/word/2023/wordml/word16du" xmlns:w16sdtdh="http://schemas.microsoft.com/office/word/2020/wordml/sdtdatahash" xmlns:w16sdtfl="http://schemas.microsoft.com/office/word/2024/wordml/sdtformatlock" xmlns:w16se="http://schemas.microsoft.com/office/word/2015/wordml/symex" xmlns:wpg="http://schemas.microsoft.com/office/word/2010/wordprocessingGroup" xmlns:wpi="http://schemas.microsoft.com/office/word/2010/wordprocessingInk" xmlns:wne="http://schemas.microsoft.com/office/word/2006/wordml" xmlns:wps="http://schemas.microsoft.com/office/word/2010/wordprocessingShape" mc:Ignorable="w14 w15 w16se w16cid w16 w16cex w16sdtdh w16sdtfl w16du wp14">
   <w:tbl>
     <w:tblPr>
       <w:tblW w:w="9360" w:type="dxa"/>
@@ -2565,7 +3087,7 @@
 </file>
 
 <file path=word/numbering.xml><?xml version="1.0" encoding="utf-8"?>
-<w:numbering xmlns:wpc="http://schemas.microsoft.com/office/word/2010/wordprocessingCanvas" xmlns:cx="http://schemas.microsoft.com/office/drawing/2014/chartex" xmlns:cx1="http://schemas.microsoft.com/office/drawing/2015/9/8/chartex" xmlns:cx2="http://schemas.microsoft.com/office/drawing/2015/10/21/chartex" xmlns:cx3="http://schemas.microsoft.com/office/drawing/2016/5/9/chartex" xmlns:cx4="http://schemas.microsoft.com/office/drawing/2016/5/10/chartex" xmlns:cx5="http://schemas.microsoft.com/office/drawing/2016/5/11/chartex" xmlns:cx6="http://schemas.microsoft.com/office/drawing/2016/5/12/chartex" xmlns:cx7="http://schemas.microsoft.com/office/drawing/2016/5/13/chartex" xmlns:cx8="http://schemas.microsoft.com/office/drawing/2016/5/14/chartex" xmlns:mc="http://schemas.openxmlformats.org/markup-compatibility/2006" xmlns:aink="http://schemas.microsoft.com/office/drawing/2016/ink" xmlns:am3d="http://schemas.microsoft.com/office/drawing/2017/model3d" xmlns:o="urn:schemas-microsoft-com:office:office" xmlns:r="http://schemas.openxmlformats.org/officeDocument/2006/relationships" xmlns:m="http://schemas.openxmlformats.org/officeDocument/2006/math" xmlns:v="urn:schemas-microsoft-com:vml" xmlns:wp14="http://schemas.microsoft.com/office/word/2010/wordprocessingDrawing" xmlns:wp="http://schemas.openxmlformats.org/drawingml/2006/wordprocessingDrawing" xmlns:w10="urn:schemas-microsoft-com:office:word" xmlns:w="http://schemas.openxmlformats.org/wordprocessingml/2006/main" xmlns:w14="http://schemas.microsoft.com/office/word/2010/wordml" xmlns:w15="http://schemas.microsoft.com/office/word/2012/wordml" xmlns:w16cex="http://schemas.microsoft.com/office/word/2018/wordml/cex" xmlns:w16cid="http://schemas.microsoft.com/office/word/2016/wordml/cid" xmlns:w16="http://schemas.microsoft.com/office/word/2018/wordml" xmlns:w16sdtdh="http://schemas.microsoft.com/office/word/2020/wordml/sdtdatahash" xmlns:w16se="http://schemas.microsoft.com/office/word/2015/wordml/symex" xmlns:wpg="http://schemas.microsoft.com/office/word/2010/wordprocessingGroup" xmlns:wpi="http://schemas.microsoft.com/office/word/2010/wordprocessingInk" xmlns:wne="http://schemas.microsoft.com/office/word/2006/wordml" xmlns:wps="http://schemas.microsoft.com/office/word/2010/wordprocessingShape" mc:Ignorable="w14 w15 w16se w16cid w16 w16cex w16sdtdh wp14">
+<w:numbering xmlns:wpc="http://schemas.microsoft.com/office/word/2010/wordprocessingCanvas" xmlns:cx="http://schemas.microsoft.com/office/drawing/2014/chartex" xmlns:cx1="http://schemas.microsoft.com/office/drawing/2015/9/8/chartex" xmlns:cx2="http://schemas.microsoft.com/office/drawing/2015/10/21/chartex" xmlns:cx3="http://schemas.microsoft.com/office/drawing/2016/5/9/chartex" xmlns:cx4="http://schemas.microsoft.com/office/drawing/2016/5/10/chartex" xmlns:cx5="http://schemas.microsoft.com/office/drawing/2016/5/11/chartex" xmlns:cx6="http://schemas.microsoft.com/office/drawing/2016/5/12/chartex" xmlns:cx7="http://schemas.microsoft.com/office/drawing/2016/5/13/chartex" xmlns:cx8="http://schemas.microsoft.com/office/drawing/2016/5/14/chartex" xmlns:mc="http://schemas.openxmlformats.org/markup-compatibility/2006" xmlns:aink="http://schemas.microsoft.com/office/drawing/2016/ink" xmlns:am3d="http://schemas.microsoft.com/office/drawing/2017/model3d" xmlns:o="urn:schemas-microsoft-com:office:office" xmlns:oel="http://schemas.microsoft.com/office/2019/extlst" xmlns:r="http://schemas.openxmlformats.org/officeDocument/2006/relationships" xmlns:m="http://schemas.openxmlformats.org/officeDocument/2006/math" xmlns:v="urn:schemas-microsoft-com:vml" xmlns:wp14="http://schemas.microsoft.com/office/word/2010/wordprocessingDrawing" xmlns:wp="http://schemas.openxmlformats.org/drawingml/2006/wordprocessingDrawing" xmlns:w10="urn:schemas-microsoft-com:office:word" xmlns:w="http://schemas.openxmlformats.org/wordprocessingml/2006/main" xmlns:w14="http://schemas.microsoft.com/office/word/2010/wordml" xmlns:w15="http://schemas.microsoft.com/office/word/2012/wordml" xmlns:w16cex="http://schemas.microsoft.com/office/word/2018/wordml/cex" xmlns:w16cid="http://schemas.microsoft.com/office/word/2016/wordml/cid" xmlns:w16="http://schemas.microsoft.com/office/word/2018/wordml" xmlns:w16du="http://schemas.microsoft.com/office/word/2023/wordml/word16du" xmlns:w16sdtdh="http://schemas.microsoft.com/office/word/2020/wordml/sdtdatahash" xmlns:w16sdtfl="http://schemas.microsoft.com/office/word/2024/wordml/sdtformatlock" xmlns:w16se="http://schemas.microsoft.com/office/word/2015/wordml/symex" xmlns:wpg="http://schemas.microsoft.com/office/word/2010/wordprocessingGroup" xmlns:wpi="http://schemas.microsoft.com/office/word/2010/wordprocessingInk" xmlns:wne="http://schemas.microsoft.com/office/word/2006/wordml" xmlns:wps="http://schemas.microsoft.com/office/word/2010/wordprocessingShape" mc:Ignorable="w14 w15 w16se w16cid w16 w16cex w16sdtdh w16sdtfl w16du wp14">
   <w:abstractNum w:abstractNumId="0" w15:restartNumberingAfterBreak="0">
     <w:nsid w:val="090B0C57"/>
     <w:multiLevelType w:val="hybridMultilevel"/>
@@ -2706,13 +3228,13 @@
       <w:lvlJc w:val="left"/>
     </w:lvl>
   </w:abstractNum>
-  <w:num w:numId="1">
+  <w:num w:numId="1" w16cid:durableId="1783723839">
     <w:abstractNumId w:val="0"/>
     <w:lvlOverride w:ilvl="0">
       <w:startOverride w:val="1"/>
     </w:lvlOverride>
   </w:num>
-  <w:num w:numId="2">
+  <w:num w:numId="2" w16cid:durableId="764688840">
     <w:abstractNumId w:val="1"/>
     <w:lvlOverride w:ilvl="0">
       <w:startOverride w:val="1"/>
@@ -2722,7 +3244,7 @@
 </file>
 
 <file path=word/styles.xml><?xml version="1.0" encoding="utf-8"?>
-<w:styles xmlns:mc="http://schemas.openxmlformats.org/markup-compatibility/2006" xmlns:r="http://schemas.openxmlformats.org/officeDocument/2006/relationships" xmlns:w="http://schemas.openxmlformats.org/wordprocessingml/2006/main" xmlns:w14="http://schemas.microsoft.com/office/word/2010/wordml" xmlns:w15="http://schemas.microsoft.com/office/word/2012/wordml" xmlns:w16cex="http://schemas.microsoft.com/office/word/2018/wordml/cex" xmlns:w16cid="http://schemas.microsoft.com/office/word/2016/wordml/cid" xmlns:w16="http://schemas.microsoft.com/office/word/2018/wordml" xmlns:w16sdtdh="http://schemas.microsoft.com/office/word/2020/wordml/sdtdatahash" xmlns:w16se="http://schemas.microsoft.com/office/word/2015/wordml/symex" mc:Ignorable="w14 w15 w16se w16cid w16 w16cex w16sdtdh">
+<w:styles xmlns:mc="http://schemas.openxmlformats.org/markup-compatibility/2006" xmlns:r="http://schemas.openxmlformats.org/officeDocument/2006/relationships" xmlns:w="http://schemas.openxmlformats.org/wordprocessingml/2006/main" xmlns:w14="http://schemas.microsoft.com/office/word/2010/wordml" xmlns:w15="http://schemas.microsoft.com/office/word/2012/wordml" xmlns:w16cex="http://schemas.microsoft.com/office/word/2018/wordml/cex" xmlns:w16cid="http://schemas.microsoft.com/office/word/2016/wordml/cid" xmlns:w16="http://schemas.microsoft.com/office/word/2018/wordml" xmlns:w16du="http://schemas.microsoft.com/office/word/2023/wordml/word16du" xmlns:w16sdtdh="http://schemas.microsoft.com/office/word/2020/wordml/sdtdatahash" xmlns:w16sdtfl="http://schemas.microsoft.com/office/word/2024/wordml/sdtformatlock" xmlns:w16se="http://schemas.microsoft.com/office/word/2015/wordml/symex" mc:Ignorable="w14 w15 w16se w16cid w16 w16cex w16sdtdh w16sdtfl w16du">
   <w:docDefaults>
     <w:rPrDefault>
       <w:rPr>

--- a/backend/apps/operaciones/templates/Proios_Cotizacion_Servicios_TEMPLATE_ES.docx
+++ b/backend/apps/operaciones/templates/Proios_Cotizacion_Servicios_TEMPLATE_ES.docx
@@ -1,6 +1,6 @@
 
 <file path=word/document.xml><?xml version="1.0" encoding="utf-8"?>
-<w:document xmlns:wpc="http://schemas.microsoft.com/office/word/2010/wordprocessingCanvas" xmlns:cx="http://schemas.microsoft.com/office/drawing/2014/chartex" xmlns:cx1="http://schemas.microsoft.com/office/drawing/2015/9/8/chartex" xmlns:cx2="http://schemas.microsoft.com/office/drawing/2015/10/21/chartex" xmlns:cx3="http://schemas.microsoft.com/office/drawing/2016/5/9/chartex" xmlns:cx4="http://schemas.microsoft.com/office/drawing/2016/5/10/chartex" xmlns:cx5="http://schemas.microsoft.com/office/drawing/2016/5/11/chartex" xmlns:cx6="http://schemas.microsoft.com/office/drawing/2016/5/12/chartex" xmlns:cx7="http://schemas.microsoft.com/office/drawing/2016/5/13/chartex" xmlns:cx8="http://schemas.microsoft.com/office/drawing/2016/5/14/chartex" xmlns:mc="http://schemas.openxmlformats.org/markup-compatibility/2006" xmlns:aink="http://schemas.microsoft.com/office/drawing/2016/ink" xmlns:am3d="http://schemas.microsoft.com/office/drawing/2017/model3d" xmlns:o="urn:schemas-microsoft-com:office:office" xmlns:oel="http://schemas.microsoft.com/office/2019/extlst" xmlns:r="http://schemas.openxmlformats.org/officeDocument/2006/relationships" xmlns:m="http://schemas.openxmlformats.org/officeDocument/2006/math" xmlns:v="urn:schemas-microsoft-com:vml" xmlns:wp14="http://schemas.microsoft.com/office/word/2010/wordprocessingDrawing" xmlns:wp="http://schemas.openxmlformats.org/drawingml/2006/wordprocessingDrawing" xmlns:w10="urn:schemas-microsoft-com:office:word" xmlns:w="http://schemas.openxmlformats.org/wordprocessingml/2006/main" xmlns:w14="http://schemas.microsoft.com/office/word/2010/wordml" xmlns:w15="http://schemas.microsoft.com/office/word/2012/wordml" xmlns:w16cex="http://schemas.microsoft.com/office/word/2018/wordml/cex" xmlns:w16cid="http://schemas.microsoft.com/office/word/2016/wordml/cid" xmlns:w16="http://schemas.microsoft.com/office/word/2018/wordml" xmlns:w16du="http://schemas.microsoft.com/office/word/2023/wordml/word16du" xmlns:w16sdtdh="http://schemas.microsoft.com/office/word/2020/wordml/sdtdatahash" xmlns:w16sdtfl="http://schemas.microsoft.com/office/word/2024/wordml/sdtformatlock" xmlns:w16se="http://schemas.microsoft.com/office/word/2015/wordml/symex" xmlns:wpg="http://schemas.microsoft.com/office/word/2010/wordprocessingGroup" xmlns:wpi="http://schemas.microsoft.com/office/word/2010/wordprocessingInk" xmlns:wne="http://schemas.microsoft.com/office/word/2006/wordml" xmlns:wps="http://schemas.microsoft.com/office/word/2010/wordprocessingShape" mc:Ignorable="w14 w15 w16se w16cid w16 w16cex w16sdtdh w16sdtfl w16du wp14">
+<w:document xmlns:wpc="http://schemas.microsoft.com/office/word/2010/wordprocessingCanvas" xmlns:cx="http://schemas.microsoft.com/office/drawing/2014/chartex" xmlns:cx1="http://schemas.microsoft.com/office/drawing/2015/9/8/chartex" xmlns:cx2="http://schemas.microsoft.com/office/drawing/2015/10/21/chartex" xmlns:cx3="http://schemas.microsoft.com/office/drawing/2016/5/9/chartex" xmlns:cx4="http://schemas.microsoft.com/office/drawing/2016/5/10/chartex" xmlns:cx5="http://schemas.microsoft.com/office/drawing/2016/5/11/chartex" xmlns:cx6="http://schemas.microsoft.com/office/drawing/2016/5/12/chartex" xmlns:cx7="http://schemas.microsoft.com/office/drawing/2016/5/13/chartex" xmlns:cx8="http://schemas.microsoft.com/office/drawing/2016/5/14/chartex" xmlns:mc="http://schemas.openxmlformats.org/markup-compatibility/2006" xmlns:aink="http://schemas.microsoft.com/office/drawing/2016/ink" xmlns:am3d="http://schemas.microsoft.com/office/drawing/2017/model3d" xmlns:o="urn:schemas-microsoft-com:office:office" xmlns:r="http://schemas.openxmlformats.org/officeDocument/2006/relationships" xmlns:m="http://schemas.openxmlformats.org/officeDocument/2006/math" xmlns:v="urn:schemas-microsoft-com:vml" xmlns:wp14="http://schemas.microsoft.com/office/word/2010/wordprocessingDrawing" xmlns:wp="http://schemas.openxmlformats.org/drawingml/2006/wordprocessingDrawing" xmlns:w10="urn:schemas-microsoft-com:office:word" xmlns:w="http://schemas.openxmlformats.org/wordprocessingml/2006/main" xmlns:w14="http://schemas.microsoft.com/office/word/2010/wordml" xmlns:w15="http://schemas.microsoft.com/office/word/2012/wordml" xmlns:w16cex="http://schemas.microsoft.com/office/word/2018/wordml/cex" xmlns:w16cid="http://schemas.microsoft.com/office/word/2016/wordml/cid" xmlns:w16="http://schemas.microsoft.com/office/word/2018/wordml" xmlns:w16sdtdh="http://schemas.microsoft.com/office/word/2020/wordml/sdtdatahash" xmlns:w16se="http://schemas.microsoft.com/office/word/2015/wordml/symex" xmlns:wpg="http://schemas.microsoft.com/office/word/2010/wordprocessingGroup" xmlns:wpi="http://schemas.microsoft.com/office/word/2010/wordprocessingInk" xmlns:wne="http://schemas.microsoft.com/office/word/2006/wordml" xmlns:wps="http://schemas.microsoft.com/office/word/2010/wordprocessingShape" mc:Ignorable="w14 w15 w16se w16cid w16 w16cex w16sdtdh wp14">
   <w:body>
     <w:p>
       <w:pPr>
@@ -458,12 +458,22 @@
           <w:sz w:val="16"/>
           <w:szCs w:val="16"/>
         </w:rPr>
-        <w:t>ÍTEMS</w:t>
+        <w:t>Í</w:t>
+      </w:r>
+      <w:r>
+        <w:rPr>
+          <w:rFonts w:ascii="Tahoma" w:hAnsi="Tahoma" w:cs="Tahoma"/>
+          <w:b/>
+          <w:bCs/>
+          <w:sz w:val="16"/>
+          <w:szCs w:val="16"/>
+        </w:rPr>
+        <w:t>TEMS</w:t>
       </w:r>
     </w:p>
     <w:tbl>
       <w:tblPr>
-        <w:tblW w:w="9360" w:type="dxa"/>
+        <w:tblW w:w="9356" w:type="dxa"/>
         <w:tblLayout w:type="fixed"/>
         <w:tblCellMar>
           <w:left w:w="10" w:type="dxa"/>
@@ -472,21 +482,18 @@
         <w:tblLook w:val="04A0" w:firstRow="1" w:lastRow="0" w:firstColumn="1" w:lastColumn="0" w:noHBand="0" w:noVBand="1"/>
       </w:tblPr>
       <w:tblGrid>
-        <w:gridCol w:w="3545"/>
+        <w:gridCol w:w="3544"/>
         <w:gridCol w:w="992"/>
-        <w:gridCol w:w="1277"/>
-        <w:gridCol w:w="1702"/>
-        <w:gridCol w:w="1844"/>
+        <w:gridCol w:w="1276"/>
+        <w:gridCol w:w="1701"/>
+        <w:gridCol w:w="1843"/>
       </w:tblGrid>
       <w:tr>
         <w:tc>
           <w:tcPr>
             <w:tcW w:w="3544" w:type="dxa"/>
             <w:tcBorders>
-              <w:top w:val="nil"/>
-              <w:left w:val="nil"/>
-              <w:bottom w:val="single" w:sz="12" w:space="0" w:color="1394B1"/>
-              <w:right w:val="nil"/>
+              <w:bottom w:val="single" w:sz="10" w:space="0" w:color="1394B1"/>
             </w:tcBorders>
             <w:tcMar>
               <w:top w:w="70" w:type="dxa"/>
@@ -494,7 +501,6 @@
               <w:bottom w:w="70" w:type="dxa"/>
               <w:right w:w="140" w:type="dxa"/>
             </w:tcMar>
-            <w:hideMark/>
           </w:tcPr>
           <w:p>
             <w:pPr>
@@ -511,35 +517,8 @@
                 <w:sz w:val="17"/>
                 <w:szCs w:val="17"/>
               </w:rPr>
-              <w:t>Descrioción</w:t>
-            </w:r>
-            <w:proofErr w:type="spellEnd"/>
-          </w:p>
-        </w:tc>
-        <w:tc>
-          <w:tcPr>
-            <w:tcW w:w="992" w:type="dxa"/>
-            <w:tcBorders>
-              <w:top w:val="nil"/>
-              <w:left w:val="nil"/>
-              <w:bottom w:val="single" w:sz="12" w:space="0" w:color="1394B1"/>
-              <w:right w:val="nil"/>
-            </w:tcBorders>
-            <w:tcMar>
-              <w:top w:w="70" w:type="dxa"/>
-              <w:left w:w="0" w:type="dxa"/>
-              <w:bottom w:w="70" w:type="dxa"/>
-              <w:right w:w="140" w:type="dxa"/>
-            </w:tcMar>
-            <w:hideMark/>
-          </w:tcPr>
-          <w:p>
-            <w:pPr>
-              <w:jc w:val="center"/>
-              <w:rPr>
-                <w:rFonts w:ascii="Tahoma" w:hAnsi="Tahoma" w:cs="Tahoma"/>
-              </w:rPr>
-            </w:pPr>
+              <w:t>Descri</w:t>
+            </w:r>
             <w:r>
               <w:rPr>
                 <w:rFonts w:ascii="Tahoma" w:hAnsi="Tahoma" w:cs="Tahoma"/>
@@ -548,18 +527,16 @@
                 <w:sz w:val="17"/>
                 <w:szCs w:val="17"/>
               </w:rPr>
-              <w:t>Cantidad</w:t>
-            </w:r>
-          </w:p>
-        </w:tc>
-        <w:tc>
-          <w:tcPr>
-            <w:tcW w:w="1276" w:type="dxa"/>
+              <w:t>oción</w:t>
+            </w:r>
+            <w:proofErr w:type="spellEnd"/>
+          </w:p>
+        </w:tc>
+        <w:tc>
+          <w:tcPr>
+            <w:tcW w:w="992" w:type="dxa"/>
             <w:tcBorders>
-              <w:top w:val="nil"/>
-              <w:left w:val="nil"/>
-              <w:bottom w:val="single" w:sz="12" w:space="0" w:color="1394B1"/>
-              <w:right w:val="nil"/>
+              <w:bottom w:val="single" w:sz="10" w:space="0" w:color="1394B1"/>
             </w:tcBorders>
             <w:tcMar>
               <w:top w:w="70" w:type="dxa"/>
@@ -567,7 +544,6 @@
               <w:bottom w:w="70" w:type="dxa"/>
               <w:right w:w="140" w:type="dxa"/>
             </w:tcMar>
-            <w:hideMark/>
           </w:tcPr>
           <w:p>
             <w:pPr>
@@ -584,18 +560,15 @@
                 <w:sz w:val="17"/>
                 <w:szCs w:val="17"/>
               </w:rPr>
-              <w:t>Unidad</w:t>
-            </w:r>
-          </w:p>
-        </w:tc>
-        <w:tc>
-          <w:tcPr>
-            <w:tcW w:w="1701" w:type="dxa"/>
+              <w:t>Cantidad</w:t>
+            </w:r>
+          </w:p>
+        </w:tc>
+        <w:tc>
+          <w:tcPr>
+            <w:tcW w:w="1276" w:type="dxa"/>
             <w:tcBorders>
-              <w:top w:val="nil"/>
-              <w:left w:val="nil"/>
-              <w:bottom w:val="single" w:sz="12" w:space="0" w:color="1394B1"/>
-              <w:right w:val="nil"/>
+              <w:bottom w:val="single" w:sz="10" w:space="0" w:color="1394B1"/>
             </w:tcBorders>
             <w:tcMar>
               <w:top w:w="70" w:type="dxa"/>
@@ -603,11 +576,10 @@
               <w:bottom w:w="70" w:type="dxa"/>
               <w:right w:w="140" w:type="dxa"/>
             </w:tcMar>
-            <w:hideMark/>
-          </w:tcPr>
-          <w:p>
-            <w:pPr>
-              <w:jc w:val="right"/>
+          </w:tcPr>
+          <w:p>
+            <w:pPr>
+              <w:jc w:val="center"/>
               <w:rPr>
                 <w:rFonts w:ascii="Tahoma" w:hAnsi="Tahoma" w:cs="Tahoma"/>
               </w:rPr>
@@ -620,9 +592,30 @@
                 <w:sz w:val="17"/>
                 <w:szCs w:val="17"/>
               </w:rPr>
-              <w:t xml:space="preserve">Precio </w:t>
-            </w:r>
-            <w:proofErr w:type="spellStart"/>
+              <w:t>Unidad</w:t>
+            </w:r>
+          </w:p>
+        </w:tc>
+        <w:tc>
+          <w:tcPr>
+            <w:tcW w:w="1701" w:type="dxa"/>
+            <w:tcBorders>
+              <w:bottom w:val="single" w:sz="10" w:space="0" w:color="1394B1"/>
+            </w:tcBorders>
+            <w:tcMar>
+              <w:top w:w="70" w:type="dxa"/>
+              <w:left w:w="0" w:type="dxa"/>
+              <w:bottom w:w="70" w:type="dxa"/>
+              <w:right w:w="140" w:type="dxa"/>
+            </w:tcMar>
+          </w:tcPr>
+          <w:p>
+            <w:pPr>
+              <w:jc w:val="right"/>
+              <w:rPr>
+                <w:rFonts w:ascii="Tahoma" w:hAnsi="Tahoma" w:cs="Tahoma"/>
+              </w:rPr>
+            </w:pPr>
             <w:r>
               <w:rPr>
                 <w:rFonts w:ascii="Tahoma" w:hAnsi="Tahoma" w:cs="Tahoma"/>
@@ -631,35 +624,9 @@
                 <w:sz w:val="17"/>
                 <w:szCs w:val="17"/>
               </w:rPr>
-              <w:t>Unit</w:t>
-            </w:r>
-            <w:proofErr w:type="spellEnd"/>
-          </w:p>
-        </w:tc>
-        <w:tc>
-          <w:tcPr>
-            <w:tcW w:w="1843" w:type="dxa"/>
-            <w:tcBorders>
-              <w:top w:val="nil"/>
-              <w:left w:val="nil"/>
-              <w:bottom w:val="single" w:sz="12" w:space="0" w:color="1394B1"/>
-              <w:right w:val="nil"/>
-            </w:tcBorders>
-            <w:tcMar>
-              <w:top w:w="70" w:type="dxa"/>
-              <w:left w:w="0" w:type="dxa"/>
-              <w:bottom w:w="70" w:type="dxa"/>
-              <w:right w:w="140" w:type="dxa"/>
-            </w:tcMar>
-            <w:hideMark/>
-          </w:tcPr>
-          <w:p>
-            <w:pPr>
-              <w:jc w:val="right"/>
-              <w:rPr>
-                <w:rFonts w:ascii="Tahoma" w:hAnsi="Tahoma" w:cs="Tahoma"/>
-              </w:rPr>
-            </w:pPr>
+              <w:t xml:space="preserve">Precio </w:t>
+            </w:r>
+            <w:proofErr w:type="spellStart"/>
             <w:r>
               <w:rPr>
                 <w:rFonts w:ascii="Tahoma" w:hAnsi="Tahoma" w:cs="Tahoma"/>
@@ -668,6 +635,39 @@
                 <w:sz w:val="17"/>
                 <w:szCs w:val="17"/>
               </w:rPr>
+              <w:t>Unit</w:t>
+            </w:r>
+            <w:proofErr w:type="spellEnd"/>
+          </w:p>
+        </w:tc>
+        <w:tc>
+          <w:tcPr>
+            <w:tcW w:w="1843" w:type="dxa"/>
+            <w:tcBorders>
+              <w:bottom w:val="single" w:sz="10" w:space="0" w:color="1394B1"/>
+            </w:tcBorders>
+            <w:tcMar>
+              <w:top w:w="70" w:type="dxa"/>
+              <w:left w:w="0" w:type="dxa"/>
+              <w:bottom w:w="70" w:type="dxa"/>
+              <w:right w:w="140" w:type="dxa"/>
+            </w:tcMar>
+          </w:tcPr>
+          <w:p>
+            <w:pPr>
+              <w:jc w:val="right"/>
+              <w:rPr>
+                <w:rFonts w:ascii="Tahoma" w:hAnsi="Tahoma" w:cs="Tahoma"/>
+              </w:rPr>
+            </w:pPr>
+            <w:r>
+              <w:rPr>
+                <w:rFonts w:ascii="Tahoma" w:hAnsi="Tahoma" w:cs="Tahoma"/>
+                <w:b/>
+                <w:bCs/>
+                <w:sz w:val="17"/>
+                <w:szCs w:val="17"/>
+              </w:rPr>
               <w:t>Total</w:t>
             </w:r>
           </w:p>
@@ -683,7 +683,6 @@
               <w:bottom w:w="70" w:type="dxa"/>
               <w:right w:w="140" w:type="dxa"/>
             </w:tcMar>
-            <w:hideMark/>
           </w:tcPr>
           <w:p>
             <w:pPr>
@@ -794,7 +793,6 @@
               <w:bottom w:w="70" w:type="dxa"/>
               <w:right w:w="140" w:type="dxa"/>
             </w:tcMar>
-            <w:hideMark/>
           </w:tcPr>
           <w:p>
             <w:pPr>
@@ -839,7 +837,6 @@
               <w:bottom w:w="70" w:type="dxa"/>
               <w:right w:w="140" w:type="dxa"/>
             </w:tcMar>
-            <w:hideMark/>
           </w:tcPr>
           <w:p>
             <w:pPr>
@@ -881,7 +878,6 @@
               <w:bottom w:w="70" w:type="dxa"/>
               <w:right w:w="140" w:type="dxa"/>
             </w:tcMar>
-            <w:hideMark/>
           </w:tcPr>
           <w:p>
             <w:pPr>
@@ -923,7 +919,6 @@
               <w:bottom w:w="70" w:type="dxa"/>
               <w:right w:w="140" w:type="dxa"/>
             </w:tcMar>
-            <w:hideMark/>
           </w:tcPr>
           <w:p>
             <w:pPr>
@@ -965,7 +960,6 @@
               <w:bottom w:w="70" w:type="dxa"/>
               <w:right w:w="140" w:type="dxa"/>
             </w:tcMar>
-            <w:hideMark/>
           </w:tcPr>
           <w:p>
             <w:pPr>
@@ -1029,7 +1023,6 @@
                 <w:rFonts w:ascii="Tahoma" w:hAnsi="Tahoma" w:cs="Tahoma"/>
                 <w:i/>
                 <w:iCs/>
-                <w:lang w:val="en-GB"/>
               </w:rPr>
               <w:t xml:space="preserve"> </w:t>
             </w:r>
@@ -1188,9 +1181,22 @@
         </w:rPr>
       </w:pPr>
     </w:p>
+    <w:p>
+      <w:r>
+        <w:t xml:space="preserve">{%p </w:t>
+      </w:r>
+      <w:proofErr w:type="spellStart"/>
+      <w:r>
+        <w:t>if</w:t>
+      </w:r>
+      <w:proofErr w:type="spellEnd"/>
+      <w:r>
+        <w:t xml:space="preserve"> expensas %}</w:t>
+      </w:r>
+    </w:p>
     <w:tbl>
       <w:tblPr>
-        <w:tblW w:w="9360" w:type="dxa"/>
+        <w:tblW w:w="9356" w:type="dxa"/>
         <w:tblLayout w:type="fixed"/>
         <w:tblCellMar>
           <w:left w:w="10" w:type="dxa"/>
@@ -1199,21 +1205,18 @@
         <w:tblLook w:val="04A0" w:firstRow="1" w:lastRow="0" w:firstColumn="1" w:lastColumn="0" w:noHBand="0" w:noVBand="1"/>
       </w:tblPr>
       <w:tblGrid>
-        <w:gridCol w:w="3687"/>
+        <w:gridCol w:w="3686"/>
         <w:gridCol w:w="850"/>
-        <w:gridCol w:w="1277"/>
-        <w:gridCol w:w="1702"/>
-        <w:gridCol w:w="1844"/>
+        <w:gridCol w:w="1276"/>
+        <w:gridCol w:w="1701"/>
+        <w:gridCol w:w="1843"/>
       </w:tblGrid>
       <w:tr>
         <w:tc>
           <w:tcPr>
             <w:tcW w:w="3686" w:type="dxa"/>
             <w:tcBorders>
-              <w:top w:val="nil"/>
-              <w:left w:val="nil"/>
-              <w:bottom w:val="single" w:sz="12" w:space="0" w:color="1394B1"/>
-              <w:right w:val="nil"/>
+              <w:bottom w:val="single" w:sz="10" w:space="0" w:color="1394B1"/>
             </w:tcBorders>
             <w:tcMar>
               <w:top w:w="70" w:type="dxa"/>
@@ -1221,7 +1224,6 @@
               <w:bottom w:w="70" w:type="dxa"/>
               <w:right w:w="140" w:type="dxa"/>
             </w:tcMar>
-            <w:hideMark/>
           </w:tcPr>
           <w:p>
             <w:pPr>
@@ -1231,6 +1233,7 @@
                 <w:bCs/>
                 <w:sz w:val="17"/>
                 <w:szCs w:val="17"/>
+                <w:lang w:val="en-GB"/>
               </w:rPr>
             </w:pPr>
             <w:r>
@@ -1240,8 +1243,31 @@
                 <w:bCs/>
                 <w:sz w:val="16"/>
                 <w:szCs w:val="16"/>
-              </w:rPr>
-              <w:t>EXPENSAS</w:t>
+                <w:lang w:val="en-GB"/>
+              </w:rPr>
+              <w:t>EXPENS</w:t>
+            </w:r>
+            <w:r>
+              <w:rPr>
+                <w:rFonts w:ascii="Tahoma" w:hAnsi="Tahoma" w:cs="Tahoma"/>
+                <w:b/>
+                <w:bCs/>
+                <w:sz w:val="16"/>
+                <w:szCs w:val="16"/>
+                <w:lang w:val="en-GB"/>
+              </w:rPr>
+              <w:t>A</w:t>
+            </w:r>
+            <w:r>
+              <w:rPr>
+                <w:rFonts w:ascii="Tahoma" w:hAnsi="Tahoma" w:cs="Tahoma"/>
+                <w:b/>
+                <w:bCs/>
+                <w:sz w:val="16"/>
+                <w:szCs w:val="16"/>
+                <w:lang w:val="en-GB"/>
+              </w:rPr>
+              <w:t>S</w:t>
             </w:r>
           </w:p>
         </w:tc>
@@ -1249,10 +1275,7 @@
           <w:tcPr>
             <w:tcW w:w="850" w:type="dxa"/>
             <w:tcBorders>
-              <w:top w:val="nil"/>
-              <w:left w:val="nil"/>
-              <w:bottom w:val="single" w:sz="12" w:space="0" w:color="1394B1"/>
-              <w:right w:val="nil"/>
+              <w:bottom w:val="single" w:sz="10" w:space="0" w:color="1394B1"/>
             </w:tcBorders>
             <w:tcMar>
               <w:top w:w="70" w:type="dxa"/>
@@ -1270,6 +1293,7 @@
                 <w:bCs/>
                 <w:sz w:val="17"/>
                 <w:szCs w:val="17"/>
+                <w:lang w:val="en-GB"/>
               </w:rPr>
             </w:pPr>
           </w:p>
@@ -1278,10 +1302,7 @@
           <w:tcPr>
             <w:tcW w:w="1276" w:type="dxa"/>
             <w:tcBorders>
-              <w:top w:val="nil"/>
-              <w:left w:val="nil"/>
-              <w:bottom w:val="single" w:sz="12" w:space="0" w:color="1394B1"/>
-              <w:right w:val="nil"/>
+              <w:bottom w:val="single" w:sz="10" w:space="0" w:color="1394B1"/>
             </w:tcBorders>
             <w:tcMar>
               <w:top w:w="70" w:type="dxa"/>
@@ -1299,6 +1320,7 @@
                 <w:bCs/>
                 <w:sz w:val="17"/>
                 <w:szCs w:val="17"/>
+                <w:lang w:val="en-GB"/>
               </w:rPr>
             </w:pPr>
           </w:p>
@@ -1307,10 +1329,7 @@
           <w:tcPr>
             <w:tcW w:w="1701" w:type="dxa"/>
             <w:tcBorders>
-              <w:top w:val="nil"/>
-              <w:left w:val="nil"/>
-              <w:bottom w:val="single" w:sz="12" w:space="0" w:color="1394B1"/>
-              <w:right w:val="nil"/>
+              <w:bottom w:val="single" w:sz="10" w:space="0" w:color="1394B1"/>
             </w:tcBorders>
             <w:tcMar>
               <w:top w:w="70" w:type="dxa"/>
@@ -1328,6 +1347,7 @@
                 <w:bCs/>
                 <w:sz w:val="17"/>
                 <w:szCs w:val="17"/>
+                <w:lang w:val="en-GB"/>
               </w:rPr>
             </w:pPr>
           </w:p>
@@ -1336,10 +1356,7 @@
           <w:tcPr>
             <w:tcW w:w="1843" w:type="dxa"/>
             <w:tcBorders>
-              <w:top w:val="nil"/>
-              <w:left w:val="nil"/>
-              <w:bottom w:val="single" w:sz="12" w:space="0" w:color="1394B1"/>
-              <w:right w:val="nil"/>
+              <w:bottom w:val="single" w:sz="10" w:space="0" w:color="1394B1"/>
             </w:tcBorders>
             <w:tcMar>
               <w:top w:w="70" w:type="dxa"/>
@@ -1357,6 +1374,7 @@
                 <w:bCs/>
                 <w:sz w:val="17"/>
                 <w:szCs w:val="17"/>
+                <w:lang w:val="en-GB"/>
               </w:rPr>
             </w:pPr>
           </w:p>
@@ -1372,7 +1390,6 @@
               <w:bottom w:w="70" w:type="dxa"/>
               <w:right w:w="140" w:type="dxa"/>
             </w:tcMar>
-            <w:hideMark/>
           </w:tcPr>
           <w:p>
             <w:pPr>
@@ -1388,9 +1405,8 @@
                 <w:iCs/>
                 <w:lang w:val="en-GB"/>
               </w:rPr>
-              <w:t xml:space="preserve">{%tr for exp in </w:t>
-            </w:r>
-            <w:proofErr w:type="spellStart"/>
+              <w:t xml:space="preserve">{%tr for </w:t>
+            </w:r>
             <w:r>
               <w:rPr>
                 <w:rFonts w:ascii="Tahoma" w:hAnsi="Tahoma" w:cs="Tahoma"/>
@@ -1398,9 +1414,8 @@
                 <w:iCs/>
                 <w:lang w:val="en-GB"/>
               </w:rPr>
-              <w:t>expensas</w:t>
-            </w:r>
-            <w:proofErr w:type="spellEnd"/>
+              <w:t>exp</w:t>
+            </w:r>
             <w:r>
               <w:rPr>
                 <w:rFonts w:ascii="Tahoma" w:hAnsi="Tahoma" w:cs="Tahoma"/>
@@ -1408,6 +1423,26 @@
                 <w:iCs/>
                 <w:lang w:val="en-GB"/>
               </w:rPr>
+              <w:t xml:space="preserve"> in </w:t>
+            </w:r>
+            <w:proofErr w:type="spellStart"/>
+            <w:r>
+              <w:rPr>
+                <w:rFonts w:ascii="Tahoma" w:hAnsi="Tahoma" w:cs="Tahoma"/>
+                <w:i/>
+                <w:iCs/>
+                <w:lang w:val="en-GB"/>
+              </w:rPr>
+              <w:t>expensas</w:t>
+            </w:r>
+            <w:proofErr w:type="spellEnd"/>
+            <w:r>
+              <w:rPr>
+                <w:rFonts w:ascii="Tahoma" w:hAnsi="Tahoma" w:cs="Tahoma"/>
+                <w:i/>
+                <w:iCs/>
+                <w:lang w:val="en-GB"/>
+              </w:rPr>
               <w:t xml:space="preserve"> %} </w:t>
             </w:r>
           </w:p>
@@ -1503,7 +1538,6 @@
               <w:bottom w:w="70" w:type="dxa"/>
               <w:right w:w="140" w:type="dxa"/>
             </w:tcMar>
-            <w:hideMark/>
           </w:tcPr>
           <w:p>
             <w:pPr>
@@ -1526,7 +1560,14 @@
                 <w:rFonts w:ascii="Tahoma" w:hAnsi="Tahoma" w:cs="Tahoma"/>
                 <w:lang w:val="en-GB"/>
               </w:rPr>
-              <w:t>exp.descripcion</w:t>
+              <w:t>exp</w:t>
+            </w:r>
+            <w:r>
+              <w:rPr>
+                <w:rFonts w:ascii="Tahoma" w:hAnsi="Tahoma" w:cs="Tahoma"/>
+                <w:lang w:val="en-GB"/>
+              </w:rPr>
+              <w:t>.descripcion</w:t>
             </w:r>
             <w:proofErr w:type="spellEnd"/>
             <w:proofErr w:type="gramEnd"/>
@@ -1548,7 +1589,6 @@
               <w:bottom w:w="70" w:type="dxa"/>
               <w:right w:w="140" w:type="dxa"/>
             </w:tcMar>
-            <w:hideMark/>
           </w:tcPr>
           <w:p>
             <w:pPr>
@@ -1570,7 +1610,19 @@
               <w:rPr>
                 <w:rFonts w:ascii="Tahoma" w:hAnsi="Tahoma" w:cs="Tahoma"/>
               </w:rPr>
-              <w:t>exp.cantidad</w:t>
+              <w:t>exp</w:t>
+            </w:r>
+            <w:r>
+              <w:rPr>
+                <w:rFonts w:ascii="Tahoma" w:hAnsi="Tahoma" w:cs="Tahoma"/>
+              </w:rPr>
+              <w:t>.</w:t>
+            </w:r>
+            <w:r>
+              <w:rPr>
+                <w:rFonts w:ascii="Tahoma" w:hAnsi="Tahoma" w:cs="Tahoma"/>
+              </w:rPr>
+              <w:t>cantidad</w:t>
             </w:r>
             <w:proofErr w:type="spellEnd"/>
             <w:proofErr w:type="gramEnd"/>
@@ -1591,7 +1643,6 @@
               <w:bottom w:w="70" w:type="dxa"/>
               <w:right w:w="140" w:type="dxa"/>
             </w:tcMar>
-            <w:hideMark/>
           </w:tcPr>
           <w:p>
             <w:pPr>
@@ -1612,7 +1663,13 @@
               <w:rPr>
                 <w:rFonts w:ascii="Tahoma" w:hAnsi="Tahoma" w:cs="Tahoma"/>
               </w:rPr>
-              <w:t>exp.unidad</w:t>
+              <w:t>exp</w:t>
+            </w:r>
+            <w:r>
+              <w:rPr>
+                <w:rFonts w:ascii="Tahoma" w:hAnsi="Tahoma" w:cs="Tahoma"/>
+              </w:rPr>
+              <w:t>.unidad</w:t>
             </w:r>
             <w:proofErr w:type="spellEnd"/>
             <w:proofErr w:type="gramEnd"/>
@@ -1633,7 +1690,6 @@
               <w:bottom w:w="70" w:type="dxa"/>
               <w:right w:w="140" w:type="dxa"/>
             </w:tcMar>
-            <w:hideMark/>
           </w:tcPr>
           <w:p>
             <w:pPr>
@@ -1654,7 +1710,13 @@
               <w:rPr>
                 <w:rFonts w:ascii="Tahoma" w:hAnsi="Tahoma" w:cs="Tahoma"/>
               </w:rPr>
-              <w:t>exp.precio</w:t>
+              <w:t>exp</w:t>
+            </w:r>
+            <w:r>
+              <w:rPr>
+                <w:rFonts w:ascii="Tahoma" w:hAnsi="Tahoma" w:cs="Tahoma"/>
+              </w:rPr>
+              <w:t>.precio</w:t>
             </w:r>
             <w:proofErr w:type="spellEnd"/>
             <w:proofErr w:type="gramEnd"/>
@@ -1675,7 +1737,6 @@
               <w:bottom w:w="70" w:type="dxa"/>
               <w:right w:w="140" w:type="dxa"/>
             </w:tcMar>
-            <w:hideMark/>
           </w:tcPr>
           <w:p>
             <w:pPr>
@@ -1697,7 +1758,13 @@
               <w:rPr>
                 <w:rFonts w:ascii="Tahoma" w:hAnsi="Tahoma" w:cs="Tahoma"/>
               </w:rPr>
-              <w:t>exp.importe</w:t>
+              <w:t>exp</w:t>
+            </w:r>
+            <w:r>
+              <w:rPr>
+                <w:rFonts w:ascii="Tahoma" w:hAnsi="Tahoma" w:cs="Tahoma"/>
+              </w:rPr>
+              <w:t>.importe</w:t>
             </w:r>
             <w:proofErr w:type="spellEnd"/>
             <w:proofErr w:type="gramEnd"/>
@@ -1739,7 +1806,6 @@
                 <w:rFonts w:ascii="Tahoma" w:hAnsi="Tahoma" w:cs="Tahoma"/>
                 <w:i/>
                 <w:iCs/>
-                <w:lang w:val="en-GB"/>
               </w:rPr>
               <w:t xml:space="preserve"> </w:t>
             </w:r>
@@ -1889,6 +1955,31 @@
     </w:tbl>
     <w:p>
       <w:pPr>
+        <w:spacing w:before="240" w:after="90"/>
+      </w:pPr>
+      <w:r>
+        <w:t xml:space="preserve">{%p </w:t>
+      </w:r>
+      <w:proofErr w:type="spellStart"/>
+      <w:r>
+        <w:t>endif</w:t>
+      </w:r>
+      <w:proofErr w:type="spellEnd"/>
+      <w:r>
+        <w:t xml:space="preserve"> %}</w:t>
+      </w:r>
+    </w:p>
+    <w:p>
+      <w:pPr>
+        <w:keepNext/>
+        <w:keepLines/>
+        <w:spacing w:before="240" w:after="90"/>
+      </w:pPr>
+    </w:p>
+    <w:p>
+      <w:pPr>
+        <w:keepNext/>
+        <w:keepLines/>
         <w:spacing w:before="240" w:after="90"/>
         <w:rPr>
           <w:rFonts w:ascii="Tahoma" w:hAnsi="Tahoma" w:cs="Tahoma"/>
@@ -1927,7 +2018,6 @@
               <w:bottom w:w="70" w:type="dxa"/>
               <w:right w:w="140" w:type="dxa"/>
             </w:tcMar>
-            <w:hideMark/>
           </w:tcPr>
           <w:p>
             <w:pPr>
@@ -1944,8 +2034,7 @@
                 <w:sz w:val="19"/>
                 <w:szCs w:val="19"/>
               </w:rPr>
-              <w:lastRenderedPageBreak/>
-              <w:t>IVA</w:t>
+              <w:t>VAT</w:t>
             </w:r>
           </w:p>
         </w:tc>
@@ -1958,7 +2047,6 @@
               <w:bottom w:w="70" w:type="dxa"/>
               <w:right w:w="140" w:type="dxa"/>
             </w:tcMar>
-            <w:hideMark/>
           </w:tcPr>
           <w:p>
             <w:pPr>
@@ -2001,9 +2089,6 @@
             <w:tcW w:w="1424" w:type="dxa"/>
             <w:tcBorders>
               <w:top w:val="single" w:sz="12" w:space="0" w:color="1394B1"/>
-              <w:left w:val="nil"/>
-              <w:bottom w:val="nil"/>
-              <w:right w:val="nil"/>
             </w:tcBorders>
             <w:tcMar>
               <w:top w:w="70" w:type="dxa"/>
@@ -2011,7 +2096,6 @@
               <w:bottom w:w="70" w:type="dxa"/>
               <w:right w:w="140" w:type="dxa"/>
             </w:tcMar>
-            <w:hideMark/>
           </w:tcPr>
           <w:p>
             <w:pPr>
@@ -2039,9 +2123,6 @@
             <w:tcW w:w="1576" w:type="dxa"/>
             <w:tcBorders>
               <w:top w:val="single" w:sz="12" w:space="0" w:color="1394B1"/>
-              <w:left w:val="nil"/>
-              <w:bottom w:val="nil"/>
-              <w:right w:val="nil"/>
             </w:tcBorders>
             <w:tcMar>
               <w:top w:w="70" w:type="dxa"/>
@@ -2049,7 +2130,6 @@
               <w:bottom w:w="70" w:type="dxa"/>
               <w:right w:w="140" w:type="dxa"/>
             </w:tcMar>
-            <w:hideMark/>
           </w:tcPr>
           <w:p>
             <w:pPr>
@@ -2090,29 +2170,7 @@
                 <w:sz w:val="22"/>
                 <w:szCs w:val="22"/>
               </w:rPr>
-              <w:t xml:space="preserve">                                                                                                               </w:t>
-            </w:r>
-            <w:proofErr w:type="gramStart"/>
-            <w:r>
-              <w:rPr>
-                <w:rFonts w:ascii="Tahoma" w:hAnsi="Tahoma" w:cs="Tahoma"/>
-                <w:b/>
-                <w:bCs/>
-                <w:sz w:val="22"/>
-                <w:szCs w:val="22"/>
-              </w:rPr>
-              <w:t xml:space="preserve">   {</w:t>
-            </w:r>
-            <w:proofErr w:type="gramEnd"/>
-            <w:r>
-              <w:rPr>
-                <w:rFonts w:ascii="Tahoma" w:hAnsi="Tahoma" w:cs="Tahoma"/>
-                <w:b/>
-                <w:bCs/>
-                <w:sz w:val="22"/>
-                <w:szCs w:val="22"/>
-              </w:rPr>
-              <w:t>{total}}</w:t>
+              <w:t xml:space="preserve">                                                                                                                  {{total}}</w:t>
             </w:r>
           </w:p>
         </w:tc>
@@ -2126,9 +2184,6 @@
             <w:tcW w:w="1424" w:type="dxa"/>
             <w:tcBorders>
               <w:top w:val="single" w:sz="12" w:space="0" w:color="1394B1"/>
-              <w:left w:val="nil"/>
-              <w:bottom w:val="nil"/>
-              <w:right w:val="nil"/>
             </w:tcBorders>
             <w:tcMar>
               <w:top w:w="90" w:type="dxa"/>
@@ -2153,9 +2208,6 @@
             <w:tcW w:w="1576" w:type="dxa"/>
             <w:tcBorders>
               <w:top w:val="single" w:sz="12" w:space="0" w:color="1394B1"/>
-              <w:left w:val="nil"/>
-              <w:bottom w:val="nil"/>
-              <w:right w:val="nil"/>
             </w:tcBorders>
             <w:tcMar>
               <w:top w:w="90" w:type="dxa"/>
@@ -2179,6 +2231,8 @@
     </w:tbl>
     <w:p>
       <w:pPr>
+        <w:keepNext/>
+        <w:keepLines/>
         <w:spacing w:before="240" w:after="90"/>
         <w:rPr>
           <w:rFonts w:ascii="Tahoma" w:hAnsi="Tahoma" w:cs="Tahoma"/>
@@ -2191,6 +2245,8 @@
     </w:p>
     <w:p>
       <w:pPr>
+        <w:keepNext/>
+        <w:keepLines/>
         <w:spacing w:before="240" w:after="90"/>
         <w:rPr>
           <w:rFonts w:ascii="Tahoma" w:hAnsi="Tahoma" w:cs="Tahoma"/>
@@ -2203,6 +2259,8 @@
     </w:p>
     <w:p>
       <w:pPr>
+        <w:keepNext/>
+        <w:keepLines/>
         <w:spacing w:before="240" w:after="90"/>
         <w:rPr>
           <w:rFonts w:ascii="Tahoma" w:hAnsi="Tahoma" w:cs="Tahoma"/>
@@ -2215,138 +2273,36 @@
     </w:p>
     <w:p>
       <w:pPr>
+        <w:keepNext/>
+        <w:keepLines/>
         <w:spacing w:before="240" w:after="90"/>
         <w:rPr>
           <w:rFonts w:ascii="Tahoma" w:hAnsi="Tahoma" w:cs="Tahoma"/>
           <w:b/>
           <w:bCs/>
-          <w:sz w:val="16"/>
-          <w:szCs w:val="16"/>
+          <w:sz w:val="19"/>
+          <w:szCs w:val="19"/>
         </w:rPr>
       </w:pPr>
     </w:p>
     <w:p>
       <w:pPr>
+        <w:keepNext/>
+        <w:keepLines/>
         <w:spacing w:before="240" w:after="90"/>
         <w:rPr>
           <w:rFonts w:ascii="Tahoma" w:hAnsi="Tahoma" w:cs="Tahoma"/>
           <w:b/>
           <w:bCs/>
-          <w:sz w:val="16"/>
-          <w:szCs w:val="16"/>
+          <w:sz w:val="19"/>
+          <w:szCs w:val="19"/>
         </w:rPr>
       </w:pPr>
     </w:p>
     <w:p>
       <w:pPr>
-        <w:spacing w:before="240" w:after="90"/>
-        <w:rPr>
-          <w:rFonts w:ascii="Tahoma" w:hAnsi="Tahoma" w:cs="Tahoma"/>
-          <w:b/>
-          <w:bCs/>
-          <w:sz w:val="16"/>
-          <w:szCs w:val="16"/>
-        </w:rPr>
-      </w:pPr>
-    </w:p>
-    <w:p>
-      <w:pPr>
-        <w:spacing w:before="240" w:after="90"/>
-        <w:rPr>
-          <w:rFonts w:ascii="Tahoma" w:hAnsi="Tahoma" w:cs="Tahoma"/>
-          <w:b/>
-          <w:bCs/>
-          <w:sz w:val="16"/>
-          <w:szCs w:val="16"/>
-        </w:rPr>
-      </w:pPr>
-    </w:p>
-    <w:p>
-      <w:pPr>
-        <w:pageBreakBefore/>
-        <w:spacing w:before="240" w:after="90"/>
-        <w:rPr>
-          <w:rFonts w:ascii="Tahoma" w:hAnsi="Tahoma" w:cs="Tahoma"/>
-          <w:b/>
-          <w:bCs/>
-          <w:sz w:val="16"/>
-          <w:szCs w:val="16"/>
-        </w:rPr>
-      </w:pPr>
-      <w:r>
-        <w:rPr>
-          <w:rFonts w:ascii="Tahoma" w:hAnsi="Tahoma" w:cs="Tahoma"/>
-          <w:b/>
-          <w:bCs/>
-          <w:sz w:val="16"/>
-          <w:szCs w:val="16"/>
-        </w:rPr>
-        <w:lastRenderedPageBreak/>
-        <w:br/>
-      </w:r>
-      <w:r>
-        <w:rPr>
-          <w:rFonts w:ascii="Tahoma" w:hAnsi="Tahoma" w:cs="Tahoma"/>
-          <w:b/>
-          <w:bCs/>
-          <w:sz w:val="16"/>
-          <w:szCs w:val="16"/>
-        </w:rPr>
-        <w:br/>
-      </w:r>
-      <w:r>
-        <w:rPr>
-          <w:rFonts w:ascii="Tahoma" w:hAnsi="Tahoma" w:cs="Tahoma"/>
-          <w:b/>
-          <w:bCs/>
-          <w:sz w:val="16"/>
-          <w:szCs w:val="16"/>
-        </w:rPr>
-        <w:br/>
-      </w:r>
-      <w:r>
-        <w:rPr>
-          <w:rFonts w:ascii="Tahoma" w:hAnsi="Tahoma" w:cs="Tahoma"/>
-          <w:b/>
-          <w:bCs/>
-          <w:sz w:val="16"/>
-          <w:szCs w:val="16"/>
-        </w:rPr>
-        <w:br/>
-      </w:r>
-      <w:r>
-        <w:rPr>
-          <w:rFonts w:ascii="Tahoma" w:hAnsi="Tahoma" w:cs="Tahoma"/>
-          <w:b/>
-          <w:bCs/>
-          <w:sz w:val="16"/>
-          <w:szCs w:val="16"/>
-        </w:rPr>
-        <w:br/>
-      </w:r>
-      <w:r>
-        <w:rPr>
-          <w:rFonts w:ascii="Tahoma" w:hAnsi="Tahoma" w:cs="Tahoma"/>
-          <w:b/>
-          <w:bCs/>
-          <w:sz w:val="16"/>
-          <w:szCs w:val="16"/>
-        </w:rPr>
-        <w:br/>
-      </w:r>
-      <w:r>
-        <w:rPr>
-          <w:rFonts w:ascii="Tahoma" w:hAnsi="Tahoma" w:cs="Tahoma"/>
-          <w:b/>
-          <w:bCs/>
-          <w:sz w:val="16"/>
-          <w:szCs w:val="16"/>
-        </w:rPr>
-        <w:br/>
-      </w:r>
-    </w:p>
-    <w:p>
-      <w:pPr>
+        <w:keepNext/>
+        <w:keepLines/>
         <w:spacing w:before="240" w:after="90"/>
         <w:rPr>
           <w:rFonts w:ascii="Tahoma" w:hAnsi="Tahoma" w:cs="Tahoma"/>
@@ -2387,10 +2343,11 @@
         <w:tc>
           <w:tcPr>
             <w:tcW w:w="2800" w:type="dxa"/>
-            <w:hideMark/>
-          </w:tcPr>
-          <w:p>
-            <w:pPr>
+          </w:tcPr>
+          <w:p>
+            <w:pPr>
+              <w:keepNext/>
+              <w:keepLines/>
               <w:rPr>
                 <w:rFonts w:ascii="Tahoma" w:hAnsi="Tahoma" w:cs="Tahoma"/>
               </w:rPr>
@@ -2410,10 +2367,11 @@
         <w:tc>
           <w:tcPr>
             <w:tcW w:w="6560" w:type="dxa"/>
-            <w:hideMark/>
-          </w:tcPr>
-          <w:p>
-            <w:pPr>
+          </w:tcPr>
+          <w:p>
+            <w:pPr>
+              <w:keepNext/>
+              <w:keepLines/>
               <w:rPr>
                 <w:rFonts w:ascii="Tahoma" w:hAnsi="Tahoma" w:cs="Tahoma"/>
               </w:rPr>
@@ -2431,10 +2389,11 @@
         <w:tc>
           <w:tcPr>
             <w:tcW w:w="2800" w:type="dxa"/>
-            <w:hideMark/>
-          </w:tcPr>
-          <w:p>
-            <w:pPr>
+          </w:tcPr>
+          <w:p>
+            <w:pPr>
+              <w:keepNext/>
+              <w:keepLines/>
               <w:rPr>
                 <w:rFonts w:ascii="Tahoma" w:hAnsi="Tahoma" w:cs="Tahoma"/>
               </w:rPr>
@@ -2454,10 +2413,11 @@
         <w:tc>
           <w:tcPr>
             <w:tcW w:w="6560" w:type="dxa"/>
-            <w:hideMark/>
-          </w:tcPr>
-          <w:p>
-            <w:pPr>
+          </w:tcPr>
+          <w:p>
+            <w:pPr>
+              <w:keepNext/>
+              <w:keepLines/>
               <w:rPr>
                 <w:rFonts w:ascii="Tahoma" w:hAnsi="Tahoma" w:cs="Tahoma"/>
               </w:rPr>
@@ -2489,10 +2449,11 @@
         <w:tc>
           <w:tcPr>
             <w:tcW w:w="2800" w:type="dxa"/>
-            <w:hideMark/>
-          </w:tcPr>
-          <w:p>
-            <w:pPr>
+          </w:tcPr>
+          <w:p>
+            <w:pPr>
+              <w:keepNext/>
+              <w:keepLines/>
               <w:rPr>
                 <w:rFonts w:ascii="Tahoma" w:hAnsi="Tahoma" w:cs="Tahoma"/>
               </w:rPr>
@@ -2512,10 +2473,11 @@
         <w:tc>
           <w:tcPr>
             <w:tcW w:w="6560" w:type="dxa"/>
-            <w:hideMark/>
-          </w:tcPr>
-          <w:p>
-            <w:pPr>
+          </w:tcPr>
+          <w:p>
+            <w:pPr>
+              <w:keepNext/>
+              <w:keepLines/>
               <w:rPr>
                 <w:rFonts w:ascii="Tahoma" w:hAnsi="Tahoma" w:cs="Tahoma"/>
               </w:rPr>
@@ -2547,10 +2509,11 @@
         <w:tc>
           <w:tcPr>
             <w:tcW w:w="2800" w:type="dxa"/>
-            <w:hideMark/>
-          </w:tcPr>
-          <w:p>
-            <w:pPr>
+          </w:tcPr>
+          <w:p>
+            <w:pPr>
+              <w:keepNext/>
+              <w:keepLines/>
               <w:rPr>
                 <w:rFonts w:ascii="Tahoma" w:hAnsi="Tahoma" w:cs="Tahoma"/>
               </w:rPr>
@@ -2563,17 +2526,28 @@
                 <w:sz w:val="19"/>
                 <w:szCs w:val="19"/>
               </w:rPr>
-              <w:t>Otras expensas</w:t>
+              <w:t>Otr</w:t>
+            </w:r>
+            <w:r>
+              <w:rPr>
+                <w:rFonts w:ascii="Tahoma" w:hAnsi="Tahoma" w:cs="Tahoma"/>
+                <w:b/>
+                <w:bCs/>
+                <w:sz w:val="19"/>
+                <w:szCs w:val="19"/>
+              </w:rPr>
+              <w:t>as expensas</w:t>
             </w:r>
           </w:p>
         </w:tc>
         <w:tc>
           <w:tcPr>
             <w:tcW w:w="6560" w:type="dxa"/>
-            <w:hideMark/>
-          </w:tcPr>
-          <w:p>
-            <w:pPr>
+          </w:tcPr>
+          <w:p>
+            <w:pPr>
+              <w:keepNext/>
+              <w:keepLines/>
               <w:rPr>
                 <w:rFonts w:ascii="Tahoma" w:hAnsi="Tahoma" w:cs="Tahoma"/>
               </w:rPr>
@@ -2587,6 +2561,8 @@
           </w:p>
           <w:p>
             <w:pPr>
+              <w:keepNext/>
+              <w:keepLines/>
               <w:rPr>
                 <w:rFonts w:ascii="Tahoma" w:hAnsi="Tahoma" w:cs="Tahoma"/>
               </w:rPr>
@@ -2604,6 +2580,8 @@
           </w:tcPr>
           <w:p>
             <w:pPr>
+              <w:keepNext/>
+              <w:keepLines/>
               <w:rPr>
                 <w:rFonts w:ascii="Tahoma" w:hAnsi="Tahoma" w:cs="Tahoma"/>
                 <w:b/>
@@ -2620,9 +2598,10 @@
           </w:tcPr>
           <w:p>
             <w:pPr>
-              <w:rPr>
-                <w:rFonts w:ascii="Tahoma" w:hAnsi="Tahoma" w:cs="Tahoma"/>
-                <w:u w:val="single"/>
+              <w:keepNext/>
+              <w:keepLines/>
+              <w:rPr>
+                <w:rFonts w:ascii="Tahoma" w:hAnsi="Tahoma" w:cs="Tahoma"/>
               </w:rPr>
             </w:pPr>
           </w:p>
@@ -2759,6 +2738,8 @@
     </w:p>
     <w:p>
       <w:pPr>
+        <w:keepNext/>
+        <w:keepLines/>
         <w:spacing w:before="360"/>
         <w:rPr>
           <w:rFonts w:ascii="Tahoma" w:hAnsi="Tahoma" w:cs="Tahoma"/>
@@ -2773,6 +2754,8 @@
     </w:p>
     <w:p>
       <w:pPr>
+        <w:keepNext/>
+        <w:keepLines/>
         <w:spacing w:before="300"/>
         <w:rPr>
           <w:rFonts w:ascii="Tahoma" w:hAnsi="Tahoma" w:cs="Tahoma"/>
@@ -2789,6 +2772,8 @@
     </w:p>
     <w:p>
       <w:pPr>
+        <w:keepNext/>
+        <w:keepLines/>
         <w:rPr>
           <w:rFonts w:ascii="Tahoma" w:hAnsi="Tahoma" w:cs="Tahoma"/>
         </w:rPr>
@@ -2797,11 +2782,27 @@
         <w:rPr>
           <w:rFonts w:ascii="Tahoma" w:hAnsi="Tahoma" w:cs="Tahoma"/>
         </w:rPr>
-        <w:t>{{cargo}} – Proios S.A.</w:t>
+        <w:t xml:space="preserve">{{cargo}} – </w:t>
+      </w:r>
+      <w:proofErr w:type="spellStart"/>
+      <w:r>
+        <w:rPr>
+          <w:rFonts w:ascii="Tahoma" w:hAnsi="Tahoma" w:cs="Tahoma"/>
+        </w:rPr>
+        <w:t>Proios</w:t>
+      </w:r>
+      <w:proofErr w:type="spellEnd"/>
+      <w:r>
+        <w:rPr>
+          <w:rFonts w:ascii="Tahoma" w:hAnsi="Tahoma" w:cs="Tahoma"/>
+        </w:rPr>
+        <w:t xml:space="preserve"> S.A.</w:t>
       </w:r>
     </w:p>
     <w:p>
       <w:pPr>
+        <w:keepNext/>
+        <w:keepLines/>
         <w:rPr>
           <w:rFonts w:ascii="Tahoma" w:hAnsi="Tahoma" w:cs="Tahoma"/>
         </w:rPr>
@@ -2827,7 +2828,15 @@
         <w:t>}}</w:t>
       </w:r>
     </w:p>
-    <w:p/>
+    <w:p>
+      <w:pPr>
+        <w:keepNext/>
+        <w:keepLines/>
+        <w:rPr>
+          <w:u w:val="single"/>
+        </w:rPr>
+      </w:pPr>
+    </w:p>
     <w:p>
       <w:pPr>
         <w:spacing w:before="240" w:after="90"/>
@@ -2849,7 +2858,7 @@
 </file>
 
 <file path=word/endnotes.xml><?xml version="1.0" encoding="utf-8"?>
-<w:endnotes xmlns:wpc="http://schemas.microsoft.com/office/word/2010/wordprocessingCanvas" xmlns:cx="http://schemas.microsoft.com/office/drawing/2014/chartex" xmlns:cx1="http://schemas.microsoft.com/office/drawing/2015/9/8/chartex" xmlns:cx2="http://schemas.microsoft.com/office/drawing/2015/10/21/chartex" xmlns:cx3="http://schemas.microsoft.com/office/drawing/2016/5/9/chartex" xmlns:cx4="http://schemas.microsoft.com/office/drawing/2016/5/10/chartex" xmlns:cx5="http://schemas.microsoft.com/office/drawing/2016/5/11/chartex" xmlns:cx6="http://schemas.microsoft.com/office/drawing/2016/5/12/chartex" xmlns:cx7="http://schemas.microsoft.com/office/drawing/2016/5/13/chartex" xmlns:cx8="http://schemas.microsoft.com/office/drawing/2016/5/14/chartex" xmlns:mc="http://schemas.openxmlformats.org/markup-compatibility/2006" xmlns:aink="http://schemas.microsoft.com/office/drawing/2016/ink" xmlns:am3d="http://schemas.microsoft.com/office/drawing/2017/model3d" xmlns:o="urn:schemas-microsoft-com:office:office" xmlns:oel="http://schemas.microsoft.com/office/2019/extlst" xmlns:r="http://schemas.openxmlformats.org/officeDocument/2006/relationships" xmlns:m="http://schemas.openxmlformats.org/officeDocument/2006/math" xmlns:v="urn:schemas-microsoft-com:vml" xmlns:wp14="http://schemas.microsoft.com/office/word/2010/wordprocessingDrawing" xmlns:wp="http://schemas.openxmlformats.org/drawingml/2006/wordprocessingDrawing" xmlns:w10="urn:schemas-microsoft-com:office:word" xmlns:w="http://schemas.openxmlformats.org/wordprocessingml/2006/main" xmlns:w14="http://schemas.microsoft.com/office/word/2010/wordml" xmlns:w15="http://schemas.microsoft.com/office/word/2012/wordml" xmlns:w16cex="http://schemas.microsoft.com/office/word/2018/wordml/cex" xmlns:w16cid="http://schemas.microsoft.com/office/word/2016/wordml/cid" xmlns:w16="http://schemas.microsoft.com/office/word/2018/wordml" xmlns:w16du="http://schemas.microsoft.com/office/word/2023/wordml/word16du" xmlns:w16sdtdh="http://schemas.microsoft.com/office/word/2020/wordml/sdtdatahash" xmlns:w16sdtfl="http://schemas.microsoft.com/office/word/2024/wordml/sdtformatlock" xmlns:w16se="http://schemas.microsoft.com/office/word/2015/wordml/symex" xmlns:wpg="http://schemas.microsoft.com/office/word/2010/wordprocessingGroup" xmlns:wpi="http://schemas.microsoft.com/office/word/2010/wordprocessingInk" xmlns:wne="http://schemas.microsoft.com/office/word/2006/wordml" xmlns:wps="http://schemas.microsoft.com/office/word/2010/wordprocessingShape" mc:Ignorable="w14 w15 w16se w16cid w16 w16cex w16sdtdh w16sdtfl w16du wp14">
+<w:endnotes xmlns:wpc="http://schemas.microsoft.com/office/word/2010/wordprocessingCanvas" xmlns:cx="http://schemas.microsoft.com/office/drawing/2014/chartex" xmlns:cx1="http://schemas.microsoft.com/office/drawing/2015/9/8/chartex" xmlns:cx2="http://schemas.microsoft.com/office/drawing/2015/10/21/chartex" xmlns:cx3="http://schemas.microsoft.com/office/drawing/2016/5/9/chartex" xmlns:cx4="http://schemas.microsoft.com/office/drawing/2016/5/10/chartex" xmlns:cx5="http://schemas.microsoft.com/office/drawing/2016/5/11/chartex" xmlns:cx6="http://schemas.microsoft.com/office/drawing/2016/5/12/chartex" xmlns:cx7="http://schemas.microsoft.com/office/drawing/2016/5/13/chartex" xmlns:cx8="http://schemas.microsoft.com/office/drawing/2016/5/14/chartex" xmlns:mc="http://schemas.openxmlformats.org/markup-compatibility/2006" xmlns:aink="http://schemas.microsoft.com/office/drawing/2016/ink" xmlns:am3d="http://schemas.microsoft.com/office/drawing/2017/model3d" xmlns:o="urn:schemas-microsoft-com:office:office" xmlns:r="http://schemas.openxmlformats.org/officeDocument/2006/relationships" xmlns:m="http://schemas.openxmlformats.org/officeDocument/2006/math" xmlns:v="urn:schemas-microsoft-com:vml" xmlns:wp14="http://schemas.microsoft.com/office/word/2010/wordprocessingDrawing" xmlns:wp="http://schemas.openxmlformats.org/drawingml/2006/wordprocessingDrawing" xmlns:w10="urn:schemas-microsoft-com:office:word" xmlns:w="http://schemas.openxmlformats.org/wordprocessingml/2006/main" xmlns:w14="http://schemas.microsoft.com/office/word/2010/wordml" xmlns:w15="http://schemas.microsoft.com/office/word/2012/wordml" xmlns:w16cex="http://schemas.microsoft.com/office/word/2018/wordml/cex" xmlns:w16cid="http://schemas.microsoft.com/office/word/2016/wordml/cid" xmlns:w16="http://schemas.microsoft.com/office/word/2018/wordml" xmlns:w16sdtdh="http://schemas.microsoft.com/office/word/2020/wordml/sdtdatahash" xmlns:w16se="http://schemas.microsoft.com/office/word/2015/wordml/symex" xmlns:wpg="http://schemas.microsoft.com/office/word/2010/wordprocessingGroup" xmlns:wpi="http://schemas.microsoft.com/office/word/2010/wordprocessingInk" xmlns:wne="http://schemas.microsoft.com/office/word/2006/wordml" xmlns:wps="http://schemas.microsoft.com/office/word/2010/wordprocessingShape" mc:Ignorable="w14 w15 w16se w16cid w16 w16cex w16sdtdh wp14">
   <w:endnote w:type="separator" w:id="-1">
     <w:p>
       <w:r>
@@ -2868,7 +2877,7 @@
 </file>
 
 <file path=word/footer1.xml><?xml version="1.0" encoding="utf-8"?>
-<w:ftr xmlns:wpc="http://schemas.microsoft.com/office/word/2010/wordprocessingCanvas" xmlns:cx="http://schemas.microsoft.com/office/drawing/2014/chartex" xmlns:cx1="http://schemas.microsoft.com/office/drawing/2015/9/8/chartex" xmlns:cx2="http://schemas.microsoft.com/office/drawing/2015/10/21/chartex" xmlns:cx3="http://schemas.microsoft.com/office/drawing/2016/5/9/chartex" xmlns:cx4="http://schemas.microsoft.com/office/drawing/2016/5/10/chartex" xmlns:cx5="http://schemas.microsoft.com/office/drawing/2016/5/11/chartex" xmlns:cx6="http://schemas.microsoft.com/office/drawing/2016/5/12/chartex" xmlns:cx7="http://schemas.microsoft.com/office/drawing/2016/5/13/chartex" xmlns:cx8="http://schemas.microsoft.com/office/drawing/2016/5/14/chartex" xmlns:mc="http://schemas.openxmlformats.org/markup-compatibility/2006" xmlns:aink="http://schemas.microsoft.com/office/drawing/2016/ink" xmlns:am3d="http://schemas.microsoft.com/office/drawing/2017/model3d" xmlns:o="urn:schemas-microsoft-com:office:office" xmlns:oel="http://schemas.microsoft.com/office/2019/extlst" xmlns:r="http://schemas.openxmlformats.org/officeDocument/2006/relationships" xmlns:m="http://schemas.openxmlformats.org/officeDocument/2006/math" xmlns:v="urn:schemas-microsoft-com:vml" xmlns:wp14="http://schemas.microsoft.com/office/word/2010/wordprocessingDrawing" xmlns:wp="http://schemas.openxmlformats.org/drawingml/2006/wordprocessingDrawing" xmlns:w10="urn:schemas-microsoft-com:office:word" xmlns:w="http://schemas.openxmlformats.org/wordprocessingml/2006/main" xmlns:w14="http://schemas.microsoft.com/office/word/2010/wordml" xmlns:w15="http://schemas.microsoft.com/office/word/2012/wordml" xmlns:w16cex="http://schemas.microsoft.com/office/word/2018/wordml/cex" xmlns:w16cid="http://schemas.microsoft.com/office/word/2016/wordml/cid" xmlns:w16="http://schemas.microsoft.com/office/word/2018/wordml" xmlns:w16du="http://schemas.microsoft.com/office/word/2023/wordml/word16du" xmlns:w16sdtdh="http://schemas.microsoft.com/office/word/2020/wordml/sdtdatahash" xmlns:w16sdtfl="http://schemas.microsoft.com/office/word/2024/wordml/sdtformatlock" xmlns:w16se="http://schemas.microsoft.com/office/word/2015/wordml/symex" xmlns:wpg="http://schemas.microsoft.com/office/word/2010/wordprocessingGroup" xmlns:wpi="http://schemas.microsoft.com/office/word/2010/wordprocessingInk" xmlns:wne="http://schemas.microsoft.com/office/word/2006/wordml" xmlns:wps="http://schemas.microsoft.com/office/word/2010/wordprocessingShape" mc:Ignorable="w14 w15 w16se w16cid w16 w16cex w16sdtdh w16sdtfl w16du wp14">
+<w:ftr xmlns:wpc="http://schemas.microsoft.com/office/word/2010/wordprocessingCanvas" xmlns:cx="http://schemas.microsoft.com/office/drawing/2014/chartex" xmlns:cx1="http://schemas.microsoft.com/office/drawing/2015/9/8/chartex" xmlns:cx2="http://schemas.microsoft.com/office/drawing/2015/10/21/chartex" xmlns:cx3="http://schemas.microsoft.com/office/drawing/2016/5/9/chartex" xmlns:cx4="http://schemas.microsoft.com/office/drawing/2016/5/10/chartex" xmlns:cx5="http://schemas.microsoft.com/office/drawing/2016/5/11/chartex" xmlns:cx6="http://schemas.microsoft.com/office/drawing/2016/5/12/chartex" xmlns:cx7="http://schemas.microsoft.com/office/drawing/2016/5/13/chartex" xmlns:cx8="http://schemas.microsoft.com/office/drawing/2016/5/14/chartex" xmlns:mc="http://schemas.openxmlformats.org/markup-compatibility/2006" xmlns:aink="http://schemas.microsoft.com/office/drawing/2016/ink" xmlns:am3d="http://schemas.microsoft.com/office/drawing/2017/model3d" xmlns:o="urn:schemas-microsoft-com:office:office" xmlns:r="http://schemas.openxmlformats.org/officeDocument/2006/relationships" xmlns:m="http://schemas.openxmlformats.org/officeDocument/2006/math" xmlns:v="urn:schemas-microsoft-com:vml" xmlns:wp14="http://schemas.microsoft.com/office/word/2010/wordprocessingDrawing" xmlns:wp="http://schemas.openxmlformats.org/drawingml/2006/wordprocessingDrawing" xmlns:w10="urn:schemas-microsoft-com:office:word" xmlns:w="http://schemas.openxmlformats.org/wordprocessingml/2006/main" xmlns:w14="http://schemas.microsoft.com/office/word/2010/wordml" xmlns:w15="http://schemas.microsoft.com/office/word/2012/wordml" xmlns:w16cex="http://schemas.microsoft.com/office/word/2018/wordml/cex" xmlns:w16cid="http://schemas.microsoft.com/office/word/2016/wordml/cid" xmlns:w16="http://schemas.microsoft.com/office/word/2018/wordml" xmlns:w16sdtdh="http://schemas.microsoft.com/office/word/2020/wordml/sdtdatahash" xmlns:w16se="http://schemas.microsoft.com/office/word/2015/wordml/symex" xmlns:wpg="http://schemas.microsoft.com/office/word/2010/wordprocessingGroup" xmlns:wpi="http://schemas.microsoft.com/office/word/2010/wordprocessingInk" xmlns:wne="http://schemas.microsoft.com/office/word/2006/wordml" xmlns:wps="http://schemas.microsoft.com/office/word/2010/wordprocessingShape" mc:Ignorable="w14 w15 w16se w16cid w16 w16cex w16sdtdh wp14">
   <w:p>
     <w:pPr>
       <w:pBdr>
@@ -2899,23 +2908,7 @@
         <w:sz w:val="14"/>
         <w:szCs w:val="14"/>
       </w:rPr>
-      <w:t xml:space="preserve">  </w:t>
-    </w:r>
-    <w:proofErr w:type="gramStart"/>
-    <w:r>
-      <w:rPr>
-        <w:sz w:val="14"/>
-        <w:szCs w:val="14"/>
-      </w:rPr>
-      <w:t>info@proios.com  ·</w:t>
-    </w:r>
-    <w:proofErr w:type="gramEnd"/>
-    <w:r>
-      <w:rPr>
-        <w:sz w:val="14"/>
-        <w:szCs w:val="14"/>
-      </w:rPr>
-      <w:t xml:space="preserve">  www.proios.com</w:t>
+      <w:t xml:space="preserve">  info@proios.com  ·  www.proios.com</w:t>
     </w:r>
     <w:r>
       <w:rPr>
@@ -2966,7 +2959,7 @@
 </file>
 
 <file path=word/footnotes.xml><?xml version="1.0" encoding="utf-8"?>
-<w:footnotes xmlns:wpc="http://schemas.microsoft.com/office/word/2010/wordprocessingCanvas" xmlns:cx="http://schemas.microsoft.com/office/drawing/2014/chartex" xmlns:cx1="http://schemas.microsoft.com/office/drawing/2015/9/8/chartex" xmlns:cx2="http://schemas.microsoft.com/office/drawing/2015/10/21/chartex" xmlns:cx3="http://schemas.microsoft.com/office/drawing/2016/5/9/chartex" xmlns:cx4="http://schemas.microsoft.com/office/drawing/2016/5/10/chartex" xmlns:cx5="http://schemas.microsoft.com/office/drawing/2016/5/11/chartex" xmlns:cx6="http://schemas.microsoft.com/office/drawing/2016/5/12/chartex" xmlns:cx7="http://schemas.microsoft.com/office/drawing/2016/5/13/chartex" xmlns:cx8="http://schemas.microsoft.com/office/drawing/2016/5/14/chartex" xmlns:mc="http://schemas.openxmlformats.org/markup-compatibility/2006" xmlns:aink="http://schemas.microsoft.com/office/drawing/2016/ink" xmlns:am3d="http://schemas.microsoft.com/office/drawing/2017/model3d" xmlns:o="urn:schemas-microsoft-com:office:office" xmlns:oel="http://schemas.microsoft.com/office/2019/extlst" xmlns:r="http://schemas.openxmlformats.org/officeDocument/2006/relationships" xmlns:m="http://schemas.openxmlformats.org/officeDocument/2006/math" xmlns:v="urn:schemas-microsoft-com:vml" xmlns:wp14="http://schemas.microsoft.com/office/word/2010/wordprocessingDrawing" xmlns:wp="http://schemas.openxmlformats.org/drawingml/2006/wordprocessingDrawing" xmlns:w10="urn:schemas-microsoft-com:office:word" xmlns:w="http://schemas.openxmlformats.org/wordprocessingml/2006/main" xmlns:w14="http://schemas.microsoft.com/office/word/2010/wordml" xmlns:w15="http://schemas.microsoft.com/office/word/2012/wordml" xmlns:w16cex="http://schemas.microsoft.com/office/word/2018/wordml/cex" xmlns:w16cid="http://schemas.microsoft.com/office/word/2016/wordml/cid" xmlns:w16="http://schemas.microsoft.com/office/word/2018/wordml" xmlns:w16du="http://schemas.microsoft.com/office/word/2023/wordml/word16du" xmlns:w16sdtdh="http://schemas.microsoft.com/office/word/2020/wordml/sdtdatahash" xmlns:w16sdtfl="http://schemas.microsoft.com/office/word/2024/wordml/sdtformatlock" xmlns:w16se="http://schemas.microsoft.com/office/word/2015/wordml/symex" xmlns:wpg="http://schemas.microsoft.com/office/word/2010/wordprocessingGroup" xmlns:wpi="http://schemas.microsoft.com/office/word/2010/wordprocessingInk" xmlns:wne="http://schemas.microsoft.com/office/word/2006/wordml" xmlns:wps="http://schemas.microsoft.com/office/word/2010/wordprocessingShape" mc:Ignorable="w14 w15 w16se w16cid w16 w16cex w16sdtdh w16sdtfl w16du wp14">
+<w:footnotes xmlns:wpc="http://schemas.microsoft.com/office/word/2010/wordprocessingCanvas" xmlns:cx="http://schemas.microsoft.com/office/drawing/2014/chartex" xmlns:cx1="http://schemas.microsoft.com/office/drawing/2015/9/8/chartex" xmlns:cx2="http://schemas.microsoft.com/office/drawing/2015/10/21/chartex" xmlns:cx3="http://schemas.microsoft.com/office/drawing/2016/5/9/chartex" xmlns:cx4="http://schemas.microsoft.com/office/drawing/2016/5/10/chartex" xmlns:cx5="http://schemas.microsoft.com/office/drawing/2016/5/11/chartex" xmlns:cx6="http://schemas.microsoft.com/office/drawing/2016/5/12/chartex" xmlns:cx7="http://schemas.microsoft.com/office/drawing/2016/5/13/chartex" xmlns:cx8="http://schemas.microsoft.com/office/drawing/2016/5/14/chartex" xmlns:mc="http://schemas.openxmlformats.org/markup-compatibility/2006" xmlns:aink="http://schemas.microsoft.com/office/drawing/2016/ink" xmlns:am3d="http://schemas.microsoft.com/office/drawing/2017/model3d" xmlns:o="urn:schemas-microsoft-com:office:office" xmlns:r="http://schemas.openxmlformats.org/officeDocument/2006/relationships" xmlns:m="http://schemas.openxmlformats.org/officeDocument/2006/math" xmlns:v="urn:schemas-microsoft-com:vml" xmlns:wp14="http://schemas.microsoft.com/office/word/2010/wordprocessingDrawing" xmlns:wp="http://schemas.openxmlformats.org/drawingml/2006/wordprocessingDrawing" xmlns:w10="urn:schemas-microsoft-com:office:word" xmlns:w="http://schemas.openxmlformats.org/wordprocessingml/2006/main" xmlns:w14="http://schemas.microsoft.com/office/word/2010/wordml" xmlns:w15="http://schemas.microsoft.com/office/word/2012/wordml" xmlns:w16cex="http://schemas.microsoft.com/office/word/2018/wordml/cex" xmlns:w16cid="http://schemas.microsoft.com/office/word/2016/wordml/cid" xmlns:w16="http://schemas.microsoft.com/office/word/2018/wordml" xmlns:w16sdtdh="http://schemas.microsoft.com/office/word/2020/wordml/sdtdatahash" xmlns:w16se="http://schemas.microsoft.com/office/word/2015/wordml/symex" xmlns:wpg="http://schemas.microsoft.com/office/word/2010/wordprocessingGroup" xmlns:wpi="http://schemas.microsoft.com/office/word/2010/wordprocessingInk" xmlns:wne="http://schemas.microsoft.com/office/word/2006/wordml" xmlns:wps="http://schemas.microsoft.com/office/word/2010/wordprocessingShape" mc:Ignorable="w14 w15 w16se w16cid w16 w16cex w16sdtdh wp14">
   <w:footnote w:type="separator" w:id="-1">
     <w:p>
       <w:r>
@@ -2985,7 +2978,7 @@
 </file>
 
 <file path=word/header1.xml><?xml version="1.0" encoding="utf-8"?>
-<w:hdr xmlns:wpc="http://schemas.microsoft.com/office/word/2010/wordprocessingCanvas" xmlns:cx="http://schemas.microsoft.com/office/drawing/2014/chartex" xmlns:cx1="http://schemas.microsoft.com/office/drawing/2015/9/8/chartex" xmlns:cx2="http://schemas.microsoft.com/office/drawing/2015/10/21/chartex" xmlns:cx3="http://schemas.microsoft.com/office/drawing/2016/5/9/chartex" xmlns:cx4="http://schemas.microsoft.com/office/drawing/2016/5/10/chartex" xmlns:cx5="http://schemas.microsoft.com/office/drawing/2016/5/11/chartex" xmlns:cx6="http://schemas.microsoft.com/office/drawing/2016/5/12/chartex" xmlns:cx7="http://schemas.microsoft.com/office/drawing/2016/5/13/chartex" xmlns:cx8="http://schemas.microsoft.com/office/drawing/2016/5/14/chartex" xmlns:mc="http://schemas.openxmlformats.org/markup-compatibility/2006" xmlns:aink="http://schemas.microsoft.com/office/drawing/2016/ink" xmlns:am3d="http://schemas.microsoft.com/office/drawing/2017/model3d" xmlns:o="urn:schemas-microsoft-com:office:office" xmlns:oel="http://schemas.microsoft.com/office/2019/extlst" xmlns:r="http://schemas.openxmlformats.org/officeDocument/2006/relationships" xmlns:m="http://schemas.openxmlformats.org/officeDocument/2006/math" xmlns:v="urn:schemas-microsoft-com:vml" xmlns:wp14="http://schemas.microsoft.com/office/word/2010/wordprocessingDrawing" xmlns:wp="http://schemas.openxmlformats.org/drawingml/2006/wordprocessingDrawing" xmlns:w10="urn:schemas-microsoft-com:office:word" xmlns:w="http://schemas.openxmlformats.org/wordprocessingml/2006/main" xmlns:w14="http://schemas.microsoft.com/office/word/2010/wordml" xmlns:w15="http://schemas.microsoft.com/office/word/2012/wordml" xmlns:w16cex="http://schemas.microsoft.com/office/word/2018/wordml/cex" xmlns:w16cid="http://schemas.microsoft.com/office/word/2016/wordml/cid" xmlns:w16="http://schemas.microsoft.com/office/word/2018/wordml" xmlns:w16du="http://schemas.microsoft.com/office/word/2023/wordml/word16du" xmlns:w16sdtdh="http://schemas.microsoft.com/office/word/2020/wordml/sdtdatahash" xmlns:w16sdtfl="http://schemas.microsoft.com/office/word/2024/wordml/sdtformatlock" xmlns:w16se="http://schemas.microsoft.com/office/word/2015/wordml/symex" xmlns:wpg="http://schemas.microsoft.com/office/word/2010/wordprocessingGroup" xmlns:wpi="http://schemas.microsoft.com/office/word/2010/wordprocessingInk" xmlns:wne="http://schemas.microsoft.com/office/word/2006/wordml" xmlns:wps="http://schemas.microsoft.com/office/word/2010/wordprocessingShape" mc:Ignorable="w14 w15 w16se w16cid w16 w16cex w16sdtdh w16sdtfl w16du wp14">
+<w:hdr xmlns:wpc="http://schemas.microsoft.com/office/word/2010/wordprocessingCanvas" xmlns:cx="http://schemas.microsoft.com/office/drawing/2014/chartex" xmlns:cx1="http://schemas.microsoft.com/office/drawing/2015/9/8/chartex" xmlns:cx2="http://schemas.microsoft.com/office/drawing/2015/10/21/chartex" xmlns:cx3="http://schemas.microsoft.com/office/drawing/2016/5/9/chartex" xmlns:cx4="http://schemas.microsoft.com/office/drawing/2016/5/10/chartex" xmlns:cx5="http://schemas.microsoft.com/office/drawing/2016/5/11/chartex" xmlns:cx6="http://schemas.microsoft.com/office/drawing/2016/5/12/chartex" xmlns:cx7="http://schemas.microsoft.com/office/drawing/2016/5/13/chartex" xmlns:cx8="http://schemas.microsoft.com/office/drawing/2016/5/14/chartex" xmlns:mc="http://schemas.openxmlformats.org/markup-compatibility/2006" xmlns:aink="http://schemas.microsoft.com/office/drawing/2016/ink" xmlns:am3d="http://schemas.microsoft.com/office/drawing/2017/model3d" xmlns:o="urn:schemas-microsoft-com:office:office" xmlns:r="http://schemas.openxmlformats.org/officeDocument/2006/relationships" xmlns:m="http://schemas.openxmlformats.org/officeDocument/2006/math" xmlns:v="urn:schemas-microsoft-com:vml" xmlns:wp14="http://schemas.microsoft.com/office/word/2010/wordprocessingDrawing" xmlns:wp="http://schemas.openxmlformats.org/drawingml/2006/wordprocessingDrawing" xmlns:w10="urn:schemas-microsoft-com:office:word" xmlns:w="http://schemas.openxmlformats.org/wordprocessingml/2006/main" xmlns:w14="http://schemas.microsoft.com/office/word/2010/wordml" xmlns:w15="http://schemas.microsoft.com/office/word/2012/wordml" xmlns:w16cex="http://schemas.microsoft.com/office/word/2018/wordml/cex" xmlns:w16cid="http://schemas.microsoft.com/office/word/2016/wordml/cid" xmlns:w16="http://schemas.microsoft.com/office/word/2018/wordml" xmlns:w16sdtdh="http://schemas.microsoft.com/office/word/2020/wordml/sdtdatahash" xmlns:w16se="http://schemas.microsoft.com/office/word/2015/wordml/symex" xmlns:wpg="http://schemas.microsoft.com/office/word/2010/wordprocessingGroup" xmlns:wpi="http://schemas.microsoft.com/office/word/2010/wordprocessingInk" xmlns:wne="http://schemas.microsoft.com/office/word/2006/wordml" xmlns:wps="http://schemas.microsoft.com/office/word/2010/wordprocessingShape" mc:Ignorable="w14 w15 w16se w16cid w16 w16cex w16sdtdh wp14">
   <w:tbl>
     <w:tblPr>
       <w:tblW w:w="9360" w:type="dxa"/>
@@ -3000,6 +2993,9 @@
       <w:gridCol w:w="3140"/>
     </w:tblGrid>
     <w:tr>
+      <w:trPr>
+        <w:trHeight w:hRule="exact" w:val="2410"/>
+      </w:trPr>
       <w:tc>
         <w:tcPr>
           <w:tcW w:w="8060" w:type="dxa"/>
@@ -3087,7 +3083,7 @@
 </file>
 
 <file path=word/numbering.xml><?xml version="1.0" encoding="utf-8"?>
-<w:numbering xmlns:wpc="http://schemas.microsoft.com/office/word/2010/wordprocessingCanvas" xmlns:cx="http://schemas.microsoft.com/office/drawing/2014/chartex" xmlns:cx1="http://schemas.microsoft.com/office/drawing/2015/9/8/chartex" xmlns:cx2="http://schemas.microsoft.com/office/drawing/2015/10/21/chartex" xmlns:cx3="http://schemas.microsoft.com/office/drawing/2016/5/9/chartex" xmlns:cx4="http://schemas.microsoft.com/office/drawing/2016/5/10/chartex" xmlns:cx5="http://schemas.microsoft.com/office/drawing/2016/5/11/chartex" xmlns:cx6="http://schemas.microsoft.com/office/drawing/2016/5/12/chartex" xmlns:cx7="http://schemas.microsoft.com/office/drawing/2016/5/13/chartex" xmlns:cx8="http://schemas.microsoft.com/office/drawing/2016/5/14/chartex" xmlns:mc="http://schemas.openxmlformats.org/markup-compatibility/2006" xmlns:aink="http://schemas.microsoft.com/office/drawing/2016/ink" xmlns:am3d="http://schemas.microsoft.com/office/drawing/2017/model3d" xmlns:o="urn:schemas-microsoft-com:office:office" xmlns:oel="http://schemas.microsoft.com/office/2019/extlst" xmlns:r="http://schemas.openxmlformats.org/officeDocument/2006/relationships" xmlns:m="http://schemas.openxmlformats.org/officeDocument/2006/math" xmlns:v="urn:schemas-microsoft-com:vml" xmlns:wp14="http://schemas.microsoft.com/office/word/2010/wordprocessingDrawing" xmlns:wp="http://schemas.openxmlformats.org/drawingml/2006/wordprocessingDrawing" xmlns:w10="urn:schemas-microsoft-com:office:word" xmlns:w="http://schemas.openxmlformats.org/wordprocessingml/2006/main" xmlns:w14="http://schemas.microsoft.com/office/word/2010/wordml" xmlns:w15="http://schemas.microsoft.com/office/word/2012/wordml" xmlns:w16cex="http://schemas.microsoft.com/office/word/2018/wordml/cex" xmlns:w16cid="http://schemas.microsoft.com/office/word/2016/wordml/cid" xmlns:w16="http://schemas.microsoft.com/office/word/2018/wordml" xmlns:w16du="http://schemas.microsoft.com/office/word/2023/wordml/word16du" xmlns:w16sdtdh="http://schemas.microsoft.com/office/word/2020/wordml/sdtdatahash" xmlns:w16sdtfl="http://schemas.microsoft.com/office/word/2024/wordml/sdtformatlock" xmlns:w16se="http://schemas.microsoft.com/office/word/2015/wordml/symex" xmlns:wpg="http://schemas.microsoft.com/office/word/2010/wordprocessingGroup" xmlns:wpi="http://schemas.microsoft.com/office/word/2010/wordprocessingInk" xmlns:wne="http://schemas.microsoft.com/office/word/2006/wordml" xmlns:wps="http://schemas.microsoft.com/office/word/2010/wordprocessingShape" mc:Ignorable="w14 w15 w16se w16cid w16 w16cex w16sdtdh w16sdtfl w16du wp14">
+<w:numbering xmlns:wpc="http://schemas.microsoft.com/office/word/2010/wordprocessingCanvas" xmlns:cx="http://schemas.microsoft.com/office/drawing/2014/chartex" xmlns:cx1="http://schemas.microsoft.com/office/drawing/2015/9/8/chartex" xmlns:cx2="http://schemas.microsoft.com/office/drawing/2015/10/21/chartex" xmlns:cx3="http://schemas.microsoft.com/office/drawing/2016/5/9/chartex" xmlns:cx4="http://schemas.microsoft.com/office/drawing/2016/5/10/chartex" xmlns:cx5="http://schemas.microsoft.com/office/drawing/2016/5/11/chartex" xmlns:cx6="http://schemas.microsoft.com/office/drawing/2016/5/12/chartex" xmlns:cx7="http://schemas.microsoft.com/office/drawing/2016/5/13/chartex" xmlns:cx8="http://schemas.microsoft.com/office/drawing/2016/5/14/chartex" xmlns:mc="http://schemas.openxmlformats.org/markup-compatibility/2006" xmlns:aink="http://schemas.microsoft.com/office/drawing/2016/ink" xmlns:am3d="http://schemas.microsoft.com/office/drawing/2017/model3d" xmlns:o="urn:schemas-microsoft-com:office:office" xmlns:r="http://schemas.openxmlformats.org/officeDocument/2006/relationships" xmlns:m="http://schemas.openxmlformats.org/officeDocument/2006/math" xmlns:v="urn:schemas-microsoft-com:vml" xmlns:wp14="http://schemas.microsoft.com/office/word/2010/wordprocessingDrawing" xmlns:wp="http://schemas.openxmlformats.org/drawingml/2006/wordprocessingDrawing" xmlns:w10="urn:schemas-microsoft-com:office:word" xmlns:w="http://schemas.openxmlformats.org/wordprocessingml/2006/main" xmlns:w14="http://schemas.microsoft.com/office/word/2010/wordml" xmlns:w15="http://schemas.microsoft.com/office/word/2012/wordml" xmlns:w16cex="http://schemas.microsoft.com/office/word/2018/wordml/cex" xmlns:w16cid="http://schemas.microsoft.com/office/word/2016/wordml/cid" xmlns:w16="http://schemas.microsoft.com/office/word/2018/wordml" xmlns:w16sdtdh="http://schemas.microsoft.com/office/word/2020/wordml/sdtdatahash" xmlns:w16se="http://schemas.microsoft.com/office/word/2015/wordml/symex" xmlns:wpg="http://schemas.microsoft.com/office/word/2010/wordprocessingGroup" xmlns:wpi="http://schemas.microsoft.com/office/word/2010/wordprocessingInk" xmlns:wne="http://schemas.microsoft.com/office/word/2006/wordml" xmlns:wps="http://schemas.microsoft.com/office/word/2010/wordprocessingShape" mc:Ignorable="w14 w15 w16se w16cid w16 w16cex w16sdtdh wp14">
   <w:abstractNum w:abstractNumId="0" w15:restartNumberingAfterBreak="0">
     <w:nsid w:val="090B0C57"/>
     <w:multiLevelType w:val="hybridMultilevel"/>
@@ -3228,13 +3224,13 @@
       <w:lvlJc w:val="left"/>
     </w:lvl>
   </w:abstractNum>
-  <w:num w:numId="1" w16cid:durableId="1783723839">
+  <w:num w:numId="1">
     <w:abstractNumId w:val="0"/>
     <w:lvlOverride w:ilvl="0">
       <w:startOverride w:val="1"/>
     </w:lvlOverride>
   </w:num>
-  <w:num w:numId="2" w16cid:durableId="764688840">
+  <w:num w:numId="2">
     <w:abstractNumId w:val="1"/>
     <w:lvlOverride w:ilvl="0">
       <w:startOverride w:val="1"/>
@@ -3244,7 +3240,7 @@
 </file>
 
 <file path=word/styles.xml><?xml version="1.0" encoding="utf-8"?>
-<w:styles xmlns:mc="http://schemas.openxmlformats.org/markup-compatibility/2006" xmlns:r="http://schemas.openxmlformats.org/officeDocument/2006/relationships" xmlns:w="http://schemas.openxmlformats.org/wordprocessingml/2006/main" xmlns:w14="http://schemas.microsoft.com/office/word/2010/wordml" xmlns:w15="http://schemas.microsoft.com/office/word/2012/wordml" xmlns:w16cex="http://schemas.microsoft.com/office/word/2018/wordml/cex" xmlns:w16cid="http://schemas.microsoft.com/office/word/2016/wordml/cid" xmlns:w16="http://schemas.microsoft.com/office/word/2018/wordml" xmlns:w16du="http://schemas.microsoft.com/office/word/2023/wordml/word16du" xmlns:w16sdtdh="http://schemas.microsoft.com/office/word/2020/wordml/sdtdatahash" xmlns:w16sdtfl="http://schemas.microsoft.com/office/word/2024/wordml/sdtformatlock" xmlns:w16se="http://schemas.microsoft.com/office/word/2015/wordml/symex" mc:Ignorable="w14 w15 w16se w16cid w16 w16cex w16sdtdh w16sdtfl w16du">
+<w:styles xmlns:mc="http://schemas.openxmlformats.org/markup-compatibility/2006" xmlns:r="http://schemas.openxmlformats.org/officeDocument/2006/relationships" xmlns:w="http://schemas.openxmlformats.org/wordprocessingml/2006/main" xmlns:w14="http://schemas.microsoft.com/office/word/2010/wordml" xmlns:w15="http://schemas.microsoft.com/office/word/2012/wordml" xmlns:w16cex="http://schemas.microsoft.com/office/word/2018/wordml/cex" xmlns:w16cid="http://schemas.microsoft.com/office/word/2016/wordml/cid" xmlns:w16="http://schemas.microsoft.com/office/word/2018/wordml" xmlns:w16sdtdh="http://schemas.microsoft.com/office/word/2020/wordml/sdtdatahash" xmlns:w16se="http://schemas.microsoft.com/office/word/2015/wordml/symex" mc:Ignorable="w14 w15 w16se w16cid w16 w16cex w16sdtdh">
   <w:docDefaults>
     <w:rPrDefault>
       <w:rPr>
